--- a/src/Annotation Guide.docx
+++ b/src/Annotation Guide.docx
@@ -2996,25 +2996,7 @@
             <w:sz w:val="22"/>
             <w:szCs w:val="22"/>
           </w:rPr>
-          <w:t>S</w:t>
-        </w:r>
-        <w:r>
-          <w:rPr>
-            <w:rStyle w:val="Lienhypertexte"/>
-            <w:rFonts w:ascii="Times New Roman" w:hAnsi="Times New Roman" w:cs="Times New Roman"/>
-            <w:sz w:val="22"/>
-            <w:szCs w:val="22"/>
-          </w:rPr>
-          <w:t>F</w:t>
-        </w:r>
-        <w:r>
-          <w:rPr>
-            <w:rStyle w:val="Lienhypertexte"/>
-            <w:rFonts w:ascii="Times New Roman" w:hAnsi="Times New Roman" w:cs="Times New Roman"/>
-            <w:sz w:val="22"/>
-            <w:szCs w:val="22"/>
-          </w:rPr>
-          <w:t>onto</w:t>
+          <w:t>SFonto</w:t>
         </w:r>
         <w:proofErr w:type="spellEnd"/>
       </w:hyperlink>
@@ -3717,15 +3699,7 @@
           <w:sz w:val="22"/>
           <w:szCs w:val="22"/>
         </w:rPr>
-        <w:t xml:space="preserve"> lieux étant </w:t>
-      </w:r>
-      <w:r>
-        <w:rPr>
-          <w:rFonts w:ascii="Times New Roman" w:hAnsi="Times New Roman" w:cs="Times New Roman"/>
-          <w:sz w:val="22"/>
-          <w:szCs w:val="22"/>
-        </w:rPr>
-        <w:t xml:space="preserve">dans le fichier </w:t>
+        <w:t xml:space="preserve"> lieux étant dans le fichier </w:t>
       </w:r>
       <w:hyperlink r:id="rId9" w:history="1">
         <w:proofErr w:type="spellStart"/>
@@ -4033,15 +4007,7 @@
           <w:sz w:val="22"/>
           <w:szCs w:val="22"/>
         </w:rPr>
-        <w:t xml:space="preserve">P2_has_feature </w:t>
-      </w:r>
-      <w:r>
-        <w:rPr>
-          <w:rFonts w:ascii="Times New Roman" w:hAnsi="Times New Roman" w:cs="Times New Roman"/>
-          <w:sz w:val="22"/>
-          <w:szCs w:val="22"/>
-        </w:rPr>
-        <w:t xml:space="preserve">(un type </w:t>
+        <w:t xml:space="preserve">P2_has_feature (un type </w:t>
       </w:r>
       <w:r>
         <w:rPr>
@@ -4237,15 +4203,7 @@
           <w:sz w:val="22"/>
           <w:szCs w:val="22"/>
         </w:rPr>
-        <w:t xml:space="preserve">P2_has_feature </w:t>
-      </w:r>
-      <w:r>
-        <w:rPr>
-          <w:rFonts w:ascii="Times New Roman" w:hAnsi="Times New Roman" w:cs="Times New Roman"/>
-          <w:sz w:val="22"/>
-          <w:szCs w:val="22"/>
-        </w:rPr>
-        <w:t xml:space="preserve">(un type </w:t>
+        <w:t xml:space="preserve">P2_has_feature (un type </w:t>
       </w:r>
       <w:r>
         <w:rPr>
@@ -4263,23 +4221,7 @@
           <w:sz w:val="22"/>
           <w:szCs w:val="22"/>
         </w:rPr>
-        <w:t xml:space="preserve"> d</w:t>
-      </w:r>
-      <w:r>
-        <w:rPr>
-          <w:rFonts w:ascii="Times New Roman" w:hAnsi="Times New Roman" w:cs="Times New Roman"/>
-          <w:sz w:val="22"/>
-          <w:szCs w:val="22"/>
-        </w:rPr>
-        <w:t>’organisation</w:t>
-      </w:r>
-      <w:r>
-        <w:rPr>
-          <w:rFonts w:ascii="Times New Roman" w:hAnsi="Times New Roman" w:cs="Times New Roman"/>
-          <w:sz w:val="22"/>
-          <w:szCs w:val="22"/>
-        </w:rPr>
-        <w:t>, la liste finie des</w:t>
+        <w:t xml:space="preserve"> d’organisation, la liste finie des</w:t>
       </w:r>
       <w:r>
         <w:rPr>
@@ -4646,23 +4588,7 @@
           <w:sz w:val="22"/>
           <w:szCs w:val="22"/>
         </w:rPr>
-        <w:t xml:space="preserve"> </w:t>
-      </w:r>
-      <w:r>
-        <w:rPr>
-          <w:rFonts w:ascii="Times New Roman" w:hAnsi="Times New Roman" w:cs="Times New Roman"/>
-          <w:sz w:val="22"/>
-          <w:szCs w:val="22"/>
-        </w:rPr>
-        <w:t>de communauté</w:t>
-      </w:r>
-      <w:r>
-        <w:rPr>
-          <w:rFonts w:ascii="Times New Roman" w:hAnsi="Times New Roman" w:cs="Times New Roman"/>
-          <w:sz w:val="22"/>
-          <w:szCs w:val="22"/>
-        </w:rPr>
-        <w:t>, la liste finie des</w:t>
+        <w:t xml:space="preserve"> de communauté, la liste finie des</w:t>
       </w:r>
       <w:r>
         <w:rPr>
@@ -4957,23 +4883,7 @@
           <w:sz w:val="22"/>
           <w:szCs w:val="22"/>
         </w:rPr>
-        <w:t xml:space="preserve"> </w:t>
-      </w:r>
-      <w:r>
-        <w:rPr>
-          <w:rFonts w:ascii="Times New Roman" w:hAnsi="Times New Roman" w:cs="Times New Roman"/>
-          <w:sz w:val="22"/>
-          <w:szCs w:val="22"/>
-        </w:rPr>
-        <w:t>de groupe</w:t>
-      </w:r>
-      <w:r>
-        <w:rPr>
-          <w:rFonts w:ascii="Times New Roman" w:hAnsi="Times New Roman" w:cs="Times New Roman"/>
-          <w:sz w:val="22"/>
-          <w:szCs w:val="22"/>
-        </w:rPr>
-        <w:t>, la liste finie des</w:t>
+        <w:t xml:space="preserve"> de groupe, la liste finie des</w:t>
       </w:r>
       <w:r>
         <w:rPr>
@@ -5137,23 +5047,7 @@
           <w:sz w:val="22"/>
           <w:szCs w:val="22"/>
         </w:rPr>
-        <w:t xml:space="preserve"> </w:t>
-      </w:r>
-      <w:r>
-        <w:rPr>
-          <w:rFonts w:ascii="Times New Roman" w:hAnsi="Times New Roman" w:cs="Times New Roman"/>
-          <w:sz w:val="22"/>
-          <w:szCs w:val="22"/>
-        </w:rPr>
-        <w:t>peuvent être écrites sous n’importe quelle forme</w:t>
-      </w:r>
-      <w:r>
-        <w:rPr>
-          <w:rFonts w:ascii="Times New Roman" w:hAnsi="Times New Roman" w:cs="Times New Roman"/>
-          <w:sz w:val="22"/>
-          <w:szCs w:val="22"/>
-        </w:rPr>
-        <w:t>.</w:t>
+        <w:t xml:space="preserve"> peuvent être écrites sous n’importe quelle forme.</w:t>
       </w:r>
     </w:p>
     <w:p>
@@ -5284,31 +5178,7 @@
           <w:sz w:val="22"/>
           <w:szCs w:val="22"/>
         </w:rPr>
-        <w:t xml:space="preserve"> d’objet</w:t>
-      </w:r>
-      <w:r>
-        <w:rPr>
-          <w:rFonts w:ascii="Times New Roman" w:hAnsi="Times New Roman" w:cs="Times New Roman"/>
-          <w:sz w:val="22"/>
-          <w:szCs w:val="22"/>
-        </w:rPr>
-        <w:t xml:space="preserve">, la liste finie des </w:t>
-      </w:r>
-      <w:r>
-        <w:rPr>
-          <w:rFonts w:ascii="Times New Roman" w:hAnsi="Times New Roman" w:cs="Times New Roman"/>
-          <w:sz w:val="22"/>
-          <w:szCs w:val="22"/>
-        </w:rPr>
-        <w:t>types d’objets</w:t>
-      </w:r>
-      <w:r>
-        <w:rPr>
-          <w:rFonts w:ascii="Times New Roman" w:hAnsi="Times New Roman" w:cs="Times New Roman"/>
-          <w:sz w:val="22"/>
-          <w:szCs w:val="22"/>
-        </w:rPr>
-        <w:t xml:space="preserve"> étant dans le fichier </w:t>
+        <w:t xml:space="preserve"> d’objet, la liste finie des types d’objets étant dans le fichier </w:t>
       </w:r>
       <w:hyperlink r:id="rId14" w:history="1">
         <w:proofErr w:type="spellStart"/>
@@ -5582,23 +5452,7 @@
           <w:sz w:val="22"/>
           <w:szCs w:val="22"/>
         </w:rPr>
-        <w:t>« </w:t>
-      </w:r>
-      <w:r>
-        <w:rPr>
-          <w:rFonts w:ascii="Times New Roman" w:hAnsi="Times New Roman" w:cs="Times New Roman"/>
-          <w:sz w:val="22"/>
-          <w:szCs w:val="22"/>
-        </w:rPr>
-        <w:t>Narrative Events</w:t>
-      </w:r>
-      <w:r>
-        <w:rPr>
-          <w:rFonts w:ascii="Times New Roman" w:hAnsi="Times New Roman" w:cs="Times New Roman"/>
-          <w:sz w:val="22"/>
-          <w:szCs w:val="22"/>
-        </w:rPr>
-        <w:t> »</w:t>
+        <w:t>« Narrative Events »</w:t>
       </w:r>
       <w:r>
         <w:rPr>
@@ -5742,15 +5596,7 @@
           <w:sz w:val="22"/>
           <w:szCs w:val="22"/>
         </w:rPr>
-        <w:t> »</w:t>
-      </w:r>
-      <w:r>
-        <w:rPr>
-          <w:rFonts w:ascii="Times New Roman" w:hAnsi="Times New Roman" w:cs="Times New Roman"/>
-          <w:sz w:val="22"/>
-          <w:szCs w:val="22"/>
-        </w:rPr>
-        <w:t xml:space="preserve"> de l’Excel les péripéties</w:t>
+        <w:t> » de l’Excel les péripéties</w:t>
       </w:r>
       <w:r>
         <w:rPr>
@@ -5803,15 +5649,7 @@
           <w:sz w:val="22"/>
           <w:szCs w:val="22"/>
         </w:rPr>
-        <w:t xml:space="preserve">Annoter dans l’onglet </w:t>
-      </w:r>
-      <w:r>
-        <w:rPr>
-          <w:rFonts w:ascii="Times New Roman" w:hAnsi="Times New Roman" w:cs="Times New Roman"/>
-          <w:sz w:val="22"/>
-          <w:szCs w:val="22"/>
-        </w:rPr>
-        <w:t>« </w:t>
+        <w:t>Annoter dans l’onglet « </w:t>
       </w:r>
       <w:proofErr w:type="spellStart"/>
       <w:r>
@@ -5829,15 +5667,7 @@
           <w:sz w:val="22"/>
           <w:szCs w:val="22"/>
         </w:rPr>
-        <w:t> »</w:t>
-      </w:r>
-      <w:r>
-        <w:rPr>
-          <w:rFonts w:ascii="Times New Roman" w:hAnsi="Times New Roman" w:cs="Times New Roman"/>
-          <w:sz w:val="22"/>
-          <w:szCs w:val="22"/>
-        </w:rPr>
-        <w:t xml:space="preserve"> de l’Excel les motifs narratifs (classe </w:t>
+        <w:t xml:space="preserve"> » de l’Excel les motifs narratifs (classe </w:t>
       </w:r>
       <w:r>
         <w:rPr>
@@ -5876,15 +5706,7 @@
           <w:szCs w:val="22"/>
         </w:rPr>
         <w:lastRenderedPageBreak/>
-        <w:t xml:space="preserve">Annoter dans l’onglet </w:t>
-      </w:r>
-      <w:r>
-        <w:rPr>
-          <w:rFonts w:ascii="Times New Roman" w:hAnsi="Times New Roman" w:cs="Times New Roman"/>
-          <w:sz w:val="22"/>
-          <w:szCs w:val="22"/>
-        </w:rPr>
-        <w:t xml:space="preserve">« Narrative </w:t>
+        <w:t xml:space="preserve">Annoter dans l’onglet « Narrative </w:t>
       </w:r>
       <w:proofErr w:type="spellStart"/>
       <w:r>
@@ -5902,15 +5724,7 @@
           <w:sz w:val="22"/>
           <w:szCs w:val="22"/>
         </w:rPr>
-        <w:t> »</w:t>
-      </w:r>
-      <w:r>
-        <w:rPr>
-          <w:rFonts w:ascii="Times New Roman" w:hAnsi="Times New Roman" w:cs="Times New Roman"/>
-          <w:sz w:val="22"/>
-          <w:szCs w:val="22"/>
-        </w:rPr>
-        <w:t xml:space="preserve"> de l’Excel les séquences narratives (classe </w:t>
+        <w:t xml:space="preserve"> » de l’Excel les séquences narratives (classe </w:t>
       </w:r>
       <w:r>
         <w:rPr>
@@ -6535,23 +6349,7 @@
           <w:sz w:val="22"/>
           <w:szCs w:val="22"/>
         </w:rPr>
-        <w:t xml:space="preserve">, la liste finie des </w:t>
-      </w:r>
-      <w:r>
-        <w:rPr>
-          <w:rFonts w:ascii="Times New Roman" w:hAnsi="Times New Roman" w:cs="Times New Roman"/>
-          <w:sz w:val="22"/>
-          <w:szCs w:val="22"/>
-        </w:rPr>
-        <w:t>fonctions narratives</w:t>
-      </w:r>
-      <w:r>
-        <w:rPr>
-          <w:rFonts w:ascii="Times New Roman" w:hAnsi="Times New Roman" w:cs="Times New Roman"/>
-          <w:sz w:val="22"/>
-          <w:szCs w:val="22"/>
-        </w:rPr>
-        <w:t xml:space="preserve"> étant dans le fichier </w:t>
+        <w:t xml:space="preserve">, la liste finie des fonctions narratives étant dans le fichier </w:t>
       </w:r>
       <w:hyperlink r:id="rId15" w:history="1">
         <w:proofErr w:type="spellStart"/>
@@ -6752,7 +6550,23 @@
           <w:sz w:val="22"/>
           <w:szCs w:val="22"/>
         </w:rPr>
-        <w:t xml:space="preserve">Il n’y a que deux instances possibles de </w:t>
+        <w:t xml:space="preserve">Il y a </w:t>
+      </w:r>
+      <w:r>
+        <w:rPr>
+          <w:rFonts w:ascii="Times New Roman" w:hAnsi="Times New Roman" w:cs="Times New Roman"/>
+          <w:sz w:val="22"/>
+          <w:szCs w:val="22"/>
+        </w:rPr>
+        <w:t>au moins</w:t>
+      </w:r>
+      <w:r>
+        <w:rPr>
+          <w:rFonts w:ascii="Times New Roman" w:hAnsi="Times New Roman" w:cs="Times New Roman"/>
+          <w:sz w:val="22"/>
+          <w:szCs w:val="22"/>
+        </w:rPr>
+        <w:t xml:space="preserve"> deux instances possibles de </w:t>
       </w:r>
       <w:r>
         <w:rPr>
@@ -6763,6 +6577,58 @@
           <w:szCs w:val="22"/>
         </w:rPr>
         <w:t>G7_Narrative_Sequence</w:t>
+      </w:r>
+      <w:r>
+        <w:rPr>
+          <w:rFonts w:ascii="Times New Roman" w:hAnsi="Times New Roman" w:cs="Times New Roman"/>
+          <w:sz w:val="22"/>
+          <w:szCs w:val="22"/>
+        </w:rPr>
+        <w:t xml:space="preserve"> (fabula et </w:t>
+      </w:r>
+      <w:proofErr w:type="spellStart"/>
+      <w:r>
+        <w:rPr>
+          <w:rFonts w:ascii="Times New Roman" w:hAnsi="Times New Roman" w:cs="Times New Roman"/>
+          <w:sz w:val="22"/>
+          <w:szCs w:val="22"/>
+        </w:rPr>
+        <w:t>syuzhet</w:t>
+      </w:r>
+      <w:proofErr w:type="spellEnd"/>
+      <w:r>
+        <w:rPr>
+          <w:rFonts w:ascii="Times New Roman" w:hAnsi="Times New Roman" w:cs="Times New Roman"/>
+          <w:sz w:val="22"/>
+          <w:szCs w:val="22"/>
+        </w:rPr>
+        <w:t xml:space="preserve">), pour les autres, les instances sont écrits sous la forme </w:t>
+      </w:r>
+      <w:r>
+        <w:rPr>
+          <w:rFonts w:ascii="Cascadia Code" w:hAnsi="Cascadia Code" w:cs="Cascadia Code"/>
+          <w:sz w:val="18"/>
+          <w:szCs w:val="18"/>
+        </w:rPr>
+        <w:t xml:space="preserve">[nom de la </w:t>
+      </w:r>
+      <w:proofErr w:type="gramStart"/>
+      <w:r>
+        <w:rPr>
+          <w:rFonts w:ascii="Cascadia Code" w:hAnsi="Cascadia Code" w:cs="Cascadia Code"/>
+          <w:sz w:val="18"/>
+          <w:szCs w:val="18"/>
+        </w:rPr>
+        <w:t>séquence]_</w:t>
+      </w:r>
+      <w:proofErr w:type="gramEnd"/>
+      <w:r>
+        <w:rPr>
+          <w:rFonts w:ascii="Cascadia Code" w:hAnsi="Cascadia Code" w:cs="Cascadia Code"/>
+          <w:sz w:val="18"/>
+          <w:szCs w:val="18"/>
+        </w:rPr>
+        <w:t>[titre]</w:t>
       </w:r>
       <w:r>
         <w:rPr>
@@ -7035,47 +6901,7 @@
           <w:sz w:val="22"/>
           <w:szCs w:val="22"/>
         </w:rPr>
-        <w:t>G</w:t>
-      </w:r>
-      <w:r>
-        <w:rPr>
-          <w:rFonts w:ascii="Times New Roman" w:hAnsi="Times New Roman" w:cs="Times New Roman"/>
-          <w:i/>
-          <w:iCs/>
-          <w:sz w:val="22"/>
-          <w:szCs w:val="22"/>
-        </w:rPr>
-        <w:t>14</w:t>
-      </w:r>
-      <w:r>
-        <w:rPr>
-          <w:rFonts w:ascii="Times New Roman" w:hAnsi="Times New Roman" w:cs="Times New Roman"/>
-          <w:i/>
-          <w:iCs/>
-          <w:sz w:val="22"/>
-          <w:szCs w:val="22"/>
-        </w:rPr>
-        <w:t>_</w:t>
-      </w:r>
-      <w:r>
-        <w:rPr>
-          <w:rFonts w:ascii="Times New Roman" w:hAnsi="Times New Roman" w:cs="Times New Roman"/>
-          <w:i/>
-          <w:iCs/>
-          <w:sz w:val="22"/>
-          <w:szCs w:val="22"/>
-        </w:rPr>
-        <w:t>Narrative</w:t>
-      </w:r>
-      <w:r>
-        <w:rPr>
-          <w:rFonts w:ascii="Times New Roman" w:hAnsi="Times New Roman" w:cs="Times New Roman"/>
-          <w:i/>
-          <w:iCs/>
-          <w:sz w:val="22"/>
-          <w:szCs w:val="22"/>
-        </w:rPr>
-        <w:t>-Stoff</w:t>
+        <w:t>G14_Narrative-Stoff</w:t>
       </w:r>
       <w:r>
         <w:rPr>
@@ -8128,6 +7954,7 @@
   <w:style w:type="character" w:default="1" w:styleId="Policepardfaut">
     <w:name w:val="Default Paragraph Font"/>
     <w:uiPriority w:val="1"/>
+    <w:semiHidden/>
     <w:unhideWhenUsed/>
   </w:style>
   <w:style w:type="table" w:default="1" w:styleId="TableauNormal">

--- a/src/Annotation Guide.docx
+++ b/src/Annotation Guide.docx
@@ -1979,6 +1979,25 @@
           <w:szCs w:val="22"/>
         </w:rPr>
         <w:t>endant la lecture, relever les entités relevant des personnages, les lieux, les organisations et groupes, ainsi que les objets importants et tous les mots-fictions.​</w:t>
+      </w:r>
+    </w:p>
+    <w:p>
+      <w:pPr>
+        <w:spacing w:after="0"/>
+        <w:jc w:val="both"/>
+        <w:rPr>
+          <w:rFonts w:ascii="Times New Roman" w:hAnsi="Times New Roman" w:cs="Times New Roman"/>
+          <w:sz w:val="22"/>
+          <w:szCs w:val="22"/>
+        </w:rPr>
+      </w:pPr>
+      <w:r>
+        <w:rPr>
+          <w:rFonts w:ascii="Times New Roman" w:hAnsi="Times New Roman" w:cs="Times New Roman"/>
+          <w:sz w:val="22"/>
+          <w:szCs w:val="22"/>
+        </w:rPr>
+        <w:t>Lorsque des phrases contiennent des informations sur la personnalité des personnages, noter cette phrase de côté.</w:t>
       </w:r>
     </w:p>
     <w:p>
@@ -3273,7 +3292,15 @@
           <w:sz w:val="22"/>
           <w:szCs w:val="22"/>
         </w:rPr>
-        <w:t xml:space="preserve">, </w:t>
+        <w:t xml:space="preserve"> et</w:t>
+      </w:r>
+      <w:r>
+        <w:rPr>
+          <w:rFonts w:ascii="Times New Roman" w:hAnsi="Times New Roman" w:cs="Times New Roman"/>
+          <w:sz w:val="22"/>
+          <w:szCs w:val="22"/>
+        </w:rPr>
+        <w:t xml:space="preserve"> </w:t>
       </w:r>
       <w:r>
         <w:rPr>
@@ -3291,32 +3318,6 @@
           <w:szCs w:val="18"/>
         </w:rPr>
         <w:t>physical_feature</w:t>
-      </w:r>
-      <w:proofErr w:type="spellEnd"/>
-      <w:r>
-        <w:rPr>
-          <w:rFonts w:ascii="Times New Roman" w:hAnsi="Times New Roman" w:cs="Times New Roman"/>
-          <w:sz w:val="22"/>
-          <w:szCs w:val="22"/>
-        </w:rPr>
-        <w:t xml:space="preserve"> et </w:t>
-      </w:r>
-      <w:r>
-        <w:rPr>
-          <w:rFonts w:ascii="Cascadia Code" w:hAnsi="Cascadia Code" w:cs="Cascadia Code"/>
-          <w:sz w:val="18"/>
-          <w:szCs w:val="18"/>
-        </w:rPr>
-        <w:t>:</w:t>
-      </w:r>
-      <w:proofErr w:type="spellStart"/>
-      <w:r>
-        <w:rPr>
-          <w:rFonts w:ascii="Cascadia Code" w:hAnsi="Cascadia Code" w:cs="Cascadia Code"/>
-          <w:sz w:val="18"/>
-          <w:szCs w:val="18"/>
-        </w:rPr>
-        <w:t>psychological_feature</w:t>
       </w:r>
       <w:proofErr w:type="spellEnd"/>
       <w:r>
@@ -5303,75 +5304,248 @@
         <w:jc w:val="both"/>
         <w:rPr>
           <w:rFonts w:ascii="Times New Roman" w:hAnsi="Times New Roman" w:cs="Times New Roman"/>
-          <w:color w:val="00B050"/>
-          <w:sz w:val="22"/>
-          <w:szCs w:val="22"/>
-        </w:rPr>
-      </w:pPr>
-      <w:r>
-        <w:rPr>
-          <w:rFonts w:ascii="Times New Roman" w:hAnsi="Times New Roman" w:cs="Times New Roman"/>
-          <w:color w:val="00B050"/>
-          <w:sz w:val="22"/>
-          <w:szCs w:val="22"/>
-        </w:rPr>
-        <w:t>TROISIEME LECTURE</w:t>
-      </w:r>
-      <w:r>
-        <w:rPr>
-          <w:rFonts w:ascii="Times New Roman" w:hAnsi="Times New Roman" w:cs="Times New Roman"/>
-          <w:color w:val="00B050"/>
+          <w:sz w:val="22"/>
+          <w:szCs w:val="22"/>
+        </w:rPr>
+      </w:pPr>
+      <w:r>
+        <w:rPr>
+          <w:rFonts w:ascii="Times New Roman" w:hAnsi="Times New Roman" w:cs="Times New Roman"/>
+          <w:sz w:val="22"/>
+          <w:szCs w:val="22"/>
+        </w:rPr>
+        <w:t>Concernant les phrases contenant des informations sur les personnalités des personnages, sélectionner LE mot dans la phrase qui contient le trait de personnalité. Par exemple dans la phrase « </w:t>
+      </w:r>
+      <w:r>
+        <w:rPr>
+          <w:rFonts w:ascii="Times New Roman" w:hAnsi="Times New Roman" w:cs="Times New Roman"/>
+          <w:sz w:val="22"/>
+          <w:szCs w:val="22"/>
+        </w:rPr>
+        <w:t>L</w:t>
+      </w:r>
+      <w:r>
+        <w:rPr>
+          <w:rFonts w:ascii="Times New Roman" w:hAnsi="Times New Roman" w:cs="Times New Roman"/>
+          <w:sz w:val="22"/>
+          <w:szCs w:val="22"/>
+        </w:rPr>
+        <w:t>’</w:t>
+      </w:r>
+      <w:r>
+        <w:rPr>
+          <w:rFonts w:ascii="Times New Roman" w:hAnsi="Times New Roman" w:cs="Times New Roman"/>
+          <w:sz w:val="22"/>
+          <w:szCs w:val="22"/>
+        </w:rPr>
+        <w:t>enfant était d</w:t>
+      </w:r>
+      <w:r>
+        <w:rPr>
+          <w:rFonts w:ascii="Times New Roman" w:hAnsi="Times New Roman" w:cs="Times New Roman"/>
+          <w:sz w:val="22"/>
+          <w:szCs w:val="22"/>
+        </w:rPr>
+        <w:t>’</w:t>
+      </w:r>
+      <w:r>
+        <w:rPr>
+          <w:rFonts w:ascii="Times New Roman" w:hAnsi="Times New Roman" w:cs="Times New Roman"/>
+          <w:sz w:val="22"/>
+          <w:szCs w:val="22"/>
+        </w:rPr>
+        <w:t>ailleurs doué d</w:t>
+      </w:r>
+      <w:r>
+        <w:rPr>
+          <w:rFonts w:ascii="Times New Roman" w:hAnsi="Times New Roman" w:cs="Times New Roman"/>
+          <w:sz w:val="22"/>
+          <w:szCs w:val="22"/>
+        </w:rPr>
+        <w:t>’</w:t>
+      </w:r>
+      <w:r>
+        <w:rPr>
+          <w:rFonts w:ascii="Times New Roman" w:hAnsi="Times New Roman" w:cs="Times New Roman"/>
+          <w:sz w:val="22"/>
+          <w:szCs w:val="22"/>
+        </w:rPr>
+        <w:t>une rare intelligence</w:t>
+      </w:r>
+      <w:r>
+        <w:rPr>
+          <w:rFonts w:ascii="Times New Roman" w:hAnsi="Times New Roman" w:cs="Times New Roman"/>
+          <w:sz w:val="22"/>
+          <w:szCs w:val="22"/>
+        </w:rPr>
+        <w:t> »</w:t>
+      </w:r>
+      <w:r>
+        <w:rPr>
+          <w:rFonts w:ascii="Times New Roman" w:hAnsi="Times New Roman" w:cs="Times New Roman"/>
+          <w:sz w:val="22"/>
+          <w:szCs w:val="22"/>
+        </w:rPr>
+        <w:t>, on sélectionne le terme « intelligence ».</w:t>
+      </w:r>
+    </w:p>
+    <w:p>
+      <w:pPr>
+        <w:spacing w:after="0"/>
+        <w:jc w:val="both"/>
+        <w:rPr>
+          <w:rFonts w:ascii="Times New Roman" w:hAnsi="Times New Roman" w:cs="Times New Roman"/>
+          <w:sz w:val="22"/>
+          <w:szCs w:val="22"/>
+        </w:rPr>
+      </w:pPr>
+      <w:r>
+        <w:rPr>
+          <w:rFonts w:ascii="Times New Roman" w:hAnsi="Times New Roman" w:cs="Times New Roman"/>
+          <w:sz w:val="22"/>
+          <w:szCs w:val="22"/>
+        </w:rPr>
+        <w:t xml:space="preserve">Aller dans le </w:t>
+      </w:r>
+      <w:hyperlink r:id="rId15" w:history="1">
+        <w:r>
+          <w:rPr>
+            <w:rStyle w:val="Lienhypertexte"/>
+            <w:rFonts w:ascii="Times New Roman" w:hAnsi="Times New Roman" w:cs="Times New Roman"/>
+            <w:sz w:val="22"/>
+            <w:szCs w:val="22"/>
+          </w:rPr>
+          <w:t>fichier du lexique de personnalité</w:t>
+        </w:r>
+      </w:hyperlink>
+      <w:r>
+        <w:rPr>
+          <w:rFonts w:ascii="Times New Roman" w:hAnsi="Times New Roman" w:cs="Times New Roman"/>
+          <w:sz w:val="22"/>
+          <w:szCs w:val="22"/>
+        </w:rPr>
+        <w:t xml:space="preserve"> et faire un </w:t>
+      </w:r>
+      <w:proofErr w:type="spellStart"/>
+      <w:r>
+        <w:rPr>
+          <w:rFonts w:ascii="Times New Roman" w:hAnsi="Times New Roman" w:cs="Times New Roman"/>
+          <w:sz w:val="22"/>
+          <w:szCs w:val="22"/>
+        </w:rPr>
+        <w:t>Ctr+F</w:t>
+      </w:r>
+      <w:proofErr w:type="spellEnd"/>
+      <w:r>
+        <w:rPr>
+          <w:rFonts w:ascii="Times New Roman" w:hAnsi="Times New Roman" w:cs="Times New Roman"/>
+          <w:sz w:val="22"/>
+          <w:szCs w:val="22"/>
+        </w:rPr>
+        <w:t xml:space="preserve"> sur la deuxième colonne (intitulée « English ») pour trouver toutes les occurrences du mot sélectionn</w:t>
+      </w:r>
+      <w:r>
+        <w:rPr>
+          <w:rFonts w:ascii="Times New Roman" w:hAnsi="Times New Roman" w:cs="Times New Roman"/>
+          <w:sz w:val="22"/>
+          <w:szCs w:val="22"/>
+        </w:rPr>
+        <w:t>é pour déterminer toutes les facettes (colonne E) et la valence émotionnelle (colonne F)</w:t>
+      </w:r>
+      <w:r>
+        <w:rPr>
+          <w:rFonts w:ascii="Times New Roman" w:hAnsi="Times New Roman" w:cs="Times New Roman"/>
+          <w:sz w:val="22"/>
+          <w:szCs w:val="22"/>
+        </w:rPr>
+        <w:t>. Dans le cas de « intelligence »</w:t>
+      </w:r>
+      <w:r>
+        <w:rPr>
+          <w:rFonts w:ascii="Times New Roman" w:hAnsi="Times New Roman" w:cs="Times New Roman"/>
+          <w:sz w:val="22"/>
+          <w:szCs w:val="22"/>
+        </w:rPr>
+        <w:t xml:space="preserve"> (traduit en anglais par « intelligence »)</w:t>
+      </w:r>
+      <w:r>
+        <w:rPr>
+          <w:rFonts w:ascii="Times New Roman" w:hAnsi="Times New Roman" w:cs="Times New Roman"/>
+          <w:sz w:val="22"/>
+          <w:szCs w:val="22"/>
+        </w:rPr>
+        <w:t>,</w:t>
+      </w:r>
+      <w:r>
+        <w:rPr>
+          <w:rFonts w:ascii="Times New Roman" w:hAnsi="Times New Roman" w:cs="Times New Roman"/>
+          <w:sz w:val="22"/>
+          <w:szCs w:val="22"/>
+        </w:rPr>
+        <w:t xml:space="preserve"> on trouve deux occurrences</w:t>
+      </w:r>
+      <w:r>
+        <w:rPr>
+          <w:rFonts w:ascii="Times New Roman" w:hAnsi="Times New Roman" w:cs="Times New Roman"/>
           <w:sz w:val="22"/>
           <w:szCs w:val="22"/>
         </w:rPr>
         <w:t xml:space="preserve"> </w:t>
       </w:r>
-    </w:p>
-    <w:p>
-      <w:pPr>
-        <w:spacing w:after="0"/>
-        <w:jc w:val="both"/>
-        <w:rPr>
-          <w:rFonts w:ascii="Times New Roman" w:hAnsi="Times New Roman" w:cs="Times New Roman"/>
-          <w:sz w:val="22"/>
-          <w:szCs w:val="22"/>
-        </w:rPr>
-      </w:pPr>
-    </w:p>
-    <w:p>
-      <w:pPr>
-        <w:spacing w:after="0"/>
-        <w:jc w:val="both"/>
-        <w:rPr>
-          <w:rFonts w:ascii="Times New Roman" w:hAnsi="Times New Roman" w:cs="Times New Roman"/>
-          <w:color w:val="00B050"/>
-          <w:sz w:val="22"/>
-          <w:szCs w:val="22"/>
-        </w:rPr>
-      </w:pPr>
-      <w:r>
-        <w:rPr>
-          <w:rFonts w:ascii="Times New Roman" w:hAnsi="Times New Roman" w:cs="Times New Roman"/>
-          <w:sz w:val="22"/>
-          <w:szCs w:val="22"/>
-        </w:rPr>
-        <w:t>Ef</w:t>
-      </w:r>
-      <w:r>
-        <w:rPr>
-          <w:rFonts w:ascii="Times New Roman" w:hAnsi="Times New Roman" w:cs="Times New Roman"/>
-          <w:sz w:val="22"/>
-          <w:szCs w:val="22"/>
-        </w:rPr>
-        <w:t>fectuer la lecture et l’annotation simultanément</w:t>
-      </w:r>
-      <w:r>
-        <w:rPr>
-          <w:rFonts w:ascii="Times New Roman" w:hAnsi="Times New Roman" w:cs="Times New Roman"/>
-          <w:sz w:val="22"/>
-          <w:szCs w:val="22"/>
-        </w:rPr>
-        <w:t xml:space="preserve"> en se concentrant sur les événements narratifs et les péripéties</w:t>
+      <w:r>
+        <w:rPr>
+          <w:rFonts w:ascii="Times New Roman" w:hAnsi="Times New Roman" w:cs="Times New Roman"/>
+          <w:sz w:val="22"/>
+          <w:szCs w:val="22"/>
+        </w:rPr>
+        <w:t xml:space="preserve">avec pour première facette </w:t>
+      </w:r>
+      <w:proofErr w:type="spellStart"/>
+      <w:r>
+        <w:rPr>
+          <w:rFonts w:ascii="Times New Roman" w:hAnsi="Times New Roman" w:cs="Times New Roman"/>
+          <w:sz w:val="22"/>
+          <w:szCs w:val="22"/>
+        </w:rPr>
+        <w:t>Cheerfulness</w:t>
+      </w:r>
+      <w:proofErr w:type="spellEnd"/>
+      <w:r>
+        <w:rPr>
+          <w:rFonts w:ascii="Times New Roman" w:hAnsi="Times New Roman" w:cs="Times New Roman"/>
+          <w:sz w:val="22"/>
+          <w:szCs w:val="22"/>
+        </w:rPr>
+        <w:t xml:space="preserve"> (valence positive) et pour seconde facette Intellect (valence positive).</w:t>
+      </w:r>
+    </w:p>
+    <w:p>
+      <w:pPr>
+        <w:spacing w:after="0"/>
+        <w:jc w:val="both"/>
+        <w:rPr>
+          <w:rFonts w:ascii="Times New Roman" w:hAnsi="Times New Roman" w:cs="Times New Roman"/>
+          <w:sz w:val="22"/>
+          <w:szCs w:val="22"/>
+        </w:rPr>
+      </w:pPr>
+      <w:r>
+        <w:rPr>
+          <w:rFonts w:ascii="Times New Roman" w:hAnsi="Times New Roman" w:cs="Times New Roman"/>
+          <w:sz w:val="22"/>
+          <w:szCs w:val="22"/>
+        </w:rPr>
+        <w:t xml:space="preserve">Les facettes et les valences vont permettre de construire les instances de </w:t>
+      </w:r>
+      <w:r>
+        <w:rPr>
+          <w:rFonts w:ascii="Times New Roman" w:hAnsi="Times New Roman" w:cs="Times New Roman"/>
+          <w:i/>
+          <w:iCs/>
+          <w:sz w:val="22"/>
+          <w:szCs w:val="22"/>
+        </w:rPr>
+        <w:t>H5_Personality_Assignment</w:t>
       </w:r>
       <w:r>
         <w:rPr>
@@ -5407,389 +5581,10 @@
       <w:r>
         <w:rPr>
           <w:rFonts w:ascii="Times New Roman" w:hAnsi="Times New Roman" w:cs="Times New Roman"/>
-          <w:color w:val="D86DCB" w:themeColor="accent5" w:themeTint="99"/>
-          <w:sz w:val="22"/>
-          <w:szCs w:val="22"/>
-        </w:rPr>
-        <w:t>Annotations :</w:t>
-      </w:r>
-      <w:r>
-        <w:rPr>
-          <w:rFonts w:ascii="Times New Roman" w:hAnsi="Times New Roman" w:cs="Times New Roman"/>
-          <w:color w:val="D86DCB" w:themeColor="accent5" w:themeTint="99"/>
-          <w:sz w:val="22"/>
-          <w:szCs w:val="22"/>
-        </w:rPr>
-        <w:t xml:space="preserve"> </w:t>
-      </w:r>
-      <w:r>
-        <w:rPr>
-          <w:rFonts w:ascii="Times New Roman" w:hAnsi="Times New Roman" w:cs="Times New Roman"/>
-          <w:sz w:val="22"/>
-          <w:szCs w:val="22"/>
-        </w:rPr>
-        <w:t>annoter dans l</w:t>
-      </w:r>
-      <w:r>
-        <w:rPr>
-          <w:rFonts w:ascii="Times New Roman" w:hAnsi="Times New Roman" w:cs="Times New Roman"/>
-          <w:sz w:val="22"/>
-          <w:szCs w:val="22"/>
-        </w:rPr>
-        <w:t>’</w:t>
-      </w:r>
-      <w:r>
-        <w:rPr>
-          <w:rFonts w:ascii="Times New Roman" w:hAnsi="Times New Roman" w:cs="Times New Roman"/>
-          <w:sz w:val="22"/>
-          <w:szCs w:val="22"/>
-        </w:rPr>
-        <w:t xml:space="preserve">onglet </w:t>
-      </w:r>
-      <w:r>
-        <w:rPr>
-          <w:rFonts w:ascii="Times New Roman" w:hAnsi="Times New Roman" w:cs="Times New Roman"/>
-          <w:sz w:val="22"/>
-          <w:szCs w:val="22"/>
-        </w:rPr>
-        <w:t>« Narrative Events »</w:t>
-      </w:r>
-      <w:r>
-        <w:rPr>
-          <w:rFonts w:ascii="Times New Roman" w:hAnsi="Times New Roman" w:cs="Times New Roman"/>
-          <w:sz w:val="22"/>
-          <w:szCs w:val="22"/>
-        </w:rPr>
-        <w:t xml:space="preserve"> de l</w:t>
-      </w:r>
-      <w:r>
-        <w:rPr>
-          <w:rFonts w:ascii="Times New Roman" w:hAnsi="Times New Roman" w:cs="Times New Roman"/>
-          <w:sz w:val="22"/>
-          <w:szCs w:val="22"/>
-        </w:rPr>
-        <w:t>’</w:t>
-      </w:r>
-      <w:r>
-        <w:rPr>
-          <w:rFonts w:ascii="Times New Roman" w:hAnsi="Times New Roman" w:cs="Times New Roman"/>
-          <w:sz w:val="22"/>
-          <w:szCs w:val="22"/>
-        </w:rPr>
-        <w:t xml:space="preserve">Excel les </w:t>
-      </w:r>
-      <w:r>
-        <w:rPr>
-          <w:rFonts w:ascii="Times New Roman" w:hAnsi="Times New Roman" w:cs="Times New Roman"/>
-          <w:sz w:val="22"/>
-          <w:szCs w:val="22"/>
-        </w:rPr>
-        <w:t>événements narratifs</w:t>
-      </w:r>
-      <w:r>
-        <w:rPr>
-          <w:rFonts w:ascii="Times New Roman" w:hAnsi="Times New Roman" w:cs="Times New Roman"/>
-          <w:sz w:val="22"/>
-          <w:szCs w:val="22"/>
-        </w:rPr>
-        <w:t xml:space="preserve"> (classe </w:t>
-      </w:r>
-      <w:r>
-        <w:rPr>
-          <w:rFonts w:ascii="Times New Roman" w:hAnsi="Times New Roman" w:cs="Times New Roman"/>
-          <w:i/>
-          <w:iCs/>
-          <w:sz w:val="22"/>
-          <w:szCs w:val="22"/>
-        </w:rPr>
-        <w:t>G5_Narrative_Events</w:t>
-      </w:r>
-      <w:r>
-        <w:rPr>
-          <w:rFonts w:ascii="Times New Roman" w:hAnsi="Times New Roman" w:cs="Times New Roman"/>
-          <w:sz w:val="22"/>
-          <w:szCs w:val="22"/>
-        </w:rPr>
-        <w:t>).</w:t>
-      </w:r>
-      <w:r>
-        <w:rPr>
-          <w:rFonts w:ascii="Times New Roman" w:hAnsi="Times New Roman" w:cs="Times New Roman"/>
-          <w:sz w:val="22"/>
-          <w:szCs w:val="22"/>
-          <w:lang w:val="en-US"/>
-        </w:rPr>
-        <w:t>​</w:t>
-      </w:r>
-    </w:p>
-    <w:p>
-      <w:pPr>
-        <w:spacing w:after="0"/>
-        <w:jc w:val="both"/>
-        <w:rPr>
-          <w:rFonts w:ascii="Times New Roman" w:hAnsi="Times New Roman" w:cs="Times New Roman"/>
-          <w:sz w:val="22"/>
-          <w:szCs w:val="22"/>
-        </w:rPr>
-      </w:pPr>
-      <w:proofErr w:type="spellStart"/>
-      <w:r>
-        <w:rPr>
-          <w:rFonts w:ascii="Times New Roman" w:hAnsi="Times New Roman" w:cs="Times New Roman"/>
-          <w:sz w:val="22"/>
-          <w:szCs w:val="22"/>
-          <w:lang w:val="en-US"/>
-        </w:rPr>
-        <w:t>Annoter</w:t>
-      </w:r>
-      <w:proofErr w:type="spellEnd"/>
-      <w:r>
-        <w:rPr>
-          <w:rFonts w:ascii="Times New Roman" w:hAnsi="Times New Roman" w:cs="Times New Roman"/>
-          <w:sz w:val="22"/>
-          <w:szCs w:val="22"/>
-          <w:lang w:val="en-US"/>
-        </w:rPr>
-        <w:t xml:space="preserve"> dans </w:t>
-      </w:r>
-      <w:proofErr w:type="spellStart"/>
-      <w:r>
-        <w:rPr>
-          <w:rFonts w:ascii="Times New Roman" w:hAnsi="Times New Roman" w:cs="Times New Roman"/>
-          <w:sz w:val="22"/>
-          <w:szCs w:val="22"/>
-          <w:lang w:val="en-US"/>
-        </w:rPr>
-        <w:t>l’onglet</w:t>
-      </w:r>
-      <w:proofErr w:type="spellEnd"/>
-      <w:r>
-        <w:rPr>
-          <w:rFonts w:ascii="Times New Roman" w:hAnsi="Times New Roman" w:cs="Times New Roman"/>
-          <w:sz w:val="22"/>
-          <w:szCs w:val="22"/>
-          <w:lang w:val="en-US"/>
-        </w:rPr>
-        <w:t xml:space="preserve"> </w:t>
-      </w:r>
-      <w:r>
-        <w:rPr>
-          <w:rFonts w:ascii="Times New Roman" w:hAnsi="Times New Roman" w:cs="Times New Roman"/>
-          <w:sz w:val="22"/>
-          <w:szCs w:val="22"/>
-        </w:rPr>
-        <w:t xml:space="preserve">« Narrative </w:t>
-      </w:r>
-      <w:proofErr w:type="spellStart"/>
-      <w:r>
-        <w:rPr>
-          <w:rFonts w:ascii="Times New Roman" w:hAnsi="Times New Roman" w:cs="Times New Roman"/>
-          <w:sz w:val="22"/>
-          <w:szCs w:val="22"/>
-        </w:rPr>
-        <w:t>Units</w:t>
-      </w:r>
-      <w:proofErr w:type="spellEnd"/>
-      <w:r>
-        <w:rPr>
-          <w:rFonts w:ascii="Times New Roman" w:hAnsi="Times New Roman" w:cs="Times New Roman"/>
-          <w:sz w:val="22"/>
-          <w:szCs w:val="22"/>
-        </w:rPr>
-        <w:t> » de l’Excel les péripéties</w:t>
-      </w:r>
-      <w:r>
-        <w:rPr>
-          <w:rFonts w:ascii="Times New Roman" w:hAnsi="Times New Roman" w:cs="Times New Roman"/>
-          <w:sz w:val="22"/>
-          <w:szCs w:val="22"/>
-        </w:rPr>
-        <w:t>/unité narrative</w:t>
-      </w:r>
-      <w:r>
-        <w:rPr>
-          <w:rFonts w:ascii="Times New Roman" w:hAnsi="Times New Roman" w:cs="Times New Roman"/>
-          <w:sz w:val="22"/>
-          <w:szCs w:val="22"/>
-        </w:rPr>
-        <w:t xml:space="preserve"> (classe </w:t>
-      </w:r>
-      <w:r>
-        <w:rPr>
-          <w:rFonts w:ascii="Times New Roman" w:hAnsi="Times New Roman" w:cs="Times New Roman"/>
-          <w:i/>
-          <w:iCs/>
-          <w:sz w:val="22"/>
-          <w:szCs w:val="22"/>
-        </w:rPr>
-        <w:t>G9_Narrative_Unit</w:t>
-      </w:r>
-      <w:r>
-        <w:rPr>
-          <w:rFonts w:ascii="Times New Roman" w:hAnsi="Times New Roman" w:cs="Times New Roman"/>
-          <w:sz w:val="22"/>
-          <w:szCs w:val="22"/>
-        </w:rPr>
-        <w:t>).</w:t>
-      </w:r>
-    </w:p>
-    <w:p>
-      <w:pPr>
-        <w:spacing w:after="0"/>
-        <w:jc w:val="both"/>
-        <w:rPr>
-          <w:rFonts w:ascii="Times New Roman" w:hAnsi="Times New Roman" w:cs="Times New Roman"/>
-          <w:sz w:val="22"/>
-          <w:szCs w:val="22"/>
-        </w:rPr>
-      </w:pPr>
-      <w:r>
-        <w:rPr>
-          <w:rFonts w:ascii="Times New Roman" w:hAnsi="Times New Roman" w:cs="Times New Roman"/>
-          <w:sz w:val="22"/>
-          <w:szCs w:val="22"/>
-        </w:rPr>
-        <w:t>Annoter dans l’onglet « </w:t>
-      </w:r>
-      <w:proofErr w:type="spellStart"/>
-      <w:r>
-        <w:rPr>
-          <w:rFonts w:ascii="Times New Roman" w:hAnsi="Times New Roman" w:cs="Times New Roman"/>
-          <w:sz w:val="22"/>
-          <w:szCs w:val="22"/>
-        </w:rPr>
-        <w:t>Archetypes</w:t>
-      </w:r>
-      <w:proofErr w:type="spellEnd"/>
-      <w:r>
-        <w:rPr>
-          <w:rFonts w:ascii="Times New Roman" w:hAnsi="Times New Roman" w:cs="Times New Roman"/>
-          <w:sz w:val="22"/>
-          <w:szCs w:val="22"/>
-        </w:rPr>
-        <w:t xml:space="preserve"> » de l’Excel les motifs narratifs (classe </w:t>
-      </w:r>
-      <w:r>
-        <w:rPr>
-          <w:rFonts w:ascii="Times New Roman" w:hAnsi="Times New Roman" w:cs="Times New Roman"/>
-          <w:i/>
-          <w:iCs/>
-          <w:sz w:val="22"/>
-          <w:szCs w:val="22"/>
-        </w:rPr>
-        <w:t>G14_Narrative-Stoff</w:t>
-      </w:r>
-      <w:r>
-        <w:rPr>
-          <w:rFonts w:ascii="Times New Roman" w:hAnsi="Times New Roman" w:cs="Times New Roman"/>
-          <w:sz w:val="22"/>
-          <w:szCs w:val="22"/>
-        </w:rPr>
-        <w:t>).</w:t>
-      </w:r>
-    </w:p>
-    <w:p>
-      <w:pPr>
-        <w:spacing w:after="0"/>
-        <w:jc w:val="both"/>
-        <w:rPr>
-          <w:rFonts w:ascii="Times New Roman" w:hAnsi="Times New Roman" w:cs="Times New Roman"/>
-          <w:sz w:val="22"/>
-          <w:szCs w:val="22"/>
-          <w:lang w:val="en-US"/>
-        </w:rPr>
-      </w:pPr>
-      <w:r>
-        <w:rPr>
-          <w:rFonts w:ascii="Times New Roman" w:hAnsi="Times New Roman" w:cs="Times New Roman"/>
           <w:sz w:val="22"/>
           <w:szCs w:val="22"/>
         </w:rPr>
         <w:lastRenderedPageBreak/>
-        <w:t xml:space="preserve">Annoter dans l’onglet « Narrative </w:t>
-      </w:r>
-      <w:proofErr w:type="spellStart"/>
-      <w:r>
-        <w:rPr>
-          <w:rFonts w:ascii="Times New Roman" w:hAnsi="Times New Roman" w:cs="Times New Roman"/>
-          <w:sz w:val="22"/>
-          <w:szCs w:val="22"/>
-        </w:rPr>
-        <w:t>Sequence</w:t>
-      </w:r>
-      <w:proofErr w:type="spellEnd"/>
-      <w:r>
-        <w:rPr>
-          <w:rFonts w:ascii="Times New Roman" w:hAnsi="Times New Roman" w:cs="Times New Roman"/>
-          <w:sz w:val="22"/>
-          <w:szCs w:val="22"/>
-        </w:rPr>
-        <w:t xml:space="preserve"> » de l’Excel les séquences narratives (classe </w:t>
-      </w:r>
-      <w:r>
-        <w:rPr>
-          <w:rFonts w:ascii="Times New Roman" w:hAnsi="Times New Roman" w:cs="Times New Roman"/>
-          <w:i/>
-          <w:iCs/>
-          <w:sz w:val="22"/>
-          <w:szCs w:val="22"/>
-        </w:rPr>
-        <w:t>G7_Narrative_Sequence</w:t>
-      </w:r>
-      <w:r>
-        <w:rPr>
-          <w:rFonts w:ascii="Times New Roman" w:hAnsi="Times New Roman" w:cs="Times New Roman"/>
-          <w:sz w:val="22"/>
-          <w:szCs w:val="22"/>
-        </w:rPr>
-        <w:t>)</w:t>
-      </w:r>
-      <w:r>
-        <w:rPr>
-          <w:rFonts w:ascii="Times New Roman" w:hAnsi="Times New Roman" w:cs="Times New Roman"/>
-          <w:sz w:val="22"/>
-          <w:szCs w:val="22"/>
-          <w:lang w:val="en-US"/>
-        </w:rPr>
-        <w:t>.</w:t>
-      </w:r>
-    </w:p>
-    <w:p>
-      <w:pPr>
-        <w:spacing w:after="0"/>
-        <w:jc w:val="both"/>
-        <w:rPr>
-          <w:rFonts w:ascii="Times New Roman" w:hAnsi="Times New Roman" w:cs="Times New Roman"/>
-          <w:sz w:val="22"/>
-          <w:szCs w:val="22"/>
-        </w:rPr>
-      </w:pPr>
-      <w:r>
-        <w:rPr>
-          <w:rFonts w:ascii="Times New Roman" w:hAnsi="Times New Roman" w:cs="Times New Roman"/>
-          <w:sz w:val="22"/>
-          <w:szCs w:val="22"/>
-        </w:rPr>
-        <w:t>​</w:t>
-      </w:r>
-    </w:p>
-    <w:p>
-      <w:pPr>
-        <w:spacing w:after="0"/>
-        <w:jc w:val="both"/>
-        <w:rPr>
-          <w:rFonts w:ascii="Times New Roman" w:hAnsi="Times New Roman" w:cs="Times New Roman"/>
-          <w:sz w:val="22"/>
-          <w:szCs w:val="22"/>
-          <w:lang w:val="en-US"/>
-        </w:rPr>
-      </w:pPr>
-      <w:r>
-        <w:rPr>
-          <w:rFonts w:ascii="Times New Roman" w:hAnsi="Times New Roman" w:cs="Times New Roman"/>
-          <w:sz w:val="22"/>
-          <w:szCs w:val="22"/>
-        </w:rPr>
         <w:t xml:space="preserve">Les instances de </w:t>
       </w:r>
       <w:r>
@@ -5800,13 +5595,11 @@
           <w:sz w:val="22"/>
           <w:szCs w:val="22"/>
         </w:rPr>
-        <w:t>G5_Narrative_Event</w:t>
-      </w:r>
-      <w:r>
-        <w:rPr>
-          <w:rFonts w:ascii="Times New Roman" w:hAnsi="Times New Roman" w:cs="Times New Roman"/>
-          <w:i/>
-          <w:iCs/>
+        <w:t>H5_Personality_Assignment</w:t>
+      </w:r>
+      <w:r>
+        <w:rPr>
+          <w:rFonts w:ascii="Times New Roman" w:hAnsi="Times New Roman" w:cs="Times New Roman"/>
           <w:sz w:val="22"/>
           <w:szCs w:val="22"/>
         </w:rPr>
@@ -5826,23 +5619,39 @@
           <w:sz w:val="18"/>
           <w:szCs w:val="18"/>
         </w:rPr>
-        <w:t>Event_[événement]</w:t>
-      </w:r>
-      <w:r>
-        <w:rPr>
-          <w:rFonts w:ascii="Times New Roman" w:hAnsi="Times New Roman" w:cs="Times New Roman"/>
-          <w:sz w:val="22"/>
-          <w:szCs w:val="22"/>
-        </w:rPr>
-        <w:t xml:space="preserve">. </w:t>
-      </w:r>
-      <w:r>
-        <w:rPr>
-          <w:rFonts w:ascii="Times New Roman" w:hAnsi="Times New Roman" w:cs="Times New Roman"/>
-          <w:sz w:val="22"/>
-          <w:szCs w:val="22"/>
-        </w:rPr>
-        <w:t xml:space="preserve"> </w:t>
+        <w:t>[</w:t>
+      </w:r>
+      <w:r>
+        <w:rPr>
+          <w:rFonts w:ascii="Cascadia Code" w:hAnsi="Cascadia Code" w:cs="Cascadia Code"/>
+          <w:sz w:val="18"/>
+          <w:szCs w:val="18"/>
+        </w:rPr>
+        <w:t>Personnage</w:t>
+      </w:r>
+      <w:r>
+        <w:rPr>
+          <w:rFonts w:ascii="Cascadia Code" w:hAnsi="Cascadia Code" w:cs="Cascadia Code"/>
+          <w:sz w:val="18"/>
+          <w:szCs w:val="18"/>
+        </w:rPr>
+        <w:t>]_</w:t>
+      </w:r>
+      <w:r>
+        <w:rPr>
+          <w:rFonts w:ascii="Cascadia Code" w:hAnsi="Cascadia Code" w:cs="Cascadia Code"/>
+          <w:sz w:val="18"/>
+          <w:szCs w:val="18"/>
+        </w:rPr>
+        <w:t>[facette]</w:t>
+      </w:r>
+      <w:r>
+        <w:rPr>
+          <w:rFonts w:ascii="Times New Roman" w:hAnsi="Times New Roman" w:cs="Times New Roman"/>
+          <w:sz w:val="22"/>
+          <w:szCs w:val="22"/>
+        </w:rPr>
+        <w:t>.</w:t>
       </w:r>
     </w:p>
     <w:p>
@@ -5871,7 +5680,7 @@
           <w:sz w:val="22"/>
           <w:szCs w:val="22"/>
         </w:rPr>
-        <w:t>G5_Narrative_Event</w:t>
+        <w:t>H5_Personality_Assignment</w:t>
       </w:r>
       <w:r>
         <w:rPr>
@@ -5897,25 +5706,65 @@
           <w:szCs w:val="22"/>
         </w:rPr>
       </w:pPr>
+      <w:r>
+        <w:rPr>
+          <w:rFonts w:ascii="Times New Roman" w:hAnsi="Times New Roman" w:cs="Times New Roman"/>
+          <w:sz w:val="22"/>
+          <w:szCs w:val="22"/>
+        </w:rPr>
+        <w:t xml:space="preserve">P2_has_feature </w:t>
+      </w:r>
+      <w:r>
+        <w:rPr>
+          <w:rFonts w:ascii="Times New Roman" w:hAnsi="Times New Roman" w:cs="Times New Roman"/>
+          <w:sz w:val="22"/>
+          <w:szCs w:val="22"/>
+        </w:rPr>
+        <w:t>(auquel on assigne automatiquement</w:t>
+      </w:r>
+      <w:proofErr w:type="gramStart"/>
+      <w:r>
+        <w:rPr>
+          <w:rFonts w:ascii="Times New Roman" w:hAnsi="Times New Roman" w:cs="Times New Roman"/>
+          <w:sz w:val="22"/>
+          <w:szCs w:val="22"/>
+        </w:rPr>
+        <w:t> </w:t>
+      </w:r>
+      <w:r>
+        <w:rPr>
+          <w:rFonts w:ascii="Cascadia Code" w:hAnsi="Cascadia Code" w:cs="Cascadia Code"/>
+          <w:sz w:val="18"/>
+          <w:szCs w:val="18"/>
+        </w:rPr>
+        <w:t>:</w:t>
+      </w:r>
       <w:proofErr w:type="spellStart"/>
-      <w:proofErr w:type="gramStart"/>
-      <w:r>
-        <w:rPr>
-          <w:rFonts w:ascii="Times New Roman" w:hAnsi="Times New Roman" w:cs="Times New Roman"/>
-          <w:sz w:val="22"/>
-          <w:szCs w:val="22"/>
-        </w:rPr>
-        <w:t>follows</w:t>
+      <w:r>
+        <w:rPr>
+          <w:rFonts w:ascii="Cascadia Code" w:hAnsi="Cascadia Code" w:cs="Cascadia Code"/>
+          <w:sz w:val="18"/>
+          <w:szCs w:val="18"/>
+        </w:rPr>
+        <w:t>psychological</w:t>
+      </w:r>
+      <w:proofErr w:type="gramEnd"/>
+      <w:r>
+        <w:rPr>
+          <w:rFonts w:ascii="Cascadia Code" w:hAnsi="Cascadia Code" w:cs="Cascadia Code"/>
+          <w:sz w:val="18"/>
+          <w:szCs w:val="18"/>
+        </w:rPr>
+        <w:t>_feature</w:t>
       </w:r>
       <w:proofErr w:type="spellEnd"/>
-      <w:proofErr w:type="gramEnd"/>
-      <w:r>
-        <w:rPr>
-          <w:rFonts w:ascii="Times New Roman" w:hAnsi="Times New Roman" w:cs="Times New Roman"/>
-          <w:sz w:val="22"/>
-          <w:szCs w:val="22"/>
-        </w:rPr>
-        <w:t xml:space="preserve"> (cette événement narratif en suit un autre précédent)</w:t>
+      <w:r>
+        <w:rPr>
+          <w:rFonts w:ascii="Times New Roman" w:hAnsi="Times New Roman" w:cs="Times New Roman"/>
+          <w:sz w:val="22"/>
+          <w:szCs w:val="22"/>
+        </w:rPr>
+        <w:t xml:space="preserve">) </w:t>
       </w:r>
     </w:p>
     <w:p>
@@ -5933,23 +5782,71 @@
           <w:szCs w:val="22"/>
         </w:rPr>
       </w:pPr>
-      <w:proofErr w:type="gramStart"/>
-      <w:r>
-        <w:rPr>
-          <w:rFonts w:ascii="Times New Roman" w:hAnsi="Times New Roman" w:cs="Times New Roman"/>
-          <w:sz w:val="22"/>
-          <w:szCs w:val="22"/>
-        </w:rPr>
-        <w:t>participant</w:t>
-      </w:r>
-      <w:proofErr w:type="gramEnd"/>
-      <w:r>
-        <w:rPr>
-          <w:rFonts w:ascii="Times New Roman" w:hAnsi="Times New Roman" w:cs="Times New Roman"/>
-          <w:sz w:val="22"/>
-          <w:szCs w:val="22"/>
-        </w:rPr>
-        <w:t xml:space="preserve"> (les personnages participant à cet événement narratif)</w:t>
+      <w:r>
+        <w:rPr>
+          <w:rFonts w:ascii="Times New Roman" w:hAnsi="Times New Roman" w:cs="Times New Roman"/>
+          <w:sz w:val="22"/>
+          <w:szCs w:val="22"/>
+        </w:rPr>
+        <w:t xml:space="preserve">HP7_has_facet </w:t>
+      </w:r>
+      <w:r>
+        <w:rPr>
+          <w:rFonts w:ascii="Times New Roman" w:hAnsi="Times New Roman" w:cs="Times New Roman"/>
+          <w:sz w:val="22"/>
+          <w:szCs w:val="22"/>
+        </w:rPr>
+        <w:t>(</w:t>
+      </w:r>
+      <w:r>
+        <w:rPr>
+          <w:rFonts w:ascii="Times New Roman" w:hAnsi="Times New Roman" w:cs="Times New Roman"/>
+          <w:sz w:val="22"/>
+          <w:szCs w:val="22"/>
+        </w:rPr>
+        <w:t>la facette</w:t>
+      </w:r>
+      <w:r>
+        <w:rPr>
+          <w:rFonts w:ascii="Times New Roman" w:hAnsi="Times New Roman" w:cs="Times New Roman"/>
+          <w:sz w:val="22"/>
+          <w:szCs w:val="22"/>
+        </w:rPr>
+        <w:t xml:space="preserve"> </w:t>
+      </w:r>
+      <w:r>
+        <w:rPr>
+          <w:rFonts w:ascii="Times New Roman" w:hAnsi="Times New Roman" w:cs="Times New Roman"/>
+          <w:i/>
+          <w:iCs/>
+          <w:sz w:val="22"/>
+          <w:szCs w:val="22"/>
+        </w:rPr>
+        <w:t>G17_Character_Feature</w:t>
+      </w:r>
+      <w:r>
+        <w:rPr>
+          <w:rFonts w:ascii="Times New Roman" w:hAnsi="Times New Roman" w:cs="Times New Roman"/>
+          <w:sz w:val="22"/>
+          <w:szCs w:val="22"/>
+        </w:rPr>
+        <w:t xml:space="preserve"> </w:t>
+      </w:r>
+      <w:r>
+        <w:rPr>
+          <w:rFonts w:ascii="Times New Roman" w:hAnsi="Times New Roman" w:cs="Times New Roman"/>
+          <w:sz w:val="22"/>
+          <w:szCs w:val="22"/>
+        </w:rPr>
+        <w:t>déterminée précédemment</w:t>
+      </w:r>
+      <w:r>
+        <w:rPr>
+          <w:rFonts w:ascii="Times New Roman" w:hAnsi="Times New Roman" w:cs="Times New Roman"/>
+          <w:sz w:val="22"/>
+          <w:szCs w:val="22"/>
+        </w:rPr>
+        <w:t>)</w:t>
       </w:r>
     </w:p>
     <w:p>
@@ -5973,7 +5870,25 @@
           <w:sz w:val="22"/>
           <w:szCs w:val="22"/>
         </w:rPr>
-        <w:t>P16_used_specific_object (les objets utilisés dans cet événement narratif)</w:t>
+        <w:t xml:space="preserve">HP8_has_valence (la valence </w:t>
+      </w:r>
+      <w:r>
+        <w:rPr>
+          <w:rFonts w:ascii="Times New Roman" w:hAnsi="Times New Roman" w:cs="Times New Roman"/>
+          <w:i/>
+          <w:iCs/>
+          <w:sz w:val="22"/>
+          <w:szCs w:val="22"/>
+        </w:rPr>
+        <w:t>H6_Valence</w:t>
+      </w:r>
+      <w:r>
+        <w:rPr>
+          <w:rFonts w:ascii="Times New Roman" w:hAnsi="Times New Roman" w:cs="Times New Roman"/>
+          <w:sz w:val="22"/>
+          <w:szCs w:val="22"/>
+        </w:rPr>
+        <w:t xml:space="preserve"> déterminée précédemment)</w:t>
       </w:r>
     </w:p>
     <w:p>
@@ -5991,24 +5906,270 @@
           <w:szCs w:val="22"/>
         </w:rPr>
       </w:pPr>
+      <w:r>
+        <w:rPr>
+          <w:rFonts w:ascii="Times New Roman" w:hAnsi="Times New Roman" w:cs="Times New Roman"/>
+          <w:sz w:val="22"/>
+          <w:szCs w:val="22"/>
+        </w:rPr>
+        <w:t>HP9_concerns_character (le personnage défini par ce trait de caractère)</w:t>
+      </w:r>
+    </w:p>
+    <w:p>
+      <w:pPr>
+        <w:spacing w:after="0"/>
+        <w:jc w:val="both"/>
+        <w:rPr>
+          <w:rFonts w:ascii="Times New Roman" w:hAnsi="Times New Roman" w:cs="Times New Roman"/>
+          <w:sz w:val="22"/>
+          <w:szCs w:val="22"/>
+        </w:rPr>
+      </w:pPr>
+    </w:p>
+    <w:p>
+      <w:pPr>
+        <w:spacing w:after="0"/>
+        <w:jc w:val="both"/>
+        <w:rPr>
+          <w:rFonts w:ascii="Times New Roman" w:hAnsi="Times New Roman" w:cs="Times New Roman"/>
+          <w:color w:val="00B050"/>
+          <w:sz w:val="22"/>
+          <w:szCs w:val="22"/>
+        </w:rPr>
+      </w:pPr>
+      <w:r>
+        <w:rPr>
+          <w:rFonts w:ascii="Times New Roman" w:hAnsi="Times New Roman" w:cs="Times New Roman"/>
+          <w:color w:val="00B050"/>
+          <w:sz w:val="22"/>
+          <w:szCs w:val="22"/>
+        </w:rPr>
+        <w:t>TROISIEME LECTURE</w:t>
+      </w:r>
+      <w:r>
+        <w:rPr>
+          <w:rFonts w:ascii="Times New Roman" w:hAnsi="Times New Roman" w:cs="Times New Roman"/>
+          <w:color w:val="00B050"/>
+          <w:sz w:val="22"/>
+          <w:szCs w:val="22"/>
+        </w:rPr>
+        <w:t xml:space="preserve"> </w:t>
+      </w:r>
+    </w:p>
+    <w:p>
+      <w:pPr>
+        <w:spacing w:after="0"/>
+        <w:jc w:val="both"/>
+        <w:rPr>
+          <w:rFonts w:ascii="Times New Roman" w:hAnsi="Times New Roman" w:cs="Times New Roman"/>
+          <w:sz w:val="22"/>
+          <w:szCs w:val="22"/>
+        </w:rPr>
+      </w:pPr>
+    </w:p>
+    <w:p>
+      <w:pPr>
+        <w:spacing w:after="0"/>
+        <w:jc w:val="both"/>
+        <w:rPr>
+          <w:rFonts w:ascii="Times New Roman" w:hAnsi="Times New Roman" w:cs="Times New Roman"/>
+          <w:color w:val="00B050"/>
+          <w:sz w:val="22"/>
+          <w:szCs w:val="22"/>
+        </w:rPr>
+      </w:pPr>
+      <w:r>
+        <w:rPr>
+          <w:rFonts w:ascii="Times New Roman" w:hAnsi="Times New Roman" w:cs="Times New Roman"/>
+          <w:sz w:val="22"/>
+          <w:szCs w:val="22"/>
+        </w:rPr>
+        <w:t>Ef</w:t>
+      </w:r>
+      <w:r>
+        <w:rPr>
+          <w:rFonts w:ascii="Times New Roman" w:hAnsi="Times New Roman" w:cs="Times New Roman"/>
+          <w:sz w:val="22"/>
+          <w:szCs w:val="22"/>
+        </w:rPr>
+        <w:t>fectuer la lecture et l’annotation simultanément</w:t>
+      </w:r>
+      <w:r>
+        <w:rPr>
+          <w:rFonts w:ascii="Times New Roman" w:hAnsi="Times New Roman" w:cs="Times New Roman"/>
+          <w:sz w:val="22"/>
+          <w:szCs w:val="22"/>
+        </w:rPr>
+        <w:t xml:space="preserve"> en se concentrant sur les événements narratifs et les péripéties</w:t>
+      </w:r>
+      <w:r>
+        <w:rPr>
+          <w:rFonts w:ascii="Times New Roman" w:hAnsi="Times New Roman" w:cs="Times New Roman"/>
+          <w:sz w:val="22"/>
+          <w:szCs w:val="22"/>
+        </w:rPr>
+        <w:t>.</w:t>
+      </w:r>
+    </w:p>
+    <w:p>
+      <w:pPr>
+        <w:spacing w:after="0"/>
+        <w:jc w:val="both"/>
+        <w:rPr>
+          <w:rFonts w:ascii="Times New Roman" w:hAnsi="Times New Roman" w:cs="Times New Roman"/>
+          <w:sz w:val="22"/>
+          <w:szCs w:val="22"/>
+        </w:rPr>
+      </w:pPr>
+    </w:p>
+    <w:p>
+      <w:pPr>
+        <w:spacing w:after="0"/>
+        <w:jc w:val="both"/>
+        <w:rPr>
+          <w:rFonts w:ascii="Times New Roman" w:hAnsi="Times New Roman" w:cs="Times New Roman"/>
+          <w:sz w:val="22"/>
+          <w:szCs w:val="22"/>
+          <w:lang w:val="en-US"/>
+        </w:rPr>
+      </w:pPr>
+      <w:r>
+        <w:rPr>
+          <w:rFonts w:ascii="Times New Roman" w:hAnsi="Times New Roman" w:cs="Times New Roman"/>
+          <w:color w:val="D86DCB" w:themeColor="accent5" w:themeTint="99"/>
+          <w:sz w:val="22"/>
+          <w:szCs w:val="22"/>
+        </w:rPr>
+        <w:t>Annotations :</w:t>
+      </w:r>
+      <w:r>
+        <w:rPr>
+          <w:rFonts w:ascii="Times New Roman" w:hAnsi="Times New Roman" w:cs="Times New Roman"/>
+          <w:color w:val="D86DCB" w:themeColor="accent5" w:themeTint="99"/>
+          <w:sz w:val="22"/>
+          <w:szCs w:val="22"/>
+        </w:rPr>
+        <w:t xml:space="preserve"> </w:t>
+      </w:r>
+      <w:r>
+        <w:rPr>
+          <w:rFonts w:ascii="Times New Roman" w:hAnsi="Times New Roman" w:cs="Times New Roman"/>
+          <w:sz w:val="22"/>
+          <w:szCs w:val="22"/>
+        </w:rPr>
+        <w:t>annoter dans l</w:t>
+      </w:r>
+      <w:r>
+        <w:rPr>
+          <w:rFonts w:ascii="Times New Roman" w:hAnsi="Times New Roman" w:cs="Times New Roman"/>
+          <w:sz w:val="22"/>
+          <w:szCs w:val="22"/>
+        </w:rPr>
+        <w:t>’</w:t>
+      </w:r>
+      <w:r>
+        <w:rPr>
+          <w:rFonts w:ascii="Times New Roman" w:hAnsi="Times New Roman" w:cs="Times New Roman"/>
+          <w:sz w:val="22"/>
+          <w:szCs w:val="22"/>
+        </w:rPr>
+        <w:t xml:space="preserve">onglet </w:t>
+      </w:r>
+      <w:r>
+        <w:rPr>
+          <w:rFonts w:ascii="Times New Roman" w:hAnsi="Times New Roman" w:cs="Times New Roman"/>
+          <w:sz w:val="22"/>
+          <w:szCs w:val="22"/>
+        </w:rPr>
+        <w:t>« Narrative Events »</w:t>
+      </w:r>
+      <w:r>
+        <w:rPr>
+          <w:rFonts w:ascii="Times New Roman" w:hAnsi="Times New Roman" w:cs="Times New Roman"/>
+          <w:sz w:val="22"/>
+          <w:szCs w:val="22"/>
+        </w:rPr>
+        <w:t xml:space="preserve"> de l</w:t>
+      </w:r>
+      <w:r>
+        <w:rPr>
+          <w:rFonts w:ascii="Times New Roman" w:hAnsi="Times New Roman" w:cs="Times New Roman"/>
+          <w:sz w:val="22"/>
+          <w:szCs w:val="22"/>
+        </w:rPr>
+        <w:t>’</w:t>
+      </w:r>
+      <w:r>
+        <w:rPr>
+          <w:rFonts w:ascii="Times New Roman" w:hAnsi="Times New Roman" w:cs="Times New Roman"/>
+          <w:sz w:val="22"/>
+          <w:szCs w:val="22"/>
+        </w:rPr>
+        <w:t xml:space="preserve">Excel les </w:t>
+      </w:r>
+      <w:r>
+        <w:rPr>
+          <w:rFonts w:ascii="Times New Roman" w:hAnsi="Times New Roman" w:cs="Times New Roman"/>
+          <w:sz w:val="22"/>
+          <w:szCs w:val="22"/>
+        </w:rPr>
+        <w:t>événements narratifs</w:t>
+      </w:r>
+      <w:r>
+        <w:rPr>
+          <w:rFonts w:ascii="Times New Roman" w:hAnsi="Times New Roman" w:cs="Times New Roman"/>
+          <w:sz w:val="22"/>
+          <w:szCs w:val="22"/>
+        </w:rPr>
+        <w:t xml:space="preserve"> (classe </w:t>
+      </w:r>
+      <w:r>
+        <w:rPr>
+          <w:rFonts w:ascii="Times New Roman" w:hAnsi="Times New Roman" w:cs="Times New Roman"/>
+          <w:i/>
+          <w:iCs/>
+          <w:sz w:val="22"/>
+          <w:szCs w:val="22"/>
+        </w:rPr>
+        <w:t>G5_Narrative_Events</w:t>
+      </w:r>
+      <w:r>
+        <w:rPr>
+          <w:rFonts w:ascii="Times New Roman" w:hAnsi="Times New Roman" w:cs="Times New Roman"/>
+          <w:sz w:val="22"/>
+          <w:szCs w:val="22"/>
+        </w:rPr>
+        <w:t>).</w:t>
+      </w:r>
+      <w:r>
+        <w:rPr>
+          <w:rFonts w:ascii="Times New Roman" w:hAnsi="Times New Roman" w:cs="Times New Roman"/>
+          <w:sz w:val="22"/>
+          <w:szCs w:val="22"/>
+          <w:lang w:val="en-US"/>
+        </w:rPr>
+        <w:t>​</w:t>
+      </w:r>
+    </w:p>
+    <w:p>
+      <w:pPr>
+        <w:spacing w:after="0"/>
+        <w:jc w:val="both"/>
+        <w:rPr>
+          <w:rFonts w:ascii="Times New Roman" w:hAnsi="Times New Roman" w:cs="Times New Roman"/>
+          <w:sz w:val="22"/>
+          <w:szCs w:val="22"/>
+        </w:rPr>
+      </w:pPr>
       <w:proofErr w:type="spellStart"/>
-      <w:proofErr w:type="gramStart"/>
-      <w:r>
-        <w:rPr>
-          <w:rFonts w:ascii="Times New Roman" w:hAnsi="Times New Roman" w:cs="Times New Roman"/>
-          <w:sz w:val="22"/>
-          <w:szCs w:val="22"/>
-        </w:rPr>
-        <w:t>participant</w:t>
-      </w:r>
-      <w:proofErr w:type="gramEnd"/>
-      <w:r>
-        <w:rPr>
-          <w:rFonts w:ascii="Times New Roman" w:hAnsi="Times New Roman" w:cs="Times New Roman"/>
-          <w:sz w:val="22"/>
-          <w:szCs w:val="22"/>
-        </w:rPr>
-        <w:t>_place</w:t>
+      <w:r>
+        <w:rPr>
+          <w:rFonts w:ascii="Times New Roman" w:hAnsi="Times New Roman" w:cs="Times New Roman"/>
+          <w:sz w:val="22"/>
+          <w:szCs w:val="22"/>
+          <w:lang w:val="en-US"/>
+        </w:rPr>
+        <w:t>Annoter</w:t>
       </w:r>
       <w:proofErr w:type="spellEnd"/>
       <w:r>
@@ -6016,8 +6177,337 @@
           <w:rFonts w:ascii="Times New Roman" w:hAnsi="Times New Roman" w:cs="Times New Roman"/>
           <w:sz w:val="22"/>
           <w:szCs w:val="22"/>
-        </w:rPr>
-        <w:t xml:space="preserve"> (le lieu de cet événement narratif)</w:t>
+          <w:lang w:val="en-US"/>
+        </w:rPr>
+        <w:t xml:space="preserve"> dans </w:t>
+      </w:r>
+      <w:proofErr w:type="spellStart"/>
+      <w:r>
+        <w:rPr>
+          <w:rFonts w:ascii="Times New Roman" w:hAnsi="Times New Roman" w:cs="Times New Roman"/>
+          <w:sz w:val="22"/>
+          <w:szCs w:val="22"/>
+          <w:lang w:val="en-US"/>
+        </w:rPr>
+        <w:t>l’onglet</w:t>
+      </w:r>
+      <w:proofErr w:type="spellEnd"/>
+      <w:r>
+        <w:rPr>
+          <w:rFonts w:ascii="Times New Roman" w:hAnsi="Times New Roman" w:cs="Times New Roman"/>
+          <w:sz w:val="22"/>
+          <w:szCs w:val="22"/>
+          <w:lang w:val="en-US"/>
+        </w:rPr>
+        <w:t xml:space="preserve"> </w:t>
+      </w:r>
+      <w:r>
+        <w:rPr>
+          <w:rFonts w:ascii="Times New Roman" w:hAnsi="Times New Roman" w:cs="Times New Roman"/>
+          <w:sz w:val="22"/>
+          <w:szCs w:val="22"/>
+        </w:rPr>
+        <w:t xml:space="preserve">« Narrative </w:t>
+      </w:r>
+      <w:proofErr w:type="spellStart"/>
+      <w:r>
+        <w:rPr>
+          <w:rFonts w:ascii="Times New Roman" w:hAnsi="Times New Roman" w:cs="Times New Roman"/>
+          <w:sz w:val="22"/>
+          <w:szCs w:val="22"/>
+        </w:rPr>
+        <w:t>Units</w:t>
+      </w:r>
+      <w:proofErr w:type="spellEnd"/>
+      <w:r>
+        <w:rPr>
+          <w:rFonts w:ascii="Times New Roman" w:hAnsi="Times New Roman" w:cs="Times New Roman"/>
+          <w:sz w:val="22"/>
+          <w:szCs w:val="22"/>
+        </w:rPr>
+        <w:t> » de l’Excel les péripéties</w:t>
+      </w:r>
+      <w:r>
+        <w:rPr>
+          <w:rFonts w:ascii="Times New Roman" w:hAnsi="Times New Roman" w:cs="Times New Roman"/>
+          <w:sz w:val="22"/>
+          <w:szCs w:val="22"/>
+        </w:rPr>
+        <w:t>/unité narrative</w:t>
+      </w:r>
+      <w:r>
+        <w:rPr>
+          <w:rFonts w:ascii="Times New Roman" w:hAnsi="Times New Roman" w:cs="Times New Roman"/>
+          <w:sz w:val="22"/>
+          <w:szCs w:val="22"/>
+        </w:rPr>
+        <w:t xml:space="preserve"> (classe </w:t>
+      </w:r>
+      <w:r>
+        <w:rPr>
+          <w:rFonts w:ascii="Times New Roman" w:hAnsi="Times New Roman" w:cs="Times New Roman"/>
+          <w:i/>
+          <w:iCs/>
+          <w:sz w:val="22"/>
+          <w:szCs w:val="22"/>
+        </w:rPr>
+        <w:t>G9_Narrative_Unit</w:t>
+      </w:r>
+      <w:r>
+        <w:rPr>
+          <w:rFonts w:ascii="Times New Roman" w:hAnsi="Times New Roman" w:cs="Times New Roman"/>
+          <w:sz w:val="22"/>
+          <w:szCs w:val="22"/>
+        </w:rPr>
+        <w:t>).</w:t>
+      </w:r>
+    </w:p>
+    <w:p>
+      <w:pPr>
+        <w:spacing w:after="0"/>
+        <w:jc w:val="both"/>
+        <w:rPr>
+          <w:rFonts w:ascii="Times New Roman" w:hAnsi="Times New Roman" w:cs="Times New Roman"/>
+          <w:sz w:val="22"/>
+          <w:szCs w:val="22"/>
+        </w:rPr>
+      </w:pPr>
+      <w:r>
+        <w:rPr>
+          <w:rFonts w:ascii="Times New Roman" w:hAnsi="Times New Roman" w:cs="Times New Roman"/>
+          <w:sz w:val="22"/>
+          <w:szCs w:val="22"/>
+        </w:rPr>
+        <w:t>Annoter dans l’onglet « </w:t>
+      </w:r>
+      <w:proofErr w:type="spellStart"/>
+      <w:r>
+        <w:rPr>
+          <w:rFonts w:ascii="Times New Roman" w:hAnsi="Times New Roman" w:cs="Times New Roman"/>
+          <w:sz w:val="22"/>
+          <w:szCs w:val="22"/>
+        </w:rPr>
+        <w:t>Archetypes</w:t>
+      </w:r>
+      <w:proofErr w:type="spellEnd"/>
+      <w:r>
+        <w:rPr>
+          <w:rFonts w:ascii="Times New Roman" w:hAnsi="Times New Roman" w:cs="Times New Roman"/>
+          <w:sz w:val="22"/>
+          <w:szCs w:val="22"/>
+        </w:rPr>
+        <w:t xml:space="preserve"> » de l’Excel les motifs narratifs (classe </w:t>
+      </w:r>
+      <w:r>
+        <w:rPr>
+          <w:rFonts w:ascii="Times New Roman" w:hAnsi="Times New Roman" w:cs="Times New Roman"/>
+          <w:i/>
+          <w:iCs/>
+          <w:sz w:val="22"/>
+          <w:szCs w:val="22"/>
+        </w:rPr>
+        <w:t>G14_Narrative-Stoff</w:t>
+      </w:r>
+      <w:r>
+        <w:rPr>
+          <w:rFonts w:ascii="Times New Roman" w:hAnsi="Times New Roman" w:cs="Times New Roman"/>
+          <w:sz w:val="22"/>
+          <w:szCs w:val="22"/>
+        </w:rPr>
+        <w:t>).</w:t>
+      </w:r>
+    </w:p>
+    <w:p>
+      <w:pPr>
+        <w:spacing w:after="0"/>
+        <w:jc w:val="both"/>
+        <w:rPr>
+          <w:rFonts w:ascii="Times New Roman" w:hAnsi="Times New Roman" w:cs="Times New Roman"/>
+          <w:sz w:val="22"/>
+          <w:szCs w:val="22"/>
+          <w:lang w:val="en-US"/>
+        </w:rPr>
+      </w:pPr>
+      <w:r>
+        <w:rPr>
+          <w:rFonts w:ascii="Times New Roman" w:hAnsi="Times New Roman" w:cs="Times New Roman"/>
+          <w:sz w:val="22"/>
+          <w:szCs w:val="22"/>
+        </w:rPr>
+        <w:t xml:space="preserve">Annoter dans l’onglet « Narrative </w:t>
+      </w:r>
+      <w:proofErr w:type="spellStart"/>
+      <w:r>
+        <w:rPr>
+          <w:rFonts w:ascii="Times New Roman" w:hAnsi="Times New Roman" w:cs="Times New Roman"/>
+          <w:sz w:val="22"/>
+          <w:szCs w:val="22"/>
+        </w:rPr>
+        <w:t>Sequence</w:t>
+      </w:r>
+      <w:proofErr w:type="spellEnd"/>
+      <w:r>
+        <w:rPr>
+          <w:rFonts w:ascii="Times New Roman" w:hAnsi="Times New Roman" w:cs="Times New Roman"/>
+          <w:sz w:val="22"/>
+          <w:szCs w:val="22"/>
+        </w:rPr>
+        <w:t xml:space="preserve"> » de l’Excel les séquences narratives (classe </w:t>
+      </w:r>
+      <w:r>
+        <w:rPr>
+          <w:rFonts w:ascii="Times New Roman" w:hAnsi="Times New Roman" w:cs="Times New Roman"/>
+          <w:i/>
+          <w:iCs/>
+          <w:sz w:val="22"/>
+          <w:szCs w:val="22"/>
+        </w:rPr>
+        <w:t>G7_Narrative_Sequence</w:t>
+      </w:r>
+      <w:r>
+        <w:rPr>
+          <w:rFonts w:ascii="Times New Roman" w:hAnsi="Times New Roman" w:cs="Times New Roman"/>
+          <w:sz w:val="22"/>
+          <w:szCs w:val="22"/>
+        </w:rPr>
+        <w:t>)</w:t>
+      </w:r>
+      <w:r>
+        <w:rPr>
+          <w:rFonts w:ascii="Times New Roman" w:hAnsi="Times New Roman" w:cs="Times New Roman"/>
+          <w:sz w:val="22"/>
+          <w:szCs w:val="22"/>
+          <w:lang w:val="en-US"/>
+        </w:rPr>
+        <w:t>.</w:t>
+      </w:r>
+    </w:p>
+    <w:p>
+      <w:pPr>
+        <w:spacing w:after="0"/>
+        <w:jc w:val="both"/>
+        <w:rPr>
+          <w:rFonts w:ascii="Times New Roman" w:hAnsi="Times New Roman" w:cs="Times New Roman"/>
+          <w:sz w:val="22"/>
+          <w:szCs w:val="22"/>
+        </w:rPr>
+      </w:pPr>
+      <w:r>
+        <w:rPr>
+          <w:rFonts w:ascii="Times New Roman" w:hAnsi="Times New Roman" w:cs="Times New Roman"/>
+          <w:sz w:val="22"/>
+          <w:szCs w:val="22"/>
+        </w:rPr>
+        <w:t>​</w:t>
+      </w:r>
+    </w:p>
+    <w:p>
+      <w:pPr>
+        <w:spacing w:after="0"/>
+        <w:jc w:val="both"/>
+        <w:rPr>
+          <w:rFonts w:ascii="Times New Roman" w:hAnsi="Times New Roman" w:cs="Times New Roman"/>
+          <w:sz w:val="22"/>
+          <w:szCs w:val="22"/>
+          <w:lang w:val="en-US"/>
+        </w:rPr>
+      </w:pPr>
+      <w:r>
+        <w:rPr>
+          <w:rFonts w:ascii="Times New Roman" w:hAnsi="Times New Roman" w:cs="Times New Roman"/>
+          <w:sz w:val="22"/>
+          <w:szCs w:val="22"/>
+        </w:rPr>
+        <w:t xml:space="preserve">Les instances de </w:t>
+      </w:r>
+      <w:r>
+        <w:rPr>
+          <w:rFonts w:ascii="Times New Roman" w:hAnsi="Times New Roman" w:cs="Times New Roman"/>
+          <w:i/>
+          <w:iCs/>
+          <w:sz w:val="22"/>
+          <w:szCs w:val="22"/>
+        </w:rPr>
+        <w:t>G5_Narrative_Event</w:t>
+      </w:r>
+      <w:r>
+        <w:rPr>
+          <w:rFonts w:ascii="Times New Roman" w:hAnsi="Times New Roman" w:cs="Times New Roman"/>
+          <w:i/>
+          <w:iCs/>
+          <w:sz w:val="22"/>
+          <w:szCs w:val="22"/>
+        </w:rPr>
+        <w:t xml:space="preserve"> </w:t>
+      </w:r>
+      <w:r>
+        <w:rPr>
+          <w:rFonts w:ascii="Times New Roman" w:hAnsi="Times New Roman" w:cs="Times New Roman"/>
+          <w:sz w:val="22"/>
+          <w:szCs w:val="22"/>
+        </w:rPr>
+        <w:t xml:space="preserve">doivent être écrites sous la forme </w:t>
+      </w:r>
+      <w:r>
+        <w:rPr>
+          <w:rFonts w:ascii="Cascadia Code" w:hAnsi="Cascadia Code" w:cs="Cascadia Code"/>
+          <w:sz w:val="18"/>
+          <w:szCs w:val="18"/>
+        </w:rPr>
+        <w:t>Event_[événement]</w:t>
+      </w:r>
+      <w:r>
+        <w:rPr>
+          <w:rFonts w:ascii="Times New Roman" w:hAnsi="Times New Roman" w:cs="Times New Roman"/>
+          <w:sz w:val="22"/>
+          <w:szCs w:val="22"/>
+        </w:rPr>
+        <w:t xml:space="preserve">. </w:t>
+      </w:r>
+      <w:r>
+        <w:rPr>
+          <w:rFonts w:ascii="Times New Roman" w:hAnsi="Times New Roman" w:cs="Times New Roman"/>
+          <w:sz w:val="22"/>
+          <w:szCs w:val="22"/>
+        </w:rPr>
+        <w:t xml:space="preserve"> </w:t>
+      </w:r>
+    </w:p>
+    <w:p>
+      <w:pPr>
+        <w:spacing w:after="0"/>
+        <w:jc w:val="both"/>
+        <w:rPr>
+          <w:rFonts w:ascii="Times New Roman" w:hAnsi="Times New Roman" w:cs="Times New Roman"/>
+          <w:sz w:val="22"/>
+          <w:szCs w:val="22"/>
+        </w:rPr>
+      </w:pPr>
+      <w:r>
+        <w:rPr>
+          <w:rFonts w:ascii="Times New Roman" w:hAnsi="Times New Roman" w:cs="Times New Roman"/>
+          <w:sz w:val="22"/>
+          <w:szCs w:val="22"/>
+        </w:rPr>
+        <w:t xml:space="preserve">Pour </w:t>
+      </w:r>
+      <w:r>
+        <w:rPr>
+          <w:rFonts w:ascii="Times New Roman" w:hAnsi="Times New Roman" w:cs="Times New Roman"/>
+          <w:i/>
+          <w:iCs/>
+          <w:sz w:val="22"/>
+          <w:szCs w:val="22"/>
+        </w:rPr>
+        <w:t>G5_Narrative_Event</w:t>
+      </w:r>
+      <w:r>
+        <w:rPr>
+          <w:rFonts w:ascii="Times New Roman" w:hAnsi="Times New Roman" w:cs="Times New Roman"/>
+          <w:sz w:val="22"/>
+          <w:szCs w:val="22"/>
+        </w:rPr>
+        <w:t>, les propriétés sont :​</w:t>
       </w:r>
     </w:p>
     <w:p>
@@ -6043,8 +6533,9 @@
           <w:sz w:val="22"/>
           <w:szCs w:val="22"/>
         </w:rPr>
-        <w:t>temporal</w:t>
-      </w:r>
+        <w:t>follows</w:t>
+      </w:r>
+      <w:proofErr w:type="spellEnd"/>
       <w:proofErr w:type="gramEnd"/>
       <w:r>
         <w:rPr>
@@ -6052,16 +6543,7 @@
           <w:sz w:val="22"/>
           <w:szCs w:val="22"/>
         </w:rPr>
-        <w:t>_location</w:t>
-      </w:r>
-      <w:proofErr w:type="spellEnd"/>
-      <w:r>
-        <w:rPr>
-          <w:rFonts w:ascii="Times New Roman" w:hAnsi="Times New Roman" w:cs="Times New Roman"/>
-          <w:sz w:val="22"/>
-          <w:szCs w:val="22"/>
-        </w:rPr>
-        <w:t xml:space="preserve"> (la temporalité de cet événement narratif)</w:t>
+        <w:t xml:space="preserve"> (cette événement narratif en suit un autre précédent)</w:t>
       </w:r>
     </w:p>
     <w:p>
@@ -6079,7 +6561,6 @@
           <w:szCs w:val="22"/>
         </w:rPr>
       </w:pPr>
-      <w:proofErr w:type="spellStart"/>
       <w:proofErr w:type="gramStart"/>
       <w:r>
         <w:rPr>
@@ -6087,7 +6568,7 @@
           <w:sz w:val="22"/>
           <w:szCs w:val="22"/>
         </w:rPr>
-        <w:t>sequenced</w:t>
+        <w:t>participant</w:t>
       </w:r>
       <w:proofErr w:type="gramEnd"/>
       <w:r>
@@ -6096,164 +6577,7 @@
           <w:sz w:val="22"/>
           <w:szCs w:val="22"/>
         </w:rPr>
-        <w:t>_by</w:t>
-      </w:r>
-      <w:proofErr w:type="spellEnd"/>
-      <w:r>
-        <w:rPr>
-          <w:rFonts w:ascii="Times New Roman" w:hAnsi="Times New Roman" w:cs="Times New Roman"/>
-          <w:sz w:val="22"/>
-          <w:szCs w:val="22"/>
-        </w:rPr>
-        <w:t xml:space="preserve"> (séquence narrative </w:t>
-      </w:r>
-      <w:r>
-        <w:rPr>
-          <w:rFonts w:ascii="Times New Roman" w:hAnsi="Times New Roman" w:cs="Times New Roman"/>
-          <w:i/>
-          <w:iCs/>
-          <w:sz w:val="22"/>
-          <w:szCs w:val="22"/>
-        </w:rPr>
-        <w:t>G7_Narrative_Sequence</w:t>
-      </w:r>
-      <w:r>
-        <w:rPr>
-          <w:rFonts w:ascii="Times New Roman" w:hAnsi="Times New Roman" w:cs="Times New Roman"/>
-          <w:sz w:val="22"/>
-          <w:szCs w:val="22"/>
-        </w:rPr>
-        <w:t xml:space="preserve"> dans laquelle cet événement narratif est présent)</w:t>
-      </w:r>
-    </w:p>
-    <w:p>
-      <w:pPr>
-        <w:spacing w:after="0"/>
-        <w:jc w:val="both"/>
-        <w:rPr>
-          <w:rFonts w:ascii="Times New Roman" w:hAnsi="Times New Roman" w:cs="Times New Roman"/>
-          <w:sz w:val="22"/>
-          <w:szCs w:val="22"/>
-        </w:rPr>
-      </w:pPr>
-    </w:p>
-    <w:p>
-      <w:pPr>
-        <w:spacing w:after="0"/>
-        <w:jc w:val="both"/>
-        <w:rPr>
-          <w:rFonts w:ascii="Times New Roman" w:hAnsi="Times New Roman" w:cs="Times New Roman"/>
-          <w:sz w:val="22"/>
-          <w:szCs w:val="22"/>
-          <w:lang w:val="en-US"/>
-        </w:rPr>
-      </w:pPr>
-      <w:r>
-        <w:rPr>
-          <w:rFonts w:ascii="Times New Roman" w:hAnsi="Times New Roman" w:cs="Times New Roman"/>
-          <w:sz w:val="22"/>
-          <w:szCs w:val="22"/>
-        </w:rPr>
-        <w:t xml:space="preserve">Les instances de </w:t>
-      </w:r>
-      <w:r>
-        <w:rPr>
-          <w:rFonts w:ascii="Times New Roman" w:hAnsi="Times New Roman" w:cs="Times New Roman"/>
-          <w:i/>
-          <w:iCs/>
-          <w:sz w:val="22"/>
-          <w:szCs w:val="22"/>
-        </w:rPr>
-        <w:t>G9_Narrative_Unit</w:t>
-      </w:r>
-      <w:r>
-        <w:rPr>
-          <w:rFonts w:ascii="Times New Roman" w:hAnsi="Times New Roman" w:cs="Times New Roman"/>
-          <w:i/>
-          <w:iCs/>
-          <w:sz w:val="22"/>
-          <w:szCs w:val="22"/>
-        </w:rPr>
-        <w:t xml:space="preserve"> </w:t>
-      </w:r>
-      <w:r>
-        <w:rPr>
-          <w:rFonts w:ascii="Times New Roman" w:hAnsi="Times New Roman" w:cs="Times New Roman"/>
-          <w:sz w:val="22"/>
-          <w:szCs w:val="22"/>
-        </w:rPr>
-        <w:t xml:space="preserve">doivent être écrites sous la forme </w:t>
-      </w:r>
-      <w:proofErr w:type="gramStart"/>
-      <w:r>
-        <w:rPr>
-          <w:rFonts w:ascii="Cascadia Code" w:hAnsi="Cascadia Code" w:cs="Cascadia Code"/>
-          <w:sz w:val="18"/>
-          <w:szCs w:val="18"/>
-        </w:rPr>
-        <w:t>NU[</w:t>
-      </w:r>
-      <w:proofErr w:type="gramEnd"/>
-      <w:r>
-        <w:rPr>
-          <w:rFonts w:ascii="Cascadia Code" w:hAnsi="Cascadia Code" w:cs="Cascadia Code"/>
-          <w:sz w:val="18"/>
-          <w:szCs w:val="18"/>
-        </w:rPr>
-        <w:t>nombre]</w:t>
-      </w:r>
-      <w:r>
-        <w:rPr>
-          <w:rFonts w:ascii="Times New Roman" w:hAnsi="Times New Roman" w:cs="Times New Roman"/>
-          <w:sz w:val="22"/>
-          <w:szCs w:val="22"/>
-        </w:rPr>
-        <w:t xml:space="preserve">. </w:t>
-      </w:r>
-      <w:r>
-        <w:rPr>
-          <w:rFonts w:ascii="Times New Roman" w:hAnsi="Times New Roman" w:cs="Times New Roman"/>
-          <w:sz w:val="22"/>
-          <w:szCs w:val="22"/>
-        </w:rPr>
-        <w:t xml:space="preserve"> </w:t>
-      </w:r>
-    </w:p>
-    <w:p>
-      <w:pPr>
-        <w:spacing w:after="0"/>
-        <w:jc w:val="both"/>
-        <w:rPr>
-          <w:rFonts w:ascii="Times New Roman" w:hAnsi="Times New Roman" w:cs="Times New Roman"/>
-          <w:sz w:val="22"/>
-          <w:szCs w:val="22"/>
-        </w:rPr>
-      </w:pPr>
-      <w:r>
-        <w:rPr>
-          <w:rFonts w:ascii="Times New Roman" w:hAnsi="Times New Roman" w:cs="Times New Roman"/>
-          <w:sz w:val="22"/>
-          <w:szCs w:val="22"/>
-        </w:rPr>
-        <w:t xml:space="preserve">Pour </w:t>
-      </w:r>
-      <w:r>
-        <w:rPr>
-          <w:rFonts w:ascii="Times New Roman" w:hAnsi="Times New Roman" w:cs="Times New Roman"/>
-          <w:i/>
-          <w:iCs/>
-          <w:sz w:val="22"/>
-          <w:szCs w:val="22"/>
-        </w:rPr>
-        <w:t>G9_Narrative_Unit</w:t>
-      </w:r>
-      <w:r>
-        <w:rPr>
-          <w:rFonts w:ascii="Times New Roman" w:hAnsi="Times New Roman" w:cs="Times New Roman"/>
-          <w:sz w:val="22"/>
-          <w:szCs w:val="22"/>
-        </w:rPr>
-        <w:t>, les propriétés sont :​</w:t>
+        <w:t xml:space="preserve"> (les personnages participant à cet événement narratif)</w:t>
       </w:r>
     </w:p>
     <w:p>
@@ -6277,25 +6601,7 @@
           <w:sz w:val="22"/>
           <w:szCs w:val="22"/>
         </w:rPr>
-        <w:t xml:space="preserve">P67_refers_to (se réfère à un événement narratif </w:t>
-      </w:r>
-      <w:r>
-        <w:rPr>
-          <w:rFonts w:ascii="Times New Roman" w:hAnsi="Times New Roman" w:cs="Times New Roman"/>
-          <w:i/>
-          <w:iCs/>
-          <w:sz w:val="22"/>
-          <w:szCs w:val="22"/>
-        </w:rPr>
-        <w:t>G5_Narrative_Event</w:t>
-      </w:r>
-      <w:r>
-        <w:rPr>
-          <w:rFonts w:ascii="Times New Roman" w:hAnsi="Times New Roman" w:cs="Times New Roman"/>
-          <w:sz w:val="22"/>
-          <w:szCs w:val="22"/>
-        </w:rPr>
-        <w:t>)</w:t>
+        <w:t>P16_used_specific_object (les objets utilisés dans cet événement narratif)</w:t>
       </w:r>
     </w:p>
     <w:p>
@@ -6321,6 +6627,328 @@
           <w:sz w:val="22"/>
           <w:szCs w:val="22"/>
         </w:rPr>
+        <w:t>participant</w:t>
+      </w:r>
+      <w:proofErr w:type="gramEnd"/>
+      <w:r>
+        <w:rPr>
+          <w:rFonts w:ascii="Times New Roman" w:hAnsi="Times New Roman" w:cs="Times New Roman"/>
+          <w:sz w:val="22"/>
+          <w:szCs w:val="22"/>
+        </w:rPr>
+        <w:t>_place</w:t>
+      </w:r>
+      <w:proofErr w:type="spellEnd"/>
+      <w:r>
+        <w:rPr>
+          <w:rFonts w:ascii="Times New Roman" w:hAnsi="Times New Roman" w:cs="Times New Roman"/>
+          <w:sz w:val="22"/>
+          <w:szCs w:val="22"/>
+        </w:rPr>
+        <w:t xml:space="preserve"> (le lieu de cet événement narratif)</w:t>
+      </w:r>
+    </w:p>
+    <w:p>
+      <w:pPr>
+        <w:pStyle w:val="Paragraphedeliste"/>
+        <w:numPr>
+          <w:ilvl w:val="0"/>
+          <w:numId w:val="1"/>
+        </w:numPr>
+        <w:spacing w:after="0"/>
+        <w:jc w:val="both"/>
+        <w:rPr>
+          <w:rFonts w:ascii="Times New Roman" w:hAnsi="Times New Roman" w:cs="Times New Roman"/>
+          <w:sz w:val="22"/>
+          <w:szCs w:val="22"/>
+        </w:rPr>
+      </w:pPr>
+      <w:proofErr w:type="spellStart"/>
+      <w:proofErr w:type="gramStart"/>
+      <w:r>
+        <w:rPr>
+          <w:rFonts w:ascii="Times New Roman" w:hAnsi="Times New Roman" w:cs="Times New Roman"/>
+          <w:sz w:val="22"/>
+          <w:szCs w:val="22"/>
+        </w:rPr>
+        <w:t>temporal</w:t>
+      </w:r>
+      <w:proofErr w:type="gramEnd"/>
+      <w:r>
+        <w:rPr>
+          <w:rFonts w:ascii="Times New Roman" w:hAnsi="Times New Roman" w:cs="Times New Roman"/>
+          <w:sz w:val="22"/>
+          <w:szCs w:val="22"/>
+        </w:rPr>
+        <w:t>_location</w:t>
+      </w:r>
+      <w:proofErr w:type="spellEnd"/>
+      <w:r>
+        <w:rPr>
+          <w:rFonts w:ascii="Times New Roman" w:hAnsi="Times New Roman" w:cs="Times New Roman"/>
+          <w:sz w:val="22"/>
+          <w:szCs w:val="22"/>
+        </w:rPr>
+        <w:t xml:space="preserve"> (la temporalité de cet événement narratif)</w:t>
+      </w:r>
+    </w:p>
+    <w:p>
+      <w:pPr>
+        <w:pStyle w:val="Paragraphedeliste"/>
+        <w:numPr>
+          <w:ilvl w:val="0"/>
+          <w:numId w:val="1"/>
+        </w:numPr>
+        <w:spacing w:after="0"/>
+        <w:jc w:val="both"/>
+        <w:rPr>
+          <w:rFonts w:ascii="Times New Roman" w:hAnsi="Times New Roman" w:cs="Times New Roman"/>
+          <w:sz w:val="22"/>
+          <w:szCs w:val="22"/>
+        </w:rPr>
+      </w:pPr>
+      <w:proofErr w:type="spellStart"/>
+      <w:proofErr w:type="gramStart"/>
+      <w:r>
+        <w:rPr>
+          <w:rFonts w:ascii="Times New Roman" w:hAnsi="Times New Roman" w:cs="Times New Roman"/>
+          <w:sz w:val="22"/>
+          <w:szCs w:val="22"/>
+        </w:rPr>
+        <w:t>sequenced</w:t>
+      </w:r>
+      <w:proofErr w:type="gramEnd"/>
+      <w:r>
+        <w:rPr>
+          <w:rFonts w:ascii="Times New Roman" w:hAnsi="Times New Roman" w:cs="Times New Roman"/>
+          <w:sz w:val="22"/>
+          <w:szCs w:val="22"/>
+        </w:rPr>
+        <w:t>_by</w:t>
+      </w:r>
+      <w:proofErr w:type="spellEnd"/>
+      <w:r>
+        <w:rPr>
+          <w:rFonts w:ascii="Times New Roman" w:hAnsi="Times New Roman" w:cs="Times New Roman"/>
+          <w:sz w:val="22"/>
+          <w:szCs w:val="22"/>
+        </w:rPr>
+        <w:t xml:space="preserve"> (séquence narrative </w:t>
+      </w:r>
+      <w:r>
+        <w:rPr>
+          <w:rFonts w:ascii="Times New Roman" w:hAnsi="Times New Roman" w:cs="Times New Roman"/>
+          <w:i/>
+          <w:iCs/>
+          <w:sz w:val="22"/>
+          <w:szCs w:val="22"/>
+        </w:rPr>
+        <w:t>G7_Narrative_Sequence</w:t>
+      </w:r>
+      <w:r>
+        <w:rPr>
+          <w:rFonts w:ascii="Times New Roman" w:hAnsi="Times New Roman" w:cs="Times New Roman"/>
+          <w:sz w:val="22"/>
+          <w:szCs w:val="22"/>
+        </w:rPr>
+        <w:t xml:space="preserve"> dans laquelle cet événement narratif est présent)</w:t>
+      </w:r>
+    </w:p>
+    <w:p>
+      <w:pPr>
+        <w:spacing w:after="0"/>
+        <w:jc w:val="both"/>
+        <w:rPr>
+          <w:rFonts w:ascii="Times New Roman" w:hAnsi="Times New Roman" w:cs="Times New Roman"/>
+          <w:sz w:val="22"/>
+          <w:szCs w:val="22"/>
+        </w:rPr>
+      </w:pPr>
+    </w:p>
+    <w:p>
+      <w:pPr>
+        <w:spacing w:after="0"/>
+        <w:jc w:val="both"/>
+        <w:rPr>
+          <w:rFonts w:ascii="Times New Roman" w:hAnsi="Times New Roman" w:cs="Times New Roman"/>
+          <w:sz w:val="22"/>
+          <w:szCs w:val="22"/>
+          <w:lang w:val="en-US"/>
+        </w:rPr>
+      </w:pPr>
+      <w:r>
+        <w:rPr>
+          <w:rFonts w:ascii="Times New Roman" w:hAnsi="Times New Roman" w:cs="Times New Roman"/>
+          <w:sz w:val="22"/>
+          <w:szCs w:val="22"/>
+        </w:rPr>
+        <w:t xml:space="preserve">Les instances de </w:t>
+      </w:r>
+      <w:r>
+        <w:rPr>
+          <w:rFonts w:ascii="Times New Roman" w:hAnsi="Times New Roman" w:cs="Times New Roman"/>
+          <w:i/>
+          <w:iCs/>
+          <w:sz w:val="22"/>
+          <w:szCs w:val="22"/>
+        </w:rPr>
+        <w:t>G9_Narrative_Unit</w:t>
+      </w:r>
+      <w:r>
+        <w:rPr>
+          <w:rFonts w:ascii="Times New Roman" w:hAnsi="Times New Roman" w:cs="Times New Roman"/>
+          <w:i/>
+          <w:iCs/>
+          <w:sz w:val="22"/>
+          <w:szCs w:val="22"/>
+        </w:rPr>
+        <w:t xml:space="preserve"> </w:t>
+      </w:r>
+      <w:r>
+        <w:rPr>
+          <w:rFonts w:ascii="Times New Roman" w:hAnsi="Times New Roman" w:cs="Times New Roman"/>
+          <w:sz w:val="22"/>
+          <w:szCs w:val="22"/>
+        </w:rPr>
+        <w:t xml:space="preserve">doivent être écrites sous la forme </w:t>
+      </w:r>
+      <w:proofErr w:type="gramStart"/>
+      <w:r>
+        <w:rPr>
+          <w:rFonts w:ascii="Cascadia Code" w:hAnsi="Cascadia Code" w:cs="Cascadia Code"/>
+          <w:sz w:val="18"/>
+          <w:szCs w:val="18"/>
+        </w:rPr>
+        <w:t>NU[</w:t>
+      </w:r>
+      <w:proofErr w:type="gramEnd"/>
+      <w:r>
+        <w:rPr>
+          <w:rFonts w:ascii="Cascadia Code" w:hAnsi="Cascadia Code" w:cs="Cascadia Code"/>
+          <w:sz w:val="18"/>
+          <w:szCs w:val="18"/>
+        </w:rPr>
+        <w:t>nombre]</w:t>
+      </w:r>
+      <w:r>
+        <w:rPr>
+          <w:rFonts w:ascii="Times New Roman" w:hAnsi="Times New Roman" w:cs="Times New Roman"/>
+          <w:sz w:val="22"/>
+          <w:szCs w:val="22"/>
+        </w:rPr>
+        <w:t xml:space="preserve">. </w:t>
+      </w:r>
+      <w:r>
+        <w:rPr>
+          <w:rFonts w:ascii="Times New Roman" w:hAnsi="Times New Roman" w:cs="Times New Roman"/>
+          <w:sz w:val="22"/>
+          <w:szCs w:val="22"/>
+        </w:rPr>
+        <w:t xml:space="preserve"> </w:t>
+      </w:r>
+    </w:p>
+    <w:p>
+      <w:pPr>
+        <w:spacing w:after="0"/>
+        <w:jc w:val="both"/>
+        <w:rPr>
+          <w:rFonts w:ascii="Times New Roman" w:hAnsi="Times New Roman" w:cs="Times New Roman"/>
+          <w:sz w:val="22"/>
+          <w:szCs w:val="22"/>
+        </w:rPr>
+      </w:pPr>
+      <w:r>
+        <w:rPr>
+          <w:rFonts w:ascii="Times New Roman" w:hAnsi="Times New Roman" w:cs="Times New Roman"/>
+          <w:sz w:val="22"/>
+          <w:szCs w:val="22"/>
+        </w:rPr>
+        <w:t xml:space="preserve">Pour </w:t>
+      </w:r>
+      <w:r>
+        <w:rPr>
+          <w:rFonts w:ascii="Times New Roman" w:hAnsi="Times New Roman" w:cs="Times New Roman"/>
+          <w:i/>
+          <w:iCs/>
+          <w:sz w:val="22"/>
+          <w:szCs w:val="22"/>
+        </w:rPr>
+        <w:t>G9_Narrative_Unit</w:t>
+      </w:r>
+      <w:r>
+        <w:rPr>
+          <w:rFonts w:ascii="Times New Roman" w:hAnsi="Times New Roman" w:cs="Times New Roman"/>
+          <w:sz w:val="22"/>
+          <w:szCs w:val="22"/>
+        </w:rPr>
+        <w:t>, les propriétés sont :​</w:t>
+      </w:r>
+    </w:p>
+    <w:p>
+      <w:pPr>
+        <w:pStyle w:val="Paragraphedeliste"/>
+        <w:numPr>
+          <w:ilvl w:val="0"/>
+          <w:numId w:val="1"/>
+        </w:numPr>
+        <w:spacing w:after="0"/>
+        <w:jc w:val="both"/>
+        <w:rPr>
+          <w:rFonts w:ascii="Times New Roman" w:hAnsi="Times New Roman" w:cs="Times New Roman"/>
+          <w:sz w:val="22"/>
+          <w:szCs w:val="22"/>
+        </w:rPr>
+      </w:pPr>
+      <w:r>
+        <w:rPr>
+          <w:rFonts w:ascii="Times New Roman" w:hAnsi="Times New Roman" w:cs="Times New Roman"/>
+          <w:sz w:val="22"/>
+          <w:szCs w:val="22"/>
+        </w:rPr>
+        <w:t xml:space="preserve">P67_refers_to (se réfère à un événement narratif </w:t>
+      </w:r>
+      <w:r>
+        <w:rPr>
+          <w:rFonts w:ascii="Times New Roman" w:hAnsi="Times New Roman" w:cs="Times New Roman"/>
+          <w:i/>
+          <w:iCs/>
+          <w:sz w:val="22"/>
+          <w:szCs w:val="22"/>
+        </w:rPr>
+        <w:t>G5_Narrative_Event</w:t>
+      </w:r>
+      <w:r>
+        <w:rPr>
+          <w:rFonts w:ascii="Times New Roman" w:hAnsi="Times New Roman" w:cs="Times New Roman"/>
+          <w:sz w:val="22"/>
+          <w:szCs w:val="22"/>
+        </w:rPr>
+        <w:t>)</w:t>
+      </w:r>
+    </w:p>
+    <w:p>
+      <w:pPr>
+        <w:pStyle w:val="Paragraphedeliste"/>
+        <w:numPr>
+          <w:ilvl w:val="0"/>
+          <w:numId w:val="1"/>
+        </w:numPr>
+        <w:spacing w:after="0"/>
+        <w:jc w:val="both"/>
+        <w:rPr>
+          <w:rFonts w:ascii="Times New Roman" w:hAnsi="Times New Roman" w:cs="Times New Roman"/>
+          <w:sz w:val="22"/>
+          <w:szCs w:val="22"/>
+        </w:rPr>
+      </w:pPr>
+      <w:proofErr w:type="spellStart"/>
+      <w:proofErr w:type="gramStart"/>
+      <w:r>
+        <w:rPr>
+          <w:rFonts w:ascii="Times New Roman" w:hAnsi="Times New Roman" w:cs="Times New Roman"/>
+          <w:sz w:val="22"/>
+          <w:szCs w:val="22"/>
+        </w:rPr>
         <w:t>plays</w:t>
       </w:r>
       <w:proofErr w:type="spellEnd"/>
@@ -6351,7 +6979,7 @@
         </w:rPr>
         <w:t xml:space="preserve">, la liste finie des fonctions narratives étant dans le fichier </w:t>
       </w:r>
-      <w:hyperlink r:id="rId15" w:history="1">
+      <w:hyperlink r:id="rId16" w:history="1">
         <w:proofErr w:type="spellStart"/>
         <w:r>
           <w:rPr>
@@ -6978,6 +7606,7 @@
           <w:sz w:val="22"/>
           <w:szCs w:val="22"/>
         </w:rPr>
+        <w:lastRenderedPageBreak/>
         <w:t xml:space="preserve">Pour </w:t>
       </w:r>
       <w:r>
@@ -7091,36 +7720,6 @@
           <w:szCs w:val="22"/>
         </w:rPr>
         <w:t>)</w:t>
-      </w:r>
-    </w:p>
-    <w:p>
-      <w:pPr>
-        <w:spacing w:after="0"/>
-        <w:jc w:val="both"/>
-        <w:rPr>
-          <w:rFonts w:ascii="Times New Roman" w:hAnsi="Times New Roman" w:cs="Times New Roman"/>
-          <w:sz w:val="22"/>
-          <w:szCs w:val="22"/>
-        </w:rPr>
-      </w:pPr>
-    </w:p>
-    <w:p>
-      <w:pPr>
-        <w:spacing w:after="0"/>
-        <w:jc w:val="both"/>
-        <w:rPr>
-          <w:rFonts w:ascii="Times New Roman" w:hAnsi="Times New Roman" w:cs="Times New Roman"/>
-          <w:sz w:val="22"/>
-          <w:szCs w:val="22"/>
-        </w:rPr>
-      </w:pPr>
-      <w:r>
-        <w:rPr>
-          <w:rFonts w:ascii="Times New Roman" w:hAnsi="Times New Roman" w:cs="Times New Roman"/>
-          <w:sz w:val="22"/>
-          <w:szCs w:val="22"/>
-        </w:rPr>
-        <w:t>​</w:t>
       </w:r>
     </w:p>
     <w:p>
@@ -7954,7 +8553,6 @@
   <w:style w:type="character" w:default="1" w:styleId="Policepardfaut">
     <w:name w:val="Default Paragraph Font"/>
     <w:uiPriority w:val="1"/>
-    <w:semiHidden/>
     <w:unhideWhenUsed/>
   </w:style>
   <w:style w:type="table" w:default="1" w:styleId="TableauNormal">

--- a/src/Annotation Guide.docx
+++ b/src/Annotation Guide.docx
@@ -103,7 +103,6 @@
         </w:rPr>
         <w:t>module</w:t>
       </w:r>
-      <w:proofErr w:type="gramStart"/>
       <w:r>
         <w:rPr>
           <w:rFonts w:ascii="Times New Roman" w:hAnsi="Times New Roman" w:cs="Times New Roman"/>
@@ -118,16 +117,7 @@
           <w:sz w:val="22"/>
           <w:szCs w:val="22"/>
         </w:rPr>
-        <w:t>/</w:t>
-      </w:r>
-      <w:proofErr w:type="gramEnd"/>
-      <w:r>
-        <w:rPr>
-          <w:rFonts w:ascii="Times New Roman" w:hAnsi="Times New Roman" w:cs="Times New Roman"/>
-          <w:sz w:val="22"/>
-          <w:szCs w:val="22"/>
-        </w:rPr>
-        <w:t xml:space="preserve">regroupement de classes en relation (par exemple </w:t>
+        <w:t xml:space="preserve">/regroupement de classes en relation (par exemple </w:t>
       </w:r>
       <w:r>
         <w:rPr>
@@ -1301,25 +1291,7 @@
           <w:sz w:val="22"/>
           <w:szCs w:val="22"/>
         </w:rPr>
-        <w:t xml:space="preserve"> </w:t>
-      </w:r>
-      <w:proofErr w:type="gramStart"/>
-      <w:r>
-        <w:rPr>
-          <w:rFonts w:ascii="Times New Roman" w:hAnsi="Times New Roman" w:cs="Times New Roman"/>
-          <w:sz w:val="22"/>
-          <w:szCs w:val="22"/>
-        </w:rPr>
-        <w:t>doivent</w:t>
-      </w:r>
-      <w:proofErr w:type="gramEnd"/>
-      <w:r>
-        <w:rPr>
-          <w:rFonts w:ascii="Times New Roman" w:hAnsi="Times New Roman" w:cs="Times New Roman"/>
-          <w:sz w:val="22"/>
-          <w:szCs w:val="22"/>
-        </w:rPr>
-        <w:t xml:space="preserve"> être écrites sous la forme </w:t>
+        <w:t xml:space="preserve"> doivent être écrites sous la forme </w:t>
       </w:r>
       <w:r>
         <w:rPr>
@@ -1400,7 +1372,6 @@
         </w:rPr>
       </w:pPr>
       <w:proofErr w:type="spellStart"/>
-      <w:proofErr w:type="gramStart"/>
       <w:r>
         <w:rPr>
           <w:rFonts w:ascii="Times New Roman" w:hAnsi="Times New Roman" w:cs="Times New Roman"/>
@@ -1410,7 +1381,6 @@
         <w:t>dcterms:title</w:t>
       </w:r>
       <w:proofErr w:type="spellEnd"/>
-      <w:proofErr w:type="gramEnd"/>
       <w:r>
         <w:rPr>
           <w:rFonts w:ascii="Times New Roman" w:hAnsi="Times New Roman" w:cs="Times New Roman"/>
@@ -1446,7 +1416,6 @@
         </w:rPr>
       </w:pPr>
       <w:proofErr w:type="spellStart"/>
-      <w:proofErr w:type="gramStart"/>
       <w:r>
         <w:rPr>
           <w:rFonts w:ascii="Times New Roman" w:hAnsi="Times New Roman" w:cs="Times New Roman"/>
@@ -1456,7 +1425,6 @@
         <w:t>dcterms:creator</w:t>
       </w:r>
       <w:proofErr w:type="spellEnd"/>
-      <w:proofErr w:type="gramEnd"/>
       <w:r>
         <w:rPr>
           <w:rFonts w:ascii="Times New Roman" w:hAnsi="Times New Roman" w:cs="Times New Roman"/>
@@ -1508,7 +1476,6 @@
         </w:rPr>
       </w:pPr>
       <w:proofErr w:type="spellStart"/>
-      <w:proofErr w:type="gramStart"/>
       <w:r>
         <w:rPr>
           <w:rFonts w:ascii="Times New Roman" w:hAnsi="Times New Roman" w:cs="Times New Roman"/>
@@ -1518,7 +1485,6 @@
         <w:t>dcterms:issued</w:t>
       </w:r>
       <w:proofErr w:type="spellEnd"/>
-      <w:proofErr w:type="gramEnd"/>
       <w:r>
         <w:rPr>
           <w:rFonts w:ascii="Times New Roman" w:hAnsi="Times New Roman" w:cs="Times New Roman"/>
@@ -1734,7 +1700,6 @@
         </w:rPr>
       </w:pPr>
       <w:proofErr w:type="spellStart"/>
-      <w:proofErr w:type="gramStart"/>
       <w:r>
         <w:rPr>
           <w:rFonts w:ascii="Times New Roman" w:hAnsi="Times New Roman" w:cs="Times New Roman"/>
@@ -1744,7 +1709,6 @@
         <w:t>dc:language</w:t>
       </w:r>
       <w:proofErr w:type="spellEnd"/>
-      <w:proofErr w:type="gramEnd"/>
       <w:r>
         <w:rPr>
           <w:rFonts w:ascii="Times New Roman" w:hAnsi="Times New Roman" w:cs="Times New Roman"/>
@@ -1841,25 +1805,23 @@
           <w:sz w:val="18"/>
           <w:szCs w:val="18"/>
         </w:rPr>
-        <w:t>Setting</w:t>
-      </w:r>
-      <w:proofErr w:type="gramStart"/>
+        <w:t>Setting_[cadre</w:t>
+      </w:r>
       <w:r>
         <w:rPr>
           <w:rFonts w:ascii="Cascadia Code" w:hAnsi="Cascadia Code" w:cs="Cascadia Code"/>
           <w:sz w:val="18"/>
           <w:szCs w:val="18"/>
         </w:rPr>
-        <w:t>_[</w:t>
-      </w:r>
-      <w:proofErr w:type="gramEnd"/>
+        <w:t xml:space="preserve"> contextuel, cadre</w:t>
+      </w:r>
       <w:r>
         <w:rPr>
           <w:rFonts w:ascii="Cascadia Code" w:hAnsi="Cascadia Code" w:cs="Cascadia Code"/>
           <w:sz w:val="18"/>
           <w:szCs w:val="18"/>
         </w:rPr>
-        <w:t>cadre</w:t>
+        <w:t xml:space="preserve"> </w:t>
       </w:r>
       <w:r>
         <w:rPr>
@@ -1867,7 +1829,7 @@
           <w:sz w:val="18"/>
           <w:szCs w:val="18"/>
         </w:rPr>
-        <w:t xml:space="preserve"> contextuel, cadre</w:t>
+        <w:t>spa</w:t>
       </w:r>
       <w:r>
         <w:rPr>
@@ -1875,7 +1837,7 @@
           <w:sz w:val="18"/>
           <w:szCs w:val="18"/>
         </w:rPr>
-        <w:t xml:space="preserve"> </w:t>
+        <w:t>tial</w:t>
       </w:r>
       <w:r>
         <w:rPr>
@@ -1883,22 +1845,6 @@
           <w:sz w:val="18"/>
           <w:szCs w:val="18"/>
         </w:rPr>
-        <w:t>spa</w:t>
-      </w:r>
-      <w:r>
-        <w:rPr>
-          <w:rFonts w:ascii="Cascadia Code" w:hAnsi="Cascadia Code" w:cs="Cascadia Code"/>
-          <w:sz w:val="18"/>
-          <w:szCs w:val="18"/>
-        </w:rPr>
-        <w:t>tial</w:t>
-      </w:r>
-      <w:r>
-        <w:rPr>
-          <w:rFonts w:ascii="Cascadia Code" w:hAnsi="Cascadia Code" w:cs="Cascadia Code"/>
-          <w:sz w:val="18"/>
-          <w:szCs w:val="18"/>
-        </w:rPr>
         <w:t xml:space="preserve"> ou cadre temporel]</w:t>
       </w:r>
       <w:r>
@@ -2173,6 +2119,149 @@
           <w:lang w:val="en-US"/>
         </w:rPr>
         <w:t>​</w:t>
+      </w:r>
+    </w:p>
+    <w:p>
+      <w:pPr>
+        <w:spacing w:after="0"/>
+        <w:jc w:val="both"/>
+        <w:rPr>
+          <w:rFonts w:ascii="Times New Roman" w:hAnsi="Times New Roman" w:cs="Times New Roman"/>
+          <w:sz w:val="22"/>
+          <w:szCs w:val="22"/>
+        </w:rPr>
+      </w:pPr>
+      <w:proofErr w:type="spellStart"/>
+      <w:r>
+        <w:rPr>
+          <w:rFonts w:ascii="Times New Roman" w:hAnsi="Times New Roman" w:cs="Times New Roman"/>
+          <w:sz w:val="22"/>
+          <w:szCs w:val="22"/>
+          <w:lang w:val="en-US"/>
+        </w:rPr>
+        <w:t>Annoter</w:t>
+      </w:r>
+      <w:proofErr w:type="spellEnd"/>
+      <w:r>
+        <w:rPr>
+          <w:rFonts w:ascii="Times New Roman" w:hAnsi="Times New Roman" w:cs="Times New Roman"/>
+          <w:sz w:val="22"/>
+          <w:szCs w:val="22"/>
+          <w:lang w:val="en-US"/>
+        </w:rPr>
+        <w:t xml:space="preserve"> dans </w:t>
+      </w:r>
+      <w:proofErr w:type="spellStart"/>
+      <w:r>
+        <w:rPr>
+          <w:rFonts w:ascii="Times New Roman" w:hAnsi="Times New Roman" w:cs="Times New Roman"/>
+          <w:sz w:val="22"/>
+          <w:szCs w:val="22"/>
+          <w:lang w:val="en-US"/>
+        </w:rPr>
+        <w:t>l’onglet</w:t>
+      </w:r>
+      <w:proofErr w:type="spellEnd"/>
+      <w:r>
+        <w:rPr>
+          <w:rFonts w:ascii="Times New Roman" w:hAnsi="Times New Roman" w:cs="Times New Roman"/>
+          <w:sz w:val="22"/>
+          <w:szCs w:val="22"/>
+          <w:lang w:val="en-US"/>
+        </w:rPr>
+        <w:t xml:space="preserve"> </w:t>
+      </w:r>
+      <w:r>
+        <w:rPr>
+          <w:rFonts w:ascii="Times New Roman" w:hAnsi="Times New Roman" w:cs="Times New Roman"/>
+          <w:sz w:val="22"/>
+          <w:szCs w:val="22"/>
+        </w:rPr>
+        <w:t>« </w:t>
+      </w:r>
+      <w:r>
+        <w:rPr>
+          <w:rFonts w:ascii="Times New Roman" w:hAnsi="Times New Roman" w:cs="Times New Roman"/>
+          <w:sz w:val="22"/>
+          <w:szCs w:val="22"/>
+        </w:rPr>
+        <w:t>Relations</w:t>
+      </w:r>
+      <w:r>
+        <w:rPr>
+          <w:rFonts w:ascii="Times New Roman" w:hAnsi="Times New Roman" w:cs="Times New Roman"/>
+          <w:sz w:val="22"/>
+          <w:szCs w:val="22"/>
+        </w:rPr>
+        <w:t> »</w:t>
+      </w:r>
+      <w:r>
+        <w:rPr>
+          <w:rFonts w:ascii="Times New Roman" w:hAnsi="Times New Roman" w:cs="Times New Roman"/>
+          <w:sz w:val="22"/>
+          <w:szCs w:val="22"/>
+        </w:rPr>
+        <w:t xml:space="preserve"> de l</w:t>
+      </w:r>
+      <w:r>
+        <w:rPr>
+          <w:rFonts w:ascii="Times New Roman" w:hAnsi="Times New Roman" w:cs="Times New Roman"/>
+          <w:sz w:val="22"/>
+          <w:szCs w:val="22"/>
+        </w:rPr>
+        <w:t>’</w:t>
+      </w:r>
+      <w:r>
+        <w:rPr>
+          <w:rFonts w:ascii="Times New Roman" w:hAnsi="Times New Roman" w:cs="Times New Roman"/>
+          <w:sz w:val="22"/>
+          <w:szCs w:val="22"/>
+        </w:rPr>
+        <w:t>Exc</w:t>
+      </w:r>
+      <w:r>
+        <w:rPr>
+          <w:rFonts w:ascii="Times New Roman" w:hAnsi="Times New Roman" w:cs="Times New Roman"/>
+          <w:sz w:val="22"/>
+          <w:szCs w:val="22"/>
+        </w:rPr>
+        <w:t xml:space="preserve">el les relations (classes </w:t>
+      </w:r>
+      <w:r>
+        <w:rPr>
+          <w:rFonts w:ascii="Times New Roman" w:hAnsi="Times New Roman" w:cs="Times New Roman"/>
+          <w:i/>
+          <w:iCs/>
+          <w:sz w:val="22"/>
+          <w:szCs w:val="22"/>
+        </w:rPr>
+        <w:t xml:space="preserve">H7_Relationship_Assignment </w:t>
+      </w:r>
+      <w:r>
+        <w:rPr>
+          <w:rFonts w:ascii="Times New Roman" w:hAnsi="Times New Roman" w:cs="Times New Roman"/>
+          <w:sz w:val="22"/>
+          <w:szCs w:val="22"/>
+        </w:rPr>
+        <w:t xml:space="preserve">et </w:t>
+      </w:r>
+      <w:r>
+        <w:rPr>
+          <w:rFonts w:ascii="Times New Roman" w:hAnsi="Times New Roman" w:cs="Times New Roman"/>
+          <w:i/>
+          <w:iCs/>
+          <w:sz w:val="22"/>
+          <w:szCs w:val="22"/>
+        </w:rPr>
+        <w:t>G4_Social_Relationship</w:t>
+      </w:r>
+      <w:r>
+        <w:rPr>
+          <w:rFonts w:ascii="Times New Roman" w:hAnsi="Times New Roman" w:cs="Times New Roman"/>
+          <w:sz w:val="22"/>
+          <w:szCs w:val="22"/>
+        </w:rPr>
+        <w:t>)</w:t>
       </w:r>
     </w:p>
     <w:p>
@@ -2874,23 +2963,13 @@
           <w:szCs w:val="22"/>
         </w:rPr>
       </w:pPr>
-      <w:proofErr w:type="gramStart"/>
-      <w:r>
-        <w:rPr>
-          <w:rFonts w:ascii="Times New Roman" w:hAnsi="Times New Roman" w:cs="Times New Roman"/>
-          <w:sz w:val="22"/>
-          <w:szCs w:val="22"/>
-        </w:rPr>
-        <w:t>setting</w:t>
-      </w:r>
-      <w:proofErr w:type="gramEnd"/>
-      <w:r>
-        <w:rPr>
-          <w:rFonts w:ascii="Times New Roman" w:hAnsi="Times New Roman" w:cs="Times New Roman"/>
-          <w:sz w:val="22"/>
-          <w:szCs w:val="22"/>
-        </w:rPr>
-        <w:t xml:space="preserve"> (dans quelle société/cadre spatio-temporel le personnage évolue</w:t>
+      <w:r>
+        <w:rPr>
+          <w:rFonts w:ascii="Times New Roman" w:hAnsi="Times New Roman" w:cs="Times New Roman"/>
+          <w:sz w:val="22"/>
+          <w:szCs w:val="22"/>
+        </w:rPr>
+        <w:t>setting (dans quelle société/cadre spatio-temporel le personnage évolue</w:t>
       </w:r>
       <w:r>
         <w:rPr>
@@ -2969,7 +3048,6 @@
         </w:rPr>
       </w:pPr>
       <w:proofErr w:type="spellStart"/>
-      <w:proofErr w:type="gramStart"/>
       <w:r>
         <w:rPr>
           <w:rFonts w:ascii="Times New Roman" w:hAnsi="Times New Roman" w:cs="Times New Roman"/>
@@ -2979,7 +3057,6 @@
         <w:t>plays</w:t>
       </w:r>
       <w:proofErr w:type="spellEnd"/>
-      <w:proofErr w:type="gramEnd"/>
       <w:r>
         <w:rPr>
           <w:rFonts w:ascii="Times New Roman" w:hAnsi="Times New Roman" w:cs="Times New Roman"/>
@@ -3043,23 +3120,13 @@
           <w:szCs w:val="22"/>
         </w:rPr>
       </w:pPr>
-      <w:proofErr w:type="gramStart"/>
-      <w:r>
-        <w:rPr>
-          <w:rFonts w:ascii="Times New Roman" w:hAnsi="Times New Roman" w:cs="Times New Roman"/>
-          <w:sz w:val="22"/>
-          <w:szCs w:val="22"/>
-        </w:rPr>
-        <w:t>uses</w:t>
-      </w:r>
-      <w:proofErr w:type="gramEnd"/>
-      <w:r>
-        <w:rPr>
-          <w:rFonts w:ascii="Times New Roman" w:hAnsi="Times New Roman" w:cs="Times New Roman"/>
-          <w:sz w:val="22"/>
-          <w:szCs w:val="22"/>
-        </w:rPr>
-        <w:t xml:space="preserve"> (quel objet </w:t>
+      <w:r>
+        <w:rPr>
+          <w:rFonts w:ascii="Times New Roman" w:hAnsi="Times New Roman" w:cs="Times New Roman"/>
+          <w:sz w:val="22"/>
+          <w:szCs w:val="22"/>
+        </w:rPr>
+        <w:t xml:space="preserve">uses (quel objet </w:t>
       </w:r>
       <w:r>
         <w:rPr>
@@ -3248,16 +3315,7 @@
           <w:sz w:val="22"/>
           <w:szCs w:val="22"/>
         </w:rPr>
-        <w:t xml:space="preserve"> entre</w:t>
-      </w:r>
-      <w:proofErr w:type="gramStart"/>
-      <w:r>
-        <w:rPr>
-          <w:rFonts w:ascii="Times New Roman" w:hAnsi="Times New Roman" w:cs="Times New Roman"/>
-          <w:sz w:val="22"/>
-          <w:szCs w:val="22"/>
-        </w:rPr>
-        <w:t xml:space="preserve"> </w:t>
+        <w:t xml:space="preserve"> entre </w:t>
       </w:r>
       <w:r>
         <w:rPr>
@@ -3274,41 +3332,115 @@
           <w:sz w:val="18"/>
           <w:szCs w:val="18"/>
         </w:rPr>
-        <w:t>biographical</w:t>
-      </w:r>
-      <w:proofErr w:type="gramEnd"/>
+        <w:t>biographical_feature</w:t>
+      </w:r>
+      <w:proofErr w:type="spellEnd"/>
+      <w:r>
+        <w:rPr>
+          <w:rFonts w:ascii="Times New Roman" w:hAnsi="Times New Roman" w:cs="Times New Roman"/>
+          <w:sz w:val="22"/>
+          <w:szCs w:val="22"/>
+        </w:rPr>
+        <w:t xml:space="preserve"> et</w:t>
+      </w:r>
+      <w:r>
+        <w:rPr>
+          <w:rFonts w:ascii="Times New Roman" w:hAnsi="Times New Roman" w:cs="Times New Roman"/>
+          <w:sz w:val="22"/>
+          <w:szCs w:val="22"/>
+        </w:rPr>
+        <w:t xml:space="preserve"> </w:t>
+      </w:r>
       <w:r>
         <w:rPr>
           <w:rFonts w:ascii="Cascadia Code" w:hAnsi="Cascadia Code" w:cs="Cascadia Code"/>
           <w:sz w:val="18"/>
           <w:szCs w:val="18"/>
         </w:rPr>
-        <w:t>_feature</w:t>
-      </w:r>
-      <w:proofErr w:type="spellEnd"/>
-      <w:r>
-        <w:rPr>
-          <w:rFonts w:ascii="Times New Roman" w:hAnsi="Times New Roman" w:cs="Times New Roman"/>
-          <w:sz w:val="22"/>
-          <w:szCs w:val="22"/>
-        </w:rPr>
-        <w:t xml:space="preserve"> et</w:t>
-      </w:r>
-      <w:r>
-        <w:rPr>
-          <w:rFonts w:ascii="Times New Roman" w:hAnsi="Times New Roman" w:cs="Times New Roman"/>
-          <w:sz w:val="22"/>
-          <w:szCs w:val="22"/>
-        </w:rPr>
-        <w:t xml:space="preserve"> </w:t>
-      </w:r>
+        <w:t>:</w:t>
+      </w:r>
+      <w:proofErr w:type="spellStart"/>
       <w:r>
         <w:rPr>
           <w:rFonts w:ascii="Cascadia Code" w:hAnsi="Cascadia Code" w:cs="Cascadia Code"/>
           <w:sz w:val="18"/>
           <w:szCs w:val="18"/>
         </w:rPr>
-        <w:t>:</w:t>
+        <w:t>physical_feature</w:t>
+      </w:r>
+      <w:proofErr w:type="spellEnd"/>
+      <w:r>
+        <w:rPr>
+          <w:rFonts w:ascii="Times New Roman" w:hAnsi="Times New Roman" w:cs="Times New Roman"/>
+          <w:sz w:val="22"/>
+          <w:szCs w:val="22"/>
+        </w:rPr>
+        <w:t>)</w:t>
+      </w:r>
+      <w:r>
+        <w:rPr>
+          <w:rFonts w:ascii="Times New Roman" w:hAnsi="Times New Roman" w:cs="Times New Roman"/>
+          <w:sz w:val="22"/>
+          <w:szCs w:val="22"/>
+          <w:lang w:val="en-US"/>
+        </w:rPr>
+        <w:t>​</w:t>
+      </w:r>
+    </w:p>
+    <w:p>
+      <w:pPr>
+        <w:spacing w:after="0"/>
+        <w:jc w:val="both"/>
+        <w:rPr>
+          <w:rFonts w:ascii="Times New Roman" w:hAnsi="Times New Roman" w:cs="Times New Roman"/>
+          <w:sz w:val="22"/>
+          <w:szCs w:val="22"/>
+        </w:rPr>
+      </w:pPr>
+      <w:r>
+        <w:rPr>
+          <w:rFonts w:ascii="Times New Roman" w:hAnsi="Times New Roman" w:cs="Times New Roman"/>
+          <w:sz w:val="22"/>
+          <w:szCs w:val="22"/>
+        </w:rPr>
+        <w:t>​</w:t>
+      </w:r>
+    </w:p>
+    <w:p>
+      <w:pPr>
+        <w:spacing w:after="0"/>
+        <w:jc w:val="both"/>
+        <w:rPr>
+          <w:rFonts w:ascii="Times New Roman" w:hAnsi="Times New Roman" w:cs="Times New Roman"/>
+          <w:sz w:val="22"/>
+          <w:szCs w:val="22"/>
+        </w:rPr>
+      </w:pPr>
+      <w:r>
+        <w:rPr>
+          <w:rFonts w:ascii="Times New Roman" w:hAnsi="Times New Roman" w:cs="Times New Roman"/>
+          <w:sz w:val="22"/>
+          <w:szCs w:val="22"/>
+        </w:rPr>
+        <w:t xml:space="preserve">Les instances de </w:t>
+      </w:r>
+      <w:r>
+        <w:rPr>
+          <w:rFonts w:ascii="Times New Roman" w:hAnsi="Times New Roman" w:cs="Times New Roman"/>
+          <w:i/>
+          <w:iCs/>
+          <w:sz w:val="22"/>
+          <w:szCs w:val="22"/>
+        </w:rPr>
+        <w:t>G0_Character-Stoff</w:t>
+      </w:r>
+      <w:r>
+        <w:rPr>
+          <w:rFonts w:ascii="Times New Roman" w:hAnsi="Times New Roman" w:cs="Times New Roman"/>
+          <w:sz w:val="22"/>
+          <w:szCs w:val="22"/>
+        </w:rPr>
+        <w:t xml:space="preserve"> doivent être écrites sous la forme </w:t>
       </w:r>
       <w:proofErr w:type="spellStart"/>
       <w:r>
@@ -3317,109 +3449,16 @@
           <w:sz w:val="18"/>
           <w:szCs w:val="18"/>
         </w:rPr>
-        <w:t>physical_feature</w:t>
+        <w:t>Archetype</w:t>
       </w:r>
       <w:proofErr w:type="spellEnd"/>
-      <w:r>
-        <w:rPr>
-          <w:rFonts w:ascii="Times New Roman" w:hAnsi="Times New Roman" w:cs="Times New Roman"/>
-          <w:sz w:val="22"/>
-          <w:szCs w:val="22"/>
-        </w:rPr>
-        <w:t>)</w:t>
-      </w:r>
-      <w:r>
-        <w:rPr>
-          <w:rFonts w:ascii="Times New Roman" w:hAnsi="Times New Roman" w:cs="Times New Roman"/>
-          <w:sz w:val="22"/>
-          <w:szCs w:val="22"/>
-          <w:lang w:val="en-US"/>
-        </w:rPr>
-        <w:t>​</w:t>
-      </w:r>
-    </w:p>
-    <w:p>
-      <w:pPr>
-        <w:spacing w:after="0"/>
-        <w:jc w:val="both"/>
-        <w:rPr>
-          <w:rFonts w:ascii="Times New Roman" w:hAnsi="Times New Roman" w:cs="Times New Roman"/>
-          <w:sz w:val="22"/>
-          <w:szCs w:val="22"/>
-        </w:rPr>
-      </w:pPr>
-      <w:r>
-        <w:rPr>
-          <w:rFonts w:ascii="Times New Roman" w:hAnsi="Times New Roman" w:cs="Times New Roman"/>
-          <w:sz w:val="22"/>
-          <w:szCs w:val="22"/>
-        </w:rPr>
-        <w:t>​</w:t>
-      </w:r>
-    </w:p>
-    <w:p>
-      <w:pPr>
-        <w:spacing w:after="0"/>
-        <w:jc w:val="both"/>
-        <w:rPr>
-          <w:rFonts w:ascii="Times New Roman" w:hAnsi="Times New Roman" w:cs="Times New Roman"/>
-          <w:sz w:val="22"/>
-          <w:szCs w:val="22"/>
-        </w:rPr>
-      </w:pPr>
-      <w:r>
-        <w:rPr>
-          <w:rFonts w:ascii="Times New Roman" w:hAnsi="Times New Roman" w:cs="Times New Roman"/>
-          <w:sz w:val="22"/>
-          <w:szCs w:val="22"/>
-        </w:rPr>
-        <w:t xml:space="preserve">Les instances de </w:t>
-      </w:r>
-      <w:r>
-        <w:rPr>
-          <w:rFonts w:ascii="Times New Roman" w:hAnsi="Times New Roman" w:cs="Times New Roman"/>
-          <w:i/>
-          <w:iCs/>
-          <w:sz w:val="22"/>
-          <w:szCs w:val="22"/>
-        </w:rPr>
-        <w:t>G0_Character-Stoff</w:t>
-      </w:r>
-      <w:r>
-        <w:rPr>
-          <w:rFonts w:ascii="Times New Roman" w:hAnsi="Times New Roman" w:cs="Times New Roman"/>
-          <w:sz w:val="22"/>
-          <w:szCs w:val="22"/>
-        </w:rPr>
-        <w:t xml:space="preserve"> doivent être écrites sous la forme </w:t>
-      </w:r>
-      <w:proofErr w:type="spellStart"/>
       <w:r>
         <w:rPr>
           <w:rFonts w:ascii="Cascadia Code" w:hAnsi="Cascadia Code" w:cs="Cascadia Code"/>
           <w:sz w:val="18"/>
           <w:szCs w:val="18"/>
         </w:rPr>
-        <w:t>Archetype</w:t>
-      </w:r>
-      <w:proofErr w:type="spellEnd"/>
-      <w:proofErr w:type="gramStart"/>
-      <w:r>
-        <w:rPr>
-          <w:rFonts w:ascii="Cascadia Code" w:hAnsi="Cascadia Code" w:cs="Cascadia Code"/>
-          <w:sz w:val="18"/>
-          <w:szCs w:val="18"/>
-        </w:rPr>
-        <w:t>_[</w:t>
-      </w:r>
-      <w:proofErr w:type="gramEnd"/>
-      <w:r>
-        <w:rPr>
-          <w:rFonts w:ascii="Cascadia Code" w:hAnsi="Cascadia Code" w:cs="Cascadia Code"/>
-          <w:sz w:val="18"/>
-          <w:szCs w:val="18"/>
-        </w:rPr>
-        <w:t>expression de l’archétype de personnage]</w:t>
+        <w:t>_[expression de l’archétype de personnage]</w:t>
       </w:r>
       <w:r>
         <w:rPr>
@@ -3562,7 +3601,6 @@
           <w:rFonts w:ascii="Times New Roman" w:hAnsi="Times New Roman" w:cs="Times New Roman"/>
           <w:sz w:val="22"/>
           <w:szCs w:val="22"/>
-          <w:lang w:val="en-US"/>
         </w:rPr>
       </w:pPr>
       <w:r>
@@ -3581,126 +3619,57 @@
           <w:sz w:val="22"/>
           <w:szCs w:val="22"/>
         </w:rPr>
-        <w:t>G13_Narrative_Location</w:t>
-      </w:r>
-      <w:r>
-        <w:rPr>
-          <w:rFonts w:ascii="Times New Roman" w:hAnsi="Times New Roman" w:cs="Times New Roman"/>
-          <w:sz w:val="22"/>
-          <w:szCs w:val="22"/>
-        </w:rPr>
-        <w:t xml:space="preserve"> </w:t>
-      </w:r>
-      <w:r>
-        <w:rPr>
-          <w:rFonts w:ascii="Times New Roman" w:hAnsi="Times New Roman" w:cs="Times New Roman"/>
-          <w:sz w:val="22"/>
-          <w:szCs w:val="22"/>
-        </w:rPr>
-        <w:t xml:space="preserve">peuvent être écrites sous n’importe quelle forme. </w:t>
-      </w:r>
-      <w:r>
-        <w:rPr>
-          <w:rFonts w:ascii="Times New Roman" w:hAnsi="Times New Roman" w:cs="Times New Roman"/>
-          <w:sz w:val="22"/>
-          <w:szCs w:val="22"/>
-        </w:rPr>
-        <w:t xml:space="preserve"> </w:t>
-      </w:r>
-    </w:p>
-    <w:p>
-      <w:pPr>
-        <w:spacing w:after="0"/>
-        <w:jc w:val="both"/>
-        <w:rPr>
-          <w:rFonts w:ascii="Times New Roman" w:hAnsi="Times New Roman" w:cs="Times New Roman"/>
-          <w:sz w:val="22"/>
-          <w:szCs w:val="22"/>
-        </w:rPr>
-      </w:pPr>
-      <w:r>
-        <w:rPr>
-          <w:rFonts w:ascii="Times New Roman" w:hAnsi="Times New Roman" w:cs="Times New Roman"/>
-          <w:sz w:val="22"/>
-          <w:szCs w:val="22"/>
-        </w:rPr>
-        <w:t xml:space="preserve">Pour </w:t>
-      </w:r>
-      <w:r>
-        <w:rPr>
-          <w:rFonts w:ascii="Times New Roman" w:hAnsi="Times New Roman" w:cs="Times New Roman"/>
-          <w:i/>
-          <w:iCs/>
-          <w:sz w:val="22"/>
-          <w:szCs w:val="22"/>
-        </w:rPr>
-        <w:t>G13_Narrative_Location</w:t>
-      </w:r>
-      <w:r>
-        <w:rPr>
-          <w:rFonts w:ascii="Times New Roman" w:hAnsi="Times New Roman" w:cs="Times New Roman"/>
-          <w:sz w:val="22"/>
-          <w:szCs w:val="22"/>
-        </w:rPr>
-        <w:t>, les propriétés sont :​</w:t>
-      </w:r>
-    </w:p>
-    <w:p>
-      <w:pPr>
-        <w:pStyle w:val="Paragraphedeliste"/>
-        <w:numPr>
-          <w:ilvl w:val="0"/>
-          <w:numId w:val="1"/>
-        </w:numPr>
-        <w:spacing w:after="0"/>
-        <w:jc w:val="both"/>
-        <w:rPr>
-          <w:rFonts w:ascii="Times New Roman" w:hAnsi="Times New Roman" w:cs="Times New Roman"/>
-          <w:sz w:val="22"/>
-          <w:szCs w:val="22"/>
-        </w:rPr>
-      </w:pPr>
-      <w:r>
-        <w:rPr>
-          <w:rFonts w:ascii="Times New Roman" w:hAnsi="Times New Roman" w:cs="Times New Roman"/>
-          <w:sz w:val="22"/>
-          <w:szCs w:val="22"/>
-        </w:rPr>
-        <w:t xml:space="preserve">P2_has_feature (un type </w:t>
-      </w:r>
-      <w:r>
-        <w:rPr>
-          <w:rFonts w:ascii="Times New Roman" w:hAnsi="Times New Roman" w:cs="Times New Roman"/>
-          <w:i/>
-          <w:iCs/>
-          <w:sz w:val="22"/>
-          <w:szCs w:val="22"/>
-        </w:rPr>
-        <w:t>E55_Type</w:t>
-      </w:r>
-      <w:r>
-        <w:rPr>
-          <w:rFonts w:ascii="Times New Roman" w:hAnsi="Times New Roman" w:cs="Times New Roman"/>
-          <w:sz w:val="22"/>
-          <w:szCs w:val="22"/>
-        </w:rPr>
-        <w:t xml:space="preserve"> de lieu, la liste finie des</w:t>
-      </w:r>
-      <w:r>
-        <w:rPr>
-          <w:rFonts w:ascii="Times New Roman" w:hAnsi="Times New Roman" w:cs="Times New Roman"/>
-          <w:sz w:val="22"/>
-          <w:szCs w:val="22"/>
-        </w:rPr>
-        <w:t xml:space="preserve"> types</w:t>
-      </w:r>
-      <w:r>
-        <w:rPr>
-          <w:rFonts w:ascii="Times New Roman" w:hAnsi="Times New Roman" w:cs="Times New Roman"/>
-          <w:sz w:val="22"/>
-          <w:szCs w:val="22"/>
-        </w:rPr>
-        <w:t xml:space="preserve"> lieux étant dans le fichier </w:t>
+        <w:t>H7_Relationship_Assignment</w:t>
+      </w:r>
+      <w:r>
+        <w:rPr>
+          <w:rFonts w:ascii="Times New Roman" w:hAnsi="Times New Roman" w:cs="Times New Roman"/>
+          <w:sz w:val="22"/>
+          <w:szCs w:val="22"/>
+        </w:rPr>
+        <w:t xml:space="preserve"> doivent être écrites sous la forme </w:t>
+      </w:r>
+      <w:r>
+        <w:rPr>
+          <w:rFonts w:ascii="Cascadia Code" w:hAnsi="Cascadia Code" w:cs="Cascadia Code"/>
+          <w:sz w:val="18"/>
+          <w:szCs w:val="18"/>
+        </w:rPr>
+        <w:t xml:space="preserve">[Nom du personnage en enlevant les </w:t>
+      </w:r>
+      <w:proofErr w:type="spellStart"/>
+      <w:r>
+        <w:rPr>
+          <w:rFonts w:ascii="Cascadia Code" w:hAnsi="Cascadia Code" w:cs="Cascadia Code"/>
+          <w:sz w:val="18"/>
+          <w:szCs w:val="18"/>
+        </w:rPr>
+        <w:t>underscores</w:t>
+      </w:r>
+      <w:proofErr w:type="spellEnd"/>
+      <w:r>
+        <w:rPr>
+          <w:rFonts w:ascii="Cascadia Code" w:hAnsi="Cascadia Code" w:cs="Cascadia Code"/>
+          <w:sz w:val="18"/>
+          <w:szCs w:val="18"/>
+        </w:rPr>
+        <w:t>]_[Nom de son rôle dans la relation]</w:t>
+      </w:r>
+      <w:r>
+        <w:rPr>
+          <w:rFonts w:ascii="Times New Roman" w:hAnsi="Times New Roman" w:cs="Times New Roman"/>
+          <w:sz w:val="22"/>
+          <w:szCs w:val="22"/>
+        </w:rPr>
+        <w:t xml:space="preserve">. La liste finie des rôle relationnels est disponible dans le </w:t>
+      </w:r>
+      <w:r>
+        <w:rPr>
+          <w:rFonts w:ascii="Times New Roman" w:hAnsi="Times New Roman" w:cs="Times New Roman"/>
+          <w:sz w:val="22"/>
+          <w:szCs w:val="22"/>
+        </w:rPr>
+        <w:t xml:space="preserve">fichier </w:t>
       </w:r>
       <w:hyperlink r:id="rId9" w:history="1">
         <w:proofErr w:type="spellStart"/>
@@ -3721,7 +3690,78 @@
           <w:sz w:val="22"/>
           <w:szCs w:val="22"/>
         </w:rPr>
-        <w:t>)</w:t>
+        <w:t xml:space="preserve"> </w:t>
+      </w:r>
+      <w:r>
+        <w:rPr>
+          <w:rFonts w:ascii="Times New Roman" w:hAnsi="Times New Roman" w:cs="Times New Roman"/>
+          <w:sz w:val="22"/>
+          <w:szCs w:val="22"/>
+        </w:rPr>
+        <w:t>i</w:t>
+      </w:r>
+      <w:r>
+        <w:rPr>
+          <w:rFonts w:ascii="Times New Roman" w:hAnsi="Times New Roman" w:cs="Times New Roman"/>
+          <w:sz w:val="22"/>
+          <w:szCs w:val="22"/>
+        </w:rPr>
+        <w:t xml:space="preserve">nstanciée sous la classe </w:t>
+      </w:r>
+      <w:r>
+        <w:rPr>
+          <w:rFonts w:ascii="Times New Roman" w:hAnsi="Times New Roman" w:cs="Times New Roman"/>
+          <w:i/>
+          <w:iCs/>
+          <w:sz w:val="22"/>
+          <w:szCs w:val="22"/>
+        </w:rPr>
+        <w:t>G6_Relationship_Role</w:t>
+      </w:r>
+      <w:r>
+        <w:rPr>
+          <w:rFonts w:ascii="Times New Roman" w:hAnsi="Times New Roman" w:cs="Times New Roman"/>
+          <w:sz w:val="22"/>
+          <w:szCs w:val="22"/>
+        </w:rPr>
+        <w:t>.</w:t>
+      </w:r>
+    </w:p>
+    <w:p>
+      <w:pPr>
+        <w:spacing w:after="0"/>
+        <w:jc w:val="both"/>
+        <w:rPr>
+          <w:rFonts w:ascii="Times New Roman" w:hAnsi="Times New Roman" w:cs="Times New Roman"/>
+          <w:sz w:val="22"/>
+          <w:szCs w:val="22"/>
+        </w:rPr>
+      </w:pPr>
+      <w:r>
+        <w:rPr>
+          <w:rFonts w:ascii="Times New Roman" w:hAnsi="Times New Roman" w:cs="Times New Roman"/>
+          <w:sz w:val="22"/>
+          <w:szCs w:val="22"/>
+        </w:rPr>
+        <w:t xml:space="preserve">Pour </w:t>
+      </w:r>
+      <w:r>
+        <w:rPr>
+          <w:rFonts w:ascii="Times New Roman" w:hAnsi="Times New Roman" w:cs="Times New Roman"/>
+          <w:i/>
+          <w:iCs/>
+          <w:sz w:val="22"/>
+          <w:szCs w:val="22"/>
+        </w:rPr>
+        <w:t>H7_Relationship_Assignment</w:t>
+      </w:r>
+      <w:r>
+        <w:rPr>
+          <w:rFonts w:ascii="Times New Roman" w:hAnsi="Times New Roman" w:cs="Times New Roman"/>
+          <w:sz w:val="22"/>
+          <w:szCs w:val="22"/>
+        </w:rPr>
+        <w:t>, les propriétés sont :</w:t>
       </w:r>
     </w:p>
     <w:p>
@@ -3745,37 +3785,43 @@
           <w:sz w:val="22"/>
           <w:szCs w:val="22"/>
         </w:rPr>
-        <w:t xml:space="preserve">P67_refers_to (le lieu narratif se réfère à un lieu </w:t>
-      </w:r>
-      <w:proofErr w:type="spellStart"/>
-      <w:r>
-        <w:rPr>
-          <w:rFonts w:ascii="Times New Roman" w:hAnsi="Times New Roman" w:cs="Times New Roman"/>
-          <w:i/>
-          <w:iCs/>
-          <w:sz w:val="22"/>
-          <w:szCs w:val="22"/>
-        </w:rPr>
-        <w:t>Geographical_Place</w:t>
-      </w:r>
-      <w:proofErr w:type="spellEnd"/>
-      <w:r>
-        <w:rPr>
-          <w:rFonts w:ascii="Times New Roman" w:hAnsi="Times New Roman" w:cs="Times New Roman"/>
-          <w:i/>
-          <w:iCs/>
-          <w:sz w:val="22"/>
-          <w:szCs w:val="22"/>
-        </w:rPr>
-        <w:t xml:space="preserve"> </w:t>
-      </w:r>
-      <w:r>
-        <w:rPr>
-          <w:rFonts w:ascii="Times New Roman" w:hAnsi="Times New Roman" w:cs="Times New Roman"/>
-          <w:sz w:val="22"/>
-          <w:szCs w:val="22"/>
-        </w:rPr>
-        <w:t>existant dans le monde réel)</w:t>
+        <w:t xml:space="preserve">HP11_for_relationship (l’instance de </w:t>
+      </w:r>
+      <w:r>
+        <w:rPr>
+          <w:rFonts w:ascii="Times New Roman" w:hAnsi="Times New Roman" w:cs="Times New Roman"/>
+          <w:i/>
+          <w:iCs/>
+          <w:sz w:val="22"/>
+          <w:szCs w:val="22"/>
+        </w:rPr>
+        <w:t>H7</w:t>
+      </w:r>
+      <w:r>
+        <w:rPr>
+          <w:rFonts w:ascii="Times New Roman" w:hAnsi="Times New Roman" w:cs="Times New Roman"/>
+          <w:sz w:val="22"/>
+          <w:szCs w:val="22"/>
+        </w:rPr>
+        <w:t xml:space="preserve"> est en relation avec un </w:t>
+      </w:r>
+      <w:r>
+        <w:rPr>
+          <w:rFonts w:ascii="Times New Roman" w:hAnsi="Times New Roman" w:cs="Times New Roman"/>
+          <w:i/>
+          <w:iCs/>
+          <w:sz w:val="22"/>
+          <w:szCs w:val="22"/>
+        </w:rPr>
+        <w:t>G4_Social_Relationship</w:t>
+      </w:r>
+      <w:r>
+        <w:rPr>
+          <w:rFonts w:ascii="Times New Roman" w:hAnsi="Times New Roman" w:cs="Times New Roman"/>
+          <w:sz w:val="22"/>
+          <w:szCs w:val="22"/>
+        </w:rPr>
+        <w:t>)</w:t>
       </w:r>
     </w:p>
     <w:p>
@@ -3793,67 +3839,6 @@
           <w:szCs w:val="22"/>
         </w:rPr>
       </w:pPr>
-      <w:proofErr w:type="spellStart"/>
-      <w:proofErr w:type="gramStart"/>
-      <w:r>
-        <w:rPr>
-          <w:rFonts w:ascii="Times New Roman" w:hAnsi="Times New Roman" w:cs="Times New Roman"/>
-          <w:sz w:val="22"/>
-          <w:szCs w:val="22"/>
-        </w:rPr>
-        <w:t>proper</w:t>
-      </w:r>
-      <w:proofErr w:type="gramEnd"/>
-      <w:r>
-        <w:rPr>
-          <w:rFonts w:ascii="Times New Roman" w:hAnsi="Times New Roman" w:cs="Times New Roman"/>
-          <w:sz w:val="22"/>
-          <w:szCs w:val="22"/>
-        </w:rPr>
-        <w:t>_part</w:t>
-      </w:r>
-      <w:proofErr w:type="spellEnd"/>
-      <w:r>
-        <w:rPr>
-          <w:rFonts w:ascii="Times New Roman" w:hAnsi="Times New Roman" w:cs="Times New Roman"/>
-          <w:sz w:val="22"/>
-          <w:szCs w:val="22"/>
-        </w:rPr>
-        <w:t xml:space="preserve"> (le lieu narratif fait partie d’un autre lieu narratif plus grand) </w:t>
-      </w:r>
-    </w:p>
-    <w:p>
-      <w:pPr>
-        <w:spacing w:after="0"/>
-        <w:jc w:val="both"/>
-        <w:rPr>
-          <w:rFonts w:ascii="Times New Roman" w:hAnsi="Times New Roman" w:cs="Times New Roman"/>
-          <w:sz w:val="22"/>
-          <w:szCs w:val="22"/>
-          <w:highlight w:val="yellow"/>
-        </w:rPr>
-      </w:pPr>
-      <w:r>
-        <w:rPr>
-          <w:rFonts w:ascii="Times New Roman" w:hAnsi="Times New Roman" w:cs="Times New Roman"/>
-          <w:sz w:val="22"/>
-          <w:szCs w:val="22"/>
-          <w:highlight w:val="yellow"/>
-        </w:rPr>
-        <w:t>​</w:t>
-      </w:r>
-    </w:p>
-    <w:p>
-      <w:pPr>
-        <w:spacing w:after="0"/>
-        <w:jc w:val="both"/>
-        <w:rPr>
-          <w:rFonts w:ascii="Times New Roman" w:hAnsi="Times New Roman" w:cs="Times New Roman"/>
-          <w:sz w:val="22"/>
-          <w:szCs w:val="22"/>
-          <w:lang w:val="en-US"/>
-        </w:rPr>
-      </w:pPr>
       <w:r>
         <w:rPr>
           <w:rFonts w:ascii="Times New Roman" w:hAnsi="Times New Roman" w:cs="Times New Roman"/>
@@ -3861,20 +3846,8 @@
           <w:szCs w:val="22"/>
         </w:rPr>
         <w:lastRenderedPageBreak/>
-        <w:t xml:space="preserve">Les instances de </w:t>
-      </w:r>
-      <w:proofErr w:type="spellStart"/>
-      <w:r>
-        <w:rPr>
-          <w:rFonts w:ascii="Times New Roman" w:hAnsi="Times New Roman" w:cs="Times New Roman"/>
-          <w:i/>
-          <w:iCs/>
-          <w:sz w:val="22"/>
-          <w:szCs w:val="22"/>
-        </w:rPr>
-        <w:t>Geographical_Place</w:t>
-      </w:r>
-      <w:proofErr w:type="spellEnd"/>
+        <w:t>d-uses (utilise un</w:t>
+      </w:r>
       <w:r>
         <w:rPr>
           <w:rFonts w:ascii="Times New Roman" w:hAnsi="Times New Roman" w:cs="Times New Roman"/>
@@ -3888,161 +3861,28 @@
       <w:r>
         <w:rPr>
           <w:rFonts w:ascii="Times New Roman" w:hAnsi="Times New Roman" w:cs="Times New Roman"/>
-          <w:sz w:val="22"/>
-          <w:szCs w:val="22"/>
-        </w:rPr>
-        <w:t xml:space="preserve">doivent être écrites sous la forme </w:t>
-      </w:r>
-      <w:r>
-        <w:rPr>
-          <w:rFonts w:ascii="Cascadia Code" w:hAnsi="Cascadia Code" w:cs="Cascadia Code"/>
-          <w:sz w:val="18"/>
-          <w:szCs w:val="18"/>
-        </w:rPr>
-        <w:t xml:space="preserve">[Nom du lieu tel qu’écrit dans la classe </w:t>
-      </w:r>
-      <w:r>
-        <w:rPr>
-          <w:rFonts w:ascii="Cascadia Code" w:hAnsi="Cascadia Code" w:cs="Cascadia Code"/>
-          <w:i/>
-          <w:iCs/>
-          <w:sz w:val="18"/>
-          <w:szCs w:val="18"/>
-        </w:rPr>
-        <w:t>G13_Narrative_</w:t>
-      </w:r>
-      <w:proofErr w:type="gramStart"/>
-      <w:r>
-        <w:rPr>
-          <w:rFonts w:ascii="Cascadia Code" w:hAnsi="Cascadia Code" w:cs="Cascadia Code"/>
-          <w:i/>
-          <w:iCs/>
-          <w:sz w:val="18"/>
-          <w:szCs w:val="18"/>
-        </w:rPr>
-        <w:t>Location</w:t>
-      </w:r>
-      <w:r>
-        <w:rPr>
-          <w:rFonts w:ascii="Cascadia Code" w:hAnsi="Cascadia Code" w:cs="Cascadia Code"/>
-          <w:sz w:val="18"/>
-          <w:szCs w:val="18"/>
-        </w:rPr>
-        <w:t>]_</w:t>
-      </w:r>
-      <w:proofErr w:type="gramEnd"/>
-      <w:r>
-        <w:rPr>
-          <w:rFonts w:ascii="Cascadia Code" w:hAnsi="Cascadia Code" w:cs="Cascadia Code"/>
-          <w:sz w:val="18"/>
-          <w:szCs w:val="18"/>
-        </w:rPr>
-        <w:t>real</w:t>
-      </w:r>
-      <w:r>
-        <w:rPr>
-          <w:rFonts w:ascii="Times New Roman" w:hAnsi="Times New Roman" w:cs="Times New Roman"/>
-          <w:sz w:val="22"/>
-          <w:szCs w:val="22"/>
-        </w:rPr>
-        <w:t>.</w:t>
-      </w:r>
-    </w:p>
-    <w:p>
-      <w:pPr>
-        <w:spacing w:after="0"/>
-        <w:jc w:val="both"/>
-        <w:rPr>
-          <w:rFonts w:ascii="Times New Roman" w:hAnsi="Times New Roman" w:cs="Times New Roman"/>
-          <w:sz w:val="22"/>
-          <w:szCs w:val="22"/>
-        </w:rPr>
-      </w:pPr>
-      <w:r>
-        <w:rPr>
-          <w:rFonts w:ascii="Times New Roman" w:hAnsi="Times New Roman" w:cs="Times New Roman"/>
-          <w:sz w:val="22"/>
-          <w:szCs w:val="22"/>
-        </w:rPr>
-        <w:t xml:space="preserve">Pour </w:t>
-      </w:r>
-      <w:proofErr w:type="spellStart"/>
-      <w:r>
-        <w:rPr>
-          <w:rFonts w:ascii="Times New Roman" w:hAnsi="Times New Roman" w:cs="Times New Roman"/>
-          <w:i/>
-          <w:iCs/>
-          <w:sz w:val="22"/>
-          <w:szCs w:val="22"/>
-        </w:rPr>
-        <w:t>Geographical_Place</w:t>
-      </w:r>
-      <w:proofErr w:type="spellEnd"/>
-      <w:r>
-        <w:rPr>
-          <w:rFonts w:ascii="Times New Roman" w:hAnsi="Times New Roman" w:cs="Times New Roman"/>
-          <w:sz w:val="22"/>
-          <w:szCs w:val="22"/>
-        </w:rPr>
-        <w:t>, les propriétés sont :​</w:t>
-      </w:r>
-    </w:p>
-    <w:p>
-      <w:pPr>
-        <w:pStyle w:val="Paragraphedeliste"/>
-        <w:numPr>
-          <w:ilvl w:val="0"/>
-          <w:numId w:val="1"/>
-        </w:numPr>
-        <w:spacing w:after="0"/>
-        <w:jc w:val="both"/>
-        <w:rPr>
-          <w:rFonts w:ascii="Times New Roman" w:hAnsi="Times New Roman" w:cs="Times New Roman"/>
-          <w:sz w:val="22"/>
-          <w:szCs w:val="22"/>
-        </w:rPr>
-      </w:pPr>
-      <w:r>
-        <w:rPr>
-          <w:rFonts w:ascii="Times New Roman" w:hAnsi="Times New Roman" w:cs="Times New Roman"/>
-          <w:sz w:val="22"/>
-          <w:szCs w:val="22"/>
-        </w:rPr>
-        <w:t xml:space="preserve">P2_has_feature (un type </w:t>
-      </w:r>
-      <w:r>
-        <w:rPr>
-          <w:rFonts w:ascii="Times New Roman" w:hAnsi="Times New Roman" w:cs="Times New Roman"/>
-          <w:i/>
-          <w:iCs/>
-          <w:sz w:val="22"/>
-          <w:szCs w:val="22"/>
-        </w:rPr>
-        <w:t>E55_Type</w:t>
-      </w:r>
-      <w:r>
-        <w:rPr>
-          <w:rFonts w:ascii="Times New Roman" w:hAnsi="Times New Roman" w:cs="Times New Roman"/>
-          <w:sz w:val="22"/>
-          <w:szCs w:val="22"/>
-        </w:rPr>
-        <w:t xml:space="preserve"> de lieu, la liste finie des</w:t>
-      </w:r>
-      <w:r>
-        <w:rPr>
-          <w:rFonts w:ascii="Times New Roman" w:hAnsi="Times New Roman" w:cs="Times New Roman"/>
-          <w:sz w:val="22"/>
-          <w:szCs w:val="22"/>
-        </w:rPr>
-        <w:t xml:space="preserve"> types de</w:t>
-      </w:r>
-      <w:r>
-        <w:rPr>
-          <w:rFonts w:ascii="Times New Roman" w:hAnsi="Times New Roman" w:cs="Times New Roman"/>
-          <w:sz w:val="22"/>
-          <w:szCs w:val="22"/>
-        </w:rPr>
-        <w:t xml:space="preserve"> lieux étant dans le fichier </w:t>
+          <w:i/>
+          <w:iCs/>
+          <w:sz w:val="22"/>
+          <w:szCs w:val="22"/>
+        </w:rPr>
+        <w:t>G6_Relationship_Role</w:t>
+      </w:r>
+      <w:r>
+        <w:rPr>
+          <w:rFonts w:ascii="Times New Roman" w:hAnsi="Times New Roman" w:cs="Times New Roman"/>
+          <w:sz w:val="22"/>
+          <w:szCs w:val="22"/>
+        </w:rPr>
+        <w:t xml:space="preserve">, la liste finie des rôles relationnels étant dans le </w:t>
+      </w:r>
+      <w:r>
+        <w:rPr>
+          <w:rFonts w:ascii="Times New Roman" w:hAnsi="Times New Roman" w:cs="Times New Roman"/>
+          <w:sz w:val="22"/>
+          <w:szCs w:val="22"/>
+        </w:rPr>
+        <w:t xml:space="preserve">fichier </w:t>
       </w:r>
       <w:hyperlink r:id="rId10" w:history="1">
         <w:proofErr w:type="spellStart"/>
@@ -4068,123 +3908,6 @@
     </w:p>
     <w:p>
       <w:pPr>
-        <w:spacing w:after="0"/>
-        <w:jc w:val="both"/>
-        <w:rPr>
-          <w:rFonts w:ascii="Times New Roman" w:hAnsi="Times New Roman" w:cs="Times New Roman"/>
-          <w:sz w:val="22"/>
-          <w:szCs w:val="22"/>
-        </w:rPr>
-      </w:pPr>
-    </w:p>
-    <w:p>
-      <w:pPr>
-        <w:spacing w:after="0"/>
-        <w:jc w:val="both"/>
-        <w:rPr>
-          <w:rFonts w:ascii="Times New Roman" w:hAnsi="Times New Roman" w:cs="Times New Roman"/>
-          <w:sz w:val="22"/>
-          <w:szCs w:val="22"/>
-          <w:highlight w:val="yellow"/>
-          <w:lang w:val="en-US"/>
-        </w:rPr>
-      </w:pPr>
-      <w:r>
-        <w:rPr>
-          <w:rFonts w:ascii="Times New Roman" w:hAnsi="Times New Roman" w:cs="Times New Roman"/>
-          <w:sz w:val="22"/>
-          <w:szCs w:val="22"/>
-        </w:rPr>
-        <w:t xml:space="preserve">Les instances de </w:t>
-      </w:r>
-      <w:proofErr w:type="spellStart"/>
-      <w:r>
-        <w:rPr>
-          <w:rFonts w:ascii="Times New Roman" w:hAnsi="Times New Roman" w:cs="Times New Roman"/>
-          <w:i/>
-          <w:iCs/>
-          <w:sz w:val="22"/>
-          <w:szCs w:val="22"/>
-        </w:rPr>
-        <w:t>Organization</w:t>
-      </w:r>
-      <w:proofErr w:type="spellEnd"/>
-      <w:r>
-        <w:rPr>
-          <w:rFonts w:ascii="Times New Roman" w:hAnsi="Times New Roman" w:cs="Times New Roman"/>
-          <w:i/>
-          <w:iCs/>
-          <w:sz w:val="22"/>
-          <w:szCs w:val="22"/>
-        </w:rPr>
-        <w:t xml:space="preserve"> </w:t>
-      </w:r>
-      <w:r>
-        <w:rPr>
-          <w:rFonts w:ascii="Times New Roman" w:hAnsi="Times New Roman" w:cs="Times New Roman"/>
-          <w:sz w:val="22"/>
-          <w:szCs w:val="22"/>
-        </w:rPr>
-        <w:t>peuvent être</w:t>
-      </w:r>
-      <w:r>
-        <w:rPr>
-          <w:rFonts w:ascii="Times New Roman" w:hAnsi="Times New Roman" w:cs="Times New Roman"/>
-          <w:sz w:val="22"/>
-          <w:szCs w:val="22"/>
-        </w:rPr>
-        <w:t xml:space="preserve"> écrites sous n’importe quelle forme. </w:t>
-      </w:r>
-      <w:r>
-        <w:rPr>
-          <w:rFonts w:ascii="Times New Roman" w:hAnsi="Times New Roman" w:cs="Times New Roman"/>
-          <w:sz w:val="22"/>
-          <w:szCs w:val="22"/>
-        </w:rPr>
-        <w:t xml:space="preserve"> </w:t>
-      </w:r>
-    </w:p>
-    <w:p>
-      <w:pPr>
-        <w:spacing w:after="0"/>
-        <w:jc w:val="both"/>
-        <w:rPr>
-          <w:rFonts w:ascii="Times New Roman" w:hAnsi="Times New Roman" w:cs="Times New Roman"/>
-          <w:sz w:val="22"/>
-          <w:szCs w:val="22"/>
-        </w:rPr>
-      </w:pPr>
-      <w:r>
-        <w:rPr>
-          <w:rFonts w:ascii="Times New Roman" w:hAnsi="Times New Roman" w:cs="Times New Roman"/>
-          <w:sz w:val="22"/>
-          <w:szCs w:val="22"/>
-        </w:rPr>
-        <w:t xml:space="preserve">Pour </w:t>
-      </w:r>
-      <w:proofErr w:type="spellStart"/>
-      <w:r>
-        <w:rPr>
-          <w:rFonts w:ascii="Times New Roman" w:hAnsi="Times New Roman" w:cs="Times New Roman"/>
-          <w:i/>
-          <w:iCs/>
-          <w:sz w:val="22"/>
-          <w:szCs w:val="22"/>
-        </w:rPr>
-        <w:t>Organization</w:t>
-      </w:r>
-      <w:proofErr w:type="spellEnd"/>
-      <w:r>
-        <w:rPr>
-          <w:rFonts w:ascii="Times New Roman" w:hAnsi="Times New Roman" w:cs="Times New Roman"/>
-          <w:sz w:val="22"/>
-          <w:szCs w:val="22"/>
-        </w:rPr>
-        <w:t>, les propriétés sont :​</w:t>
-      </w:r>
-    </w:p>
-    <w:p>
-      <w:pPr>
         <w:pStyle w:val="Paragraphedeliste"/>
         <w:numPr>
           <w:ilvl w:val="0"/>
@@ -4204,6 +3927,274 @@
           <w:sz w:val="22"/>
           <w:szCs w:val="22"/>
         </w:rPr>
+        <w:t>HP12i_is_relation_of (</w:t>
+      </w:r>
+      <w:r>
+        <w:rPr>
+          <w:rFonts w:ascii="Times New Roman" w:hAnsi="Times New Roman" w:cs="Times New Roman"/>
+          <w:sz w:val="22"/>
+          <w:szCs w:val="22"/>
+        </w:rPr>
+        <w:t xml:space="preserve">personnage </w:t>
+      </w:r>
+      <w:r>
+        <w:rPr>
+          <w:rFonts w:ascii="Times New Roman" w:hAnsi="Times New Roman" w:cs="Times New Roman"/>
+          <w:i/>
+          <w:iCs/>
+          <w:sz w:val="22"/>
+          <w:szCs w:val="22"/>
+        </w:rPr>
+        <w:t>H3_Human_Character</w:t>
+      </w:r>
+      <w:r>
+        <w:rPr>
+          <w:rFonts w:ascii="Times New Roman" w:hAnsi="Times New Roman" w:cs="Times New Roman"/>
+          <w:sz w:val="22"/>
+          <w:szCs w:val="22"/>
+        </w:rPr>
+        <w:t xml:space="preserve"> </w:t>
+      </w:r>
+      <w:r>
+        <w:rPr>
+          <w:rFonts w:ascii="Times New Roman" w:hAnsi="Times New Roman" w:cs="Times New Roman"/>
+          <w:sz w:val="22"/>
+          <w:szCs w:val="22"/>
+        </w:rPr>
+        <w:t>ou</w:t>
+      </w:r>
+      <w:r>
+        <w:rPr>
+          <w:rFonts w:ascii="Times New Roman" w:hAnsi="Times New Roman" w:cs="Times New Roman"/>
+          <w:sz w:val="22"/>
+          <w:szCs w:val="22"/>
+        </w:rPr>
+        <w:t xml:space="preserve"> </w:t>
+      </w:r>
+      <w:r>
+        <w:rPr>
+          <w:rFonts w:ascii="Times New Roman" w:hAnsi="Times New Roman" w:cs="Times New Roman"/>
+          <w:i/>
+          <w:iCs/>
+          <w:sz w:val="22"/>
+          <w:szCs w:val="22"/>
+        </w:rPr>
+        <w:t>H4_Non-human_Character </w:t>
+      </w:r>
+      <w:r>
+        <w:rPr>
+          <w:rFonts w:ascii="Times New Roman" w:hAnsi="Times New Roman" w:cs="Times New Roman"/>
+          <w:sz w:val="22"/>
+          <w:szCs w:val="22"/>
+        </w:rPr>
+        <w:t>correspondant à cet assignement de relation)</w:t>
+      </w:r>
+    </w:p>
+    <w:p>
+      <w:pPr>
+        <w:spacing w:after="0"/>
+        <w:jc w:val="both"/>
+        <w:rPr>
+          <w:rFonts w:ascii="Times New Roman" w:hAnsi="Times New Roman" w:cs="Times New Roman"/>
+          <w:sz w:val="22"/>
+          <w:szCs w:val="22"/>
+        </w:rPr>
+      </w:pPr>
+    </w:p>
+    <w:p>
+      <w:pPr>
+        <w:spacing w:after="0"/>
+        <w:jc w:val="both"/>
+        <w:rPr>
+          <w:rFonts w:ascii="Times New Roman" w:hAnsi="Times New Roman" w:cs="Times New Roman"/>
+          <w:sz w:val="22"/>
+          <w:szCs w:val="22"/>
+        </w:rPr>
+      </w:pPr>
+      <w:r>
+        <w:rPr>
+          <w:rFonts w:ascii="Times New Roman" w:hAnsi="Times New Roman" w:cs="Times New Roman"/>
+          <w:sz w:val="22"/>
+          <w:szCs w:val="22"/>
+        </w:rPr>
+        <w:t xml:space="preserve">Les instances de G4_Social_Relationship doivent être écrites sous la forme </w:t>
+      </w:r>
+      <w:r>
+        <w:rPr>
+          <w:rFonts w:ascii="Cascadia Code" w:hAnsi="Cascadia Code" w:cs="Cascadia Code"/>
+          <w:sz w:val="18"/>
+          <w:szCs w:val="18"/>
+        </w:rPr>
+        <w:t xml:space="preserve">Rel_[Nom de chaque personnage en enlevant les </w:t>
+      </w:r>
+      <w:proofErr w:type="spellStart"/>
+      <w:r>
+        <w:rPr>
+          <w:rFonts w:ascii="Cascadia Code" w:hAnsi="Cascadia Code" w:cs="Cascadia Code"/>
+          <w:sz w:val="18"/>
+          <w:szCs w:val="18"/>
+        </w:rPr>
+        <w:t>underscores</w:t>
+      </w:r>
+      <w:proofErr w:type="spellEnd"/>
+      <w:r>
+        <w:rPr>
+          <w:rFonts w:ascii="Cascadia Code" w:hAnsi="Cascadia Code" w:cs="Cascadia Code"/>
+          <w:sz w:val="18"/>
+          <w:szCs w:val="18"/>
+        </w:rPr>
+        <w:t xml:space="preserve">, les personnages étant séparés les uns des autres par un </w:t>
+      </w:r>
+      <w:proofErr w:type="spellStart"/>
+      <w:r>
+        <w:rPr>
+          <w:rFonts w:ascii="Cascadia Code" w:hAnsi="Cascadia Code" w:cs="Cascadia Code"/>
+          <w:sz w:val="18"/>
+          <w:szCs w:val="18"/>
+        </w:rPr>
+        <w:t>underscore</w:t>
+      </w:r>
+      <w:proofErr w:type="spellEnd"/>
+      <w:r>
+        <w:rPr>
+          <w:rFonts w:ascii="Cascadia Code" w:hAnsi="Cascadia Code" w:cs="Cascadia Code"/>
+          <w:sz w:val="18"/>
+          <w:szCs w:val="18"/>
+        </w:rPr>
+        <w:t>]</w:t>
+      </w:r>
+      <w:r>
+        <w:rPr>
+          <w:rFonts w:ascii="Times New Roman" w:hAnsi="Times New Roman" w:cs="Times New Roman"/>
+          <w:sz w:val="22"/>
+          <w:szCs w:val="22"/>
+        </w:rPr>
+        <w:t>.</w:t>
+      </w:r>
+    </w:p>
+    <w:p>
+      <w:pPr>
+        <w:spacing w:after="0"/>
+        <w:jc w:val="both"/>
+        <w:rPr>
+          <w:rFonts w:ascii="Times New Roman" w:hAnsi="Times New Roman" w:cs="Times New Roman"/>
+          <w:sz w:val="22"/>
+          <w:szCs w:val="22"/>
+        </w:rPr>
+      </w:pPr>
+    </w:p>
+    <w:p>
+      <w:pPr>
+        <w:spacing w:after="0"/>
+        <w:jc w:val="both"/>
+        <w:rPr>
+          <w:rFonts w:ascii="Times New Roman" w:hAnsi="Times New Roman" w:cs="Times New Roman"/>
+          <w:sz w:val="22"/>
+          <w:szCs w:val="22"/>
+          <w:lang w:val="en-US"/>
+        </w:rPr>
+      </w:pPr>
+      <w:r>
+        <w:rPr>
+          <w:rFonts w:ascii="Times New Roman" w:hAnsi="Times New Roman" w:cs="Times New Roman"/>
+          <w:sz w:val="22"/>
+          <w:szCs w:val="22"/>
+        </w:rPr>
+        <w:t xml:space="preserve">Les instances de </w:t>
+      </w:r>
+      <w:r>
+        <w:rPr>
+          <w:rFonts w:ascii="Times New Roman" w:hAnsi="Times New Roman" w:cs="Times New Roman"/>
+          <w:i/>
+          <w:iCs/>
+          <w:sz w:val="22"/>
+          <w:szCs w:val="22"/>
+        </w:rPr>
+        <w:t>G13_Narrative_Location</w:t>
+      </w:r>
+      <w:r>
+        <w:rPr>
+          <w:rFonts w:ascii="Times New Roman" w:hAnsi="Times New Roman" w:cs="Times New Roman"/>
+          <w:sz w:val="22"/>
+          <w:szCs w:val="22"/>
+        </w:rPr>
+        <w:t xml:space="preserve"> </w:t>
+      </w:r>
+      <w:r>
+        <w:rPr>
+          <w:rFonts w:ascii="Times New Roman" w:hAnsi="Times New Roman" w:cs="Times New Roman"/>
+          <w:sz w:val="22"/>
+          <w:szCs w:val="22"/>
+        </w:rPr>
+        <w:t xml:space="preserve">peuvent être écrites sous n’importe quelle forme. </w:t>
+      </w:r>
+      <w:r>
+        <w:rPr>
+          <w:rFonts w:ascii="Times New Roman" w:hAnsi="Times New Roman" w:cs="Times New Roman"/>
+          <w:sz w:val="22"/>
+          <w:szCs w:val="22"/>
+        </w:rPr>
+        <w:t xml:space="preserve"> </w:t>
+      </w:r>
+    </w:p>
+    <w:p>
+      <w:pPr>
+        <w:spacing w:after="0"/>
+        <w:jc w:val="both"/>
+        <w:rPr>
+          <w:rFonts w:ascii="Times New Roman" w:hAnsi="Times New Roman" w:cs="Times New Roman"/>
+          <w:sz w:val="22"/>
+          <w:szCs w:val="22"/>
+        </w:rPr>
+      </w:pPr>
+      <w:r>
+        <w:rPr>
+          <w:rFonts w:ascii="Times New Roman" w:hAnsi="Times New Roman" w:cs="Times New Roman"/>
+          <w:sz w:val="22"/>
+          <w:szCs w:val="22"/>
+        </w:rPr>
+        <w:t xml:space="preserve">Pour </w:t>
+      </w:r>
+      <w:r>
+        <w:rPr>
+          <w:rFonts w:ascii="Times New Roman" w:hAnsi="Times New Roman" w:cs="Times New Roman"/>
+          <w:i/>
+          <w:iCs/>
+          <w:sz w:val="22"/>
+          <w:szCs w:val="22"/>
+        </w:rPr>
+        <w:t>G13_Narrative_Location</w:t>
+      </w:r>
+      <w:r>
+        <w:rPr>
+          <w:rFonts w:ascii="Times New Roman" w:hAnsi="Times New Roman" w:cs="Times New Roman"/>
+          <w:sz w:val="22"/>
+          <w:szCs w:val="22"/>
+        </w:rPr>
+        <w:t>, les propriétés sont :​</w:t>
+      </w:r>
+    </w:p>
+    <w:p>
+      <w:pPr>
+        <w:pStyle w:val="Paragraphedeliste"/>
+        <w:numPr>
+          <w:ilvl w:val="0"/>
+          <w:numId w:val="1"/>
+        </w:numPr>
+        <w:spacing w:after="0"/>
+        <w:jc w:val="both"/>
+        <w:rPr>
+          <w:rFonts w:ascii="Times New Roman" w:hAnsi="Times New Roman" w:cs="Times New Roman"/>
+          <w:sz w:val="22"/>
+          <w:szCs w:val="22"/>
+        </w:rPr>
+      </w:pPr>
+      <w:r>
+        <w:rPr>
+          <w:rFonts w:ascii="Times New Roman" w:hAnsi="Times New Roman" w:cs="Times New Roman"/>
+          <w:sz w:val="22"/>
+          <w:szCs w:val="22"/>
+        </w:rPr>
         <w:t xml:space="preserve">P2_has_feature (un type </w:t>
       </w:r>
       <w:r>
@@ -4222,15 +4213,15 @@
           <w:sz w:val="22"/>
           <w:szCs w:val="22"/>
         </w:rPr>
-        <w:t xml:space="preserve"> d’organisation, la liste finie des</w:t>
-      </w:r>
-      <w:r>
-        <w:rPr>
-          <w:rFonts w:ascii="Times New Roman" w:hAnsi="Times New Roman" w:cs="Times New Roman"/>
-          <w:sz w:val="22"/>
-          <w:szCs w:val="22"/>
-        </w:rPr>
-        <w:t xml:space="preserve"> types de</w:t>
+        <w:t xml:space="preserve"> de lieu, la liste finie des</w:t>
+      </w:r>
+      <w:r>
+        <w:rPr>
+          <w:rFonts w:ascii="Times New Roman" w:hAnsi="Times New Roman" w:cs="Times New Roman"/>
+          <w:sz w:val="22"/>
+          <w:szCs w:val="22"/>
+        </w:rPr>
+        <w:t xml:space="preserve"> types</w:t>
       </w:r>
       <w:r>
         <w:rPr>
@@ -4277,69 +4268,43 @@
           <w:szCs w:val="22"/>
         </w:rPr>
       </w:pPr>
+      <w:r>
+        <w:rPr>
+          <w:rFonts w:ascii="Times New Roman" w:hAnsi="Times New Roman" w:cs="Times New Roman"/>
+          <w:sz w:val="22"/>
+          <w:szCs w:val="22"/>
+        </w:rPr>
+        <w:t xml:space="preserve">P67_refers_to (le lieu narratif se réfère à un lieu </w:t>
+      </w:r>
       <w:proofErr w:type="spellStart"/>
-      <w:proofErr w:type="gramStart"/>
-      <w:r>
-        <w:rPr>
-          <w:rFonts w:ascii="Times New Roman" w:hAnsi="Times New Roman" w:cs="Times New Roman"/>
-          <w:sz w:val="22"/>
-          <w:szCs w:val="22"/>
-        </w:rPr>
-        <w:t>has</w:t>
-      </w:r>
-      <w:proofErr w:type="gramEnd"/>
-      <w:r>
-        <w:rPr>
-          <w:rFonts w:ascii="Times New Roman" w:hAnsi="Times New Roman" w:cs="Times New Roman"/>
-          <w:sz w:val="22"/>
-          <w:szCs w:val="22"/>
-        </w:rPr>
-        <w:t>_member</w:t>
+      <w:r>
+        <w:rPr>
+          <w:rFonts w:ascii="Times New Roman" w:hAnsi="Times New Roman" w:cs="Times New Roman"/>
+          <w:i/>
+          <w:iCs/>
+          <w:sz w:val="22"/>
+          <w:szCs w:val="22"/>
+        </w:rPr>
+        <w:t>Geographical_Place</w:t>
       </w:r>
       <w:proofErr w:type="spellEnd"/>
       <w:r>
         <w:rPr>
           <w:rFonts w:ascii="Times New Roman" w:hAnsi="Times New Roman" w:cs="Times New Roman"/>
-          <w:sz w:val="22"/>
-          <w:szCs w:val="22"/>
-        </w:rPr>
-        <w:t xml:space="preserve"> (comporte des personnages </w:t>
-      </w:r>
-      <w:r>
-        <w:rPr>
-          <w:rFonts w:ascii="Times New Roman" w:hAnsi="Times New Roman" w:cs="Times New Roman"/>
-          <w:i/>
-          <w:iCs/>
-          <w:sz w:val="22"/>
-          <w:szCs w:val="22"/>
-        </w:rPr>
-        <w:t xml:space="preserve">H3_Human_Character </w:t>
-      </w:r>
-      <w:r>
-        <w:rPr>
-          <w:rFonts w:ascii="Times New Roman" w:hAnsi="Times New Roman" w:cs="Times New Roman"/>
-          <w:sz w:val="22"/>
-          <w:szCs w:val="22"/>
-        </w:rPr>
-        <w:t xml:space="preserve">et </w:t>
-      </w:r>
-      <w:r>
-        <w:rPr>
-          <w:rFonts w:ascii="Times New Roman" w:hAnsi="Times New Roman" w:cs="Times New Roman"/>
-          <w:i/>
-          <w:iCs/>
-          <w:sz w:val="22"/>
-          <w:szCs w:val="22"/>
-        </w:rPr>
-        <w:t>H4_Non-human_Character</w:t>
-      </w:r>
-      <w:r>
-        <w:rPr>
-          <w:rFonts w:ascii="Times New Roman" w:hAnsi="Times New Roman" w:cs="Times New Roman"/>
-          <w:sz w:val="22"/>
-          <w:szCs w:val="22"/>
-        </w:rPr>
-        <w:t xml:space="preserve"> comme membres)</w:t>
+          <w:i/>
+          <w:iCs/>
+          <w:sz w:val="22"/>
+          <w:szCs w:val="22"/>
+        </w:rPr>
+        <w:t xml:space="preserve"> </w:t>
+      </w:r>
+      <w:r>
+        <w:rPr>
+          <w:rFonts w:ascii="Times New Roman" w:hAnsi="Times New Roman" w:cs="Times New Roman"/>
+          <w:sz w:val="22"/>
+          <w:szCs w:val="22"/>
+        </w:rPr>
+        <w:t>existant dans le monde réel)</w:t>
       </w:r>
     </w:p>
     <w:p>
@@ -4358,23 +4323,13 @@
         </w:rPr>
       </w:pPr>
       <w:proofErr w:type="spellStart"/>
-      <w:proofErr w:type="gramStart"/>
-      <w:r>
-        <w:rPr>
-          <w:rFonts w:ascii="Times New Roman" w:hAnsi="Times New Roman" w:cs="Times New Roman"/>
-          <w:sz w:val="22"/>
-          <w:szCs w:val="22"/>
-        </w:rPr>
-        <w:t>has</w:t>
-      </w:r>
-      <w:proofErr w:type="gramEnd"/>
-      <w:r>
-        <w:rPr>
-          <w:rFonts w:ascii="Times New Roman" w:hAnsi="Times New Roman" w:cs="Times New Roman"/>
-          <w:sz w:val="22"/>
-          <w:szCs w:val="22"/>
-        </w:rPr>
-        <w:t>_location</w:t>
+      <w:r>
+        <w:rPr>
+          <w:rFonts w:ascii="Times New Roman" w:hAnsi="Times New Roman" w:cs="Times New Roman"/>
+          <w:sz w:val="22"/>
+          <w:szCs w:val="22"/>
+        </w:rPr>
+        <w:t>proper_part</w:t>
       </w:r>
       <w:proofErr w:type="spellEnd"/>
       <w:r>
@@ -4383,25 +4338,151 @@
           <w:sz w:val="22"/>
           <w:szCs w:val="22"/>
         </w:rPr>
-        <w:t xml:space="preserve"> (se situe dans un lieu </w:t>
-      </w:r>
-      <w:r>
-        <w:rPr>
-          <w:rFonts w:ascii="Times New Roman" w:hAnsi="Times New Roman" w:cs="Times New Roman"/>
-          <w:i/>
-          <w:iCs/>
-          <w:sz w:val="22"/>
-          <w:szCs w:val="22"/>
+        <w:t xml:space="preserve"> (le lieu narratif fait partie d’un autre lieu narratif plus grand) </w:t>
+      </w:r>
+    </w:p>
+    <w:p>
+      <w:pPr>
+        <w:spacing w:after="0"/>
+        <w:jc w:val="both"/>
+        <w:rPr>
+          <w:rFonts w:ascii="Times New Roman" w:hAnsi="Times New Roman" w:cs="Times New Roman"/>
+          <w:sz w:val="22"/>
+          <w:szCs w:val="22"/>
+          <w:highlight w:val="yellow"/>
+        </w:rPr>
+      </w:pPr>
+      <w:r>
+        <w:rPr>
+          <w:rFonts w:ascii="Times New Roman" w:hAnsi="Times New Roman" w:cs="Times New Roman"/>
+          <w:sz w:val="22"/>
+          <w:szCs w:val="22"/>
+          <w:highlight w:val="yellow"/>
+        </w:rPr>
+        <w:t>​</w:t>
+      </w:r>
+    </w:p>
+    <w:p>
+      <w:pPr>
+        <w:spacing w:after="0"/>
+        <w:jc w:val="both"/>
+        <w:rPr>
+          <w:rFonts w:ascii="Times New Roman" w:hAnsi="Times New Roman" w:cs="Times New Roman"/>
+          <w:sz w:val="22"/>
+          <w:szCs w:val="22"/>
+          <w:lang w:val="en-US"/>
+        </w:rPr>
+      </w:pPr>
+      <w:r>
+        <w:rPr>
+          <w:rFonts w:ascii="Times New Roman" w:hAnsi="Times New Roman" w:cs="Times New Roman"/>
+          <w:sz w:val="22"/>
+          <w:szCs w:val="22"/>
+        </w:rPr>
+        <w:t xml:space="preserve">Les instances de </w:t>
+      </w:r>
+      <w:proofErr w:type="spellStart"/>
+      <w:r>
+        <w:rPr>
+          <w:rFonts w:ascii="Times New Roman" w:hAnsi="Times New Roman" w:cs="Times New Roman"/>
+          <w:i/>
+          <w:iCs/>
+          <w:sz w:val="22"/>
+          <w:szCs w:val="22"/>
+        </w:rPr>
+        <w:t>Geographical_Place</w:t>
+      </w:r>
+      <w:proofErr w:type="spellEnd"/>
+      <w:r>
+        <w:rPr>
+          <w:rFonts w:ascii="Times New Roman" w:hAnsi="Times New Roman" w:cs="Times New Roman"/>
+          <w:i/>
+          <w:iCs/>
+          <w:sz w:val="22"/>
+          <w:szCs w:val="22"/>
+        </w:rPr>
+        <w:t xml:space="preserve"> </w:t>
+      </w:r>
+      <w:r>
+        <w:rPr>
+          <w:rFonts w:ascii="Times New Roman" w:hAnsi="Times New Roman" w:cs="Times New Roman"/>
+          <w:sz w:val="22"/>
+          <w:szCs w:val="22"/>
+        </w:rPr>
+        <w:t xml:space="preserve">doivent être écrites sous la forme </w:t>
+      </w:r>
+      <w:r>
+        <w:rPr>
+          <w:rFonts w:ascii="Cascadia Code" w:hAnsi="Cascadia Code" w:cs="Cascadia Code"/>
+          <w:sz w:val="18"/>
+          <w:szCs w:val="18"/>
+        </w:rPr>
+        <w:t xml:space="preserve">[Nom du lieu tel qu’écrit dans la classe </w:t>
+      </w:r>
+      <w:r>
+        <w:rPr>
+          <w:rFonts w:ascii="Cascadia Code" w:hAnsi="Cascadia Code" w:cs="Cascadia Code"/>
+          <w:i/>
+          <w:iCs/>
+          <w:sz w:val="18"/>
+          <w:szCs w:val="18"/>
         </w:rPr>
         <w:t>G13_Narrative_Location</w:t>
       </w:r>
       <w:r>
         <w:rPr>
-          <w:rFonts w:ascii="Times New Roman" w:hAnsi="Times New Roman" w:cs="Times New Roman"/>
-          <w:sz w:val="22"/>
-          <w:szCs w:val="22"/>
-        </w:rPr>
-        <w:t>)</w:t>
+          <w:rFonts w:ascii="Cascadia Code" w:hAnsi="Cascadia Code" w:cs="Cascadia Code"/>
+          <w:sz w:val="18"/>
+          <w:szCs w:val="18"/>
+        </w:rPr>
+        <w:t>]_real</w:t>
+      </w:r>
+      <w:r>
+        <w:rPr>
+          <w:rFonts w:ascii="Times New Roman" w:hAnsi="Times New Roman" w:cs="Times New Roman"/>
+          <w:sz w:val="22"/>
+          <w:szCs w:val="22"/>
+        </w:rPr>
+        <w:t>.</w:t>
+      </w:r>
+    </w:p>
+    <w:p>
+      <w:pPr>
+        <w:spacing w:after="0"/>
+        <w:jc w:val="both"/>
+        <w:rPr>
+          <w:rFonts w:ascii="Times New Roman" w:hAnsi="Times New Roman" w:cs="Times New Roman"/>
+          <w:sz w:val="22"/>
+          <w:szCs w:val="22"/>
+        </w:rPr>
+      </w:pPr>
+      <w:r>
+        <w:rPr>
+          <w:rFonts w:ascii="Times New Roman" w:hAnsi="Times New Roman" w:cs="Times New Roman"/>
+          <w:sz w:val="22"/>
+          <w:szCs w:val="22"/>
+        </w:rPr>
+        <w:t xml:space="preserve">Pour </w:t>
+      </w:r>
+      <w:proofErr w:type="spellStart"/>
+      <w:r>
+        <w:rPr>
+          <w:rFonts w:ascii="Times New Roman" w:hAnsi="Times New Roman" w:cs="Times New Roman"/>
+          <w:i/>
+          <w:iCs/>
+          <w:sz w:val="22"/>
+          <w:szCs w:val="22"/>
+        </w:rPr>
+        <w:t>Geographical_Place</w:t>
+      </w:r>
+      <w:proofErr w:type="spellEnd"/>
+      <w:r>
+        <w:rPr>
+          <w:rFonts w:ascii="Times New Roman" w:hAnsi="Times New Roman" w:cs="Times New Roman"/>
+          <w:sz w:val="22"/>
+          <w:szCs w:val="22"/>
+        </w:rPr>
+        <w:t>, les propriétés sont :​</w:t>
       </w:r>
     </w:p>
     <w:p>
@@ -4425,152 +4506,6 @@
           <w:sz w:val="22"/>
           <w:szCs w:val="22"/>
         </w:rPr>
-        <w:t xml:space="preserve">P67i_is_referred_to_by (se réfère à une œuvre </w:t>
-      </w:r>
-      <w:r>
-        <w:rPr>
-          <w:rFonts w:ascii="Times New Roman" w:hAnsi="Times New Roman" w:cs="Times New Roman"/>
-          <w:i/>
-          <w:iCs/>
-          <w:sz w:val="22"/>
-          <w:szCs w:val="22"/>
-        </w:rPr>
-        <w:t>F1_Work</w:t>
-      </w:r>
-      <w:r>
-        <w:rPr>
-          <w:rFonts w:ascii="Times New Roman" w:hAnsi="Times New Roman" w:cs="Times New Roman"/>
-          <w:sz w:val="22"/>
-          <w:szCs w:val="22"/>
-        </w:rPr>
-        <w:t>)</w:t>
-      </w:r>
-    </w:p>
-    <w:p>
-      <w:pPr>
-        <w:spacing w:after="0"/>
-        <w:jc w:val="both"/>
-        <w:rPr>
-          <w:rFonts w:ascii="Times New Roman" w:hAnsi="Times New Roman" w:cs="Times New Roman"/>
-          <w:sz w:val="22"/>
-          <w:szCs w:val="22"/>
-          <w:highlight w:val="yellow"/>
-        </w:rPr>
-      </w:pPr>
-      <w:r>
-        <w:rPr>
-          <w:rFonts w:ascii="Times New Roman" w:hAnsi="Times New Roman" w:cs="Times New Roman"/>
-          <w:sz w:val="22"/>
-          <w:szCs w:val="22"/>
-          <w:highlight w:val="yellow"/>
-        </w:rPr>
-        <w:t>​</w:t>
-      </w:r>
-    </w:p>
-    <w:p>
-      <w:pPr>
-        <w:spacing w:after="0"/>
-        <w:jc w:val="both"/>
-        <w:rPr>
-          <w:rFonts w:ascii="Times New Roman" w:hAnsi="Times New Roman" w:cs="Times New Roman"/>
-          <w:sz w:val="22"/>
-          <w:szCs w:val="22"/>
-          <w:lang w:val="en-US"/>
-        </w:rPr>
-      </w:pPr>
-      <w:r>
-        <w:rPr>
-          <w:rFonts w:ascii="Times New Roman" w:hAnsi="Times New Roman" w:cs="Times New Roman"/>
-          <w:sz w:val="22"/>
-          <w:szCs w:val="22"/>
-        </w:rPr>
-        <w:t xml:space="preserve">Les instances de </w:t>
-      </w:r>
-      <w:r>
-        <w:rPr>
-          <w:rFonts w:ascii="Times New Roman" w:hAnsi="Times New Roman" w:cs="Times New Roman"/>
-          <w:i/>
-          <w:iCs/>
-          <w:sz w:val="22"/>
-          <w:szCs w:val="22"/>
-        </w:rPr>
-        <w:t xml:space="preserve">Community </w:t>
-      </w:r>
-      <w:r>
-        <w:rPr>
-          <w:rFonts w:ascii="Times New Roman" w:hAnsi="Times New Roman" w:cs="Times New Roman"/>
-          <w:sz w:val="22"/>
-          <w:szCs w:val="22"/>
-        </w:rPr>
-        <w:t xml:space="preserve">peuvent être écrites sous n’importe quelle forme. </w:t>
-      </w:r>
-      <w:r>
-        <w:rPr>
-          <w:rFonts w:ascii="Times New Roman" w:hAnsi="Times New Roman" w:cs="Times New Roman"/>
-          <w:sz w:val="22"/>
-          <w:szCs w:val="22"/>
-        </w:rPr>
-        <w:t xml:space="preserve"> </w:t>
-      </w:r>
-    </w:p>
-    <w:p>
-      <w:pPr>
-        <w:spacing w:after="0"/>
-        <w:jc w:val="both"/>
-        <w:rPr>
-          <w:rFonts w:ascii="Times New Roman" w:hAnsi="Times New Roman" w:cs="Times New Roman"/>
-          <w:sz w:val="22"/>
-          <w:szCs w:val="22"/>
-        </w:rPr>
-      </w:pPr>
-      <w:r>
-        <w:rPr>
-          <w:rFonts w:ascii="Times New Roman" w:hAnsi="Times New Roman" w:cs="Times New Roman"/>
-          <w:sz w:val="22"/>
-          <w:szCs w:val="22"/>
-        </w:rPr>
-        <w:t xml:space="preserve">Pour </w:t>
-      </w:r>
-      <w:r>
-        <w:rPr>
-          <w:rFonts w:ascii="Times New Roman" w:hAnsi="Times New Roman" w:cs="Times New Roman"/>
-          <w:i/>
-          <w:iCs/>
-          <w:sz w:val="22"/>
-          <w:szCs w:val="22"/>
-        </w:rPr>
-        <w:t>Community</w:t>
-      </w:r>
-      <w:r>
-        <w:rPr>
-          <w:rFonts w:ascii="Times New Roman" w:hAnsi="Times New Roman" w:cs="Times New Roman"/>
-          <w:sz w:val="22"/>
-          <w:szCs w:val="22"/>
-        </w:rPr>
-        <w:t>, les propriétés sont :​</w:t>
-      </w:r>
-    </w:p>
-    <w:p>
-      <w:pPr>
-        <w:pStyle w:val="Paragraphedeliste"/>
-        <w:numPr>
-          <w:ilvl w:val="0"/>
-          <w:numId w:val="1"/>
-        </w:numPr>
-        <w:spacing w:after="0"/>
-        <w:jc w:val="both"/>
-        <w:rPr>
-          <w:rFonts w:ascii="Times New Roman" w:hAnsi="Times New Roman" w:cs="Times New Roman"/>
-          <w:sz w:val="22"/>
-          <w:szCs w:val="22"/>
-        </w:rPr>
-      </w:pPr>
-      <w:r>
-        <w:rPr>
-          <w:rFonts w:ascii="Times New Roman" w:hAnsi="Times New Roman" w:cs="Times New Roman"/>
-          <w:sz w:val="22"/>
-          <w:szCs w:val="22"/>
-        </w:rPr>
         <w:t xml:space="preserve">P2_has_feature (un type </w:t>
       </w:r>
       <w:r>
@@ -4589,7 +4524,7 @@
           <w:sz w:val="22"/>
           <w:szCs w:val="22"/>
         </w:rPr>
-        <w:t xml:space="preserve"> de communauté, la liste finie des</w:t>
+        <w:t xml:space="preserve"> de lieu, la liste finie des</w:t>
       </w:r>
       <w:r>
         <w:rPr>
@@ -4631,6 +4566,123 @@
     </w:p>
     <w:p>
       <w:pPr>
+        <w:spacing w:after="0"/>
+        <w:jc w:val="both"/>
+        <w:rPr>
+          <w:rFonts w:ascii="Times New Roman" w:hAnsi="Times New Roman" w:cs="Times New Roman"/>
+          <w:sz w:val="22"/>
+          <w:szCs w:val="22"/>
+        </w:rPr>
+      </w:pPr>
+    </w:p>
+    <w:p>
+      <w:pPr>
+        <w:spacing w:after="0"/>
+        <w:jc w:val="both"/>
+        <w:rPr>
+          <w:rFonts w:ascii="Times New Roman" w:hAnsi="Times New Roman" w:cs="Times New Roman"/>
+          <w:sz w:val="22"/>
+          <w:szCs w:val="22"/>
+          <w:highlight w:val="yellow"/>
+          <w:lang w:val="en-US"/>
+        </w:rPr>
+      </w:pPr>
+      <w:r>
+        <w:rPr>
+          <w:rFonts w:ascii="Times New Roman" w:hAnsi="Times New Roman" w:cs="Times New Roman"/>
+          <w:sz w:val="22"/>
+          <w:szCs w:val="22"/>
+        </w:rPr>
+        <w:t xml:space="preserve">Les instances de </w:t>
+      </w:r>
+      <w:proofErr w:type="spellStart"/>
+      <w:r>
+        <w:rPr>
+          <w:rFonts w:ascii="Times New Roman" w:hAnsi="Times New Roman" w:cs="Times New Roman"/>
+          <w:i/>
+          <w:iCs/>
+          <w:sz w:val="22"/>
+          <w:szCs w:val="22"/>
+        </w:rPr>
+        <w:t>Organization</w:t>
+      </w:r>
+      <w:proofErr w:type="spellEnd"/>
+      <w:r>
+        <w:rPr>
+          <w:rFonts w:ascii="Times New Roman" w:hAnsi="Times New Roman" w:cs="Times New Roman"/>
+          <w:i/>
+          <w:iCs/>
+          <w:sz w:val="22"/>
+          <w:szCs w:val="22"/>
+        </w:rPr>
+        <w:t xml:space="preserve"> </w:t>
+      </w:r>
+      <w:r>
+        <w:rPr>
+          <w:rFonts w:ascii="Times New Roman" w:hAnsi="Times New Roman" w:cs="Times New Roman"/>
+          <w:sz w:val="22"/>
+          <w:szCs w:val="22"/>
+        </w:rPr>
+        <w:t>peuvent être</w:t>
+      </w:r>
+      <w:r>
+        <w:rPr>
+          <w:rFonts w:ascii="Times New Roman" w:hAnsi="Times New Roman" w:cs="Times New Roman"/>
+          <w:sz w:val="22"/>
+          <w:szCs w:val="22"/>
+        </w:rPr>
+        <w:t xml:space="preserve"> écrites sous n’importe quelle forme. </w:t>
+      </w:r>
+      <w:r>
+        <w:rPr>
+          <w:rFonts w:ascii="Times New Roman" w:hAnsi="Times New Roman" w:cs="Times New Roman"/>
+          <w:sz w:val="22"/>
+          <w:szCs w:val="22"/>
+        </w:rPr>
+        <w:t xml:space="preserve"> </w:t>
+      </w:r>
+    </w:p>
+    <w:p>
+      <w:pPr>
+        <w:spacing w:after="0"/>
+        <w:jc w:val="both"/>
+        <w:rPr>
+          <w:rFonts w:ascii="Times New Roman" w:hAnsi="Times New Roman" w:cs="Times New Roman"/>
+          <w:sz w:val="22"/>
+          <w:szCs w:val="22"/>
+        </w:rPr>
+      </w:pPr>
+      <w:r>
+        <w:rPr>
+          <w:rFonts w:ascii="Times New Roman" w:hAnsi="Times New Roman" w:cs="Times New Roman"/>
+          <w:sz w:val="22"/>
+          <w:szCs w:val="22"/>
+        </w:rPr>
+        <w:t xml:space="preserve">Pour </w:t>
+      </w:r>
+      <w:proofErr w:type="spellStart"/>
+      <w:r>
+        <w:rPr>
+          <w:rFonts w:ascii="Times New Roman" w:hAnsi="Times New Roman" w:cs="Times New Roman"/>
+          <w:i/>
+          <w:iCs/>
+          <w:sz w:val="22"/>
+          <w:szCs w:val="22"/>
+        </w:rPr>
+        <w:t>Organization</w:t>
+      </w:r>
+      <w:proofErr w:type="spellEnd"/>
+      <w:r>
+        <w:rPr>
+          <w:rFonts w:ascii="Times New Roman" w:hAnsi="Times New Roman" w:cs="Times New Roman"/>
+          <w:sz w:val="22"/>
+          <w:szCs w:val="22"/>
+        </w:rPr>
+        <w:t>, les propriétés sont :​</w:t>
+      </w:r>
+    </w:p>
+    <w:p>
+      <w:pPr>
         <w:pStyle w:val="Paragraphedeliste"/>
         <w:numPr>
           <w:ilvl w:val="0"/>
@@ -4644,222 +4696,6 @@
           <w:szCs w:val="22"/>
         </w:rPr>
       </w:pPr>
-      <w:proofErr w:type="spellStart"/>
-      <w:proofErr w:type="gramStart"/>
-      <w:r>
-        <w:rPr>
-          <w:rFonts w:ascii="Times New Roman" w:hAnsi="Times New Roman" w:cs="Times New Roman"/>
-          <w:sz w:val="22"/>
-          <w:szCs w:val="22"/>
-        </w:rPr>
-        <w:t>has</w:t>
-      </w:r>
-      <w:proofErr w:type="gramEnd"/>
-      <w:r>
-        <w:rPr>
-          <w:rFonts w:ascii="Times New Roman" w:hAnsi="Times New Roman" w:cs="Times New Roman"/>
-          <w:sz w:val="22"/>
-          <w:szCs w:val="22"/>
-        </w:rPr>
-        <w:t>_member</w:t>
-      </w:r>
-      <w:proofErr w:type="spellEnd"/>
-      <w:r>
-        <w:rPr>
-          <w:rFonts w:ascii="Times New Roman" w:hAnsi="Times New Roman" w:cs="Times New Roman"/>
-          <w:sz w:val="22"/>
-          <w:szCs w:val="22"/>
-        </w:rPr>
-        <w:t xml:space="preserve"> (comporte des personnages </w:t>
-      </w:r>
-      <w:r>
-        <w:rPr>
-          <w:rFonts w:ascii="Times New Roman" w:hAnsi="Times New Roman" w:cs="Times New Roman"/>
-          <w:i/>
-          <w:iCs/>
-          <w:sz w:val="22"/>
-          <w:szCs w:val="22"/>
-        </w:rPr>
-        <w:t xml:space="preserve">H3_Human_Character </w:t>
-      </w:r>
-      <w:r>
-        <w:rPr>
-          <w:rFonts w:ascii="Times New Roman" w:hAnsi="Times New Roman" w:cs="Times New Roman"/>
-          <w:sz w:val="22"/>
-          <w:szCs w:val="22"/>
-        </w:rPr>
-        <w:t xml:space="preserve">et </w:t>
-      </w:r>
-      <w:r>
-        <w:rPr>
-          <w:rFonts w:ascii="Times New Roman" w:hAnsi="Times New Roman" w:cs="Times New Roman"/>
-          <w:i/>
-          <w:iCs/>
-          <w:sz w:val="22"/>
-          <w:szCs w:val="22"/>
-        </w:rPr>
-        <w:t>H4_Non-human_Character</w:t>
-      </w:r>
-      <w:r>
-        <w:rPr>
-          <w:rFonts w:ascii="Times New Roman" w:hAnsi="Times New Roman" w:cs="Times New Roman"/>
-          <w:sz w:val="22"/>
-          <w:szCs w:val="22"/>
-        </w:rPr>
-        <w:t xml:space="preserve"> comme membres)</w:t>
-      </w:r>
-    </w:p>
-    <w:p>
-      <w:pPr>
-        <w:pStyle w:val="Paragraphedeliste"/>
-        <w:numPr>
-          <w:ilvl w:val="0"/>
-          <w:numId w:val="1"/>
-        </w:numPr>
-        <w:spacing w:after="0"/>
-        <w:jc w:val="both"/>
-        <w:rPr>
-          <w:rFonts w:ascii="Times New Roman" w:hAnsi="Times New Roman" w:cs="Times New Roman"/>
-          <w:sz w:val="22"/>
-          <w:szCs w:val="22"/>
-        </w:rPr>
-      </w:pPr>
-      <w:r>
-        <w:rPr>
-          <w:rFonts w:ascii="Times New Roman" w:hAnsi="Times New Roman" w:cs="Times New Roman"/>
-          <w:sz w:val="22"/>
-          <w:szCs w:val="22"/>
-        </w:rPr>
-        <w:t xml:space="preserve">P67i_is_referred_to_by (se réfère à une œuvre </w:t>
-      </w:r>
-      <w:r>
-        <w:rPr>
-          <w:rFonts w:ascii="Times New Roman" w:hAnsi="Times New Roman" w:cs="Times New Roman"/>
-          <w:i/>
-          <w:iCs/>
-          <w:sz w:val="22"/>
-          <w:szCs w:val="22"/>
-        </w:rPr>
-        <w:t>F1_Work</w:t>
-      </w:r>
-      <w:r>
-        <w:rPr>
-          <w:rFonts w:ascii="Times New Roman" w:hAnsi="Times New Roman" w:cs="Times New Roman"/>
-          <w:sz w:val="22"/>
-          <w:szCs w:val="22"/>
-        </w:rPr>
-        <w:t>)</w:t>
-      </w:r>
-    </w:p>
-    <w:p>
-      <w:pPr>
-        <w:spacing w:after="0"/>
-        <w:jc w:val="both"/>
-        <w:rPr>
-          <w:rFonts w:ascii="Times New Roman" w:hAnsi="Times New Roman" w:cs="Times New Roman"/>
-          <w:sz w:val="22"/>
-          <w:szCs w:val="22"/>
-        </w:rPr>
-      </w:pPr>
-    </w:p>
-    <w:p>
-      <w:pPr>
-        <w:spacing w:after="0"/>
-        <w:jc w:val="both"/>
-        <w:rPr>
-          <w:rFonts w:ascii="Times New Roman" w:hAnsi="Times New Roman" w:cs="Times New Roman"/>
-          <w:sz w:val="22"/>
-          <w:szCs w:val="22"/>
-          <w:lang w:val="en-US"/>
-        </w:rPr>
-      </w:pPr>
-      <w:r>
-        <w:rPr>
-          <w:rFonts w:ascii="Times New Roman" w:hAnsi="Times New Roman" w:cs="Times New Roman"/>
-          <w:sz w:val="22"/>
-          <w:szCs w:val="22"/>
-        </w:rPr>
-        <w:t xml:space="preserve">Les instances de </w:t>
-      </w:r>
-      <w:r>
-        <w:rPr>
-          <w:rFonts w:ascii="Times New Roman" w:hAnsi="Times New Roman" w:cs="Times New Roman"/>
-          <w:i/>
-          <w:iCs/>
-          <w:sz w:val="22"/>
-          <w:szCs w:val="22"/>
-        </w:rPr>
-        <w:t xml:space="preserve">Group </w:t>
-      </w:r>
-      <w:r>
-        <w:rPr>
-          <w:rFonts w:ascii="Times New Roman" w:hAnsi="Times New Roman" w:cs="Times New Roman"/>
-          <w:sz w:val="22"/>
-          <w:szCs w:val="22"/>
-        </w:rPr>
-        <w:t xml:space="preserve">peuvent être écrites sous n’importe quelle forme. </w:t>
-      </w:r>
-      <w:r>
-        <w:rPr>
-          <w:rFonts w:ascii="Times New Roman" w:hAnsi="Times New Roman" w:cs="Times New Roman"/>
-          <w:sz w:val="22"/>
-          <w:szCs w:val="22"/>
-        </w:rPr>
-        <w:t xml:space="preserve"> </w:t>
-      </w:r>
-    </w:p>
-    <w:p>
-      <w:pPr>
-        <w:spacing w:after="0"/>
-        <w:jc w:val="both"/>
-        <w:rPr>
-          <w:rFonts w:ascii="Times New Roman" w:hAnsi="Times New Roman" w:cs="Times New Roman"/>
-          <w:sz w:val="22"/>
-          <w:szCs w:val="22"/>
-        </w:rPr>
-      </w:pPr>
-      <w:r>
-        <w:rPr>
-          <w:rFonts w:ascii="Times New Roman" w:hAnsi="Times New Roman" w:cs="Times New Roman"/>
-          <w:sz w:val="22"/>
-          <w:szCs w:val="22"/>
-        </w:rPr>
-        <w:t xml:space="preserve">Pour </w:t>
-      </w:r>
-      <w:r>
-        <w:rPr>
-          <w:rFonts w:ascii="Times New Roman" w:hAnsi="Times New Roman" w:cs="Times New Roman"/>
-          <w:i/>
-          <w:iCs/>
-          <w:sz w:val="22"/>
-          <w:szCs w:val="22"/>
-        </w:rPr>
-        <w:t>Group</w:t>
-      </w:r>
-      <w:r>
-        <w:rPr>
-          <w:rFonts w:ascii="Times New Roman" w:hAnsi="Times New Roman" w:cs="Times New Roman"/>
-          <w:sz w:val="22"/>
-          <w:szCs w:val="22"/>
-        </w:rPr>
-        <w:t>, les propriétés sont :​</w:t>
-      </w:r>
-    </w:p>
-    <w:p>
-      <w:pPr>
-        <w:pStyle w:val="Paragraphedeliste"/>
-        <w:numPr>
-          <w:ilvl w:val="0"/>
-          <w:numId w:val="1"/>
-        </w:numPr>
-        <w:spacing w:after="0"/>
-        <w:jc w:val="both"/>
-        <w:rPr>
-          <w:rFonts w:ascii="Times New Roman" w:hAnsi="Times New Roman" w:cs="Times New Roman"/>
-          <w:sz w:val="22"/>
-          <w:szCs w:val="22"/>
-        </w:rPr>
-      </w:pPr>
       <w:r>
         <w:rPr>
           <w:rFonts w:ascii="Times New Roman" w:hAnsi="Times New Roman" w:cs="Times New Roman"/>
@@ -4884,7 +4720,7 @@
           <w:sz w:val="22"/>
           <w:szCs w:val="22"/>
         </w:rPr>
-        <w:t xml:space="preserve"> de groupe, la liste finie des</w:t>
+        <w:t xml:space="preserve"> d’organisation, la liste finie des</w:t>
       </w:r>
       <w:r>
         <w:rPr>
@@ -4939,171 +4775,33 @@
           <w:szCs w:val="22"/>
         </w:rPr>
       </w:pPr>
-      <w:r>
-        <w:rPr>
-          <w:rFonts w:ascii="Times New Roman" w:hAnsi="Times New Roman" w:cs="Times New Roman"/>
-          <w:sz w:val="22"/>
-          <w:szCs w:val="22"/>
-        </w:rPr>
-        <w:t xml:space="preserve">P67i_is_referred_to_by (se réfère à une œuvre </w:t>
-      </w:r>
-      <w:r>
-        <w:rPr>
-          <w:rFonts w:ascii="Times New Roman" w:hAnsi="Times New Roman" w:cs="Times New Roman"/>
-          <w:i/>
-          <w:iCs/>
-          <w:sz w:val="22"/>
-          <w:szCs w:val="22"/>
-        </w:rPr>
-        <w:t>F1_Work</w:t>
-      </w:r>
-      <w:r>
-        <w:rPr>
-          <w:rFonts w:ascii="Times New Roman" w:hAnsi="Times New Roman" w:cs="Times New Roman"/>
-          <w:sz w:val="22"/>
-          <w:szCs w:val="22"/>
-        </w:rPr>
-        <w:t>)</w:t>
-      </w:r>
-    </w:p>
-    <w:p>
-      <w:pPr>
-        <w:spacing w:after="0"/>
-        <w:jc w:val="both"/>
-        <w:rPr>
-          <w:rFonts w:ascii="Times New Roman" w:hAnsi="Times New Roman" w:cs="Times New Roman"/>
-          <w:sz w:val="22"/>
-          <w:szCs w:val="22"/>
-          <w:highlight w:val="yellow"/>
-        </w:rPr>
-      </w:pPr>
-    </w:p>
-    <w:p>
-      <w:pPr>
-        <w:spacing w:after="0"/>
-        <w:jc w:val="both"/>
-        <w:rPr>
-          <w:rFonts w:ascii="Times New Roman" w:hAnsi="Times New Roman" w:cs="Times New Roman"/>
-          <w:sz w:val="22"/>
-          <w:szCs w:val="22"/>
-        </w:rPr>
-      </w:pPr>
-      <w:r>
-        <w:rPr>
-          <w:rFonts w:ascii="Times New Roman" w:hAnsi="Times New Roman" w:cs="Times New Roman"/>
-          <w:sz w:val="22"/>
-          <w:szCs w:val="22"/>
-        </w:rPr>
-        <w:t xml:space="preserve">Les instances de </w:t>
-      </w:r>
-      <w:r>
-        <w:rPr>
-          <w:rFonts w:ascii="Times New Roman" w:hAnsi="Times New Roman" w:cs="Times New Roman"/>
-          <w:i/>
-          <w:iCs/>
-          <w:sz w:val="22"/>
-          <w:szCs w:val="22"/>
-        </w:rPr>
-        <w:t>Object</w:t>
-      </w:r>
-      <w:r>
-        <w:rPr>
-          <w:rFonts w:ascii="Times New Roman" w:hAnsi="Times New Roman" w:cs="Times New Roman"/>
-          <w:sz w:val="22"/>
-          <w:szCs w:val="22"/>
-        </w:rPr>
-        <w:t xml:space="preserve">, </w:t>
-      </w:r>
-      <w:r>
-        <w:rPr>
-          <w:rFonts w:ascii="Times New Roman" w:hAnsi="Times New Roman" w:cs="Times New Roman"/>
-          <w:i/>
-          <w:iCs/>
-          <w:sz w:val="22"/>
-          <w:szCs w:val="22"/>
-        </w:rPr>
-        <w:t>H1_Conceptual_Novum</w:t>
-      </w:r>
-      <w:r>
-        <w:rPr>
-          <w:rFonts w:ascii="Times New Roman" w:hAnsi="Times New Roman" w:cs="Times New Roman"/>
-          <w:sz w:val="22"/>
-          <w:szCs w:val="22"/>
-        </w:rPr>
-        <w:t xml:space="preserve"> et </w:t>
-      </w:r>
-      <w:r>
-        <w:rPr>
-          <w:rFonts w:ascii="Times New Roman" w:hAnsi="Times New Roman" w:cs="Times New Roman"/>
-          <w:i/>
-          <w:iCs/>
-          <w:sz w:val="22"/>
-          <w:szCs w:val="22"/>
-        </w:rPr>
-        <w:t>H2_Concrete_Novum</w:t>
-      </w:r>
-      <w:r>
-        <w:rPr>
-          <w:rFonts w:ascii="Times New Roman" w:hAnsi="Times New Roman" w:cs="Times New Roman"/>
-          <w:sz w:val="22"/>
-          <w:szCs w:val="22"/>
-        </w:rPr>
-        <w:t xml:space="preserve"> peuvent être écrites sous n’importe quelle forme.</w:t>
-      </w:r>
-    </w:p>
-    <w:p>
-      <w:pPr>
-        <w:spacing w:after="0"/>
-        <w:jc w:val="both"/>
-        <w:rPr>
-          <w:rFonts w:ascii="Times New Roman" w:hAnsi="Times New Roman" w:cs="Times New Roman"/>
-          <w:sz w:val="22"/>
-          <w:szCs w:val="22"/>
-        </w:rPr>
-      </w:pPr>
-      <w:r>
-        <w:rPr>
-          <w:rFonts w:ascii="Times New Roman" w:hAnsi="Times New Roman" w:cs="Times New Roman"/>
-          <w:sz w:val="22"/>
-          <w:szCs w:val="22"/>
-        </w:rPr>
-        <w:t xml:space="preserve">Pour </w:t>
-      </w:r>
-      <w:r>
-        <w:rPr>
-          <w:rFonts w:ascii="Times New Roman" w:hAnsi="Times New Roman" w:cs="Times New Roman"/>
-          <w:i/>
-          <w:iCs/>
-          <w:sz w:val="22"/>
-          <w:szCs w:val="22"/>
-        </w:rPr>
-        <w:t>Object</w:t>
-      </w:r>
-      <w:r>
-        <w:rPr>
-          <w:rFonts w:ascii="Times New Roman" w:hAnsi="Times New Roman" w:cs="Times New Roman"/>
-          <w:sz w:val="22"/>
-          <w:szCs w:val="22"/>
-        </w:rPr>
-        <w:t>,</w:t>
-      </w:r>
-      <w:r>
-        <w:rPr>
-          <w:rFonts w:ascii="Times New Roman" w:hAnsi="Times New Roman" w:cs="Times New Roman"/>
-          <w:sz w:val="22"/>
-          <w:szCs w:val="22"/>
-        </w:rPr>
-        <w:t xml:space="preserve"> </w:t>
-      </w:r>
-      <w:r>
-        <w:rPr>
-          <w:rFonts w:ascii="Times New Roman" w:hAnsi="Times New Roman" w:cs="Times New Roman"/>
-          <w:i/>
-          <w:iCs/>
-          <w:sz w:val="22"/>
-          <w:szCs w:val="22"/>
-        </w:rPr>
-        <w:t>H1_Conceptual_Novum </w:t>
+      <w:proofErr w:type="spellStart"/>
+      <w:r>
+        <w:rPr>
+          <w:rFonts w:ascii="Times New Roman" w:hAnsi="Times New Roman" w:cs="Times New Roman"/>
+          <w:sz w:val="22"/>
+          <w:szCs w:val="22"/>
+        </w:rPr>
+        <w:t>has_member</w:t>
+      </w:r>
+      <w:proofErr w:type="spellEnd"/>
+      <w:r>
+        <w:rPr>
+          <w:rFonts w:ascii="Times New Roman" w:hAnsi="Times New Roman" w:cs="Times New Roman"/>
+          <w:sz w:val="22"/>
+          <w:szCs w:val="22"/>
+        </w:rPr>
+        <w:t xml:space="preserve"> (comporte des personnages </w:t>
+      </w:r>
+      <w:r>
+        <w:rPr>
+          <w:rFonts w:ascii="Times New Roman" w:hAnsi="Times New Roman" w:cs="Times New Roman"/>
+          <w:i/>
+          <w:iCs/>
+          <w:sz w:val="22"/>
+          <w:szCs w:val="22"/>
+        </w:rPr>
+        <w:t xml:space="preserve">H3_Human_Character </w:t>
       </w:r>
       <w:r>
         <w:rPr>
@@ -5121,23 +4819,15 @@
           <w:sz w:val="22"/>
           <w:szCs w:val="22"/>
         </w:rPr>
-        <w:t>H2_Concrete_Novum</w:t>
-      </w:r>
-      <w:r>
-        <w:rPr>
-          <w:rFonts w:ascii="Times New Roman" w:hAnsi="Times New Roman" w:cs="Times New Roman"/>
-          <w:sz w:val="22"/>
-          <w:szCs w:val="22"/>
-        </w:rPr>
-        <w:t>,</w:t>
-      </w:r>
-      <w:r>
-        <w:rPr>
-          <w:rFonts w:ascii="Times New Roman" w:hAnsi="Times New Roman" w:cs="Times New Roman"/>
-          <w:sz w:val="22"/>
-          <w:szCs w:val="22"/>
-        </w:rPr>
-        <w:t xml:space="preserve"> les propriétés sont :​</w:t>
+        <w:t>H4_Non-human_Character</w:t>
+      </w:r>
+      <w:r>
+        <w:rPr>
+          <w:rFonts w:ascii="Times New Roman" w:hAnsi="Times New Roman" w:cs="Times New Roman"/>
+          <w:sz w:val="22"/>
+          <w:szCs w:val="22"/>
+        </w:rPr>
+        <w:t xml:space="preserve"> comme membres)</w:t>
       </w:r>
     </w:p>
     <w:p>
@@ -5155,6 +4845,204 @@
           <w:szCs w:val="22"/>
         </w:rPr>
       </w:pPr>
+      <w:proofErr w:type="spellStart"/>
+      <w:r>
+        <w:rPr>
+          <w:rFonts w:ascii="Times New Roman" w:hAnsi="Times New Roman" w:cs="Times New Roman"/>
+          <w:sz w:val="22"/>
+          <w:szCs w:val="22"/>
+        </w:rPr>
+        <w:t>has_location</w:t>
+      </w:r>
+      <w:proofErr w:type="spellEnd"/>
+      <w:r>
+        <w:rPr>
+          <w:rFonts w:ascii="Times New Roman" w:hAnsi="Times New Roman" w:cs="Times New Roman"/>
+          <w:sz w:val="22"/>
+          <w:szCs w:val="22"/>
+        </w:rPr>
+        <w:t xml:space="preserve"> (se situe dans un lieu </w:t>
+      </w:r>
+      <w:r>
+        <w:rPr>
+          <w:rFonts w:ascii="Times New Roman" w:hAnsi="Times New Roman" w:cs="Times New Roman"/>
+          <w:i/>
+          <w:iCs/>
+          <w:sz w:val="22"/>
+          <w:szCs w:val="22"/>
+        </w:rPr>
+        <w:t>G13_Narrative_Location</w:t>
+      </w:r>
+      <w:r>
+        <w:rPr>
+          <w:rFonts w:ascii="Times New Roman" w:hAnsi="Times New Roman" w:cs="Times New Roman"/>
+          <w:sz w:val="22"/>
+          <w:szCs w:val="22"/>
+        </w:rPr>
+        <w:t>)</w:t>
+      </w:r>
+    </w:p>
+    <w:p>
+      <w:pPr>
+        <w:pStyle w:val="Paragraphedeliste"/>
+        <w:numPr>
+          <w:ilvl w:val="0"/>
+          <w:numId w:val="1"/>
+        </w:numPr>
+        <w:spacing w:after="0"/>
+        <w:jc w:val="both"/>
+        <w:rPr>
+          <w:rFonts w:ascii="Times New Roman" w:hAnsi="Times New Roman" w:cs="Times New Roman"/>
+          <w:sz w:val="22"/>
+          <w:szCs w:val="22"/>
+        </w:rPr>
+      </w:pPr>
+      <w:r>
+        <w:rPr>
+          <w:rFonts w:ascii="Times New Roman" w:hAnsi="Times New Roman" w:cs="Times New Roman"/>
+          <w:sz w:val="22"/>
+          <w:szCs w:val="22"/>
+        </w:rPr>
+        <w:t xml:space="preserve">P67i_is_referred_to_by (se réfère à une œuvre </w:t>
+      </w:r>
+      <w:r>
+        <w:rPr>
+          <w:rFonts w:ascii="Times New Roman" w:hAnsi="Times New Roman" w:cs="Times New Roman"/>
+          <w:i/>
+          <w:iCs/>
+          <w:sz w:val="22"/>
+          <w:szCs w:val="22"/>
+        </w:rPr>
+        <w:t>F1_Work</w:t>
+      </w:r>
+      <w:r>
+        <w:rPr>
+          <w:rFonts w:ascii="Times New Roman" w:hAnsi="Times New Roman" w:cs="Times New Roman"/>
+          <w:sz w:val="22"/>
+          <w:szCs w:val="22"/>
+        </w:rPr>
+        <w:t>)</w:t>
+      </w:r>
+    </w:p>
+    <w:p>
+      <w:pPr>
+        <w:spacing w:after="0"/>
+        <w:jc w:val="both"/>
+        <w:rPr>
+          <w:rFonts w:ascii="Times New Roman" w:hAnsi="Times New Roman" w:cs="Times New Roman"/>
+          <w:sz w:val="22"/>
+          <w:szCs w:val="22"/>
+          <w:highlight w:val="yellow"/>
+        </w:rPr>
+      </w:pPr>
+      <w:r>
+        <w:rPr>
+          <w:rFonts w:ascii="Times New Roman" w:hAnsi="Times New Roman" w:cs="Times New Roman"/>
+          <w:sz w:val="22"/>
+          <w:szCs w:val="22"/>
+          <w:highlight w:val="yellow"/>
+        </w:rPr>
+        <w:t>​</w:t>
+      </w:r>
+    </w:p>
+    <w:p>
+      <w:pPr>
+        <w:spacing w:after="0"/>
+        <w:jc w:val="both"/>
+        <w:rPr>
+          <w:rFonts w:ascii="Times New Roman" w:hAnsi="Times New Roman" w:cs="Times New Roman"/>
+          <w:sz w:val="22"/>
+          <w:szCs w:val="22"/>
+          <w:lang w:val="en-US"/>
+        </w:rPr>
+      </w:pPr>
+      <w:r>
+        <w:rPr>
+          <w:rFonts w:ascii="Times New Roman" w:hAnsi="Times New Roman" w:cs="Times New Roman"/>
+          <w:sz w:val="22"/>
+          <w:szCs w:val="22"/>
+        </w:rPr>
+        <w:t xml:space="preserve">Les instances de </w:t>
+      </w:r>
+      <w:r>
+        <w:rPr>
+          <w:rFonts w:ascii="Times New Roman" w:hAnsi="Times New Roman" w:cs="Times New Roman"/>
+          <w:i/>
+          <w:iCs/>
+          <w:sz w:val="22"/>
+          <w:szCs w:val="22"/>
+        </w:rPr>
+        <w:t xml:space="preserve">Community </w:t>
+      </w:r>
+      <w:r>
+        <w:rPr>
+          <w:rFonts w:ascii="Times New Roman" w:hAnsi="Times New Roman" w:cs="Times New Roman"/>
+          <w:sz w:val="22"/>
+          <w:szCs w:val="22"/>
+        </w:rPr>
+        <w:t xml:space="preserve">peuvent être écrites sous n’importe quelle forme. </w:t>
+      </w:r>
+      <w:r>
+        <w:rPr>
+          <w:rFonts w:ascii="Times New Roman" w:hAnsi="Times New Roman" w:cs="Times New Roman"/>
+          <w:sz w:val="22"/>
+          <w:szCs w:val="22"/>
+        </w:rPr>
+        <w:t xml:space="preserve"> </w:t>
+      </w:r>
+    </w:p>
+    <w:p>
+      <w:pPr>
+        <w:spacing w:after="0"/>
+        <w:jc w:val="both"/>
+        <w:rPr>
+          <w:rFonts w:ascii="Times New Roman" w:hAnsi="Times New Roman" w:cs="Times New Roman"/>
+          <w:sz w:val="22"/>
+          <w:szCs w:val="22"/>
+        </w:rPr>
+      </w:pPr>
+      <w:r>
+        <w:rPr>
+          <w:rFonts w:ascii="Times New Roman" w:hAnsi="Times New Roman" w:cs="Times New Roman"/>
+          <w:sz w:val="22"/>
+          <w:szCs w:val="22"/>
+        </w:rPr>
+        <w:t xml:space="preserve">Pour </w:t>
+      </w:r>
+      <w:r>
+        <w:rPr>
+          <w:rFonts w:ascii="Times New Roman" w:hAnsi="Times New Roman" w:cs="Times New Roman"/>
+          <w:i/>
+          <w:iCs/>
+          <w:sz w:val="22"/>
+          <w:szCs w:val="22"/>
+        </w:rPr>
+        <w:t>Community</w:t>
+      </w:r>
+      <w:r>
+        <w:rPr>
+          <w:rFonts w:ascii="Times New Roman" w:hAnsi="Times New Roman" w:cs="Times New Roman"/>
+          <w:sz w:val="22"/>
+          <w:szCs w:val="22"/>
+        </w:rPr>
+        <w:t>, les propriétés sont :​</w:t>
+      </w:r>
+    </w:p>
+    <w:p>
+      <w:pPr>
+        <w:pStyle w:val="Paragraphedeliste"/>
+        <w:numPr>
+          <w:ilvl w:val="0"/>
+          <w:numId w:val="1"/>
+        </w:numPr>
+        <w:spacing w:after="0"/>
+        <w:jc w:val="both"/>
+        <w:rPr>
+          <w:rFonts w:ascii="Times New Roman" w:hAnsi="Times New Roman" w:cs="Times New Roman"/>
+          <w:sz w:val="22"/>
+          <w:szCs w:val="22"/>
+        </w:rPr>
+      </w:pPr>
       <w:r>
         <w:rPr>
           <w:rFonts w:ascii="Times New Roman" w:hAnsi="Times New Roman" w:cs="Times New Roman"/>
@@ -5179,7 +5067,23 @@
           <w:sz w:val="22"/>
           <w:szCs w:val="22"/>
         </w:rPr>
-        <w:t xml:space="preserve"> d’objet, la liste finie des types d’objets étant dans le fichier </w:t>
+        <w:t xml:space="preserve"> de communauté, la liste finie des</w:t>
+      </w:r>
+      <w:r>
+        <w:rPr>
+          <w:rFonts w:ascii="Times New Roman" w:hAnsi="Times New Roman" w:cs="Times New Roman"/>
+          <w:sz w:val="22"/>
+          <w:szCs w:val="22"/>
+        </w:rPr>
+        <w:t xml:space="preserve"> types de</w:t>
+      </w:r>
+      <w:r>
+        <w:rPr>
+          <w:rFonts w:ascii="Times New Roman" w:hAnsi="Times New Roman" w:cs="Times New Roman"/>
+          <w:sz w:val="22"/>
+          <w:szCs w:val="22"/>
+        </w:rPr>
+        <w:t xml:space="preserve"> lieux étant dans le fichier </w:t>
       </w:r>
       <w:hyperlink r:id="rId14" w:history="1">
         <w:proofErr w:type="spellStart"/>
@@ -5218,31 +5122,59 @@
           <w:szCs w:val="22"/>
         </w:rPr>
       </w:pPr>
-      <w:r>
-        <w:rPr>
-          <w:rFonts w:ascii="Times New Roman" w:hAnsi="Times New Roman" w:cs="Times New Roman"/>
-          <w:sz w:val="22"/>
-          <w:szCs w:val="22"/>
-        </w:rPr>
-        <w:t xml:space="preserve">P67i_is_referred_to_by (se réfère à une œuvre </w:t>
-      </w:r>
-      <w:r>
-        <w:rPr>
-          <w:rFonts w:ascii="Times New Roman" w:hAnsi="Times New Roman" w:cs="Times New Roman"/>
-          <w:i/>
-          <w:iCs/>
-          <w:sz w:val="22"/>
-          <w:szCs w:val="22"/>
-        </w:rPr>
-        <w:t>F1_Work</w:t>
-      </w:r>
-      <w:r>
-        <w:rPr>
-          <w:rFonts w:ascii="Times New Roman" w:hAnsi="Times New Roman" w:cs="Times New Roman"/>
-          <w:sz w:val="22"/>
-          <w:szCs w:val="22"/>
-        </w:rPr>
-        <w:t>)</w:t>
+      <w:proofErr w:type="spellStart"/>
+      <w:r>
+        <w:rPr>
+          <w:rFonts w:ascii="Times New Roman" w:hAnsi="Times New Roman" w:cs="Times New Roman"/>
+          <w:sz w:val="22"/>
+          <w:szCs w:val="22"/>
+        </w:rPr>
+        <w:t>has_member</w:t>
+      </w:r>
+      <w:proofErr w:type="spellEnd"/>
+      <w:r>
+        <w:rPr>
+          <w:rFonts w:ascii="Times New Roman" w:hAnsi="Times New Roman" w:cs="Times New Roman"/>
+          <w:sz w:val="22"/>
+          <w:szCs w:val="22"/>
+        </w:rPr>
+        <w:t xml:space="preserve"> (comporte des personnages </w:t>
+      </w:r>
+      <w:r>
+        <w:rPr>
+          <w:rFonts w:ascii="Times New Roman" w:hAnsi="Times New Roman" w:cs="Times New Roman"/>
+          <w:i/>
+          <w:iCs/>
+          <w:sz w:val="22"/>
+          <w:szCs w:val="22"/>
+        </w:rPr>
+        <w:t xml:space="preserve">H3_Human_Character </w:t>
+      </w:r>
+      <w:r>
+        <w:rPr>
+          <w:rFonts w:ascii="Times New Roman" w:hAnsi="Times New Roman" w:cs="Times New Roman"/>
+          <w:sz w:val="22"/>
+          <w:szCs w:val="22"/>
+        </w:rPr>
+        <w:t xml:space="preserve">et </w:t>
+      </w:r>
+      <w:r>
+        <w:rPr>
+          <w:rFonts w:ascii="Times New Roman" w:hAnsi="Times New Roman" w:cs="Times New Roman"/>
+          <w:i/>
+          <w:iCs/>
+          <w:sz w:val="22"/>
+          <w:szCs w:val="22"/>
+        </w:rPr>
+        <w:t>H4_Non-human_Character</w:t>
+      </w:r>
+      <w:r>
+        <w:rPr>
+          <w:rFonts w:ascii="Times New Roman" w:hAnsi="Times New Roman" w:cs="Times New Roman"/>
+          <w:sz w:val="22"/>
+          <w:szCs w:val="22"/>
+        </w:rPr>
+        <w:t xml:space="preserve"> comme membres)</w:t>
       </w:r>
     </w:p>
     <w:p>
@@ -5260,154 +5192,186 @@
           <w:szCs w:val="22"/>
         </w:rPr>
       </w:pPr>
-      <w:proofErr w:type="gramStart"/>
-      <w:r>
-        <w:rPr>
-          <w:rFonts w:ascii="Times New Roman" w:hAnsi="Times New Roman" w:cs="Times New Roman"/>
-          <w:sz w:val="22"/>
-          <w:szCs w:val="22"/>
-        </w:rPr>
-        <w:t>setting</w:t>
-      </w:r>
-      <w:proofErr w:type="gramEnd"/>
-      <w:r>
-        <w:rPr>
-          <w:rFonts w:ascii="Times New Roman" w:hAnsi="Times New Roman" w:cs="Times New Roman"/>
-          <w:sz w:val="22"/>
-          <w:szCs w:val="22"/>
-        </w:rPr>
-        <w:t xml:space="preserve"> (le contexte dans lequel l’objet existe dans le cas où il est pertinent de le remarquer)</w:t>
-      </w:r>
-    </w:p>
-    <w:p>
-      <w:pPr>
-        <w:spacing w:after="0"/>
-        <w:jc w:val="both"/>
-        <w:rPr>
-          <w:rFonts w:ascii="Times New Roman" w:hAnsi="Times New Roman" w:cs="Times New Roman"/>
-          <w:sz w:val="22"/>
-          <w:szCs w:val="22"/>
-        </w:rPr>
-      </w:pPr>
-      <w:r>
-        <w:rPr>
-          <w:rFonts w:ascii="Times New Roman" w:hAnsi="Times New Roman" w:cs="Times New Roman"/>
-          <w:sz w:val="22"/>
-          <w:szCs w:val="22"/>
-        </w:rPr>
-        <w:t>​</w:t>
-      </w:r>
-    </w:p>
-    <w:p>
-      <w:pPr>
-        <w:spacing w:after="0"/>
-        <w:jc w:val="both"/>
-        <w:rPr>
-          <w:rFonts w:ascii="Times New Roman" w:hAnsi="Times New Roman" w:cs="Times New Roman"/>
-          <w:sz w:val="22"/>
-          <w:szCs w:val="22"/>
-        </w:rPr>
-      </w:pPr>
-      <w:r>
-        <w:rPr>
-          <w:rFonts w:ascii="Times New Roman" w:hAnsi="Times New Roman" w:cs="Times New Roman"/>
-          <w:sz w:val="22"/>
-          <w:szCs w:val="22"/>
-        </w:rPr>
-        <w:t>Concernant les phrases contenant des informations sur les personnalités des personnages, sélectionner LE mot dans la phrase qui contient le trait de personnalité. Par exemple dans la phrase « </w:t>
-      </w:r>
-      <w:r>
-        <w:rPr>
-          <w:rFonts w:ascii="Times New Roman" w:hAnsi="Times New Roman" w:cs="Times New Roman"/>
-          <w:sz w:val="22"/>
-          <w:szCs w:val="22"/>
-        </w:rPr>
-        <w:t>L</w:t>
-      </w:r>
-      <w:r>
-        <w:rPr>
-          <w:rFonts w:ascii="Times New Roman" w:hAnsi="Times New Roman" w:cs="Times New Roman"/>
-          <w:sz w:val="22"/>
-          <w:szCs w:val="22"/>
-        </w:rPr>
-        <w:t>’</w:t>
-      </w:r>
-      <w:r>
-        <w:rPr>
-          <w:rFonts w:ascii="Times New Roman" w:hAnsi="Times New Roman" w:cs="Times New Roman"/>
-          <w:sz w:val="22"/>
-          <w:szCs w:val="22"/>
-        </w:rPr>
-        <w:t>enfant était d</w:t>
-      </w:r>
-      <w:r>
-        <w:rPr>
-          <w:rFonts w:ascii="Times New Roman" w:hAnsi="Times New Roman" w:cs="Times New Roman"/>
-          <w:sz w:val="22"/>
-          <w:szCs w:val="22"/>
-        </w:rPr>
-        <w:t>’</w:t>
-      </w:r>
-      <w:r>
-        <w:rPr>
-          <w:rFonts w:ascii="Times New Roman" w:hAnsi="Times New Roman" w:cs="Times New Roman"/>
-          <w:sz w:val="22"/>
-          <w:szCs w:val="22"/>
-        </w:rPr>
-        <w:t>ailleurs doué d</w:t>
-      </w:r>
-      <w:r>
-        <w:rPr>
-          <w:rFonts w:ascii="Times New Roman" w:hAnsi="Times New Roman" w:cs="Times New Roman"/>
-          <w:sz w:val="22"/>
-          <w:szCs w:val="22"/>
-        </w:rPr>
-        <w:t>’</w:t>
-      </w:r>
-      <w:r>
-        <w:rPr>
-          <w:rFonts w:ascii="Times New Roman" w:hAnsi="Times New Roman" w:cs="Times New Roman"/>
-          <w:sz w:val="22"/>
-          <w:szCs w:val="22"/>
-        </w:rPr>
-        <w:t>une rare intelligence</w:t>
-      </w:r>
-      <w:r>
-        <w:rPr>
-          <w:rFonts w:ascii="Times New Roman" w:hAnsi="Times New Roman" w:cs="Times New Roman"/>
-          <w:sz w:val="22"/>
-          <w:szCs w:val="22"/>
-        </w:rPr>
-        <w:t> »</w:t>
-      </w:r>
-      <w:r>
-        <w:rPr>
-          <w:rFonts w:ascii="Times New Roman" w:hAnsi="Times New Roman" w:cs="Times New Roman"/>
-          <w:sz w:val="22"/>
-          <w:szCs w:val="22"/>
-        </w:rPr>
-        <w:t>, on sélectionne le terme « intelligence ».</w:t>
-      </w:r>
-    </w:p>
-    <w:p>
-      <w:pPr>
-        <w:spacing w:after="0"/>
-        <w:jc w:val="both"/>
-        <w:rPr>
-          <w:rFonts w:ascii="Times New Roman" w:hAnsi="Times New Roman" w:cs="Times New Roman"/>
-          <w:sz w:val="22"/>
-          <w:szCs w:val="22"/>
-        </w:rPr>
-      </w:pPr>
-      <w:r>
-        <w:rPr>
-          <w:rFonts w:ascii="Times New Roman" w:hAnsi="Times New Roman" w:cs="Times New Roman"/>
-          <w:sz w:val="22"/>
-          <w:szCs w:val="22"/>
-        </w:rPr>
-        <w:t xml:space="preserve">Aller dans le </w:t>
+      <w:r>
+        <w:rPr>
+          <w:rFonts w:ascii="Times New Roman" w:hAnsi="Times New Roman" w:cs="Times New Roman"/>
+          <w:sz w:val="22"/>
+          <w:szCs w:val="22"/>
+        </w:rPr>
+        <w:t xml:space="preserve">P67i_is_referred_to_by (se réfère à une œuvre </w:t>
+      </w:r>
+      <w:r>
+        <w:rPr>
+          <w:rFonts w:ascii="Times New Roman" w:hAnsi="Times New Roman" w:cs="Times New Roman"/>
+          <w:i/>
+          <w:iCs/>
+          <w:sz w:val="22"/>
+          <w:szCs w:val="22"/>
+        </w:rPr>
+        <w:t>F1_Work</w:t>
+      </w:r>
+      <w:r>
+        <w:rPr>
+          <w:rFonts w:ascii="Times New Roman" w:hAnsi="Times New Roman" w:cs="Times New Roman"/>
+          <w:sz w:val="22"/>
+          <w:szCs w:val="22"/>
+        </w:rPr>
+        <w:t>)</w:t>
+      </w:r>
+    </w:p>
+    <w:p>
+      <w:pPr>
+        <w:spacing w:after="0"/>
+        <w:jc w:val="both"/>
+        <w:rPr>
+          <w:rFonts w:ascii="Times New Roman" w:hAnsi="Times New Roman" w:cs="Times New Roman"/>
+          <w:sz w:val="22"/>
+          <w:szCs w:val="22"/>
+        </w:rPr>
+      </w:pPr>
+    </w:p>
+    <w:p>
+      <w:pPr>
+        <w:spacing w:after="0"/>
+        <w:jc w:val="both"/>
+        <w:rPr>
+          <w:rFonts w:ascii="Times New Roman" w:hAnsi="Times New Roman" w:cs="Times New Roman"/>
+          <w:sz w:val="22"/>
+          <w:szCs w:val="22"/>
+          <w:lang w:val="en-US"/>
+        </w:rPr>
+      </w:pPr>
+      <w:r>
+        <w:rPr>
+          <w:rFonts w:ascii="Times New Roman" w:hAnsi="Times New Roman" w:cs="Times New Roman"/>
+          <w:sz w:val="22"/>
+          <w:szCs w:val="22"/>
+        </w:rPr>
+        <w:t xml:space="preserve">Les instances de </w:t>
+      </w:r>
+      <w:r>
+        <w:rPr>
+          <w:rFonts w:ascii="Times New Roman" w:hAnsi="Times New Roman" w:cs="Times New Roman"/>
+          <w:i/>
+          <w:iCs/>
+          <w:sz w:val="22"/>
+          <w:szCs w:val="22"/>
+        </w:rPr>
+        <w:t xml:space="preserve">Group </w:t>
+      </w:r>
+      <w:r>
+        <w:rPr>
+          <w:rFonts w:ascii="Times New Roman" w:hAnsi="Times New Roman" w:cs="Times New Roman"/>
+          <w:sz w:val="22"/>
+          <w:szCs w:val="22"/>
+        </w:rPr>
+        <w:t xml:space="preserve">peuvent être écrites sous n’importe quelle forme. </w:t>
+      </w:r>
+      <w:r>
+        <w:rPr>
+          <w:rFonts w:ascii="Times New Roman" w:hAnsi="Times New Roman" w:cs="Times New Roman"/>
+          <w:sz w:val="22"/>
+          <w:szCs w:val="22"/>
+        </w:rPr>
+        <w:t xml:space="preserve"> </w:t>
+      </w:r>
+    </w:p>
+    <w:p>
+      <w:pPr>
+        <w:spacing w:after="0"/>
+        <w:jc w:val="both"/>
+        <w:rPr>
+          <w:rFonts w:ascii="Times New Roman" w:hAnsi="Times New Roman" w:cs="Times New Roman"/>
+          <w:sz w:val="22"/>
+          <w:szCs w:val="22"/>
+        </w:rPr>
+      </w:pPr>
+      <w:r>
+        <w:rPr>
+          <w:rFonts w:ascii="Times New Roman" w:hAnsi="Times New Roman" w:cs="Times New Roman"/>
+          <w:sz w:val="22"/>
+          <w:szCs w:val="22"/>
+        </w:rPr>
+        <w:t xml:space="preserve">Pour </w:t>
+      </w:r>
+      <w:r>
+        <w:rPr>
+          <w:rFonts w:ascii="Times New Roman" w:hAnsi="Times New Roman" w:cs="Times New Roman"/>
+          <w:i/>
+          <w:iCs/>
+          <w:sz w:val="22"/>
+          <w:szCs w:val="22"/>
+        </w:rPr>
+        <w:t>Group</w:t>
+      </w:r>
+      <w:r>
+        <w:rPr>
+          <w:rFonts w:ascii="Times New Roman" w:hAnsi="Times New Roman" w:cs="Times New Roman"/>
+          <w:sz w:val="22"/>
+          <w:szCs w:val="22"/>
+        </w:rPr>
+        <w:t>, les propriétés sont :​</w:t>
+      </w:r>
+    </w:p>
+    <w:p>
+      <w:pPr>
+        <w:pStyle w:val="Paragraphedeliste"/>
+        <w:numPr>
+          <w:ilvl w:val="0"/>
+          <w:numId w:val="1"/>
+        </w:numPr>
+        <w:spacing w:after="0"/>
+        <w:jc w:val="both"/>
+        <w:rPr>
+          <w:rFonts w:ascii="Times New Roman" w:hAnsi="Times New Roman" w:cs="Times New Roman"/>
+          <w:sz w:val="22"/>
+          <w:szCs w:val="22"/>
+        </w:rPr>
+      </w:pPr>
+      <w:r>
+        <w:rPr>
+          <w:rFonts w:ascii="Times New Roman" w:hAnsi="Times New Roman" w:cs="Times New Roman"/>
+          <w:sz w:val="22"/>
+          <w:szCs w:val="22"/>
+        </w:rPr>
+        <w:t xml:space="preserve">P2_has_feature (un type </w:t>
+      </w:r>
+      <w:r>
+        <w:rPr>
+          <w:rFonts w:ascii="Times New Roman" w:hAnsi="Times New Roman" w:cs="Times New Roman"/>
+          <w:i/>
+          <w:iCs/>
+          <w:sz w:val="22"/>
+          <w:szCs w:val="22"/>
+        </w:rPr>
+        <w:t>E55_Type</w:t>
+      </w:r>
+      <w:r>
+        <w:rPr>
+          <w:rFonts w:ascii="Times New Roman" w:hAnsi="Times New Roman" w:cs="Times New Roman"/>
+          <w:sz w:val="22"/>
+          <w:szCs w:val="22"/>
+        </w:rPr>
+        <w:t xml:space="preserve"> de groupe, la liste finie des</w:t>
+      </w:r>
+      <w:r>
+        <w:rPr>
+          <w:rFonts w:ascii="Times New Roman" w:hAnsi="Times New Roman" w:cs="Times New Roman"/>
+          <w:sz w:val="22"/>
+          <w:szCs w:val="22"/>
+        </w:rPr>
+        <w:t xml:space="preserve"> types de</w:t>
+      </w:r>
+      <w:r>
+        <w:rPr>
+          <w:rFonts w:ascii="Times New Roman" w:hAnsi="Times New Roman" w:cs="Times New Roman"/>
+          <w:sz w:val="22"/>
+          <w:szCs w:val="22"/>
+        </w:rPr>
+        <w:t xml:space="preserve"> lieux étant dans le fichier </w:t>
       </w:r>
       <w:hyperlink r:id="rId15" w:history="1">
+        <w:proofErr w:type="spellStart"/>
         <w:r>
           <w:rPr>
             <w:rStyle w:val="Lienhypertexte"/>
@@ -5415,8 +5379,9 @@
             <w:sz w:val="22"/>
             <w:szCs w:val="22"/>
           </w:rPr>
-          <w:t>fichier du lexique de personnalité</w:t>
+          <w:t>SFonto</w:t>
         </w:r>
+        <w:proofErr w:type="spellEnd"/>
       </w:hyperlink>
       <w:r>
         <w:rPr>
@@ -5424,271 +5389,7 @@
           <w:sz w:val="22"/>
           <w:szCs w:val="22"/>
         </w:rPr>
-        <w:t xml:space="preserve"> et faire un </w:t>
-      </w:r>
-      <w:proofErr w:type="spellStart"/>
-      <w:r>
-        <w:rPr>
-          <w:rFonts w:ascii="Times New Roman" w:hAnsi="Times New Roman" w:cs="Times New Roman"/>
-          <w:sz w:val="22"/>
-          <w:szCs w:val="22"/>
-        </w:rPr>
-        <w:t>Ctr+F</w:t>
-      </w:r>
-      <w:proofErr w:type="spellEnd"/>
-      <w:r>
-        <w:rPr>
-          <w:rFonts w:ascii="Times New Roman" w:hAnsi="Times New Roman" w:cs="Times New Roman"/>
-          <w:sz w:val="22"/>
-          <w:szCs w:val="22"/>
-        </w:rPr>
-        <w:t xml:space="preserve"> sur la deuxième colonne (intitulée « English ») pour trouver toutes les occurrences du mot sélectionn</w:t>
-      </w:r>
-      <w:r>
-        <w:rPr>
-          <w:rFonts w:ascii="Times New Roman" w:hAnsi="Times New Roman" w:cs="Times New Roman"/>
-          <w:sz w:val="22"/>
-          <w:szCs w:val="22"/>
-        </w:rPr>
-        <w:t>é pour déterminer toutes les facettes (colonne E) et la valence émotionnelle (colonne F)</w:t>
-      </w:r>
-      <w:r>
-        <w:rPr>
-          <w:rFonts w:ascii="Times New Roman" w:hAnsi="Times New Roman" w:cs="Times New Roman"/>
-          <w:sz w:val="22"/>
-          <w:szCs w:val="22"/>
-        </w:rPr>
-        <w:t>. Dans le cas de « intelligence »</w:t>
-      </w:r>
-      <w:r>
-        <w:rPr>
-          <w:rFonts w:ascii="Times New Roman" w:hAnsi="Times New Roman" w:cs="Times New Roman"/>
-          <w:sz w:val="22"/>
-          <w:szCs w:val="22"/>
-        </w:rPr>
-        <w:t xml:space="preserve"> (traduit en anglais par « intelligence »)</w:t>
-      </w:r>
-      <w:r>
-        <w:rPr>
-          <w:rFonts w:ascii="Times New Roman" w:hAnsi="Times New Roman" w:cs="Times New Roman"/>
-          <w:sz w:val="22"/>
-          <w:szCs w:val="22"/>
-        </w:rPr>
-        <w:t>,</w:t>
-      </w:r>
-      <w:r>
-        <w:rPr>
-          <w:rFonts w:ascii="Times New Roman" w:hAnsi="Times New Roman" w:cs="Times New Roman"/>
-          <w:sz w:val="22"/>
-          <w:szCs w:val="22"/>
-        </w:rPr>
-        <w:t xml:space="preserve"> on trouve deux occurrences</w:t>
-      </w:r>
-      <w:r>
-        <w:rPr>
-          <w:rFonts w:ascii="Times New Roman" w:hAnsi="Times New Roman" w:cs="Times New Roman"/>
-          <w:sz w:val="22"/>
-          <w:szCs w:val="22"/>
-        </w:rPr>
-        <w:t xml:space="preserve"> </w:t>
-      </w:r>
-      <w:r>
-        <w:rPr>
-          <w:rFonts w:ascii="Times New Roman" w:hAnsi="Times New Roman" w:cs="Times New Roman"/>
-          <w:sz w:val="22"/>
-          <w:szCs w:val="22"/>
-        </w:rPr>
-        <w:t xml:space="preserve">avec pour première facette </w:t>
-      </w:r>
-      <w:proofErr w:type="spellStart"/>
-      <w:r>
-        <w:rPr>
-          <w:rFonts w:ascii="Times New Roman" w:hAnsi="Times New Roman" w:cs="Times New Roman"/>
-          <w:sz w:val="22"/>
-          <w:szCs w:val="22"/>
-        </w:rPr>
-        <w:t>Cheerfulness</w:t>
-      </w:r>
-      <w:proofErr w:type="spellEnd"/>
-      <w:r>
-        <w:rPr>
-          <w:rFonts w:ascii="Times New Roman" w:hAnsi="Times New Roman" w:cs="Times New Roman"/>
-          <w:sz w:val="22"/>
-          <w:szCs w:val="22"/>
-        </w:rPr>
-        <w:t xml:space="preserve"> (valence positive) et pour seconde facette Intellect (valence positive).</w:t>
-      </w:r>
-    </w:p>
-    <w:p>
-      <w:pPr>
-        <w:spacing w:after="0"/>
-        <w:jc w:val="both"/>
-        <w:rPr>
-          <w:rFonts w:ascii="Times New Roman" w:hAnsi="Times New Roman" w:cs="Times New Roman"/>
-          <w:sz w:val="22"/>
-          <w:szCs w:val="22"/>
-        </w:rPr>
-      </w:pPr>
-      <w:r>
-        <w:rPr>
-          <w:rFonts w:ascii="Times New Roman" w:hAnsi="Times New Roman" w:cs="Times New Roman"/>
-          <w:sz w:val="22"/>
-          <w:szCs w:val="22"/>
-        </w:rPr>
-        <w:t xml:space="preserve">Les facettes et les valences vont permettre de construire les instances de </w:t>
-      </w:r>
-      <w:r>
-        <w:rPr>
-          <w:rFonts w:ascii="Times New Roman" w:hAnsi="Times New Roman" w:cs="Times New Roman"/>
-          <w:i/>
-          <w:iCs/>
-          <w:sz w:val="22"/>
-          <w:szCs w:val="22"/>
-        </w:rPr>
-        <w:t>H5_Personality_Assignment</w:t>
-      </w:r>
-      <w:r>
-        <w:rPr>
-          <w:rFonts w:ascii="Times New Roman" w:hAnsi="Times New Roman" w:cs="Times New Roman"/>
-          <w:sz w:val="22"/>
-          <w:szCs w:val="22"/>
-        </w:rPr>
-        <w:t>.</w:t>
-      </w:r>
-    </w:p>
-    <w:p>
-      <w:pPr>
-        <w:spacing w:after="0"/>
-        <w:jc w:val="both"/>
-        <w:rPr>
-          <w:rFonts w:ascii="Times New Roman" w:hAnsi="Times New Roman" w:cs="Times New Roman"/>
-          <w:sz w:val="22"/>
-          <w:szCs w:val="22"/>
-        </w:rPr>
-      </w:pPr>
-    </w:p>
-    <w:p>
-      <w:pPr>
-        <w:spacing w:after="0"/>
-        <w:jc w:val="both"/>
-        <w:rPr>
-          <w:rFonts w:ascii="Times New Roman" w:hAnsi="Times New Roman" w:cs="Times New Roman"/>
-          <w:sz w:val="22"/>
-          <w:szCs w:val="22"/>
-          <w:lang w:val="en-US"/>
-        </w:rPr>
-      </w:pPr>
-      <w:r>
-        <w:rPr>
-          <w:rFonts w:ascii="Times New Roman" w:hAnsi="Times New Roman" w:cs="Times New Roman"/>
-          <w:sz w:val="22"/>
-          <w:szCs w:val="22"/>
-        </w:rPr>
-        <w:lastRenderedPageBreak/>
-        <w:t xml:space="preserve">Les instances de </w:t>
-      </w:r>
-      <w:r>
-        <w:rPr>
-          <w:rFonts w:ascii="Times New Roman" w:hAnsi="Times New Roman" w:cs="Times New Roman"/>
-          <w:i/>
-          <w:iCs/>
-          <w:sz w:val="22"/>
-          <w:szCs w:val="22"/>
-        </w:rPr>
-        <w:t>H5_Personality_Assignment</w:t>
-      </w:r>
-      <w:r>
-        <w:rPr>
-          <w:rFonts w:ascii="Times New Roman" w:hAnsi="Times New Roman" w:cs="Times New Roman"/>
-          <w:sz w:val="22"/>
-          <w:szCs w:val="22"/>
-        </w:rPr>
-        <w:t xml:space="preserve"> </w:t>
-      </w:r>
-      <w:r>
-        <w:rPr>
-          <w:rFonts w:ascii="Times New Roman" w:hAnsi="Times New Roman" w:cs="Times New Roman"/>
-          <w:sz w:val="22"/>
-          <w:szCs w:val="22"/>
-        </w:rPr>
-        <w:t xml:space="preserve">doivent être écrites sous la forme </w:t>
-      </w:r>
-      <w:r>
-        <w:rPr>
-          <w:rFonts w:ascii="Cascadia Code" w:hAnsi="Cascadia Code" w:cs="Cascadia Code"/>
-          <w:sz w:val="18"/>
-          <w:szCs w:val="18"/>
-        </w:rPr>
-        <w:t>[</w:t>
-      </w:r>
-      <w:r>
-        <w:rPr>
-          <w:rFonts w:ascii="Cascadia Code" w:hAnsi="Cascadia Code" w:cs="Cascadia Code"/>
-          <w:sz w:val="18"/>
-          <w:szCs w:val="18"/>
-        </w:rPr>
-        <w:t>Personnage</w:t>
-      </w:r>
-      <w:r>
-        <w:rPr>
-          <w:rFonts w:ascii="Cascadia Code" w:hAnsi="Cascadia Code" w:cs="Cascadia Code"/>
-          <w:sz w:val="18"/>
-          <w:szCs w:val="18"/>
-        </w:rPr>
-        <w:t>]_</w:t>
-      </w:r>
-      <w:r>
-        <w:rPr>
-          <w:rFonts w:ascii="Cascadia Code" w:hAnsi="Cascadia Code" w:cs="Cascadia Code"/>
-          <w:sz w:val="18"/>
-          <w:szCs w:val="18"/>
-        </w:rPr>
-        <w:t>[facette]</w:t>
-      </w:r>
-      <w:r>
-        <w:rPr>
-          <w:rFonts w:ascii="Times New Roman" w:hAnsi="Times New Roman" w:cs="Times New Roman"/>
-          <w:sz w:val="22"/>
-          <w:szCs w:val="22"/>
-        </w:rPr>
-        <w:t>.</w:t>
-      </w:r>
-    </w:p>
-    <w:p>
-      <w:pPr>
-        <w:spacing w:after="0"/>
-        <w:jc w:val="both"/>
-        <w:rPr>
-          <w:rFonts w:ascii="Times New Roman" w:hAnsi="Times New Roman" w:cs="Times New Roman"/>
-          <w:sz w:val="22"/>
-          <w:szCs w:val="22"/>
-        </w:rPr>
-      </w:pPr>
-      <w:r>
-        <w:rPr>
-          <w:rFonts w:ascii="Times New Roman" w:hAnsi="Times New Roman" w:cs="Times New Roman"/>
-          <w:sz w:val="22"/>
-          <w:szCs w:val="22"/>
-        </w:rPr>
-        <w:t xml:space="preserve">Pour </w:t>
-      </w:r>
-      <w:r>
-        <w:rPr>
-          <w:rFonts w:ascii="Times New Roman" w:hAnsi="Times New Roman" w:cs="Times New Roman"/>
-          <w:i/>
-          <w:iCs/>
-          <w:sz w:val="22"/>
-          <w:szCs w:val="22"/>
-        </w:rPr>
-        <w:t>H5_Personality_Assignment</w:t>
-      </w:r>
-      <w:r>
-        <w:rPr>
-          <w:rFonts w:ascii="Times New Roman" w:hAnsi="Times New Roman" w:cs="Times New Roman"/>
-          <w:sz w:val="22"/>
-          <w:szCs w:val="22"/>
-        </w:rPr>
-        <w:t>, les propriétés sont :​</w:t>
+        <w:t>)</w:t>
       </w:r>
     </w:p>
     <w:p>
@@ -5712,59 +5413,200 @@
           <w:sz w:val="22"/>
           <w:szCs w:val="22"/>
         </w:rPr>
-        <w:t xml:space="preserve">P2_has_feature </w:t>
-      </w:r>
-      <w:r>
-        <w:rPr>
-          <w:rFonts w:ascii="Times New Roman" w:hAnsi="Times New Roman" w:cs="Times New Roman"/>
-          <w:sz w:val="22"/>
-          <w:szCs w:val="22"/>
-        </w:rPr>
-        <w:t>(auquel on assigne automatiquement</w:t>
-      </w:r>
-      <w:proofErr w:type="gramStart"/>
-      <w:r>
-        <w:rPr>
-          <w:rFonts w:ascii="Times New Roman" w:hAnsi="Times New Roman" w:cs="Times New Roman"/>
-          <w:sz w:val="22"/>
-          <w:szCs w:val="22"/>
-        </w:rPr>
-        <w:t> </w:t>
-      </w:r>
-      <w:r>
-        <w:rPr>
-          <w:rFonts w:ascii="Cascadia Code" w:hAnsi="Cascadia Code" w:cs="Cascadia Code"/>
-          <w:sz w:val="18"/>
-          <w:szCs w:val="18"/>
-        </w:rPr>
-        <w:t>:</w:t>
-      </w:r>
-      <w:proofErr w:type="spellStart"/>
-      <w:r>
-        <w:rPr>
-          <w:rFonts w:ascii="Cascadia Code" w:hAnsi="Cascadia Code" w:cs="Cascadia Code"/>
-          <w:sz w:val="18"/>
-          <w:szCs w:val="18"/>
-        </w:rPr>
-        <w:t>psychological</w:t>
-      </w:r>
-      <w:proofErr w:type="gramEnd"/>
-      <w:r>
-        <w:rPr>
-          <w:rFonts w:ascii="Cascadia Code" w:hAnsi="Cascadia Code" w:cs="Cascadia Code"/>
-          <w:sz w:val="18"/>
-          <w:szCs w:val="18"/>
-        </w:rPr>
-        <w:t>_feature</w:t>
-      </w:r>
-      <w:proofErr w:type="spellEnd"/>
-      <w:r>
-        <w:rPr>
-          <w:rFonts w:ascii="Times New Roman" w:hAnsi="Times New Roman" w:cs="Times New Roman"/>
-          <w:sz w:val="22"/>
-          <w:szCs w:val="22"/>
-        </w:rPr>
-        <w:t xml:space="preserve">) </w:t>
+        <w:t xml:space="preserve">P67i_is_referred_to_by (se réfère à une œuvre </w:t>
+      </w:r>
+      <w:r>
+        <w:rPr>
+          <w:rFonts w:ascii="Times New Roman" w:hAnsi="Times New Roman" w:cs="Times New Roman"/>
+          <w:i/>
+          <w:iCs/>
+          <w:sz w:val="22"/>
+          <w:szCs w:val="22"/>
+        </w:rPr>
+        <w:t>F1_Work</w:t>
+      </w:r>
+      <w:r>
+        <w:rPr>
+          <w:rFonts w:ascii="Times New Roman" w:hAnsi="Times New Roman" w:cs="Times New Roman"/>
+          <w:sz w:val="22"/>
+          <w:szCs w:val="22"/>
+        </w:rPr>
+        <w:t>)</w:t>
+      </w:r>
+    </w:p>
+    <w:p>
+      <w:pPr>
+        <w:spacing w:after="0"/>
+        <w:jc w:val="both"/>
+        <w:rPr>
+          <w:rFonts w:ascii="Times New Roman" w:hAnsi="Times New Roman" w:cs="Times New Roman"/>
+          <w:sz w:val="22"/>
+          <w:szCs w:val="22"/>
+          <w:highlight w:val="yellow"/>
+        </w:rPr>
+      </w:pPr>
+    </w:p>
+    <w:p>
+      <w:pPr>
+        <w:spacing w:after="0"/>
+        <w:jc w:val="both"/>
+        <w:rPr>
+          <w:rFonts w:ascii="Times New Roman" w:hAnsi="Times New Roman" w:cs="Times New Roman"/>
+          <w:sz w:val="22"/>
+          <w:szCs w:val="22"/>
+        </w:rPr>
+      </w:pPr>
+      <w:r>
+        <w:rPr>
+          <w:rFonts w:ascii="Times New Roman" w:hAnsi="Times New Roman" w:cs="Times New Roman"/>
+          <w:sz w:val="22"/>
+          <w:szCs w:val="22"/>
+        </w:rPr>
+        <w:t xml:space="preserve">Les instances de </w:t>
+      </w:r>
+      <w:r>
+        <w:rPr>
+          <w:rFonts w:ascii="Times New Roman" w:hAnsi="Times New Roman" w:cs="Times New Roman"/>
+          <w:i/>
+          <w:iCs/>
+          <w:sz w:val="22"/>
+          <w:szCs w:val="22"/>
+        </w:rPr>
+        <w:t>Object</w:t>
+      </w:r>
+      <w:r>
+        <w:rPr>
+          <w:rFonts w:ascii="Times New Roman" w:hAnsi="Times New Roman" w:cs="Times New Roman"/>
+          <w:sz w:val="22"/>
+          <w:szCs w:val="22"/>
+        </w:rPr>
+        <w:t xml:space="preserve">, </w:t>
+      </w:r>
+      <w:r>
+        <w:rPr>
+          <w:rFonts w:ascii="Times New Roman" w:hAnsi="Times New Roman" w:cs="Times New Roman"/>
+          <w:i/>
+          <w:iCs/>
+          <w:sz w:val="22"/>
+          <w:szCs w:val="22"/>
+        </w:rPr>
+        <w:t>H1_Conceptual_Novum</w:t>
+      </w:r>
+      <w:r>
+        <w:rPr>
+          <w:rFonts w:ascii="Times New Roman" w:hAnsi="Times New Roman" w:cs="Times New Roman"/>
+          <w:sz w:val="22"/>
+          <w:szCs w:val="22"/>
+        </w:rPr>
+        <w:t xml:space="preserve"> et </w:t>
+      </w:r>
+      <w:r>
+        <w:rPr>
+          <w:rFonts w:ascii="Times New Roman" w:hAnsi="Times New Roman" w:cs="Times New Roman"/>
+          <w:i/>
+          <w:iCs/>
+          <w:sz w:val="22"/>
+          <w:szCs w:val="22"/>
+        </w:rPr>
+        <w:t>H2_Concrete_Novum</w:t>
+      </w:r>
+      <w:r>
+        <w:rPr>
+          <w:rFonts w:ascii="Times New Roman" w:hAnsi="Times New Roman" w:cs="Times New Roman"/>
+          <w:sz w:val="22"/>
+          <w:szCs w:val="22"/>
+        </w:rPr>
+        <w:t xml:space="preserve"> peuvent être écrites sous n’importe quelle forme.</w:t>
+      </w:r>
+    </w:p>
+    <w:p>
+      <w:pPr>
+        <w:spacing w:after="0"/>
+        <w:jc w:val="both"/>
+        <w:rPr>
+          <w:rFonts w:ascii="Times New Roman" w:hAnsi="Times New Roman" w:cs="Times New Roman"/>
+          <w:sz w:val="22"/>
+          <w:szCs w:val="22"/>
+        </w:rPr>
+      </w:pPr>
+      <w:r>
+        <w:rPr>
+          <w:rFonts w:ascii="Times New Roman" w:hAnsi="Times New Roman" w:cs="Times New Roman"/>
+          <w:sz w:val="22"/>
+          <w:szCs w:val="22"/>
+        </w:rPr>
+        <w:lastRenderedPageBreak/>
+        <w:t xml:space="preserve">Pour </w:t>
+      </w:r>
+      <w:r>
+        <w:rPr>
+          <w:rFonts w:ascii="Times New Roman" w:hAnsi="Times New Roman" w:cs="Times New Roman"/>
+          <w:i/>
+          <w:iCs/>
+          <w:sz w:val="22"/>
+          <w:szCs w:val="22"/>
+        </w:rPr>
+        <w:t>Object</w:t>
+      </w:r>
+      <w:r>
+        <w:rPr>
+          <w:rFonts w:ascii="Times New Roman" w:hAnsi="Times New Roman" w:cs="Times New Roman"/>
+          <w:sz w:val="22"/>
+          <w:szCs w:val="22"/>
+        </w:rPr>
+        <w:t>,</w:t>
+      </w:r>
+      <w:r>
+        <w:rPr>
+          <w:rFonts w:ascii="Times New Roman" w:hAnsi="Times New Roman" w:cs="Times New Roman"/>
+          <w:sz w:val="22"/>
+          <w:szCs w:val="22"/>
+        </w:rPr>
+        <w:t xml:space="preserve"> </w:t>
+      </w:r>
+      <w:r>
+        <w:rPr>
+          <w:rFonts w:ascii="Times New Roman" w:hAnsi="Times New Roman" w:cs="Times New Roman"/>
+          <w:i/>
+          <w:iCs/>
+          <w:sz w:val="22"/>
+          <w:szCs w:val="22"/>
+        </w:rPr>
+        <w:t>H1_Conceptual_Novum </w:t>
+      </w:r>
+      <w:r>
+        <w:rPr>
+          <w:rFonts w:ascii="Times New Roman" w:hAnsi="Times New Roman" w:cs="Times New Roman"/>
+          <w:sz w:val="22"/>
+          <w:szCs w:val="22"/>
+        </w:rPr>
+        <w:t xml:space="preserve">et </w:t>
+      </w:r>
+      <w:r>
+        <w:rPr>
+          <w:rFonts w:ascii="Times New Roman" w:hAnsi="Times New Roman" w:cs="Times New Roman"/>
+          <w:i/>
+          <w:iCs/>
+          <w:sz w:val="22"/>
+          <w:szCs w:val="22"/>
+        </w:rPr>
+        <w:t>H2_Concrete_Novum</w:t>
+      </w:r>
+      <w:r>
+        <w:rPr>
+          <w:rFonts w:ascii="Times New Roman" w:hAnsi="Times New Roman" w:cs="Times New Roman"/>
+          <w:sz w:val="22"/>
+          <w:szCs w:val="22"/>
+        </w:rPr>
+        <w:t>,</w:t>
+      </w:r>
+      <w:r>
+        <w:rPr>
+          <w:rFonts w:ascii="Times New Roman" w:hAnsi="Times New Roman" w:cs="Times New Roman"/>
+          <w:sz w:val="22"/>
+          <w:szCs w:val="22"/>
+        </w:rPr>
+        <w:t xml:space="preserve"> les propriétés sont :​</w:t>
       </w:r>
     </w:p>
     <w:p>
@@ -5788,1196 +5630,25 @@
           <w:sz w:val="22"/>
           <w:szCs w:val="22"/>
         </w:rPr>
-        <w:t xml:space="preserve">HP7_has_facet </w:t>
-      </w:r>
-      <w:r>
-        <w:rPr>
-          <w:rFonts w:ascii="Times New Roman" w:hAnsi="Times New Roman" w:cs="Times New Roman"/>
-          <w:sz w:val="22"/>
-          <w:szCs w:val="22"/>
-        </w:rPr>
-        <w:t>(</w:t>
-      </w:r>
-      <w:r>
-        <w:rPr>
-          <w:rFonts w:ascii="Times New Roman" w:hAnsi="Times New Roman" w:cs="Times New Roman"/>
-          <w:sz w:val="22"/>
-          <w:szCs w:val="22"/>
-        </w:rPr>
-        <w:t>la facette</w:t>
-      </w:r>
-      <w:r>
-        <w:rPr>
-          <w:rFonts w:ascii="Times New Roman" w:hAnsi="Times New Roman" w:cs="Times New Roman"/>
-          <w:sz w:val="22"/>
-          <w:szCs w:val="22"/>
-        </w:rPr>
-        <w:t xml:space="preserve"> </w:t>
-      </w:r>
-      <w:r>
-        <w:rPr>
-          <w:rFonts w:ascii="Times New Roman" w:hAnsi="Times New Roman" w:cs="Times New Roman"/>
-          <w:i/>
-          <w:iCs/>
-          <w:sz w:val="22"/>
-          <w:szCs w:val="22"/>
-        </w:rPr>
-        <w:t>G17_Character_Feature</w:t>
-      </w:r>
-      <w:r>
-        <w:rPr>
-          <w:rFonts w:ascii="Times New Roman" w:hAnsi="Times New Roman" w:cs="Times New Roman"/>
-          <w:sz w:val="22"/>
-          <w:szCs w:val="22"/>
-        </w:rPr>
-        <w:t xml:space="preserve"> </w:t>
-      </w:r>
-      <w:r>
-        <w:rPr>
-          <w:rFonts w:ascii="Times New Roman" w:hAnsi="Times New Roman" w:cs="Times New Roman"/>
-          <w:sz w:val="22"/>
-          <w:szCs w:val="22"/>
-        </w:rPr>
-        <w:t>déterminée précédemment</w:t>
-      </w:r>
-      <w:r>
-        <w:rPr>
-          <w:rFonts w:ascii="Times New Roman" w:hAnsi="Times New Roman" w:cs="Times New Roman"/>
-          <w:sz w:val="22"/>
-          <w:szCs w:val="22"/>
-        </w:rPr>
-        <w:t>)</w:t>
-      </w:r>
-    </w:p>
-    <w:p>
-      <w:pPr>
-        <w:pStyle w:val="Paragraphedeliste"/>
-        <w:numPr>
-          <w:ilvl w:val="0"/>
-          <w:numId w:val="1"/>
-        </w:numPr>
-        <w:spacing w:after="0"/>
-        <w:jc w:val="both"/>
-        <w:rPr>
-          <w:rFonts w:ascii="Times New Roman" w:hAnsi="Times New Roman" w:cs="Times New Roman"/>
-          <w:sz w:val="22"/>
-          <w:szCs w:val="22"/>
-        </w:rPr>
-      </w:pPr>
-      <w:r>
-        <w:rPr>
-          <w:rFonts w:ascii="Times New Roman" w:hAnsi="Times New Roman" w:cs="Times New Roman"/>
-          <w:sz w:val="22"/>
-          <w:szCs w:val="22"/>
-        </w:rPr>
-        <w:t xml:space="preserve">HP8_has_valence (la valence </w:t>
-      </w:r>
-      <w:r>
-        <w:rPr>
-          <w:rFonts w:ascii="Times New Roman" w:hAnsi="Times New Roman" w:cs="Times New Roman"/>
-          <w:i/>
-          <w:iCs/>
-          <w:sz w:val="22"/>
-          <w:szCs w:val="22"/>
-        </w:rPr>
-        <w:t>H6_Valence</w:t>
-      </w:r>
-      <w:r>
-        <w:rPr>
-          <w:rFonts w:ascii="Times New Roman" w:hAnsi="Times New Roman" w:cs="Times New Roman"/>
-          <w:sz w:val="22"/>
-          <w:szCs w:val="22"/>
-        </w:rPr>
-        <w:t xml:space="preserve"> déterminée précédemment)</w:t>
-      </w:r>
-    </w:p>
-    <w:p>
-      <w:pPr>
-        <w:pStyle w:val="Paragraphedeliste"/>
-        <w:numPr>
-          <w:ilvl w:val="0"/>
-          <w:numId w:val="1"/>
-        </w:numPr>
-        <w:spacing w:after="0"/>
-        <w:jc w:val="both"/>
-        <w:rPr>
-          <w:rFonts w:ascii="Times New Roman" w:hAnsi="Times New Roman" w:cs="Times New Roman"/>
-          <w:sz w:val="22"/>
-          <w:szCs w:val="22"/>
-        </w:rPr>
-      </w:pPr>
-      <w:r>
-        <w:rPr>
-          <w:rFonts w:ascii="Times New Roman" w:hAnsi="Times New Roman" w:cs="Times New Roman"/>
-          <w:sz w:val="22"/>
-          <w:szCs w:val="22"/>
-        </w:rPr>
-        <w:t>HP9_concerns_character (le personnage défini par ce trait de caractère)</w:t>
-      </w:r>
-    </w:p>
-    <w:p>
-      <w:pPr>
-        <w:spacing w:after="0"/>
-        <w:jc w:val="both"/>
-        <w:rPr>
-          <w:rFonts w:ascii="Times New Roman" w:hAnsi="Times New Roman" w:cs="Times New Roman"/>
-          <w:sz w:val="22"/>
-          <w:szCs w:val="22"/>
-        </w:rPr>
-      </w:pPr>
-    </w:p>
-    <w:p>
-      <w:pPr>
-        <w:spacing w:after="0"/>
-        <w:jc w:val="both"/>
-        <w:rPr>
-          <w:rFonts w:ascii="Times New Roman" w:hAnsi="Times New Roman" w:cs="Times New Roman"/>
-          <w:color w:val="00B050"/>
-          <w:sz w:val="22"/>
-          <w:szCs w:val="22"/>
-        </w:rPr>
-      </w:pPr>
-      <w:r>
-        <w:rPr>
-          <w:rFonts w:ascii="Times New Roman" w:hAnsi="Times New Roman" w:cs="Times New Roman"/>
-          <w:color w:val="00B050"/>
-          <w:sz w:val="22"/>
-          <w:szCs w:val="22"/>
-        </w:rPr>
-        <w:t>TROISIEME LECTURE</w:t>
-      </w:r>
-      <w:r>
-        <w:rPr>
-          <w:rFonts w:ascii="Times New Roman" w:hAnsi="Times New Roman" w:cs="Times New Roman"/>
-          <w:color w:val="00B050"/>
-          <w:sz w:val="22"/>
-          <w:szCs w:val="22"/>
-        </w:rPr>
-        <w:t xml:space="preserve"> </w:t>
-      </w:r>
-    </w:p>
-    <w:p>
-      <w:pPr>
-        <w:spacing w:after="0"/>
-        <w:jc w:val="both"/>
-        <w:rPr>
-          <w:rFonts w:ascii="Times New Roman" w:hAnsi="Times New Roman" w:cs="Times New Roman"/>
-          <w:sz w:val="22"/>
-          <w:szCs w:val="22"/>
-        </w:rPr>
-      </w:pPr>
-    </w:p>
-    <w:p>
-      <w:pPr>
-        <w:spacing w:after="0"/>
-        <w:jc w:val="both"/>
-        <w:rPr>
-          <w:rFonts w:ascii="Times New Roman" w:hAnsi="Times New Roman" w:cs="Times New Roman"/>
-          <w:color w:val="00B050"/>
-          <w:sz w:val="22"/>
-          <w:szCs w:val="22"/>
-        </w:rPr>
-      </w:pPr>
-      <w:r>
-        <w:rPr>
-          <w:rFonts w:ascii="Times New Roman" w:hAnsi="Times New Roman" w:cs="Times New Roman"/>
-          <w:sz w:val="22"/>
-          <w:szCs w:val="22"/>
-        </w:rPr>
-        <w:t>Ef</w:t>
-      </w:r>
-      <w:r>
-        <w:rPr>
-          <w:rFonts w:ascii="Times New Roman" w:hAnsi="Times New Roman" w:cs="Times New Roman"/>
-          <w:sz w:val="22"/>
-          <w:szCs w:val="22"/>
-        </w:rPr>
-        <w:t>fectuer la lecture et l’annotation simultanément</w:t>
-      </w:r>
-      <w:r>
-        <w:rPr>
-          <w:rFonts w:ascii="Times New Roman" w:hAnsi="Times New Roman" w:cs="Times New Roman"/>
-          <w:sz w:val="22"/>
-          <w:szCs w:val="22"/>
-        </w:rPr>
-        <w:t xml:space="preserve"> en se concentrant sur les événements narratifs et les péripéties</w:t>
-      </w:r>
-      <w:r>
-        <w:rPr>
-          <w:rFonts w:ascii="Times New Roman" w:hAnsi="Times New Roman" w:cs="Times New Roman"/>
-          <w:sz w:val="22"/>
-          <w:szCs w:val="22"/>
-        </w:rPr>
-        <w:t>.</w:t>
-      </w:r>
-    </w:p>
-    <w:p>
-      <w:pPr>
-        <w:spacing w:after="0"/>
-        <w:jc w:val="both"/>
-        <w:rPr>
-          <w:rFonts w:ascii="Times New Roman" w:hAnsi="Times New Roman" w:cs="Times New Roman"/>
-          <w:sz w:val="22"/>
-          <w:szCs w:val="22"/>
-        </w:rPr>
-      </w:pPr>
-    </w:p>
-    <w:p>
-      <w:pPr>
-        <w:spacing w:after="0"/>
-        <w:jc w:val="both"/>
-        <w:rPr>
-          <w:rFonts w:ascii="Times New Roman" w:hAnsi="Times New Roman" w:cs="Times New Roman"/>
-          <w:sz w:val="22"/>
-          <w:szCs w:val="22"/>
-          <w:lang w:val="en-US"/>
-        </w:rPr>
-      </w:pPr>
-      <w:r>
-        <w:rPr>
-          <w:rFonts w:ascii="Times New Roman" w:hAnsi="Times New Roman" w:cs="Times New Roman"/>
-          <w:color w:val="D86DCB" w:themeColor="accent5" w:themeTint="99"/>
-          <w:sz w:val="22"/>
-          <w:szCs w:val="22"/>
-        </w:rPr>
-        <w:t>Annotations :</w:t>
-      </w:r>
-      <w:r>
-        <w:rPr>
-          <w:rFonts w:ascii="Times New Roman" w:hAnsi="Times New Roman" w:cs="Times New Roman"/>
-          <w:color w:val="D86DCB" w:themeColor="accent5" w:themeTint="99"/>
-          <w:sz w:val="22"/>
-          <w:szCs w:val="22"/>
-        </w:rPr>
-        <w:t xml:space="preserve"> </w:t>
-      </w:r>
-      <w:r>
-        <w:rPr>
-          <w:rFonts w:ascii="Times New Roman" w:hAnsi="Times New Roman" w:cs="Times New Roman"/>
-          <w:sz w:val="22"/>
-          <w:szCs w:val="22"/>
-        </w:rPr>
-        <w:t>annoter dans l</w:t>
-      </w:r>
-      <w:r>
-        <w:rPr>
-          <w:rFonts w:ascii="Times New Roman" w:hAnsi="Times New Roman" w:cs="Times New Roman"/>
-          <w:sz w:val="22"/>
-          <w:szCs w:val="22"/>
-        </w:rPr>
-        <w:t>’</w:t>
-      </w:r>
-      <w:r>
-        <w:rPr>
-          <w:rFonts w:ascii="Times New Roman" w:hAnsi="Times New Roman" w:cs="Times New Roman"/>
-          <w:sz w:val="22"/>
-          <w:szCs w:val="22"/>
-        </w:rPr>
-        <w:t xml:space="preserve">onglet </w:t>
-      </w:r>
-      <w:r>
-        <w:rPr>
-          <w:rFonts w:ascii="Times New Roman" w:hAnsi="Times New Roman" w:cs="Times New Roman"/>
-          <w:sz w:val="22"/>
-          <w:szCs w:val="22"/>
-        </w:rPr>
-        <w:t>« Narrative Events »</w:t>
-      </w:r>
-      <w:r>
-        <w:rPr>
-          <w:rFonts w:ascii="Times New Roman" w:hAnsi="Times New Roman" w:cs="Times New Roman"/>
-          <w:sz w:val="22"/>
-          <w:szCs w:val="22"/>
-        </w:rPr>
-        <w:t xml:space="preserve"> de l</w:t>
-      </w:r>
-      <w:r>
-        <w:rPr>
-          <w:rFonts w:ascii="Times New Roman" w:hAnsi="Times New Roman" w:cs="Times New Roman"/>
-          <w:sz w:val="22"/>
-          <w:szCs w:val="22"/>
-        </w:rPr>
-        <w:t>’</w:t>
-      </w:r>
-      <w:r>
-        <w:rPr>
-          <w:rFonts w:ascii="Times New Roman" w:hAnsi="Times New Roman" w:cs="Times New Roman"/>
-          <w:sz w:val="22"/>
-          <w:szCs w:val="22"/>
-        </w:rPr>
-        <w:t xml:space="preserve">Excel les </w:t>
-      </w:r>
-      <w:r>
-        <w:rPr>
-          <w:rFonts w:ascii="Times New Roman" w:hAnsi="Times New Roman" w:cs="Times New Roman"/>
-          <w:sz w:val="22"/>
-          <w:szCs w:val="22"/>
-        </w:rPr>
-        <w:t>événements narratifs</w:t>
-      </w:r>
-      <w:r>
-        <w:rPr>
-          <w:rFonts w:ascii="Times New Roman" w:hAnsi="Times New Roman" w:cs="Times New Roman"/>
-          <w:sz w:val="22"/>
-          <w:szCs w:val="22"/>
-        </w:rPr>
-        <w:t xml:space="preserve"> (classe </w:t>
-      </w:r>
-      <w:r>
-        <w:rPr>
-          <w:rFonts w:ascii="Times New Roman" w:hAnsi="Times New Roman" w:cs="Times New Roman"/>
-          <w:i/>
-          <w:iCs/>
-          <w:sz w:val="22"/>
-          <w:szCs w:val="22"/>
-        </w:rPr>
-        <w:t>G5_Narrative_Events</w:t>
-      </w:r>
-      <w:r>
-        <w:rPr>
-          <w:rFonts w:ascii="Times New Roman" w:hAnsi="Times New Roman" w:cs="Times New Roman"/>
-          <w:sz w:val="22"/>
-          <w:szCs w:val="22"/>
-        </w:rPr>
-        <w:t>).</w:t>
-      </w:r>
-      <w:r>
-        <w:rPr>
-          <w:rFonts w:ascii="Times New Roman" w:hAnsi="Times New Roman" w:cs="Times New Roman"/>
-          <w:sz w:val="22"/>
-          <w:szCs w:val="22"/>
-          <w:lang w:val="en-US"/>
-        </w:rPr>
-        <w:t>​</w:t>
-      </w:r>
-    </w:p>
-    <w:p>
-      <w:pPr>
-        <w:spacing w:after="0"/>
-        <w:jc w:val="both"/>
-        <w:rPr>
-          <w:rFonts w:ascii="Times New Roman" w:hAnsi="Times New Roman" w:cs="Times New Roman"/>
-          <w:sz w:val="22"/>
-          <w:szCs w:val="22"/>
-        </w:rPr>
-      </w:pPr>
-      <w:proofErr w:type="spellStart"/>
-      <w:r>
-        <w:rPr>
-          <w:rFonts w:ascii="Times New Roman" w:hAnsi="Times New Roman" w:cs="Times New Roman"/>
-          <w:sz w:val="22"/>
-          <w:szCs w:val="22"/>
-          <w:lang w:val="en-US"/>
-        </w:rPr>
-        <w:t>Annoter</w:t>
-      </w:r>
-      <w:proofErr w:type="spellEnd"/>
-      <w:r>
-        <w:rPr>
-          <w:rFonts w:ascii="Times New Roman" w:hAnsi="Times New Roman" w:cs="Times New Roman"/>
-          <w:sz w:val="22"/>
-          <w:szCs w:val="22"/>
-          <w:lang w:val="en-US"/>
-        </w:rPr>
-        <w:t xml:space="preserve"> dans </w:t>
-      </w:r>
-      <w:proofErr w:type="spellStart"/>
-      <w:r>
-        <w:rPr>
-          <w:rFonts w:ascii="Times New Roman" w:hAnsi="Times New Roman" w:cs="Times New Roman"/>
-          <w:sz w:val="22"/>
-          <w:szCs w:val="22"/>
-          <w:lang w:val="en-US"/>
-        </w:rPr>
-        <w:t>l’onglet</w:t>
-      </w:r>
-      <w:proofErr w:type="spellEnd"/>
-      <w:r>
-        <w:rPr>
-          <w:rFonts w:ascii="Times New Roman" w:hAnsi="Times New Roman" w:cs="Times New Roman"/>
-          <w:sz w:val="22"/>
-          <w:szCs w:val="22"/>
-          <w:lang w:val="en-US"/>
-        </w:rPr>
-        <w:t xml:space="preserve"> </w:t>
-      </w:r>
-      <w:r>
-        <w:rPr>
-          <w:rFonts w:ascii="Times New Roman" w:hAnsi="Times New Roman" w:cs="Times New Roman"/>
-          <w:sz w:val="22"/>
-          <w:szCs w:val="22"/>
-        </w:rPr>
-        <w:t xml:space="preserve">« Narrative </w:t>
-      </w:r>
-      <w:proofErr w:type="spellStart"/>
-      <w:r>
-        <w:rPr>
-          <w:rFonts w:ascii="Times New Roman" w:hAnsi="Times New Roman" w:cs="Times New Roman"/>
-          <w:sz w:val="22"/>
-          <w:szCs w:val="22"/>
-        </w:rPr>
-        <w:t>Units</w:t>
-      </w:r>
-      <w:proofErr w:type="spellEnd"/>
-      <w:r>
-        <w:rPr>
-          <w:rFonts w:ascii="Times New Roman" w:hAnsi="Times New Roman" w:cs="Times New Roman"/>
-          <w:sz w:val="22"/>
-          <w:szCs w:val="22"/>
-        </w:rPr>
-        <w:t> » de l’Excel les péripéties</w:t>
-      </w:r>
-      <w:r>
-        <w:rPr>
-          <w:rFonts w:ascii="Times New Roman" w:hAnsi="Times New Roman" w:cs="Times New Roman"/>
-          <w:sz w:val="22"/>
-          <w:szCs w:val="22"/>
-        </w:rPr>
-        <w:t>/unité narrative</w:t>
-      </w:r>
-      <w:r>
-        <w:rPr>
-          <w:rFonts w:ascii="Times New Roman" w:hAnsi="Times New Roman" w:cs="Times New Roman"/>
-          <w:sz w:val="22"/>
-          <w:szCs w:val="22"/>
-        </w:rPr>
-        <w:t xml:space="preserve"> (classe </w:t>
-      </w:r>
-      <w:r>
-        <w:rPr>
-          <w:rFonts w:ascii="Times New Roman" w:hAnsi="Times New Roman" w:cs="Times New Roman"/>
-          <w:i/>
-          <w:iCs/>
-          <w:sz w:val="22"/>
-          <w:szCs w:val="22"/>
-        </w:rPr>
-        <w:t>G9_Narrative_Unit</w:t>
-      </w:r>
-      <w:r>
-        <w:rPr>
-          <w:rFonts w:ascii="Times New Roman" w:hAnsi="Times New Roman" w:cs="Times New Roman"/>
-          <w:sz w:val="22"/>
-          <w:szCs w:val="22"/>
-        </w:rPr>
-        <w:t>).</w:t>
-      </w:r>
-    </w:p>
-    <w:p>
-      <w:pPr>
-        <w:spacing w:after="0"/>
-        <w:jc w:val="both"/>
-        <w:rPr>
-          <w:rFonts w:ascii="Times New Roman" w:hAnsi="Times New Roman" w:cs="Times New Roman"/>
-          <w:sz w:val="22"/>
-          <w:szCs w:val="22"/>
-        </w:rPr>
-      </w:pPr>
-      <w:r>
-        <w:rPr>
-          <w:rFonts w:ascii="Times New Roman" w:hAnsi="Times New Roman" w:cs="Times New Roman"/>
-          <w:sz w:val="22"/>
-          <w:szCs w:val="22"/>
-        </w:rPr>
-        <w:t>Annoter dans l’onglet « </w:t>
-      </w:r>
-      <w:proofErr w:type="spellStart"/>
-      <w:r>
-        <w:rPr>
-          <w:rFonts w:ascii="Times New Roman" w:hAnsi="Times New Roman" w:cs="Times New Roman"/>
-          <w:sz w:val="22"/>
-          <w:szCs w:val="22"/>
-        </w:rPr>
-        <w:t>Archetypes</w:t>
-      </w:r>
-      <w:proofErr w:type="spellEnd"/>
-      <w:r>
-        <w:rPr>
-          <w:rFonts w:ascii="Times New Roman" w:hAnsi="Times New Roman" w:cs="Times New Roman"/>
-          <w:sz w:val="22"/>
-          <w:szCs w:val="22"/>
-        </w:rPr>
-        <w:t xml:space="preserve"> » de l’Excel les motifs narratifs (classe </w:t>
-      </w:r>
-      <w:r>
-        <w:rPr>
-          <w:rFonts w:ascii="Times New Roman" w:hAnsi="Times New Roman" w:cs="Times New Roman"/>
-          <w:i/>
-          <w:iCs/>
-          <w:sz w:val="22"/>
-          <w:szCs w:val="22"/>
-        </w:rPr>
-        <w:t>G14_Narrative-Stoff</w:t>
-      </w:r>
-      <w:r>
-        <w:rPr>
-          <w:rFonts w:ascii="Times New Roman" w:hAnsi="Times New Roman" w:cs="Times New Roman"/>
-          <w:sz w:val="22"/>
-          <w:szCs w:val="22"/>
-        </w:rPr>
-        <w:t>).</w:t>
-      </w:r>
-    </w:p>
-    <w:p>
-      <w:pPr>
-        <w:spacing w:after="0"/>
-        <w:jc w:val="both"/>
-        <w:rPr>
-          <w:rFonts w:ascii="Times New Roman" w:hAnsi="Times New Roman" w:cs="Times New Roman"/>
-          <w:sz w:val="22"/>
-          <w:szCs w:val="22"/>
-          <w:lang w:val="en-US"/>
-        </w:rPr>
-      </w:pPr>
-      <w:r>
-        <w:rPr>
-          <w:rFonts w:ascii="Times New Roman" w:hAnsi="Times New Roman" w:cs="Times New Roman"/>
-          <w:sz w:val="22"/>
-          <w:szCs w:val="22"/>
-        </w:rPr>
-        <w:t xml:space="preserve">Annoter dans l’onglet « Narrative </w:t>
-      </w:r>
-      <w:proofErr w:type="spellStart"/>
-      <w:r>
-        <w:rPr>
-          <w:rFonts w:ascii="Times New Roman" w:hAnsi="Times New Roman" w:cs="Times New Roman"/>
-          <w:sz w:val="22"/>
-          <w:szCs w:val="22"/>
-        </w:rPr>
-        <w:t>Sequence</w:t>
-      </w:r>
-      <w:proofErr w:type="spellEnd"/>
-      <w:r>
-        <w:rPr>
-          <w:rFonts w:ascii="Times New Roman" w:hAnsi="Times New Roman" w:cs="Times New Roman"/>
-          <w:sz w:val="22"/>
-          <w:szCs w:val="22"/>
-        </w:rPr>
-        <w:t xml:space="preserve"> » de l’Excel les séquences narratives (classe </w:t>
-      </w:r>
-      <w:r>
-        <w:rPr>
-          <w:rFonts w:ascii="Times New Roman" w:hAnsi="Times New Roman" w:cs="Times New Roman"/>
-          <w:i/>
-          <w:iCs/>
-          <w:sz w:val="22"/>
-          <w:szCs w:val="22"/>
-        </w:rPr>
-        <w:t>G7_Narrative_Sequence</w:t>
-      </w:r>
-      <w:r>
-        <w:rPr>
-          <w:rFonts w:ascii="Times New Roman" w:hAnsi="Times New Roman" w:cs="Times New Roman"/>
-          <w:sz w:val="22"/>
-          <w:szCs w:val="22"/>
-        </w:rPr>
-        <w:t>)</w:t>
-      </w:r>
-      <w:r>
-        <w:rPr>
-          <w:rFonts w:ascii="Times New Roman" w:hAnsi="Times New Roman" w:cs="Times New Roman"/>
-          <w:sz w:val="22"/>
-          <w:szCs w:val="22"/>
-          <w:lang w:val="en-US"/>
-        </w:rPr>
-        <w:t>.</w:t>
-      </w:r>
-    </w:p>
-    <w:p>
-      <w:pPr>
-        <w:spacing w:after="0"/>
-        <w:jc w:val="both"/>
-        <w:rPr>
-          <w:rFonts w:ascii="Times New Roman" w:hAnsi="Times New Roman" w:cs="Times New Roman"/>
-          <w:sz w:val="22"/>
-          <w:szCs w:val="22"/>
-        </w:rPr>
-      </w:pPr>
-      <w:r>
-        <w:rPr>
-          <w:rFonts w:ascii="Times New Roman" w:hAnsi="Times New Roman" w:cs="Times New Roman"/>
-          <w:sz w:val="22"/>
-          <w:szCs w:val="22"/>
-        </w:rPr>
-        <w:t>​</w:t>
-      </w:r>
-    </w:p>
-    <w:p>
-      <w:pPr>
-        <w:spacing w:after="0"/>
-        <w:jc w:val="both"/>
-        <w:rPr>
-          <w:rFonts w:ascii="Times New Roman" w:hAnsi="Times New Roman" w:cs="Times New Roman"/>
-          <w:sz w:val="22"/>
-          <w:szCs w:val="22"/>
-          <w:lang w:val="en-US"/>
-        </w:rPr>
-      </w:pPr>
-      <w:r>
-        <w:rPr>
-          <w:rFonts w:ascii="Times New Roman" w:hAnsi="Times New Roman" w:cs="Times New Roman"/>
-          <w:sz w:val="22"/>
-          <w:szCs w:val="22"/>
-        </w:rPr>
-        <w:t xml:space="preserve">Les instances de </w:t>
-      </w:r>
-      <w:r>
-        <w:rPr>
-          <w:rFonts w:ascii="Times New Roman" w:hAnsi="Times New Roman" w:cs="Times New Roman"/>
-          <w:i/>
-          <w:iCs/>
-          <w:sz w:val="22"/>
-          <w:szCs w:val="22"/>
-        </w:rPr>
-        <w:t>G5_Narrative_Event</w:t>
-      </w:r>
-      <w:r>
-        <w:rPr>
-          <w:rFonts w:ascii="Times New Roman" w:hAnsi="Times New Roman" w:cs="Times New Roman"/>
-          <w:i/>
-          <w:iCs/>
-          <w:sz w:val="22"/>
-          <w:szCs w:val="22"/>
-        </w:rPr>
-        <w:t xml:space="preserve"> </w:t>
-      </w:r>
-      <w:r>
-        <w:rPr>
-          <w:rFonts w:ascii="Times New Roman" w:hAnsi="Times New Roman" w:cs="Times New Roman"/>
-          <w:sz w:val="22"/>
-          <w:szCs w:val="22"/>
-        </w:rPr>
-        <w:t xml:space="preserve">doivent être écrites sous la forme </w:t>
-      </w:r>
-      <w:r>
-        <w:rPr>
-          <w:rFonts w:ascii="Cascadia Code" w:hAnsi="Cascadia Code" w:cs="Cascadia Code"/>
-          <w:sz w:val="18"/>
-          <w:szCs w:val="18"/>
-        </w:rPr>
-        <w:t>Event_[événement]</w:t>
-      </w:r>
-      <w:r>
-        <w:rPr>
-          <w:rFonts w:ascii="Times New Roman" w:hAnsi="Times New Roman" w:cs="Times New Roman"/>
-          <w:sz w:val="22"/>
-          <w:szCs w:val="22"/>
-        </w:rPr>
-        <w:t xml:space="preserve">. </w:t>
-      </w:r>
-      <w:r>
-        <w:rPr>
-          <w:rFonts w:ascii="Times New Roman" w:hAnsi="Times New Roman" w:cs="Times New Roman"/>
-          <w:sz w:val="22"/>
-          <w:szCs w:val="22"/>
-        </w:rPr>
-        <w:t xml:space="preserve"> </w:t>
-      </w:r>
-    </w:p>
-    <w:p>
-      <w:pPr>
-        <w:spacing w:after="0"/>
-        <w:jc w:val="both"/>
-        <w:rPr>
-          <w:rFonts w:ascii="Times New Roman" w:hAnsi="Times New Roman" w:cs="Times New Roman"/>
-          <w:sz w:val="22"/>
-          <w:szCs w:val="22"/>
-        </w:rPr>
-      </w:pPr>
-      <w:r>
-        <w:rPr>
-          <w:rFonts w:ascii="Times New Roman" w:hAnsi="Times New Roman" w:cs="Times New Roman"/>
-          <w:sz w:val="22"/>
-          <w:szCs w:val="22"/>
-        </w:rPr>
-        <w:t xml:space="preserve">Pour </w:t>
-      </w:r>
-      <w:r>
-        <w:rPr>
-          <w:rFonts w:ascii="Times New Roman" w:hAnsi="Times New Roman" w:cs="Times New Roman"/>
-          <w:i/>
-          <w:iCs/>
-          <w:sz w:val="22"/>
-          <w:szCs w:val="22"/>
-        </w:rPr>
-        <w:t>G5_Narrative_Event</w:t>
-      </w:r>
-      <w:r>
-        <w:rPr>
-          <w:rFonts w:ascii="Times New Roman" w:hAnsi="Times New Roman" w:cs="Times New Roman"/>
-          <w:sz w:val="22"/>
-          <w:szCs w:val="22"/>
-        </w:rPr>
-        <w:t>, les propriétés sont :​</w:t>
-      </w:r>
-    </w:p>
-    <w:p>
-      <w:pPr>
-        <w:pStyle w:val="Paragraphedeliste"/>
-        <w:numPr>
-          <w:ilvl w:val="0"/>
-          <w:numId w:val="1"/>
-        </w:numPr>
-        <w:spacing w:after="0"/>
-        <w:jc w:val="both"/>
-        <w:rPr>
-          <w:rFonts w:ascii="Times New Roman" w:hAnsi="Times New Roman" w:cs="Times New Roman"/>
-          <w:sz w:val="22"/>
-          <w:szCs w:val="22"/>
-        </w:rPr>
-      </w:pPr>
-      <w:proofErr w:type="spellStart"/>
-      <w:proofErr w:type="gramStart"/>
-      <w:r>
-        <w:rPr>
-          <w:rFonts w:ascii="Times New Roman" w:hAnsi="Times New Roman" w:cs="Times New Roman"/>
-          <w:sz w:val="22"/>
-          <w:szCs w:val="22"/>
-        </w:rPr>
-        <w:t>follows</w:t>
-      </w:r>
-      <w:proofErr w:type="spellEnd"/>
-      <w:proofErr w:type="gramEnd"/>
-      <w:r>
-        <w:rPr>
-          <w:rFonts w:ascii="Times New Roman" w:hAnsi="Times New Roman" w:cs="Times New Roman"/>
-          <w:sz w:val="22"/>
-          <w:szCs w:val="22"/>
-        </w:rPr>
-        <w:t xml:space="preserve"> (cette événement narratif en suit un autre précédent)</w:t>
-      </w:r>
-    </w:p>
-    <w:p>
-      <w:pPr>
-        <w:pStyle w:val="Paragraphedeliste"/>
-        <w:numPr>
-          <w:ilvl w:val="0"/>
-          <w:numId w:val="1"/>
-        </w:numPr>
-        <w:spacing w:after="0"/>
-        <w:jc w:val="both"/>
-        <w:rPr>
-          <w:rFonts w:ascii="Times New Roman" w:hAnsi="Times New Roman" w:cs="Times New Roman"/>
-          <w:sz w:val="22"/>
-          <w:szCs w:val="22"/>
-        </w:rPr>
-      </w:pPr>
-      <w:proofErr w:type="gramStart"/>
-      <w:r>
-        <w:rPr>
-          <w:rFonts w:ascii="Times New Roman" w:hAnsi="Times New Roman" w:cs="Times New Roman"/>
-          <w:sz w:val="22"/>
-          <w:szCs w:val="22"/>
-        </w:rPr>
-        <w:t>participant</w:t>
-      </w:r>
-      <w:proofErr w:type="gramEnd"/>
-      <w:r>
-        <w:rPr>
-          <w:rFonts w:ascii="Times New Roman" w:hAnsi="Times New Roman" w:cs="Times New Roman"/>
-          <w:sz w:val="22"/>
-          <w:szCs w:val="22"/>
-        </w:rPr>
-        <w:t xml:space="preserve"> (les personnages participant à cet événement narratif)</w:t>
-      </w:r>
-    </w:p>
-    <w:p>
-      <w:pPr>
-        <w:pStyle w:val="Paragraphedeliste"/>
-        <w:numPr>
-          <w:ilvl w:val="0"/>
-          <w:numId w:val="1"/>
-        </w:numPr>
-        <w:spacing w:after="0"/>
-        <w:jc w:val="both"/>
-        <w:rPr>
-          <w:rFonts w:ascii="Times New Roman" w:hAnsi="Times New Roman" w:cs="Times New Roman"/>
-          <w:sz w:val="22"/>
-          <w:szCs w:val="22"/>
-        </w:rPr>
-      </w:pPr>
-      <w:r>
-        <w:rPr>
-          <w:rFonts w:ascii="Times New Roman" w:hAnsi="Times New Roman" w:cs="Times New Roman"/>
-          <w:sz w:val="22"/>
-          <w:szCs w:val="22"/>
-        </w:rPr>
-        <w:t>P16_used_specific_object (les objets utilisés dans cet événement narratif)</w:t>
-      </w:r>
-    </w:p>
-    <w:p>
-      <w:pPr>
-        <w:pStyle w:val="Paragraphedeliste"/>
-        <w:numPr>
-          <w:ilvl w:val="0"/>
-          <w:numId w:val="1"/>
-        </w:numPr>
-        <w:spacing w:after="0"/>
-        <w:jc w:val="both"/>
-        <w:rPr>
-          <w:rFonts w:ascii="Times New Roman" w:hAnsi="Times New Roman" w:cs="Times New Roman"/>
-          <w:sz w:val="22"/>
-          <w:szCs w:val="22"/>
-        </w:rPr>
-      </w:pPr>
-      <w:proofErr w:type="spellStart"/>
-      <w:proofErr w:type="gramStart"/>
-      <w:r>
-        <w:rPr>
-          <w:rFonts w:ascii="Times New Roman" w:hAnsi="Times New Roman" w:cs="Times New Roman"/>
-          <w:sz w:val="22"/>
-          <w:szCs w:val="22"/>
-        </w:rPr>
-        <w:t>participant</w:t>
-      </w:r>
-      <w:proofErr w:type="gramEnd"/>
-      <w:r>
-        <w:rPr>
-          <w:rFonts w:ascii="Times New Roman" w:hAnsi="Times New Roman" w:cs="Times New Roman"/>
-          <w:sz w:val="22"/>
-          <w:szCs w:val="22"/>
-        </w:rPr>
-        <w:t>_place</w:t>
-      </w:r>
-      <w:proofErr w:type="spellEnd"/>
-      <w:r>
-        <w:rPr>
-          <w:rFonts w:ascii="Times New Roman" w:hAnsi="Times New Roman" w:cs="Times New Roman"/>
-          <w:sz w:val="22"/>
-          <w:szCs w:val="22"/>
-        </w:rPr>
-        <w:t xml:space="preserve"> (le lieu de cet événement narratif)</w:t>
-      </w:r>
-    </w:p>
-    <w:p>
-      <w:pPr>
-        <w:pStyle w:val="Paragraphedeliste"/>
-        <w:numPr>
-          <w:ilvl w:val="0"/>
-          <w:numId w:val="1"/>
-        </w:numPr>
-        <w:spacing w:after="0"/>
-        <w:jc w:val="both"/>
-        <w:rPr>
-          <w:rFonts w:ascii="Times New Roman" w:hAnsi="Times New Roman" w:cs="Times New Roman"/>
-          <w:sz w:val="22"/>
-          <w:szCs w:val="22"/>
-        </w:rPr>
-      </w:pPr>
-      <w:proofErr w:type="spellStart"/>
-      <w:proofErr w:type="gramStart"/>
-      <w:r>
-        <w:rPr>
-          <w:rFonts w:ascii="Times New Roman" w:hAnsi="Times New Roman" w:cs="Times New Roman"/>
-          <w:sz w:val="22"/>
-          <w:szCs w:val="22"/>
-        </w:rPr>
-        <w:t>temporal</w:t>
-      </w:r>
-      <w:proofErr w:type="gramEnd"/>
-      <w:r>
-        <w:rPr>
-          <w:rFonts w:ascii="Times New Roman" w:hAnsi="Times New Roman" w:cs="Times New Roman"/>
-          <w:sz w:val="22"/>
-          <w:szCs w:val="22"/>
-        </w:rPr>
-        <w:t>_location</w:t>
-      </w:r>
-      <w:proofErr w:type="spellEnd"/>
-      <w:r>
-        <w:rPr>
-          <w:rFonts w:ascii="Times New Roman" w:hAnsi="Times New Roman" w:cs="Times New Roman"/>
-          <w:sz w:val="22"/>
-          <w:szCs w:val="22"/>
-        </w:rPr>
-        <w:t xml:space="preserve"> (la temporalité de cet événement narratif)</w:t>
-      </w:r>
-    </w:p>
-    <w:p>
-      <w:pPr>
-        <w:pStyle w:val="Paragraphedeliste"/>
-        <w:numPr>
-          <w:ilvl w:val="0"/>
-          <w:numId w:val="1"/>
-        </w:numPr>
-        <w:spacing w:after="0"/>
-        <w:jc w:val="both"/>
-        <w:rPr>
-          <w:rFonts w:ascii="Times New Roman" w:hAnsi="Times New Roman" w:cs="Times New Roman"/>
-          <w:sz w:val="22"/>
-          <w:szCs w:val="22"/>
-        </w:rPr>
-      </w:pPr>
-      <w:proofErr w:type="spellStart"/>
-      <w:proofErr w:type="gramStart"/>
-      <w:r>
-        <w:rPr>
-          <w:rFonts w:ascii="Times New Roman" w:hAnsi="Times New Roman" w:cs="Times New Roman"/>
-          <w:sz w:val="22"/>
-          <w:szCs w:val="22"/>
-        </w:rPr>
-        <w:t>sequenced</w:t>
-      </w:r>
-      <w:proofErr w:type="gramEnd"/>
-      <w:r>
-        <w:rPr>
-          <w:rFonts w:ascii="Times New Roman" w:hAnsi="Times New Roman" w:cs="Times New Roman"/>
-          <w:sz w:val="22"/>
-          <w:szCs w:val="22"/>
-        </w:rPr>
-        <w:t>_by</w:t>
-      </w:r>
-      <w:proofErr w:type="spellEnd"/>
-      <w:r>
-        <w:rPr>
-          <w:rFonts w:ascii="Times New Roman" w:hAnsi="Times New Roman" w:cs="Times New Roman"/>
-          <w:sz w:val="22"/>
-          <w:szCs w:val="22"/>
-        </w:rPr>
-        <w:t xml:space="preserve"> (séquence narrative </w:t>
-      </w:r>
-      <w:r>
-        <w:rPr>
-          <w:rFonts w:ascii="Times New Roman" w:hAnsi="Times New Roman" w:cs="Times New Roman"/>
-          <w:i/>
-          <w:iCs/>
-          <w:sz w:val="22"/>
-          <w:szCs w:val="22"/>
-        </w:rPr>
-        <w:t>G7_Narrative_Sequence</w:t>
-      </w:r>
-      <w:r>
-        <w:rPr>
-          <w:rFonts w:ascii="Times New Roman" w:hAnsi="Times New Roman" w:cs="Times New Roman"/>
-          <w:sz w:val="22"/>
-          <w:szCs w:val="22"/>
-        </w:rPr>
-        <w:t xml:space="preserve"> dans laquelle cet événement narratif est présent)</w:t>
-      </w:r>
-    </w:p>
-    <w:p>
-      <w:pPr>
-        <w:spacing w:after="0"/>
-        <w:jc w:val="both"/>
-        <w:rPr>
-          <w:rFonts w:ascii="Times New Roman" w:hAnsi="Times New Roman" w:cs="Times New Roman"/>
-          <w:sz w:val="22"/>
-          <w:szCs w:val="22"/>
-        </w:rPr>
-      </w:pPr>
-    </w:p>
-    <w:p>
-      <w:pPr>
-        <w:spacing w:after="0"/>
-        <w:jc w:val="both"/>
-        <w:rPr>
-          <w:rFonts w:ascii="Times New Roman" w:hAnsi="Times New Roman" w:cs="Times New Roman"/>
-          <w:sz w:val="22"/>
-          <w:szCs w:val="22"/>
-          <w:lang w:val="en-US"/>
-        </w:rPr>
-      </w:pPr>
-      <w:r>
-        <w:rPr>
-          <w:rFonts w:ascii="Times New Roman" w:hAnsi="Times New Roman" w:cs="Times New Roman"/>
-          <w:sz w:val="22"/>
-          <w:szCs w:val="22"/>
-        </w:rPr>
-        <w:t xml:space="preserve">Les instances de </w:t>
-      </w:r>
-      <w:r>
-        <w:rPr>
-          <w:rFonts w:ascii="Times New Roman" w:hAnsi="Times New Roman" w:cs="Times New Roman"/>
-          <w:i/>
-          <w:iCs/>
-          <w:sz w:val="22"/>
-          <w:szCs w:val="22"/>
-        </w:rPr>
-        <w:t>G9_Narrative_Unit</w:t>
-      </w:r>
-      <w:r>
-        <w:rPr>
-          <w:rFonts w:ascii="Times New Roman" w:hAnsi="Times New Roman" w:cs="Times New Roman"/>
-          <w:i/>
-          <w:iCs/>
-          <w:sz w:val="22"/>
-          <w:szCs w:val="22"/>
-        </w:rPr>
-        <w:t xml:space="preserve"> </w:t>
-      </w:r>
-      <w:r>
-        <w:rPr>
-          <w:rFonts w:ascii="Times New Roman" w:hAnsi="Times New Roman" w:cs="Times New Roman"/>
-          <w:sz w:val="22"/>
-          <w:szCs w:val="22"/>
-        </w:rPr>
-        <w:t xml:space="preserve">doivent être écrites sous la forme </w:t>
-      </w:r>
-      <w:proofErr w:type="gramStart"/>
-      <w:r>
-        <w:rPr>
-          <w:rFonts w:ascii="Cascadia Code" w:hAnsi="Cascadia Code" w:cs="Cascadia Code"/>
-          <w:sz w:val="18"/>
-          <w:szCs w:val="18"/>
-        </w:rPr>
-        <w:t>NU[</w:t>
-      </w:r>
-      <w:proofErr w:type="gramEnd"/>
-      <w:r>
-        <w:rPr>
-          <w:rFonts w:ascii="Cascadia Code" w:hAnsi="Cascadia Code" w:cs="Cascadia Code"/>
-          <w:sz w:val="18"/>
-          <w:szCs w:val="18"/>
-        </w:rPr>
-        <w:t>nombre]</w:t>
-      </w:r>
-      <w:r>
-        <w:rPr>
-          <w:rFonts w:ascii="Times New Roman" w:hAnsi="Times New Roman" w:cs="Times New Roman"/>
-          <w:sz w:val="22"/>
-          <w:szCs w:val="22"/>
-        </w:rPr>
-        <w:t xml:space="preserve">. </w:t>
-      </w:r>
-      <w:r>
-        <w:rPr>
-          <w:rFonts w:ascii="Times New Roman" w:hAnsi="Times New Roman" w:cs="Times New Roman"/>
-          <w:sz w:val="22"/>
-          <w:szCs w:val="22"/>
-        </w:rPr>
-        <w:t xml:space="preserve"> </w:t>
-      </w:r>
-    </w:p>
-    <w:p>
-      <w:pPr>
-        <w:spacing w:after="0"/>
-        <w:jc w:val="both"/>
-        <w:rPr>
-          <w:rFonts w:ascii="Times New Roman" w:hAnsi="Times New Roman" w:cs="Times New Roman"/>
-          <w:sz w:val="22"/>
-          <w:szCs w:val="22"/>
-        </w:rPr>
-      </w:pPr>
-      <w:r>
-        <w:rPr>
-          <w:rFonts w:ascii="Times New Roman" w:hAnsi="Times New Roman" w:cs="Times New Roman"/>
-          <w:sz w:val="22"/>
-          <w:szCs w:val="22"/>
-        </w:rPr>
-        <w:t xml:space="preserve">Pour </w:t>
-      </w:r>
-      <w:r>
-        <w:rPr>
-          <w:rFonts w:ascii="Times New Roman" w:hAnsi="Times New Roman" w:cs="Times New Roman"/>
-          <w:i/>
-          <w:iCs/>
-          <w:sz w:val="22"/>
-          <w:szCs w:val="22"/>
-        </w:rPr>
-        <w:t>G9_Narrative_Unit</w:t>
-      </w:r>
-      <w:r>
-        <w:rPr>
-          <w:rFonts w:ascii="Times New Roman" w:hAnsi="Times New Roman" w:cs="Times New Roman"/>
-          <w:sz w:val="22"/>
-          <w:szCs w:val="22"/>
-        </w:rPr>
-        <w:t>, les propriétés sont :​</w:t>
-      </w:r>
-    </w:p>
-    <w:p>
-      <w:pPr>
-        <w:pStyle w:val="Paragraphedeliste"/>
-        <w:numPr>
-          <w:ilvl w:val="0"/>
-          <w:numId w:val="1"/>
-        </w:numPr>
-        <w:spacing w:after="0"/>
-        <w:jc w:val="both"/>
-        <w:rPr>
-          <w:rFonts w:ascii="Times New Roman" w:hAnsi="Times New Roman" w:cs="Times New Roman"/>
-          <w:sz w:val="22"/>
-          <w:szCs w:val="22"/>
-        </w:rPr>
-      </w:pPr>
-      <w:r>
-        <w:rPr>
-          <w:rFonts w:ascii="Times New Roman" w:hAnsi="Times New Roman" w:cs="Times New Roman"/>
-          <w:sz w:val="22"/>
-          <w:szCs w:val="22"/>
-        </w:rPr>
-        <w:t xml:space="preserve">P67_refers_to (se réfère à un événement narratif </w:t>
-      </w:r>
-      <w:r>
-        <w:rPr>
-          <w:rFonts w:ascii="Times New Roman" w:hAnsi="Times New Roman" w:cs="Times New Roman"/>
-          <w:i/>
-          <w:iCs/>
-          <w:sz w:val="22"/>
-          <w:szCs w:val="22"/>
-        </w:rPr>
-        <w:t>G5_Narrative_Event</w:t>
-      </w:r>
-      <w:r>
-        <w:rPr>
-          <w:rFonts w:ascii="Times New Roman" w:hAnsi="Times New Roman" w:cs="Times New Roman"/>
-          <w:sz w:val="22"/>
-          <w:szCs w:val="22"/>
-        </w:rPr>
-        <w:t>)</w:t>
-      </w:r>
-    </w:p>
-    <w:p>
-      <w:pPr>
-        <w:pStyle w:val="Paragraphedeliste"/>
-        <w:numPr>
-          <w:ilvl w:val="0"/>
-          <w:numId w:val="1"/>
-        </w:numPr>
-        <w:spacing w:after="0"/>
-        <w:jc w:val="both"/>
-        <w:rPr>
-          <w:rFonts w:ascii="Times New Roman" w:hAnsi="Times New Roman" w:cs="Times New Roman"/>
-          <w:sz w:val="22"/>
-          <w:szCs w:val="22"/>
-        </w:rPr>
-      </w:pPr>
-      <w:proofErr w:type="spellStart"/>
-      <w:proofErr w:type="gramStart"/>
-      <w:r>
-        <w:rPr>
-          <w:rFonts w:ascii="Times New Roman" w:hAnsi="Times New Roman" w:cs="Times New Roman"/>
-          <w:sz w:val="22"/>
-          <w:szCs w:val="22"/>
-        </w:rPr>
-        <w:t>plays</w:t>
-      </w:r>
-      <w:proofErr w:type="spellEnd"/>
-      <w:proofErr w:type="gramEnd"/>
-      <w:r>
-        <w:rPr>
-          <w:rFonts w:ascii="Times New Roman" w:hAnsi="Times New Roman" w:cs="Times New Roman"/>
-          <w:sz w:val="22"/>
-          <w:szCs w:val="22"/>
-        </w:rPr>
-        <w:t xml:space="preserve"> (joue une fonction narrative </w:t>
-      </w:r>
-      <w:r>
-        <w:rPr>
-          <w:rFonts w:ascii="Times New Roman" w:hAnsi="Times New Roman" w:cs="Times New Roman"/>
-          <w:i/>
-          <w:iCs/>
-          <w:sz w:val="22"/>
-          <w:szCs w:val="22"/>
-        </w:rPr>
-        <w:t>G10_Narrative_Function</w:t>
-      </w:r>
-      <w:r>
-        <w:rPr>
-          <w:rFonts w:ascii="Times New Roman" w:hAnsi="Times New Roman" w:cs="Times New Roman"/>
-          <w:sz w:val="22"/>
-          <w:szCs w:val="22"/>
-        </w:rPr>
-        <w:t xml:space="preserve">, la liste finie des fonctions narratives étant dans le fichier </w:t>
+        <w:t xml:space="preserve">P2_has_feature (un type </w:t>
+      </w:r>
+      <w:r>
+        <w:rPr>
+          <w:rFonts w:ascii="Times New Roman" w:hAnsi="Times New Roman" w:cs="Times New Roman"/>
+          <w:i/>
+          <w:iCs/>
+          <w:sz w:val="22"/>
+          <w:szCs w:val="22"/>
+        </w:rPr>
+        <w:t>E55_Type</w:t>
+      </w:r>
+      <w:r>
+        <w:rPr>
+          <w:rFonts w:ascii="Times New Roman" w:hAnsi="Times New Roman" w:cs="Times New Roman"/>
+          <w:sz w:val="22"/>
+          <w:szCs w:val="22"/>
+        </w:rPr>
+        <w:t xml:space="preserve"> d’objet, la liste finie des types d’objets étant dans le fichier </w:t>
       </w:r>
       <w:hyperlink r:id="rId16" w:history="1">
         <w:proofErr w:type="spellStart"/>
@@ -7016,33 +5687,13 @@
           <w:szCs w:val="22"/>
         </w:rPr>
       </w:pPr>
-      <w:proofErr w:type="spellStart"/>
-      <w:proofErr w:type="gramStart"/>
-      <w:r>
-        <w:rPr>
-          <w:rFonts w:ascii="Times New Roman" w:hAnsi="Times New Roman" w:cs="Times New Roman"/>
-          <w:sz w:val="22"/>
-          <w:szCs w:val="22"/>
-        </w:rPr>
-        <w:t>proper</w:t>
-      </w:r>
-      <w:proofErr w:type="gramEnd"/>
-      <w:r>
-        <w:rPr>
-          <w:rFonts w:ascii="Times New Roman" w:hAnsi="Times New Roman" w:cs="Times New Roman"/>
-          <w:sz w:val="22"/>
-          <w:szCs w:val="22"/>
-        </w:rPr>
-        <w:t>_part_of</w:t>
-      </w:r>
-      <w:proofErr w:type="spellEnd"/>
-      <w:r>
-        <w:rPr>
-          <w:rFonts w:ascii="Times New Roman" w:hAnsi="Times New Roman" w:cs="Times New Roman"/>
-          <w:sz w:val="22"/>
-          <w:szCs w:val="22"/>
-        </w:rPr>
-        <w:t xml:space="preserve"> (œuvre </w:t>
+      <w:r>
+        <w:rPr>
+          <w:rFonts w:ascii="Times New Roman" w:hAnsi="Times New Roman" w:cs="Times New Roman"/>
+          <w:sz w:val="22"/>
+          <w:szCs w:val="22"/>
+        </w:rPr>
+        <w:t xml:space="preserve">P67i_is_referred_to_by (se réfère à une œuvre </w:t>
       </w:r>
       <w:r>
         <w:rPr>
@@ -7060,248 +5711,7 @@
           <w:sz w:val="22"/>
           <w:szCs w:val="22"/>
         </w:rPr>
-        <w:t xml:space="preserve"> dans lequel on retrouve cette unité narrative)</w:t>
-      </w:r>
-    </w:p>
-    <w:p>
-      <w:pPr>
-        <w:spacing w:after="0"/>
-        <w:jc w:val="both"/>
-        <w:rPr>
-          <w:rFonts w:ascii="Times New Roman" w:hAnsi="Times New Roman" w:cs="Times New Roman"/>
-          <w:sz w:val="22"/>
-          <w:szCs w:val="22"/>
-          <w:highlight w:val="yellow"/>
-        </w:rPr>
-      </w:pPr>
-    </w:p>
-    <w:p>
-      <w:pPr>
-        <w:spacing w:after="0"/>
-        <w:jc w:val="both"/>
-        <w:rPr>
-          <w:rFonts w:ascii="Times New Roman" w:hAnsi="Times New Roman" w:cs="Times New Roman"/>
-          <w:sz w:val="22"/>
-          <w:szCs w:val="22"/>
-          <w:lang w:val="en-US"/>
-        </w:rPr>
-      </w:pPr>
-      <w:r>
-        <w:rPr>
-          <w:rFonts w:ascii="Times New Roman" w:hAnsi="Times New Roman" w:cs="Times New Roman"/>
-          <w:sz w:val="22"/>
-          <w:szCs w:val="22"/>
-        </w:rPr>
-        <w:t xml:space="preserve">Les instances de </w:t>
-      </w:r>
-      <w:r>
-        <w:rPr>
-          <w:rFonts w:ascii="Times New Roman" w:hAnsi="Times New Roman" w:cs="Times New Roman"/>
-          <w:i/>
-          <w:iCs/>
-          <w:sz w:val="22"/>
-          <w:szCs w:val="22"/>
-        </w:rPr>
-        <w:t>G7_Narrative_Sequence</w:t>
-      </w:r>
-      <w:r>
-        <w:rPr>
-          <w:rFonts w:ascii="Times New Roman" w:hAnsi="Times New Roman" w:cs="Times New Roman"/>
-          <w:i/>
-          <w:iCs/>
-          <w:sz w:val="22"/>
-          <w:szCs w:val="22"/>
-        </w:rPr>
-        <w:t xml:space="preserve"> </w:t>
-      </w:r>
-      <w:r>
-        <w:rPr>
-          <w:rFonts w:ascii="Times New Roman" w:hAnsi="Times New Roman" w:cs="Times New Roman"/>
-          <w:sz w:val="22"/>
-          <w:szCs w:val="22"/>
-        </w:rPr>
-        <w:t xml:space="preserve">doivent être écrites soit </w:t>
-      </w:r>
-      <w:r>
-        <w:rPr>
-          <w:rFonts w:ascii="Cascadia Code" w:hAnsi="Cascadia Code" w:cs="Cascadia Code"/>
-          <w:sz w:val="18"/>
-          <w:szCs w:val="18"/>
-        </w:rPr>
-        <w:t>Fabula_[titre]</w:t>
-      </w:r>
-      <w:r>
-        <w:rPr>
-          <w:rFonts w:ascii="Times New Roman" w:hAnsi="Times New Roman" w:cs="Times New Roman"/>
-          <w:sz w:val="22"/>
-          <w:szCs w:val="22"/>
-        </w:rPr>
-        <w:t xml:space="preserve"> soit </w:t>
-      </w:r>
-      <w:proofErr w:type="spellStart"/>
-      <w:r>
-        <w:rPr>
-          <w:rFonts w:ascii="Cascadia Code" w:hAnsi="Cascadia Code" w:cs="Cascadia Code"/>
-          <w:sz w:val="18"/>
-          <w:szCs w:val="18"/>
-        </w:rPr>
-        <w:t>Syuzhet</w:t>
-      </w:r>
-      <w:proofErr w:type="spellEnd"/>
-      <w:r>
-        <w:rPr>
-          <w:rFonts w:ascii="Cascadia Code" w:hAnsi="Cascadia Code" w:cs="Cascadia Code"/>
-          <w:sz w:val="18"/>
-          <w:szCs w:val="18"/>
-        </w:rPr>
-        <w:t>_[titre]</w:t>
-      </w:r>
-      <w:r>
-        <w:rPr>
-          <w:rFonts w:ascii="Times New Roman" w:hAnsi="Times New Roman" w:cs="Times New Roman"/>
-          <w:sz w:val="22"/>
-          <w:szCs w:val="22"/>
-        </w:rPr>
-        <w:t>.</w:t>
-      </w:r>
-      <w:r>
-        <w:rPr>
-          <w:rFonts w:ascii="Times New Roman" w:hAnsi="Times New Roman" w:cs="Times New Roman"/>
-          <w:sz w:val="22"/>
-          <w:szCs w:val="22"/>
-        </w:rPr>
-        <w:t xml:space="preserve"> </w:t>
-      </w:r>
-      <w:r>
-        <w:rPr>
-          <w:rFonts w:ascii="Times New Roman" w:hAnsi="Times New Roman" w:cs="Times New Roman"/>
-          <w:sz w:val="22"/>
-          <w:szCs w:val="22"/>
-        </w:rPr>
-        <w:t xml:space="preserve">Il y a </w:t>
-      </w:r>
-      <w:r>
-        <w:rPr>
-          <w:rFonts w:ascii="Times New Roman" w:hAnsi="Times New Roman" w:cs="Times New Roman"/>
-          <w:sz w:val="22"/>
-          <w:szCs w:val="22"/>
-        </w:rPr>
-        <w:t>au moins</w:t>
-      </w:r>
-      <w:r>
-        <w:rPr>
-          <w:rFonts w:ascii="Times New Roman" w:hAnsi="Times New Roman" w:cs="Times New Roman"/>
-          <w:sz w:val="22"/>
-          <w:szCs w:val="22"/>
-        </w:rPr>
-        <w:t xml:space="preserve"> deux instances possibles de </w:t>
-      </w:r>
-      <w:r>
-        <w:rPr>
-          <w:rFonts w:ascii="Times New Roman" w:hAnsi="Times New Roman" w:cs="Times New Roman"/>
-          <w:i/>
-          <w:iCs/>
-          <w:sz w:val="22"/>
-          <w:szCs w:val="22"/>
-        </w:rPr>
-        <w:t>G7_Narrative_Sequence</w:t>
-      </w:r>
-      <w:r>
-        <w:rPr>
-          <w:rFonts w:ascii="Times New Roman" w:hAnsi="Times New Roman" w:cs="Times New Roman"/>
-          <w:sz w:val="22"/>
-          <w:szCs w:val="22"/>
-        </w:rPr>
-        <w:t xml:space="preserve"> (fabula et </w:t>
-      </w:r>
-      <w:proofErr w:type="spellStart"/>
-      <w:r>
-        <w:rPr>
-          <w:rFonts w:ascii="Times New Roman" w:hAnsi="Times New Roman" w:cs="Times New Roman"/>
-          <w:sz w:val="22"/>
-          <w:szCs w:val="22"/>
-        </w:rPr>
-        <w:t>syuzhet</w:t>
-      </w:r>
-      <w:proofErr w:type="spellEnd"/>
-      <w:r>
-        <w:rPr>
-          <w:rFonts w:ascii="Times New Roman" w:hAnsi="Times New Roman" w:cs="Times New Roman"/>
-          <w:sz w:val="22"/>
-          <w:szCs w:val="22"/>
-        </w:rPr>
-        <w:t xml:space="preserve">), pour les autres, les instances sont écrits sous la forme </w:t>
-      </w:r>
-      <w:r>
-        <w:rPr>
-          <w:rFonts w:ascii="Cascadia Code" w:hAnsi="Cascadia Code" w:cs="Cascadia Code"/>
-          <w:sz w:val="18"/>
-          <w:szCs w:val="18"/>
-        </w:rPr>
-        <w:t xml:space="preserve">[nom de la </w:t>
-      </w:r>
-      <w:proofErr w:type="gramStart"/>
-      <w:r>
-        <w:rPr>
-          <w:rFonts w:ascii="Cascadia Code" w:hAnsi="Cascadia Code" w:cs="Cascadia Code"/>
-          <w:sz w:val="18"/>
-          <w:szCs w:val="18"/>
-        </w:rPr>
-        <w:t>séquence]_</w:t>
-      </w:r>
-      <w:proofErr w:type="gramEnd"/>
-      <w:r>
-        <w:rPr>
-          <w:rFonts w:ascii="Cascadia Code" w:hAnsi="Cascadia Code" w:cs="Cascadia Code"/>
-          <w:sz w:val="18"/>
-          <w:szCs w:val="18"/>
-        </w:rPr>
-        <w:t>[titre]</w:t>
-      </w:r>
-      <w:r>
-        <w:rPr>
-          <w:rFonts w:ascii="Times New Roman" w:hAnsi="Times New Roman" w:cs="Times New Roman"/>
-          <w:sz w:val="22"/>
-          <w:szCs w:val="22"/>
-        </w:rPr>
-        <w:t>.</w:t>
-      </w:r>
-    </w:p>
-    <w:p>
-      <w:pPr>
-        <w:spacing w:after="0"/>
-        <w:jc w:val="both"/>
-        <w:rPr>
-          <w:rFonts w:ascii="Times New Roman" w:hAnsi="Times New Roman" w:cs="Times New Roman"/>
-          <w:sz w:val="22"/>
-          <w:szCs w:val="22"/>
-        </w:rPr>
-      </w:pPr>
-      <w:r>
-        <w:rPr>
-          <w:rFonts w:ascii="Times New Roman" w:hAnsi="Times New Roman" w:cs="Times New Roman"/>
-          <w:sz w:val="22"/>
-          <w:szCs w:val="22"/>
-        </w:rPr>
-        <w:t xml:space="preserve">Pour </w:t>
-      </w:r>
-      <w:r>
-        <w:rPr>
-          <w:rFonts w:ascii="Times New Roman" w:hAnsi="Times New Roman" w:cs="Times New Roman"/>
-          <w:i/>
-          <w:iCs/>
-          <w:sz w:val="22"/>
-          <w:szCs w:val="22"/>
-        </w:rPr>
-        <w:t>G7_Narrative_Sequence</w:t>
-      </w:r>
-      <w:r>
-        <w:rPr>
-          <w:rFonts w:ascii="Times New Roman" w:hAnsi="Times New Roman" w:cs="Times New Roman"/>
-          <w:sz w:val="22"/>
-          <w:szCs w:val="22"/>
-        </w:rPr>
-        <w:t>, les propriétés sont :​</w:t>
+        <w:t>)</w:t>
       </w:r>
     </w:p>
     <w:p>
@@ -7325,17 +5735,189 @@
           <w:sz w:val="22"/>
           <w:szCs w:val="22"/>
         </w:rPr>
-        <w:t xml:space="preserve">P2_has_feature (un type </w:t>
-      </w:r>
-      <w:r>
-        <w:rPr>
-          <w:rFonts w:ascii="Times New Roman" w:hAnsi="Times New Roman" w:cs="Times New Roman"/>
-          <w:i/>
-          <w:iCs/>
-          <w:sz w:val="22"/>
-          <w:szCs w:val="22"/>
-        </w:rPr>
-        <w:t>E55_Type</w:t>
+        <w:t>setting (le contexte dans lequel l’objet existe dans le cas où il est pertinent de le remarquer)</w:t>
+      </w:r>
+    </w:p>
+    <w:p>
+      <w:pPr>
+        <w:spacing w:after="0"/>
+        <w:jc w:val="both"/>
+        <w:rPr>
+          <w:rFonts w:ascii="Times New Roman" w:hAnsi="Times New Roman" w:cs="Times New Roman"/>
+          <w:sz w:val="22"/>
+          <w:szCs w:val="22"/>
+        </w:rPr>
+      </w:pPr>
+      <w:r>
+        <w:rPr>
+          <w:rFonts w:ascii="Times New Roman" w:hAnsi="Times New Roman" w:cs="Times New Roman"/>
+          <w:sz w:val="22"/>
+          <w:szCs w:val="22"/>
+        </w:rPr>
+        <w:t>​</w:t>
+      </w:r>
+    </w:p>
+    <w:p>
+      <w:pPr>
+        <w:spacing w:after="0"/>
+        <w:jc w:val="both"/>
+        <w:rPr>
+          <w:rFonts w:ascii="Times New Roman" w:hAnsi="Times New Roman" w:cs="Times New Roman"/>
+          <w:sz w:val="22"/>
+          <w:szCs w:val="22"/>
+        </w:rPr>
+      </w:pPr>
+      <w:r>
+        <w:rPr>
+          <w:rFonts w:ascii="Times New Roman" w:hAnsi="Times New Roman" w:cs="Times New Roman"/>
+          <w:sz w:val="22"/>
+          <w:szCs w:val="22"/>
+        </w:rPr>
+        <w:t>Concernant les phrases contenant des informations sur les personnalités des personnages, sélectionner LE mot dans la phrase qui contient le trait de personnalité. Par exemple dans la phrase « </w:t>
+      </w:r>
+      <w:r>
+        <w:rPr>
+          <w:rFonts w:ascii="Times New Roman" w:hAnsi="Times New Roman" w:cs="Times New Roman"/>
+          <w:sz w:val="22"/>
+          <w:szCs w:val="22"/>
+        </w:rPr>
+        <w:t>L</w:t>
+      </w:r>
+      <w:r>
+        <w:rPr>
+          <w:rFonts w:ascii="Times New Roman" w:hAnsi="Times New Roman" w:cs="Times New Roman"/>
+          <w:sz w:val="22"/>
+          <w:szCs w:val="22"/>
+        </w:rPr>
+        <w:t>’</w:t>
+      </w:r>
+      <w:r>
+        <w:rPr>
+          <w:rFonts w:ascii="Times New Roman" w:hAnsi="Times New Roman" w:cs="Times New Roman"/>
+          <w:sz w:val="22"/>
+          <w:szCs w:val="22"/>
+        </w:rPr>
+        <w:t>enfant était d</w:t>
+      </w:r>
+      <w:r>
+        <w:rPr>
+          <w:rFonts w:ascii="Times New Roman" w:hAnsi="Times New Roman" w:cs="Times New Roman"/>
+          <w:sz w:val="22"/>
+          <w:szCs w:val="22"/>
+        </w:rPr>
+        <w:t>’</w:t>
+      </w:r>
+      <w:r>
+        <w:rPr>
+          <w:rFonts w:ascii="Times New Roman" w:hAnsi="Times New Roman" w:cs="Times New Roman"/>
+          <w:sz w:val="22"/>
+          <w:szCs w:val="22"/>
+        </w:rPr>
+        <w:t>ailleurs doué d’une rare intelligence</w:t>
+      </w:r>
+      <w:r>
+        <w:rPr>
+          <w:rFonts w:ascii="Times New Roman" w:hAnsi="Times New Roman" w:cs="Times New Roman"/>
+          <w:sz w:val="22"/>
+          <w:szCs w:val="22"/>
+        </w:rPr>
+        <w:t> », on sélectionne le terme « intelligence ».</w:t>
+      </w:r>
+    </w:p>
+    <w:p>
+      <w:pPr>
+        <w:spacing w:after="0"/>
+        <w:jc w:val="both"/>
+        <w:rPr>
+          <w:rFonts w:ascii="Times New Roman" w:hAnsi="Times New Roman" w:cs="Times New Roman"/>
+          <w:sz w:val="22"/>
+          <w:szCs w:val="22"/>
+        </w:rPr>
+      </w:pPr>
+      <w:r>
+        <w:rPr>
+          <w:rFonts w:ascii="Times New Roman" w:hAnsi="Times New Roman" w:cs="Times New Roman"/>
+          <w:sz w:val="22"/>
+          <w:szCs w:val="22"/>
+        </w:rPr>
+        <w:t xml:space="preserve">Aller dans le </w:t>
+      </w:r>
+      <w:hyperlink r:id="rId17" w:history="1">
+        <w:r>
+          <w:rPr>
+            <w:rStyle w:val="Lienhypertexte"/>
+            <w:rFonts w:ascii="Times New Roman" w:hAnsi="Times New Roman" w:cs="Times New Roman"/>
+            <w:sz w:val="22"/>
+            <w:szCs w:val="22"/>
+          </w:rPr>
+          <w:t>fichier du lexique de personnalité</w:t>
+        </w:r>
+      </w:hyperlink>
+      <w:r>
+        <w:rPr>
+          <w:rFonts w:ascii="Times New Roman" w:hAnsi="Times New Roman" w:cs="Times New Roman"/>
+          <w:sz w:val="22"/>
+          <w:szCs w:val="22"/>
+        </w:rPr>
+        <w:t xml:space="preserve"> et faire un </w:t>
+      </w:r>
+      <w:proofErr w:type="spellStart"/>
+      <w:r>
+        <w:rPr>
+          <w:rFonts w:ascii="Times New Roman" w:hAnsi="Times New Roman" w:cs="Times New Roman"/>
+          <w:sz w:val="22"/>
+          <w:szCs w:val="22"/>
+        </w:rPr>
+        <w:t>Ctr+F</w:t>
+      </w:r>
+      <w:proofErr w:type="spellEnd"/>
+      <w:r>
+        <w:rPr>
+          <w:rFonts w:ascii="Times New Roman" w:hAnsi="Times New Roman" w:cs="Times New Roman"/>
+          <w:sz w:val="22"/>
+          <w:szCs w:val="22"/>
+        </w:rPr>
+        <w:t xml:space="preserve"> sur la deuxième colonne (intitulée « English ») pour trouver toutes les occurrences du mot sélectionn</w:t>
+      </w:r>
+      <w:r>
+        <w:rPr>
+          <w:rFonts w:ascii="Times New Roman" w:hAnsi="Times New Roman" w:cs="Times New Roman"/>
+          <w:sz w:val="22"/>
+          <w:szCs w:val="22"/>
+        </w:rPr>
+        <w:t>é pour déterminer toutes les facettes (colonne E) et la valence émotionnelle (colonne F)</w:t>
+      </w:r>
+      <w:r>
+        <w:rPr>
+          <w:rFonts w:ascii="Times New Roman" w:hAnsi="Times New Roman" w:cs="Times New Roman"/>
+          <w:sz w:val="22"/>
+          <w:szCs w:val="22"/>
+        </w:rPr>
+        <w:t>. Dans le cas de « intelligence »</w:t>
+      </w:r>
+      <w:r>
+        <w:rPr>
+          <w:rFonts w:ascii="Times New Roman" w:hAnsi="Times New Roman" w:cs="Times New Roman"/>
+          <w:sz w:val="22"/>
+          <w:szCs w:val="22"/>
+        </w:rPr>
+        <w:t xml:space="preserve"> (traduit en anglais par « intelligence »)</w:t>
+      </w:r>
+      <w:r>
+        <w:rPr>
+          <w:rFonts w:ascii="Times New Roman" w:hAnsi="Times New Roman" w:cs="Times New Roman"/>
+          <w:sz w:val="22"/>
+          <w:szCs w:val="22"/>
+        </w:rPr>
+        <w:t>,</w:t>
+      </w:r>
+      <w:r>
+        <w:rPr>
+          <w:rFonts w:ascii="Times New Roman" w:hAnsi="Times New Roman" w:cs="Times New Roman"/>
+          <w:sz w:val="22"/>
+          <w:szCs w:val="22"/>
+        </w:rPr>
+        <w:t xml:space="preserve"> on trouve deux occurrences</w:t>
       </w:r>
       <w:r>
         <w:rPr>
@@ -7351,16 +5933,111 @@
           <w:sz w:val="22"/>
           <w:szCs w:val="22"/>
         </w:rPr>
-        <w:t>entre</w:t>
-      </w:r>
-      <w:proofErr w:type="gramStart"/>
-      <w:r>
-        <w:rPr>
-          <w:rFonts w:ascii="Times New Roman" w:hAnsi="Times New Roman" w:cs="Times New Roman"/>
-          <w:sz w:val="22"/>
-          <w:szCs w:val="22"/>
-        </w:rPr>
-        <w:t> </w:t>
+        <w:t xml:space="preserve">avec pour première facette </w:t>
+      </w:r>
+      <w:proofErr w:type="spellStart"/>
+      <w:r>
+        <w:rPr>
+          <w:rFonts w:ascii="Times New Roman" w:hAnsi="Times New Roman" w:cs="Times New Roman"/>
+          <w:sz w:val="22"/>
+          <w:szCs w:val="22"/>
+        </w:rPr>
+        <w:t>Cheerfulness</w:t>
+      </w:r>
+      <w:proofErr w:type="spellEnd"/>
+      <w:r>
+        <w:rPr>
+          <w:rFonts w:ascii="Times New Roman" w:hAnsi="Times New Roman" w:cs="Times New Roman"/>
+          <w:sz w:val="22"/>
+          <w:szCs w:val="22"/>
+        </w:rPr>
+        <w:t xml:space="preserve"> (valence positive) et pour seconde facette Intellect (valence positive).</w:t>
+      </w:r>
+    </w:p>
+    <w:p>
+      <w:pPr>
+        <w:spacing w:after="0"/>
+        <w:jc w:val="both"/>
+        <w:rPr>
+          <w:rFonts w:ascii="Times New Roman" w:hAnsi="Times New Roman" w:cs="Times New Roman"/>
+          <w:sz w:val="22"/>
+          <w:szCs w:val="22"/>
+        </w:rPr>
+      </w:pPr>
+      <w:r>
+        <w:rPr>
+          <w:rFonts w:ascii="Times New Roman" w:hAnsi="Times New Roman" w:cs="Times New Roman"/>
+          <w:sz w:val="22"/>
+          <w:szCs w:val="22"/>
+        </w:rPr>
+        <w:t xml:space="preserve">Les facettes et les valences vont permettre de construire les instances de </w:t>
+      </w:r>
+      <w:r>
+        <w:rPr>
+          <w:rFonts w:ascii="Times New Roman" w:hAnsi="Times New Roman" w:cs="Times New Roman"/>
+          <w:i/>
+          <w:iCs/>
+          <w:sz w:val="22"/>
+          <w:szCs w:val="22"/>
+        </w:rPr>
+        <w:t>H5_Personality_Assignment</w:t>
+      </w:r>
+      <w:r>
+        <w:rPr>
+          <w:rFonts w:ascii="Times New Roman" w:hAnsi="Times New Roman" w:cs="Times New Roman"/>
+          <w:sz w:val="22"/>
+          <w:szCs w:val="22"/>
+        </w:rPr>
+        <w:t>.</w:t>
+      </w:r>
+    </w:p>
+    <w:p>
+      <w:pPr>
+        <w:spacing w:after="0"/>
+        <w:jc w:val="both"/>
+        <w:rPr>
+          <w:rFonts w:ascii="Times New Roman" w:hAnsi="Times New Roman" w:cs="Times New Roman"/>
+          <w:sz w:val="22"/>
+          <w:szCs w:val="22"/>
+        </w:rPr>
+      </w:pPr>
+    </w:p>
+    <w:p>
+      <w:pPr>
+        <w:spacing w:after="0"/>
+        <w:jc w:val="both"/>
+        <w:rPr>
+          <w:rFonts w:ascii="Times New Roman" w:hAnsi="Times New Roman" w:cs="Times New Roman"/>
+          <w:sz w:val="22"/>
+          <w:szCs w:val="22"/>
+          <w:lang w:val="en-US"/>
+        </w:rPr>
+      </w:pPr>
+      <w:r>
+        <w:rPr>
+          <w:rFonts w:ascii="Times New Roman" w:hAnsi="Times New Roman" w:cs="Times New Roman"/>
+          <w:sz w:val="22"/>
+          <w:szCs w:val="22"/>
+        </w:rPr>
+        <w:t xml:space="preserve">Les instances de </w:t>
+      </w:r>
+      <w:r>
+        <w:rPr>
+          <w:rFonts w:ascii="Times New Roman" w:hAnsi="Times New Roman" w:cs="Times New Roman"/>
+          <w:i/>
+          <w:iCs/>
+          <w:sz w:val="22"/>
+          <w:szCs w:val="22"/>
+        </w:rPr>
+        <w:t>H5_Personality_Assignment</w:t>
+      </w:r>
+      <w:r>
+        <w:rPr>
+          <w:rFonts w:ascii="Times New Roman" w:hAnsi="Times New Roman" w:cs="Times New Roman"/>
+          <w:sz w:val="22"/>
+          <w:szCs w:val="22"/>
+        </w:rPr>
+        <w:t xml:space="preserve"> doivent être écrites sous la forme </w:t>
       </w:r>
       <w:r>
         <w:rPr>
@@ -7368,34 +6045,23 @@
           <w:sz w:val="18"/>
           <w:szCs w:val="18"/>
         </w:rPr>
-        <w:t>:</w:t>
-      </w:r>
-      <w:proofErr w:type="spellStart"/>
+        <w:t>[</w:t>
+      </w:r>
       <w:r>
         <w:rPr>
           <w:rFonts w:ascii="Cascadia Code" w:hAnsi="Cascadia Code" w:cs="Cascadia Code"/>
           <w:sz w:val="18"/>
           <w:szCs w:val="18"/>
         </w:rPr>
-        <w:t>type</w:t>
-      </w:r>
-      <w:proofErr w:type="gramEnd"/>
+        <w:t>Personnage</w:t>
+      </w:r>
       <w:r>
         <w:rPr>
           <w:rFonts w:ascii="Cascadia Code" w:hAnsi="Cascadia Code" w:cs="Cascadia Code"/>
           <w:sz w:val="18"/>
           <w:szCs w:val="18"/>
         </w:rPr>
-        <w:t>_fabula</w:t>
-      </w:r>
-      <w:proofErr w:type="spellEnd"/>
-      <w:r>
-        <w:rPr>
-          <w:rFonts w:ascii="Times New Roman" w:hAnsi="Times New Roman" w:cs="Times New Roman"/>
-          <w:sz w:val="22"/>
-          <w:szCs w:val="22"/>
-        </w:rPr>
-        <w:t xml:space="preserve"> et </w:t>
+        <w:t>]_</w:t>
       </w:r>
       <w:r>
         <w:rPr>
@@ -7403,25 +6069,52 @@
           <w:sz w:val="18"/>
           <w:szCs w:val="18"/>
         </w:rPr>
-        <w:t>:</w:t>
-      </w:r>
-      <w:proofErr w:type="spellStart"/>
-      <w:r>
-        <w:rPr>
-          <w:rFonts w:ascii="Cascadia Code" w:hAnsi="Cascadia Code" w:cs="Cascadia Code"/>
-          <w:sz w:val="18"/>
-          <w:szCs w:val="18"/>
-        </w:rPr>
-        <w:t>type_syuzhet</w:t>
-      </w:r>
-      <w:proofErr w:type="spellEnd"/>
-      <w:r>
-        <w:rPr>
-          <w:rFonts w:ascii="Times New Roman" w:hAnsi="Times New Roman" w:cs="Times New Roman"/>
-          <w:sz w:val="22"/>
-          <w:szCs w:val="22"/>
-        </w:rPr>
-        <w:t>)</w:t>
+        <w:t>[facette]</w:t>
+      </w:r>
+      <w:r>
+        <w:rPr>
+          <w:rFonts w:ascii="Times New Roman" w:hAnsi="Times New Roman" w:cs="Times New Roman"/>
+          <w:sz w:val="22"/>
+          <w:szCs w:val="22"/>
+        </w:rPr>
+        <w:t>.</w:t>
+      </w:r>
+    </w:p>
+    <w:p>
+      <w:pPr>
+        <w:spacing w:after="0"/>
+        <w:jc w:val="both"/>
+        <w:rPr>
+          <w:rFonts w:ascii="Times New Roman" w:hAnsi="Times New Roman" w:cs="Times New Roman"/>
+          <w:sz w:val="22"/>
+          <w:szCs w:val="22"/>
+        </w:rPr>
+      </w:pPr>
+      <w:r>
+        <w:rPr>
+          <w:rFonts w:ascii="Times New Roman" w:hAnsi="Times New Roman" w:cs="Times New Roman"/>
+          <w:sz w:val="22"/>
+          <w:szCs w:val="22"/>
+        </w:rPr>
+        <w:t xml:space="preserve">Pour </w:t>
+      </w:r>
+      <w:r>
+        <w:rPr>
+          <w:rFonts w:ascii="Times New Roman" w:hAnsi="Times New Roman" w:cs="Times New Roman"/>
+          <w:i/>
+          <w:iCs/>
+          <w:sz w:val="22"/>
+          <w:szCs w:val="22"/>
+        </w:rPr>
+        <w:t>H5_Personality_Assignment</w:t>
+      </w:r>
+      <w:r>
+        <w:rPr>
+          <w:rFonts w:ascii="Times New Roman" w:hAnsi="Times New Roman" w:cs="Times New Roman"/>
+          <w:sz w:val="22"/>
+          <w:szCs w:val="22"/>
+        </w:rPr>
+        <w:t>, les propriétés sont :​</w:t>
       </w:r>
     </w:p>
     <w:p>
@@ -7439,105 +6132,21 @@
           <w:szCs w:val="22"/>
         </w:rPr>
       </w:pPr>
-      <w:proofErr w:type="gramStart"/>
-      <w:r>
-        <w:rPr>
-          <w:rFonts w:ascii="Times New Roman" w:hAnsi="Times New Roman" w:cs="Times New Roman"/>
-          <w:sz w:val="22"/>
-          <w:szCs w:val="22"/>
-        </w:rPr>
-        <w:t>relation</w:t>
-      </w:r>
-      <w:proofErr w:type="gramEnd"/>
-      <w:r>
-        <w:rPr>
-          <w:rFonts w:ascii="Times New Roman" w:hAnsi="Times New Roman" w:cs="Times New Roman"/>
-          <w:sz w:val="22"/>
-          <w:szCs w:val="22"/>
-        </w:rPr>
-        <w:t xml:space="preserve"> (</w:t>
-      </w:r>
-      <w:r>
-        <w:rPr>
-          <w:rFonts w:ascii="Times New Roman" w:hAnsi="Times New Roman" w:cs="Times New Roman"/>
-          <w:sz w:val="22"/>
-          <w:szCs w:val="22"/>
-        </w:rPr>
-        <w:t xml:space="preserve">l’ordre dans lequel les péripéties </w:t>
-      </w:r>
-      <w:r>
-        <w:rPr>
-          <w:rFonts w:ascii="Times New Roman" w:hAnsi="Times New Roman" w:cs="Times New Roman"/>
-          <w:i/>
-          <w:iCs/>
-          <w:sz w:val="22"/>
-          <w:szCs w:val="22"/>
-        </w:rPr>
-        <w:t>G9_Narrative_Unit</w:t>
-      </w:r>
-      <w:r>
-        <w:rPr>
-          <w:rFonts w:ascii="Times New Roman" w:hAnsi="Times New Roman" w:cs="Times New Roman"/>
-          <w:sz w:val="22"/>
-          <w:szCs w:val="22"/>
-        </w:rPr>
-        <w:t xml:space="preserve"> sont représentées)</w:t>
-      </w:r>
-    </w:p>
-    <w:p>
-      <w:pPr>
-        <w:spacing w:after="0"/>
-        <w:jc w:val="both"/>
-        <w:rPr>
-          <w:rFonts w:ascii="Times New Roman" w:hAnsi="Times New Roman" w:cs="Times New Roman"/>
-          <w:sz w:val="22"/>
-          <w:szCs w:val="22"/>
-        </w:rPr>
-      </w:pPr>
-    </w:p>
-    <w:p>
-      <w:pPr>
-        <w:spacing w:after="0"/>
-        <w:jc w:val="both"/>
-        <w:rPr>
-          <w:rFonts w:ascii="Times New Roman" w:hAnsi="Times New Roman" w:cs="Times New Roman"/>
-          <w:sz w:val="22"/>
-          <w:szCs w:val="22"/>
-        </w:rPr>
-      </w:pPr>
-      <w:r>
-        <w:rPr>
-          <w:rFonts w:ascii="Times New Roman" w:hAnsi="Times New Roman" w:cs="Times New Roman"/>
-          <w:sz w:val="22"/>
-          <w:szCs w:val="22"/>
-        </w:rPr>
-        <w:t>​</w:t>
-      </w:r>
-      <w:r>
-        <w:rPr>
-          <w:rFonts w:ascii="Times New Roman" w:hAnsi="Times New Roman" w:cs="Times New Roman"/>
-          <w:sz w:val="22"/>
-          <w:szCs w:val="22"/>
-        </w:rPr>
-        <w:t xml:space="preserve">Les instances de </w:t>
-      </w:r>
-      <w:r>
-        <w:rPr>
-          <w:rFonts w:ascii="Times New Roman" w:hAnsi="Times New Roman" w:cs="Times New Roman"/>
-          <w:i/>
-          <w:iCs/>
-          <w:sz w:val="22"/>
-          <w:szCs w:val="22"/>
-        </w:rPr>
-        <w:t>G14_Narrative-Stoff</w:t>
-      </w:r>
-      <w:r>
-        <w:rPr>
-          <w:rFonts w:ascii="Times New Roman" w:hAnsi="Times New Roman" w:cs="Times New Roman"/>
-          <w:sz w:val="22"/>
-          <w:szCs w:val="22"/>
-        </w:rPr>
-        <w:t xml:space="preserve"> doivent être écrites sous la forme </w:t>
+      <w:r>
+        <w:rPr>
+          <w:rFonts w:ascii="Times New Roman" w:hAnsi="Times New Roman" w:cs="Times New Roman"/>
+          <w:sz w:val="22"/>
+          <w:szCs w:val="22"/>
+        </w:rPr>
+        <w:t xml:space="preserve">P2_has_feature </w:t>
+      </w:r>
+      <w:r>
+        <w:rPr>
+          <w:rFonts w:ascii="Times New Roman" w:hAnsi="Times New Roman" w:cs="Times New Roman"/>
+          <w:sz w:val="22"/>
+          <w:szCs w:val="22"/>
+        </w:rPr>
+        <w:t>(auquel on assigne automatiquement </w:t>
       </w:r>
       <w:r>
         <w:rPr>
@@ -7545,107 +6154,25 @@
           <w:sz w:val="18"/>
           <w:szCs w:val="18"/>
         </w:rPr>
-        <w:t>Pattern</w:t>
-      </w:r>
-      <w:proofErr w:type="gramStart"/>
+        <w:t>:</w:t>
+      </w:r>
+      <w:proofErr w:type="spellStart"/>
       <w:r>
         <w:rPr>
           <w:rFonts w:ascii="Cascadia Code" w:hAnsi="Cascadia Code" w:cs="Cascadia Code"/>
           <w:sz w:val="18"/>
           <w:szCs w:val="18"/>
         </w:rPr>
-        <w:t>_[</w:t>
-      </w:r>
-      <w:proofErr w:type="gramEnd"/>
-      <w:r>
-        <w:rPr>
-          <w:rFonts w:ascii="Cascadia Code" w:hAnsi="Cascadia Code" w:cs="Cascadia Code"/>
-          <w:sz w:val="18"/>
-          <w:szCs w:val="18"/>
-        </w:rPr>
-        <w:t>expression d</w:t>
-      </w:r>
-      <w:r>
-        <w:rPr>
-          <w:rFonts w:ascii="Cascadia Code" w:hAnsi="Cascadia Code" w:cs="Cascadia Code"/>
-          <w:sz w:val="18"/>
-          <w:szCs w:val="18"/>
-        </w:rPr>
-        <w:t>u motif narratif</w:t>
-      </w:r>
-      <w:r>
-        <w:rPr>
-          <w:rFonts w:ascii="Cascadia Code" w:hAnsi="Cascadia Code" w:cs="Cascadia Code"/>
-          <w:sz w:val="18"/>
-          <w:szCs w:val="18"/>
-        </w:rPr>
-        <w:t>]</w:t>
-      </w:r>
-      <w:r>
-        <w:rPr>
-          <w:rFonts w:ascii="Times New Roman" w:hAnsi="Times New Roman" w:cs="Times New Roman"/>
-          <w:sz w:val="22"/>
-          <w:szCs w:val="22"/>
-        </w:rPr>
-        <w:t>.</w:t>
-      </w:r>
-    </w:p>
-    <w:p>
-      <w:pPr>
-        <w:spacing w:after="0"/>
-        <w:jc w:val="both"/>
-        <w:rPr>
-          <w:rFonts w:ascii="Times New Roman" w:hAnsi="Times New Roman" w:cs="Times New Roman"/>
-          <w:sz w:val="22"/>
-          <w:szCs w:val="22"/>
-        </w:rPr>
-      </w:pPr>
-      <w:r>
-        <w:rPr>
-          <w:rFonts w:ascii="Times New Roman" w:hAnsi="Times New Roman" w:cs="Times New Roman"/>
-          <w:sz w:val="22"/>
-          <w:szCs w:val="22"/>
-        </w:rPr>
-        <w:lastRenderedPageBreak/>
-        <w:t xml:space="preserve">Pour </w:t>
-      </w:r>
-      <w:r>
-        <w:rPr>
-          <w:rFonts w:ascii="Times New Roman" w:hAnsi="Times New Roman" w:cs="Times New Roman"/>
-          <w:i/>
-          <w:iCs/>
-          <w:sz w:val="22"/>
-          <w:szCs w:val="22"/>
-        </w:rPr>
-        <w:t>G</w:t>
-      </w:r>
-      <w:r>
-        <w:rPr>
-          <w:rFonts w:ascii="Times New Roman" w:hAnsi="Times New Roman" w:cs="Times New Roman"/>
-          <w:i/>
-          <w:iCs/>
-          <w:sz w:val="22"/>
-          <w:szCs w:val="22"/>
-        </w:rPr>
-        <w:t>14_Narrative</w:t>
-      </w:r>
-      <w:r>
-        <w:rPr>
-          <w:rFonts w:ascii="Times New Roman" w:hAnsi="Times New Roman" w:cs="Times New Roman"/>
-          <w:i/>
-          <w:iCs/>
-          <w:sz w:val="22"/>
-          <w:szCs w:val="22"/>
-        </w:rPr>
-        <w:t>-Stoff</w:t>
-      </w:r>
-      <w:r>
-        <w:rPr>
-          <w:rFonts w:ascii="Times New Roman" w:hAnsi="Times New Roman" w:cs="Times New Roman"/>
-          <w:sz w:val="22"/>
-          <w:szCs w:val="22"/>
-        </w:rPr>
-        <w:t>, les propriétés sont :</w:t>
+        <w:t>psychological_feature</w:t>
+      </w:r>
+      <w:proofErr w:type="spellEnd"/>
+      <w:r>
+        <w:rPr>
+          <w:rFonts w:ascii="Times New Roman" w:hAnsi="Times New Roman" w:cs="Times New Roman"/>
+          <w:sz w:val="22"/>
+          <w:szCs w:val="22"/>
+        </w:rPr>
+        <w:t xml:space="preserve">) </w:t>
       </w:r>
     </w:p>
     <w:p>
@@ -7669,6 +6196,1767 @@
           <w:sz w:val="22"/>
           <w:szCs w:val="22"/>
         </w:rPr>
+        <w:t xml:space="preserve">HP7_has_facet </w:t>
+      </w:r>
+      <w:r>
+        <w:rPr>
+          <w:rFonts w:ascii="Times New Roman" w:hAnsi="Times New Roman" w:cs="Times New Roman"/>
+          <w:sz w:val="22"/>
+          <w:szCs w:val="22"/>
+        </w:rPr>
+        <w:t>(</w:t>
+      </w:r>
+      <w:r>
+        <w:rPr>
+          <w:rFonts w:ascii="Times New Roman" w:hAnsi="Times New Roman" w:cs="Times New Roman"/>
+          <w:sz w:val="22"/>
+          <w:szCs w:val="22"/>
+        </w:rPr>
+        <w:t>la facette</w:t>
+      </w:r>
+      <w:r>
+        <w:rPr>
+          <w:rFonts w:ascii="Times New Roman" w:hAnsi="Times New Roman" w:cs="Times New Roman"/>
+          <w:sz w:val="22"/>
+          <w:szCs w:val="22"/>
+        </w:rPr>
+        <w:t xml:space="preserve"> </w:t>
+      </w:r>
+      <w:r>
+        <w:rPr>
+          <w:rFonts w:ascii="Times New Roman" w:hAnsi="Times New Roman" w:cs="Times New Roman"/>
+          <w:i/>
+          <w:iCs/>
+          <w:sz w:val="22"/>
+          <w:szCs w:val="22"/>
+        </w:rPr>
+        <w:t>G17_Character_Feature</w:t>
+      </w:r>
+      <w:r>
+        <w:rPr>
+          <w:rFonts w:ascii="Times New Roman" w:hAnsi="Times New Roman" w:cs="Times New Roman"/>
+          <w:sz w:val="22"/>
+          <w:szCs w:val="22"/>
+        </w:rPr>
+        <w:t xml:space="preserve"> </w:t>
+      </w:r>
+      <w:r>
+        <w:rPr>
+          <w:rFonts w:ascii="Times New Roman" w:hAnsi="Times New Roman" w:cs="Times New Roman"/>
+          <w:sz w:val="22"/>
+          <w:szCs w:val="22"/>
+        </w:rPr>
+        <w:t>déterminée précédemment</w:t>
+      </w:r>
+      <w:r>
+        <w:rPr>
+          <w:rFonts w:ascii="Times New Roman" w:hAnsi="Times New Roman" w:cs="Times New Roman"/>
+          <w:sz w:val="22"/>
+          <w:szCs w:val="22"/>
+        </w:rPr>
+        <w:t>)</w:t>
+      </w:r>
+    </w:p>
+    <w:p>
+      <w:pPr>
+        <w:pStyle w:val="Paragraphedeliste"/>
+        <w:numPr>
+          <w:ilvl w:val="0"/>
+          <w:numId w:val="1"/>
+        </w:numPr>
+        <w:spacing w:after="0"/>
+        <w:jc w:val="both"/>
+        <w:rPr>
+          <w:rFonts w:ascii="Times New Roman" w:hAnsi="Times New Roman" w:cs="Times New Roman"/>
+          <w:sz w:val="22"/>
+          <w:szCs w:val="22"/>
+        </w:rPr>
+      </w:pPr>
+      <w:r>
+        <w:rPr>
+          <w:rFonts w:ascii="Times New Roman" w:hAnsi="Times New Roman" w:cs="Times New Roman"/>
+          <w:sz w:val="22"/>
+          <w:szCs w:val="22"/>
+        </w:rPr>
+        <w:t xml:space="preserve">HP8_has_valence (la valence </w:t>
+      </w:r>
+      <w:r>
+        <w:rPr>
+          <w:rFonts w:ascii="Times New Roman" w:hAnsi="Times New Roman" w:cs="Times New Roman"/>
+          <w:i/>
+          <w:iCs/>
+          <w:sz w:val="22"/>
+          <w:szCs w:val="22"/>
+        </w:rPr>
+        <w:t>H6_Valence</w:t>
+      </w:r>
+      <w:r>
+        <w:rPr>
+          <w:rFonts w:ascii="Times New Roman" w:hAnsi="Times New Roman" w:cs="Times New Roman"/>
+          <w:sz w:val="22"/>
+          <w:szCs w:val="22"/>
+        </w:rPr>
+        <w:t xml:space="preserve"> déterminée précédemment)</w:t>
+      </w:r>
+    </w:p>
+    <w:p>
+      <w:pPr>
+        <w:pStyle w:val="Paragraphedeliste"/>
+        <w:numPr>
+          <w:ilvl w:val="0"/>
+          <w:numId w:val="1"/>
+        </w:numPr>
+        <w:spacing w:after="0"/>
+        <w:jc w:val="both"/>
+        <w:rPr>
+          <w:rFonts w:ascii="Times New Roman" w:hAnsi="Times New Roman" w:cs="Times New Roman"/>
+          <w:sz w:val="22"/>
+          <w:szCs w:val="22"/>
+        </w:rPr>
+      </w:pPr>
+      <w:r>
+        <w:rPr>
+          <w:rFonts w:ascii="Times New Roman" w:hAnsi="Times New Roman" w:cs="Times New Roman"/>
+          <w:sz w:val="22"/>
+          <w:szCs w:val="22"/>
+        </w:rPr>
+        <w:t>HP9_concerns_character (le personnage défini par ce trait de caractère)</w:t>
+      </w:r>
+    </w:p>
+    <w:p>
+      <w:pPr>
+        <w:spacing w:after="0"/>
+        <w:jc w:val="both"/>
+        <w:rPr>
+          <w:rFonts w:ascii="Times New Roman" w:hAnsi="Times New Roman" w:cs="Times New Roman"/>
+          <w:sz w:val="22"/>
+          <w:szCs w:val="22"/>
+        </w:rPr>
+      </w:pPr>
+    </w:p>
+    <w:p>
+      <w:pPr>
+        <w:spacing w:after="0"/>
+        <w:jc w:val="both"/>
+        <w:rPr>
+          <w:rFonts w:ascii="Times New Roman" w:hAnsi="Times New Roman" w:cs="Times New Roman"/>
+          <w:color w:val="00B050"/>
+          <w:sz w:val="22"/>
+          <w:szCs w:val="22"/>
+        </w:rPr>
+      </w:pPr>
+      <w:r>
+        <w:rPr>
+          <w:rFonts w:ascii="Times New Roman" w:hAnsi="Times New Roman" w:cs="Times New Roman"/>
+          <w:color w:val="00B050"/>
+          <w:sz w:val="22"/>
+          <w:szCs w:val="22"/>
+        </w:rPr>
+        <w:t>TROISIEME LECTURE</w:t>
+      </w:r>
+      <w:r>
+        <w:rPr>
+          <w:rFonts w:ascii="Times New Roman" w:hAnsi="Times New Roman" w:cs="Times New Roman"/>
+          <w:color w:val="00B050"/>
+          <w:sz w:val="22"/>
+          <w:szCs w:val="22"/>
+        </w:rPr>
+        <w:t xml:space="preserve"> </w:t>
+      </w:r>
+    </w:p>
+    <w:p>
+      <w:pPr>
+        <w:spacing w:after="0"/>
+        <w:jc w:val="both"/>
+        <w:rPr>
+          <w:rFonts w:ascii="Times New Roman" w:hAnsi="Times New Roman" w:cs="Times New Roman"/>
+          <w:sz w:val="22"/>
+          <w:szCs w:val="22"/>
+        </w:rPr>
+      </w:pPr>
+    </w:p>
+    <w:p>
+      <w:pPr>
+        <w:spacing w:after="0"/>
+        <w:jc w:val="both"/>
+        <w:rPr>
+          <w:rFonts w:ascii="Times New Roman" w:hAnsi="Times New Roman" w:cs="Times New Roman"/>
+          <w:color w:val="00B050"/>
+          <w:sz w:val="22"/>
+          <w:szCs w:val="22"/>
+        </w:rPr>
+      </w:pPr>
+      <w:r>
+        <w:rPr>
+          <w:rFonts w:ascii="Times New Roman" w:hAnsi="Times New Roman" w:cs="Times New Roman"/>
+          <w:sz w:val="22"/>
+          <w:szCs w:val="22"/>
+        </w:rPr>
+        <w:t>Ef</w:t>
+      </w:r>
+      <w:r>
+        <w:rPr>
+          <w:rFonts w:ascii="Times New Roman" w:hAnsi="Times New Roman" w:cs="Times New Roman"/>
+          <w:sz w:val="22"/>
+          <w:szCs w:val="22"/>
+        </w:rPr>
+        <w:t>fectuer la lecture et l’annotation simultanément</w:t>
+      </w:r>
+      <w:r>
+        <w:rPr>
+          <w:rFonts w:ascii="Times New Roman" w:hAnsi="Times New Roman" w:cs="Times New Roman"/>
+          <w:sz w:val="22"/>
+          <w:szCs w:val="22"/>
+        </w:rPr>
+        <w:t xml:space="preserve"> en se concentrant sur les événements narratifs et les péripéties</w:t>
+      </w:r>
+      <w:r>
+        <w:rPr>
+          <w:rFonts w:ascii="Times New Roman" w:hAnsi="Times New Roman" w:cs="Times New Roman"/>
+          <w:sz w:val="22"/>
+          <w:szCs w:val="22"/>
+        </w:rPr>
+        <w:t>.</w:t>
+      </w:r>
+    </w:p>
+    <w:p>
+      <w:pPr>
+        <w:spacing w:after="0"/>
+        <w:jc w:val="both"/>
+        <w:rPr>
+          <w:rFonts w:ascii="Times New Roman" w:hAnsi="Times New Roman" w:cs="Times New Roman"/>
+          <w:sz w:val="22"/>
+          <w:szCs w:val="22"/>
+        </w:rPr>
+      </w:pPr>
+    </w:p>
+    <w:p>
+      <w:pPr>
+        <w:spacing w:after="0"/>
+        <w:jc w:val="both"/>
+        <w:rPr>
+          <w:rFonts w:ascii="Times New Roman" w:hAnsi="Times New Roman" w:cs="Times New Roman"/>
+          <w:sz w:val="22"/>
+          <w:szCs w:val="22"/>
+          <w:lang w:val="en-US"/>
+        </w:rPr>
+      </w:pPr>
+      <w:r>
+        <w:rPr>
+          <w:rFonts w:ascii="Times New Roman" w:hAnsi="Times New Roman" w:cs="Times New Roman"/>
+          <w:color w:val="D86DCB" w:themeColor="accent5" w:themeTint="99"/>
+          <w:sz w:val="22"/>
+          <w:szCs w:val="22"/>
+        </w:rPr>
+        <w:t>Annotations :</w:t>
+      </w:r>
+      <w:r>
+        <w:rPr>
+          <w:rFonts w:ascii="Times New Roman" w:hAnsi="Times New Roman" w:cs="Times New Roman"/>
+          <w:color w:val="D86DCB" w:themeColor="accent5" w:themeTint="99"/>
+          <w:sz w:val="22"/>
+          <w:szCs w:val="22"/>
+        </w:rPr>
+        <w:t xml:space="preserve"> </w:t>
+      </w:r>
+      <w:r>
+        <w:rPr>
+          <w:rFonts w:ascii="Times New Roman" w:hAnsi="Times New Roman" w:cs="Times New Roman"/>
+          <w:sz w:val="22"/>
+          <w:szCs w:val="22"/>
+        </w:rPr>
+        <w:t>annoter dans l</w:t>
+      </w:r>
+      <w:r>
+        <w:rPr>
+          <w:rFonts w:ascii="Times New Roman" w:hAnsi="Times New Roman" w:cs="Times New Roman"/>
+          <w:sz w:val="22"/>
+          <w:szCs w:val="22"/>
+        </w:rPr>
+        <w:t>’</w:t>
+      </w:r>
+      <w:r>
+        <w:rPr>
+          <w:rFonts w:ascii="Times New Roman" w:hAnsi="Times New Roman" w:cs="Times New Roman"/>
+          <w:sz w:val="22"/>
+          <w:szCs w:val="22"/>
+        </w:rPr>
+        <w:t xml:space="preserve">onglet </w:t>
+      </w:r>
+      <w:r>
+        <w:rPr>
+          <w:rFonts w:ascii="Times New Roman" w:hAnsi="Times New Roman" w:cs="Times New Roman"/>
+          <w:sz w:val="22"/>
+          <w:szCs w:val="22"/>
+        </w:rPr>
+        <w:t>« Narrative Events »</w:t>
+      </w:r>
+      <w:r>
+        <w:rPr>
+          <w:rFonts w:ascii="Times New Roman" w:hAnsi="Times New Roman" w:cs="Times New Roman"/>
+          <w:sz w:val="22"/>
+          <w:szCs w:val="22"/>
+        </w:rPr>
+        <w:t xml:space="preserve"> de l</w:t>
+      </w:r>
+      <w:r>
+        <w:rPr>
+          <w:rFonts w:ascii="Times New Roman" w:hAnsi="Times New Roman" w:cs="Times New Roman"/>
+          <w:sz w:val="22"/>
+          <w:szCs w:val="22"/>
+        </w:rPr>
+        <w:t>’</w:t>
+      </w:r>
+      <w:r>
+        <w:rPr>
+          <w:rFonts w:ascii="Times New Roman" w:hAnsi="Times New Roman" w:cs="Times New Roman"/>
+          <w:sz w:val="22"/>
+          <w:szCs w:val="22"/>
+        </w:rPr>
+        <w:t xml:space="preserve">Excel les </w:t>
+      </w:r>
+      <w:r>
+        <w:rPr>
+          <w:rFonts w:ascii="Times New Roman" w:hAnsi="Times New Roman" w:cs="Times New Roman"/>
+          <w:sz w:val="22"/>
+          <w:szCs w:val="22"/>
+        </w:rPr>
+        <w:t>événements narratifs</w:t>
+      </w:r>
+      <w:r>
+        <w:rPr>
+          <w:rFonts w:ascii="Times New Roman" w:hAnsi="Times New Roman" w:cs="Times New Roman"/>
+          <w:sz w:val="22"/>
+          <w:szCs w:val="22"/>
+        </w:rPr>
+        <w:t xml:space="preserve"> (classe </w:t>
+      </w:r>
+      <w:r>
+        <w:rPr>
+          <w:rFonts w:ascii="Times New Roman" w:hAnsi="Times New Roman" w:cs="Times New Roman"/>
+          <w:i/>
+          <w:iCs/>
+          <w:sz w:val="22"/>
+          <w:szCs w:val="22"/>
+        </w:rPr>
+        <w:t>G5_Narrative_Events</w:t>
+      </w:r>
+      <w:r>
+        <w:rPr>
+          <w:rFonts w:ascii="Times New Roman" w:hAnsi="Times New Roman" w:cs="Times New Roman"/>
+          <w:sz w:val="22"/>
+          <w:szCs w:val="22"/>
+        </w:rPr>
+        <w:t>).</w:t>
+      </w:r>
+      <w:r>
+        <w:rPr>
+          <w:rFonts w:ascii="Times New Roman" w:hAnsi="Times New Roman" w:cs="Times New Roman"/>
+          <w:sz w:val="22"/>
+          <w:szCs w:val="22"/>
+          <w:lang w:val="en-US"/>
+        </w:rPr>
+        <w:t>​</w:t>
+      </w:r>
+    </w:p>
+    <w:p>
+      <w:pPr>
+        <w:spacing w:after="0"/>
+        <w:jc w:val="both"/>
+        <w:rPr>
+          <w:rFonts w:ascii="Times New Roman" w:hAnsi="Times New Roman" w:cs="Times New Roman"/>
+          <w:sz w:val="22"/>
+          <w:szCs w:val="22"/>
+        </w:rPr>
+      </w:pPr>
+      <w:proofErr w:type="spellStart"/>
+      <w:r>
+        <w:rPr>
+          <w:rFonts w:ascii="Times New Roman" w:hAnsi="Times New Roman" w:cs="Times New Roman"/>
+          <w:sz w:val="22"/>
+          <w:szCs w:val="22"/>
+          <w:lang w:val="en-US"/>
+        </w:rPr>
+        <w:t>Annoter</w:t>
+      </w:r>
+      <w:proofErr w:type="spellEnd"/>
+      <w:r>
+        <w:rPr>
+          <w:rFonts w:ascii="Times New Roman" w:hAnsi="Times New Roman" w:cs="Times New Roman"/>
+          <w:sz w:val="22"/>
+          <w:szCs w:val="22"/>
+          <w:lang w:val="en-US"/>
+        </w:rPr>
+        <w:t xml:space="preserve"> dans </w:t>
+      </w:r>
+      <w:proofErr w:type="spellStart"/>
+      <w:r>
+        <w:rPr>
+          <w:rFonts w:ascii="Times New Roman" w:hAnsi="Times New Roman" w:cs="Times New Roman"/>
+          <w:sz w:val="22"/>
+          <w:szCs w:val="22"/>
+          <w:lang w:val="en-US"/>
+        </w:rPr>
+        <w:t>l’onglet</w:t>
+      </w:r>
+      <w:proofErr w:type="spellEnd"/>
+      <w:r>
+        <w:rPr>
+          <w:rFonts w:ascii="Times New Roman" w:hAnsi="Times New Roman" w:cs="Times New Roman"/>
+          <w:sz w:val="22"/>
+          <w:szCs w:val="22"/>
+          <w:lang w:val="en-US"/>
+        </w:rPr>
+        <w:t xml:space="preserve"> </w:t>
+      </w:r>
+      <w:r>
+        <w:rPr>
+          <w:rFonts w:ascii="Times New Roman" w:hAnsi="Times New Roman" w:cs="Times New Roman"/>
+          <w:sz w:val="22"/>
+          <w:szCs w:val="22"/>
+        </w:rPr>
+        <w:t xml:space="preserve">« Narrative </w:t>
+      </w:r>
+      <w:proofErr w:type="spellStart"/>
+      <w:r>
+        <w:rPr>
+          <w:rFonts w:ascii="Times New Roman" w:hAnsi="Times New Roman" w:cs="Times New Roman"/>
+          <w:sz w:val="22"/>
+          <w:szCs w:val="22"/>
+        </w:rPr>
+        <w:t>Units</w:t>
+      </w:r>
+      <w:proofErr w:type="spellEnd"/>
+      <w:r>
+        <w:rPr>
+          <w:rFonts w:ascii="Times New Roman" w:hAnsi="Times New Roman" w:cs="Times New Roman"/>
+          <w:sz w:val="22"/>
+          <w:szCs w:val="22"/>
+        </w:rPr>
+        <w:t> » de l’Excel les péripéties</w:t>
+      </w:r>
+      <w:r>
+        <w:rPr>
+          <w:rFonts w:ascii="Times New Roman" w:hAnsi="Times New Roman" w:cs="Times New Roman"/>
+          <w:sz w:val="22"/>
+          <w:szCs w:val="22"/>
+        </w:rPr>
+        <w:t>/unité narrative</w:t>
+      </w:r>
+      <w:r>
+        <w:rPr>
+          <w:rFonts w:ascii="Times New Roman" w:hAnsi="Times New Roman" w:cs="Times New Roman"/>
+          <w:sz w:val="22"/>
+          <w:szCs w:val="22"/>
+        </w:rPr>
+        <w:t xml:space="preserve"> (classe </w:t>
+      </w:r>
+      <w:r>
+        <w:rPr>
+          <w:rFonts w:ascii="Times New Roman" w:hAnsi="Times New Roman" w:cs="Times New Roman"/>
+          <w:i/>
+          <w:iCs/>
+          <w:sz w:val="22"/>
+          <w:szCs w:val="22"/>
+        </w:rPr>
+        <w:t>G9_Narrative_Unit</w:t>
+      </w:r>
+      <w:r>
+        <w:rPr>
+          <w:rFonts w:ascii="Times New Roman" w:hAnsi="Times New Roman" w:cs="Times New Roman"/>
+          <w:sz w:val="22"/>
+          <w:szCs w:val="22"/>
+        </w:rPr>
+        <w:t>).</w:t>
+      </w:r>
+    </w:p>
+    <w:p>
+      <w:pPr>
+        <w:spacing w:after="0"/>
+        <w:jc w:val="both"/>
+        <w:rPr>
+          <w:rFonts w:ascii="Times New Roman" w:hAnsi="Times New Roman" w:cs="Times New Roman"/>
+          <w:sz w:val="22"/>
+          <w:szCs w:val="22"/>
+        </w:rPr>
+      </w:pPr>
+      <w:r>
+        <w:rPr>
+          <w:rFonts w:ascii="Times New Roman" w:hAnsi="Times New Roman" w:cs="Times New Roman"/>
+          <w:sz w:val="22"/>
+          <w:szCs w:val="22"/>
+        </w:rPr>
+        <w:t>Annoter dans l’onglet « </w:t>
+      </w:r>
+      <w:proofErr w:type="spellStart"/>
+      <w:r>
+        <w:rPr>
+          <w:rFonts w:ascii="Times New Roman" w:hAnsi="Times New Roman" w:cs="Times New Roman"/>
+          <w:sz w:val="22"/>
+          <w:szCs w:val="22"/>
+        </w:rPr>
+        <w:t>Archetypes</w:t>
+      </w:r>
+      <w:proofErr w:type="spellEnd"/>
+      <w:r>
+        <w:rPr>
+          <w:rFonts w:ascii="Times New Roman" w:hAnsi="Times New Roman" w:cs="Times New Roman"/>
+          <w:sz w:val="22"/>
+          <w:szCs w:val="22"/>
+        </w:rPr>
+        <w:t xml:space="preserve"> » de l’Excel les motifs narratifs (classe </w:t>
+      </w:r>
+      <w:r>
+        <w:rPr>
+          <w:rFonts w:ascii="Times New Roman" w:hAnsi="Times New Roman" w:cs="Times New Roman"/>
+          <w:i/>
+          <w:iCs/>
+          <w:sz w:val="22"/>
+          <w:szCs w:val="22"/>
+        </w:rPr>
+        <w:t>G14_Narrative-Stoff</w:t>
+      </w:r>
+      <w:r>
+        <w:rPr>
+          <w:rFonts w:ascii="Times New Roman" w:hAnsi="Times New Roman" w:cs="Times New Roman"/>
+          <w:sz w:val="22"/>
+          <w:szCs w:val="22"/>
+        </w:rPr>
+        <w:t>).</w:t>
+      </w:r>
+    </w:p>
+    <w:p>
+      <w:pPr>
+        <w:spacing w:after="0"/>
+        <w:jc w:val="both"/>
+        <w:rPr>
+          <w:rFonts w:ascii="Times New Roman" w:hAnsi="Times New Roman" w:cs="Times New Roman"/>
+          <w:sz w:val="22"/>
+          <w:szCs w:val="22"/>
+          <w:lang w:val="en-US"/>
+        </w:rPr>
+      </w:pPr>
+      <w:r>
+        <w:rPr>
+          <w:rFonts w:ascii="Times New Roman" w:hAnsi="Times New Roman" w:cs="Times New Roman"/>
+          <w:sz w:val="22"/>
+          <w:szCs w:val="22"/>
+        </w:rPr>
+        <w:t xml:space="preserve">Annoter dans l’onglet « Narrative </w:t>
+      </w:r>
+      <w:proofErr w:type="spellStart"/>
+      <w:r>
+        <w:rPr>
+          <w:rFonts w:ascii="Times New Roman" w:hAnsi="Times New Roman" w:cs="Times New Roman"/>
+          <w:sz w:val="22"/>
+          <w:szCs w:val="22"/>
+        </w:rPr>
+        <w:t>Sequence</w:t>
+      </w:r>
+      <w:proofErr w:type="spellEnd"/>
+      <w:r>
+        <w:rPr>
+          <w:rFonts w:ascii="Times New Roman" w:hAnsi="Times New Roman" w:cs="Times New Roman"/>
+          <w:sz w:val="22"/>
+          <w:szCs w:val="22"/>
+        </w:rPr>
+        <w:t xml:space="preserve"> » de l’Excel les séquences narratives (classe </w:t>
+      </w:r>
+      <w:r>
+        <w:rPr>
+          <w:rFonts w:ascii="Times New Roman" w:hAnsi="Times New Roman" w:cs="Times New Roman"/>
+          <w:i/>
+          <w:iCs/>
+          <w:sz w:val="22"/>
+          <w:szCs w:val="22"/>
+        </w:rPr>
+        <w:t>G7_Narrative_Sequence</w:t>
+      </w:r>
+      <w:r>
+        <w:rPr>
+          <w:rFonts w:ascii="Times New Roman" w:hAnsi="Times New Roman" w:cs="Times New Roman"/>
+          <w:sz w:val="22"/>
+          <w:szCs w:val="22"/>
+        </w:rPr>
+        <w:t>)</w:t>
+      </w:r>
+      <w:r>
+        <w:rPr>
+          <w:rFonts w:ascii="Times New Roman" w:hAnsi="Times New Roman" w:cs="Times New Roman"/>
+          <w:sz w:val="22"/>
+          <w:szCs w:val="22"/>
+          <w:lang w:val="en-US"/>
+        </w:rPr>
+        <w:t>.</w:t>
+      </w:r>
+    </w:p>
+    <w:p>
+      <w:pPr>
+        <w:spacing w:after="0"/>
+        <w:jc w:val="both"/>
+        <w:rPr>
+          <w:rFonts w:ascii="Times New Roman" w:hAnsi="Times New Roman" w:cs="Times New Roman"/>
+          <w:sz w:val="22"/>
+          <w:szCs w:val="22"/>
+        </w:rPr>
+      </w:pPr>
+      <w:r>
+        <w:rPr>
+          <w:rFonts w:ascii="Times New Roman" w:hAnsi="Times New Roman" w:cs="Times New Roman"/>
+          <w:sz w:val="22"/>
+          <w:szCs w:val="22"/>
+        </w:rPr>
+        <w:t>​</w:t>
+      </w:r>
+    </w:p>
+    <w:p>
+      <w:pPr>
+        <w:spacing w:after="0"/>
+        <w:jc w:val="both"/>
+        <w:rPr>
+          <w:rFonts w:ascii="Times New Roman" w:hAnsi="Times New Roman" w:cs="Times New Roman"/>
+          <w:sz w:val="22"/>
+          <w:szCs w:val="22"/>
+          <w:lang w:val="en-US"/>
+        </w:rPr>
+      </w:pPr>
+      <w:r>
+        <w:rPr>
+          <w:rFonts w:ascii="Times New Roman" w:hAnsi="Times New Roman" w:cs="Times New Roman"/>
+          <w:sz w:val="22"/>
+          <w:szCs w:val="22"/>
+        </w:rPr>
+        <w:t xml:space="preserve">Les instances de </w:t>
+      </w:r>
+      <w:r>
+        <w:rPr>
+          <w:rFonts w:ascii="Times New Roman" w:hAnsi="Times New Roman" w:cs="Times New Roman"/>
+          <w:i/>
+          <w:iCs/>
+          <w:sz w:val="22"/>
+          <w:szCs w:val="22"/>
+        </w:rPr>
+        <w:t>G5_Narrative_Event</w:t>
+      </w:r>
+      <w:r>
+        <w:rPr>
+          <w:rFonts w:ascii="Times New Roman" w:hAnsi="Times New Roman" w:cs="Times New Roman"/>
+          <w:i/>
+          <w:iCs/>
+          <w:sz w:val="22"/>
+          <w:szCs w:val="22"/>
+        </w:rPr>
+        <w:t xml:space="preserve"> </w:t>
+      </w:r>
+      <w:r>
+        <w:rPr>
+          <w:rFonts w:ascii="Times New Roman" w:hAnsi="Times New Roman" w:cs="Times New Roman"/>
+          <w:sz w:val="22"/>
+          <w:szCs w:val="22"/>
+        </w:rPr>
+        <w:t xml:space="preserve">doivent être écrites sous la forme </w:t>
+      </w:r>
+      <w:r>
+        <w:rPr>
+          <w:rFonts w:ascii="Cascadia Code" w:hAnsi="Cascadia Code" w:cs="Cascadia Code"/>
+          <w:sz w:val="18"/>
+          <w:szCs w:val="18"/>
+        </w:rPr>
+        <w:t>Event_[événement]</w:t>
+      </w:r>
+      <w:r>
+        <w:rPr>
+          <w:rFonts w:ascii="Times New Roman" w:hAnsi="Times New Roman" w:cs="Times New Roman"/>
+          <w:sz w:val="22"/>
+          <w:szCs w:val="22"/>
+        </w:rPr>
+        <w:t xml:space="preserve">. </w:t>
+      </w:r>
+      <w:r>
+        <w:rPr>
+          <w:rFonts w:ascii="Times New Roman" w:hAnsi="Times New Roman" w:cs="Times New Roman"/>
+          <w:sz w:val="22"/>
+          <w:szCs w:val="22"/>
+        </w:rPr>
+        <w:t xml:space="preserve"> </w:t>
+      </w:r>
+    </w:p>
+    <w:p>
+      <w:pPr>
+        <w:spacing w:after="0"/>
+        <w:jc w:val="both"/>
+        <w:rPr>
+          <w:rFonts w:ascii="Times New Roman" w:hAnsi="Times New Roman" w:cs="Times New Roman"/>
+          <w:sz w:val="22"/>
+          <w:szCs w:val="22"/>
+        </w:rPr>
+      </w:pPr>
+      <w:r>
+        <w:rPr>
+          <w:rFonts w:ascii="Times New Roman" w:hAnsi="Times New Roman" w:cs="Times New Roman"/>
+          <w:sz w:val="22"/>
+          <w:szCs w:val="22"/>
+        </w:rPr>
+        <w:t xml:space="preserve">Pour </w:t>
+      </w:r>
+      <w:r>
+        <w:rPr>
+          <w:rFonts w:ascii="Times New Roman" w:hAnsi="Times New Roman" w:cs="Times New Roman"/>
+          <w:i/>
+          <w:iCs/>
+          <w:sz w:val="22"/>
+          <w:szCs w:val="22"/>
+        </w:rPr>
+        <w:t>G5_Narrative_Event</w:t>
+      </w:r>
+      <w:r>
+        <w:rPr>
+          <w:rFonts w:ascii="Times New Roman" w:hAnsi="Times New Roman" w:cs="Times New Roman"/>
+          <w:sz w:val="22"/>
+          <w:szCs w:val="22"/>
+        </w:rPr>
+        <w:t>, les propriétés sont :​</w:t>
+      </w:r>
+    </w:p>
+    <w:p>
+      <w:pPr>
+        <w:pStyle w:val="Paragraphedeliste"/>
+        <w:numPr>
+          <w:ilvl w:val="0"/>
+          <w:numId w:val="1"/>
+        </w:numPr>
+        <w:spacing w:after="0"/>
+        <w:jc w:val="both"/>
+        <w:rPr>
+          <w:rFonts w:ascii="Times New Roman" w:hAnsi="Times New Roman" w:cs="Times New Roman"/>
+          <w:sz w:val="22"/>
+          <w:szCs w:val="22"/>
+        </w:rPr>
+      </w:pPr>
+      <w:proofErr w:type="spellStart"/>
+      <w:r>
+        <w:rPr>
+          <w:rFonts w:ascii="Times New Roman" w:hAnsi="Times New Roman" w:cs="Times New Roman"/>
+          <w:sz w:val="22"/>
+          <w:szCs w:val="22"/>
+        </w:rPr>
+        <w:t>follows</w:t>
+      </w:r>
+      <w:proofErr w:type="spellEnd"/>
+      <w:r>
+        <w:rPr>
+          <w:rFonts w:ascii="Times New Roman" w:hAnsi="Times New Roman" w:cs="Times New Roman"/>
+          <w:sz w:val="22"/>
+          <w:szCs w:val="22"/>
+        </w:rPr>
+        <w:t xml:space="preserve"> (cette événement narratif en suit un autre précédent)</w:t>
+      </w:r>
+    </w:p>
+    <w:p>
+      <w:pPr>
+        <w:pStyle w:val="Paragraphedeliste"/>
+        <w:numPr>
+          <w:ilvl w:val="0"/>
+          <w:numId w:val="1"/>
+        </w:numPr>
+        <w:spacing w:after="0"/>
+        <w:jc w:val="both"/>
+        <w:rPr>
+          <w:rFonts w:ascii="Times New Roman" w:hAnsi="Times New Roman" w:cs="Times New Roman"/>
+          <w:sz w:val="22"/>
+          <w:szCs w:val="22"/>
+        </w:rPr>
+      </w:pPr>
+      <w:r>
+        <w:rPr>
+          <w:rFonts w:ascii="Times New Roman" w:hAnsi="Times New Roman" w:cs="Times New Roman"/>
+          <w:sz w:val="22"/>
+          <w:szCs w:val="22"/>
+        </w:rPr>
+        <w:t>participant (les personnages participant à cet événement narratif)</w:t>
+      </w:r>
+    </w:p>
+    <w:p>
+      <w:pPr>
+        <w:pStyle w:val="Paragraphedeliste"/>
+        <w:numPr>
+          <w:ilvl w:val="0"/>
+          <w:numId w:val="1"/>
+        </w:numPr>
+        <w:spacing w:after="0"/>
+        <w:jc w:val="both"/>
+        <w:rPr>
+          <w:rFonts w:ascii="Times New Roman" w:hAnsi="Times New Roman" w:cs="Times New Roman"/>
+          <w:sz w:val="22"/>
+          <w:szCs w:val="22"/>
+        </w:rPr>
+      </w:pPr>
+      <w:r>
+        <w:rPr>
+          <w:rFonts w:ascii="Times New Roman" w:hAnsi="Times New Roman" w:cs="Times New Roman"/>
+          <w:sz w:val="22"/>
+          <w:szCs w:val="22"/>
+        </w:rPr>
+        <w:t>P16_used_specific_object (les objets utilisés dans cet événement narratif)</w:t>
+      </w:r>
+    </w:p>
+    <w:p>
+      <w:pPr>
+        <w:pStyle w:val="Paragraphedeliste"/>
+        <w:numPr>
+          <w:ilvl w:val="0"/>
+          <w:numId w:val="1"/>
+        </w:numPr>
+        <w:spacing w:after="0"/>
+        <w:jc w:val="both"/>
+        <w:rPr>
+          <w:rFonts w:ascii="Times New Roman" w:hAnsi="Times New Roman" w:cs="Times New Roman"/>
+          <w:sz w:val="22"/>
+          <w:szCs w:val="22"/>
+        </w:rPr>
+      </w:pPr>
+      <w:proofErr w:type="spellStart"/>
+      <w:r>
+        <w:rPr>
+          <w:rFonts w:ascii="Times New Roman" w:hAnsi="Times New Roman" w:cs="Times New Roman"/>
+          <w:sz w:val="22"/>
+          <w:szCs w:val="22"/>
+        </w:rPr>
+        <w:t>participant_place</w:t>
+      </w:r>
+      <w:proofErr w:type="spellEnd"/>
+      <w:r>
+        <w:rPr>
+          <w:rFonts w:ascii="Times New Roman" w:hAnsi="Times New Roman" w:cs="Times New Roman"/>
+          <w:sz w:val="22"/>
+          <w:szCs w:val="22"/>
+        </w:rPr>
+        <w:t xml:space="preserve"> (le lieu de cet événement narratif)</w:t>
+      </w:r>
+    </w:p>
+    <w:p>
+      <w:pPr>
+        <w:pStyle w:val="Paragraphedeliste"/>
+        <w:numPr>
+          <w:ilvl w:val="0"/>
+          <w:numId w:val="1"/>
+        </w:numPr>
+        <w:spacing w:after="0"/>
+        <w:jc w:val="both"/>
+        <w:rPr>
+          <w:rFonts w:ascii="Times New Roman" w:hAnsi="Times New Roman" w:cs="Times New Roman"/>
+          <w:sz w:val="22"/>
+          <w:szCs w:val="22"/>
+        </w:rPr>
+      </w:pPr>
+      <w:proofErr w:type="spellStart"/>
+      <w:r>
+        <w:rPr>
+          <w:rFonts w:ascii="Times New Roman" w:hAnsi="Times New Roman" w:cs="Times New Roman"/>
+          <w:sz w:val="22"/>
+          <w:szCs w:val="22"/>
+        </w:rPr>
+        <w:t>temporal_location</w:t>
+      </w:r>
+      <w:proofErr w:type="spellEnd"/>
+      <w:r>
+        <w:rPr>
+          <w:rFonts w:ascii="Times New Roman" w:hAnsi="Times New Roman" w:cs="Times New Roman"/>
+          <w:sz w:val="22"/>
+          <w:szCs w:val="22"/>
+        </w:rPr>
+        <w:t xml:space="preserve"> (la temporalité de cet événement narratif)</w:t>
+      </w:r>
+    </w:p>
+    <w:p>
+      <w:pPr>
+        <w:pStyle w:val="Paragraphedeliste"/>
+        <w:numPr>
+          <w:ilvl w:val="0"/>
+          <w:numId w:val="1"/>
+        </w:numPr>
+        <w:spacing w:after="0"/>
+        <w:jc w:val="both"/>
+        <w:rPr>
+          <w:rFonts w:ascii="Times New Roman" w:hAnsi="Times New Roman" w:cs="Times New Roman"/>
+          <w:sz w:val="22"/>
+          <w:szCs w:val="22"/>
+        </w:rPr>
+      </w:pPr>
+      <w:proofErr w:type="spellStart"/>
+      <w:r>
+        <w:rPr>
+          <w:rFonts w:ascii="Times New Roman" w:hAnsi="Times New Roman" w:cs="Times New Roman"/>
+          <w:sz w:val="22"/>
+          <w:szCs w:val="22"/>
+        </w:rPr>
+        <w:t>sequenced_by</w:t>
+      </w:r>
+      <w:proofErr w:type="spellEnd"/>
+      <w:r>
+        <w:rPr>
+          <w:rFonts w:ascii="Times New Roman" w:hAnsi="Times New Roman" w:cs="Times New Roman"/>
+          <w:sz w:val="22"/>
+          <w:szCs w:val="22"/>
+        </w:rPr>
+        <w:t xml:space="preserve"> (séquence narrative </w:t>
+      </w:r>
+      <w:r>
+        <w:rPr>
+          <w:rFonts w:ascii="Times New Roman" w:hAnsi="Times New Roman" w:cs="Times New Roman"/>
+          <w:i/>
+          <w:iCs/>
+          <w:sz w:val="22"/>
+          <w:szCs w:val="22"/>
+        </w:rPr>
+        <w:t>G7_Narrative_Sequence</w:t>
+      </w:r>
+      <w:r>
+        <w:rPr>
+          <w:rFonts w:ascii="Times New Roman" w:hAnsi="Times New Roman" w:cs="Times New Roman"/>
+          <w:sz w:val="22"/>
+          <w:szCs w:val="22"/>
+        </w:rPr>
+        <w:t xml:space="preserve"> dans laquelle cet événement narratif est présent)</w:t>
+      </w:r>
+    </w:p>
+    <w:p>
+      <w:pPr>
+        <w:spacing w:after="0"/>
+        <w:jc w:val="both"/>
+        <w:rPr>
+          <w:rFonts w:ascii="Times New Roman" w:hAnsi="Times New Roman" w:cs="Times New Roman"/>
+          <w:sz w:val="22"/>
+          <w:szCs w:val="22"/>
+        </w:rPr>
+      </w:pPr>
+    </w:p>
+    <w:p>
+      <w:pPr>
+        <w:spacing w:after="0"/>
+        <w:jc w:val="both"/>
+        <w:rPr>
+          <w:rFonts w:ascii="Times New Roman" w:hAnsi="Times New Roman" w:cs="Times New Roman"/>
+          <w:sz w:val="22"/>
+          <w:szCs w:val="22"/>
+          <w:lang w:val="en-US"/>
+        </w:rPr>
+      </w:pPr>
+      <w:r>
+        <w:rPr>
+          <w:rFonts w:ascii="Times New Roman" w:hAnsi="Times New Roman" w:cs="Times New Roman"/>
+          <w:sz w:val="22"/>
+          <w:szCs w:val="22"/>
+        </w:rPr>
+        <w:lastRenderedPageBreak/>
+        <w:t xml:space="preserve">Les instances de </w:t>
+      </w:r>
+      <w:r>
+        <w:rPr>
+          <w:rFonts w:ascii="Times New Roman" w:hAnsi="Times New Roman" w:cs="Times New Roman"/>
+          <w:i/>
+          <w:iCs/>
+          <w:sz w:val="22"/>
+          <w:szCs w:val="22"/>
+        </w:rPr>
+        <w:t>G9_Narrative_Unit</w:t>
+      </w:r>
+      <w:r>
+        <w:rPr>
+          <w:rFonts w:ascii="Times New Roman" w:hAnsi="Times New Roman" w:cs="Times New Roman"/>
+          <w:i/>
+          <w:iCs/>
+          <w:sz w:val="22"/>
+          <w:szCs w:val="22"/>
+        </w:rPr>
+        <w:t xml:space="preserve"> </w:t>
+      </w:r>
+      <w:r>
+        <w:rPr>
+          <w:rFonts w:ascii="Times New Roman" w:hAnsi="Times New Roman" w:cs="Times New Roman"/>
+          <w:sz w:val="22"/>
+          <w:szCs w:val="22"/>
+        </w:rPr>
+        <w:t xml:space="preserve">doivent être écrites sous la forme </w:t>
+      </w:r>
+      <w:r>
+        <w:rPr>
+          <w:rFonts w:ascii="Cascadia Code" w:hAnsi="Cascadia Code" w:cs="Cascadia Code"/>
+          <w:sz w:val="18"/>
+          <w:szCs w:val="18"/>
+        </w:rPr>
+        <w:t>NU[nombre]</w:t>
+      </w:r>
+      <w:r>
+        <w:rPr>
+          <w:rFonts w:ascii="Times New Roman" w:hAnsi="Times New Roman" w:cs="Times New Roman"/>
+          <w:sz w:val="22"/>
+          <w:szCs w:val="22"/>
+        </w:rPr>
+        <w:t xml:space="preserve">. </w:t>
+      </w:r>
+      <w:r>
+        <w:rPr>
+          <w:rFonts w:ascii="Times New Roman" w:hAnsi="Times New Roman" w:cs="Times New Roman"/>
+          <w:sz w:val="22"/>
+          <w:szCs w:val="22"/>
+        </w:rPr>
+        <w:t xml:space="preserve"> </w:t>
+      </w:r>
+    </w:p>
+    <w:p>
+      <w:pPr>
+        <w:spacing w:after="0"/>
+        <w:jc w:val="both"/>
+        <w:rPr>
+          <w:rFonts w:ascii="Times New Roman" w:hAnsi="Times New Roman" w:cs="Times New Roman"/>
+          <w:sz w:val="22"/>
+          <w:szCs w:val="22"/>
+        </w:rPr>
+      </w:pPr>
+      <w:r>
+        <w:rPr>
+          <w:rFonts w:ascii="Times New Roman" w:hAnsi="Times New Roman" w:cs="Times New Roman"/>
+          <w:sz w:val="22"/>
+          <w:szCs w:val="22"/>
+        </w:rPr>
+        <w:t xml:space="preserve">Pour </w:t>
+      </w:r>
+      <w:r>
+        <w:rPr>
+          <w:rFonts w:ascii="Times New Roman" w:hAnsi="Times New Roman" w:cs="Times New Roman"/>
+          <w:i/>
+          <w:iCs/>
+          <w:sz w:val="22"/>
+          <w:szCs w:val="22"/>
+        </w:rPr>
+        <w:t>G9_Narrative_Unit</w:t>
+      </w:r>
+      <w:r>
+        <w:rPr>
+          <w:rFonts w:ascii="Times New Roman" w:hAnsi="Times New Roman" w:cs="Times New Roman"/>
+          <w:sz w:val="22"/>
+          <w:szCs w:val="22"/>
+        </w:rPr>
+        <w:t>, les propriétés sont :​</w:t>
+      </w:r>
+    </w:p>
+    <w:p>
+      <w:pPr>
+        <w:pStyle w:val="Paragraphedeliste"/>
+        <w:numPr>
+          <w:ilvl w:val="0"/>
+          <w:numId w:val="1"/>
+        </w:numPr>
+        <w:spacing w:after="0"/>
+        <w:jc w:val="both"/>
+        <w:rPr>
+          <w:rFonts w:ascii="Times New Roman" w:hAnsi="Times New Roman" w:cs="Times New Roman"/>
+          <w:sz w:val="22"/>
+          <w:szCs w:val="22"/>
+        </w:rPr>
+      </w:pPr>
+      <w:r>
+        <w:rPr>
+          <w:rFonts w:ascii="Times New Roman" w:hAnsi="Times New Roman" w:cs="Times New Roman"/>
+          <w:sz w:val="22"/>
+          <w:szCs w:val="22"/>
+        </w:rPr>
+        <w:t xml:space="preserve">P67_refers_to (se réfère à un événement narratif </w:t>
+      </w:r>
+      <w:r>
+        <w:rPr>
+          <w:rFonts w:ascii="Times New Roman" w:hAnsi="Times New Roman" w:cs="Times New Roman"/>
+          <w:i/>
+          <w:iCs/>
+          <w:sz w:val="22"/>
+          <w:szCs w:val="22"/>
+        </w:rPr>
+        <w:t>G5_Narrative_Event</w:t>
+      </w:r>
+      <w:r>
+        <w:rPr>
+          <w:rFonts w:ascii="Times New Roman" w:hAnsi="Times New Roman" w:cs="Times New Roman"/>
+          <w:sz w:val="22"/>
+          <w:szCs w:val="22"/>
+        </w:rPr>
+        <w:t>)</w:t>
+      </w:r>
+    </w:p>
+    <w:p>
+      <w:pPr>
+        <w:pStyle w:val="Paragraphedeliste"/>
+        <w:numPr>
+          <w:ilvl w:val="0"/>
+          <w:numId w:val="1"/>
+        </w:numPr>
+        <w:spacing w:after="0"/>
+        <w:jc w:val="both"/>
+        <w:rPr>
+          <w:rFonts w:ascii="Times New Roman" w:hAnsi="Times New Roman" w:cs="Times New Roman"/>
+          <w:sz w:val="22"/>
+          <w:szCs w:val="22"/>
+        </w:rPr>
+      </w:pPr>
+      <w:proofErr w:type="spellStart"/>
+      <w:r>
+        <w:rPr>
+          <w:rFonts w:ascii="Times New Roman" w:hAnsi="Times New Roman" w:cs="Times New Roman"/>
+          <w:sz w:val="22"/>
+          <w:szCs w:val="22"/>
+        </w:rPr>
+        <w:t>plays</w:t>
+      </w:r>
+      <w:proofErr w:type="spellEnd"/>
+      <w:r>
+        <w:rPr>
+          <w:rFonts w:ascii="Times New Roman" w:hAnsi="Times New Roman" w:cs="Times New Roman"/>
+          <w:sz w:val="22"/>
+          <w:szCs w:val="22"/>
+        </w:rPr>
+        <w:t xml:space="preserve"> (joue une fonction narrative </w:t>
+      </w:r>
+      <w:r>
+        <w:rPr>
+          <w:rFonts w:ascii="Times New Roman" w:hAnsi="Times New Roman" w:cs="Times New Roman"/>
+          <w:i/>
+          <w:iCs/>
+          <w:sz w:val="22"/>
+          <w:szCs w:val="22"/>
+        </w:rPr>
+        <w:t>G10_Narrative_Function</w:t>
+      </w:r>
+      <w:r>
+        <w:rPr>
+          <w:rFonts w:ascii="Times New Roman" w:hAnsi="Times New Roman" w:cs="Times New Roman"/>
+          <w:sz w:val="22"/>
+          <w:szCs w:val="22"/>
+        </w:rPr>
+        <w:t xml:space="preserve">, la liste finie des fonctions narratives étant dans le fichier </w:t>
+      </w:r>
+      <w:hyperlink r:id="rId18" w:history="1">
+        <w:proofErr w:type="spellStart"/>
+        <w:r>
+          <w:rPr>
+            <w:rStyle w:val="Lienhypertexte"/>
+            <w:rFonts w:ascii="Times New Roman" w:hAnsi="Times New Roman" w:cs="Times New Roman"/>
+            <w:sz w:val="22"/>
+            <w:szCs w:val="22"/>
+          </w:rPr>
+          <w:t>SFonto</w:t>
+        </w:r>
+        <w:proofErr w:type="spellEnd"/>
+      </w:hyperlink>
+      <w:r>
+        <w:rPr>
+          <w:rFonts w:ascii="Times New Roman" w:hAnsi="Times New Roman" w:cs="Times New Roman"/>
+          <w:sz w:val="22"/>
+          <w:szCs w:val="22"/>
+        </w:rPr>
+        <w:t>)</w:t>
+      </w:r>
+    </w:p>
+    <w:p>
+      <w:pPr>
+        <w:pStyle w:val="Paragraphedeliste"/>
+        <w:numPr>
+          <w:ilvl w:val="0"/>
+          <w:numId w:val="1"/>
+        </w:numPr>
+        <w:spacing w:after="0"/>
+        <w:jc w:val="both"/>
+        <w:rPr>
+          <w:rFonts w:ascii="Times New Roman" w:hAnsi="Times New Roman" w:cs="Times New Roman"/>
+          <w:sz w:val="22"/>
+          <w:szCs w:val="22"/>
+        </w:rPr>
+      </w:pPr>
+      <w:proofErr w:type="spellStart"/>
+      <w:r>
+        <w:rPr>
+          <w:rFonts w:ascii="Times New Roman" w:hAnsi="Times New Roman" w:cs="Times New Roman"/>
+          <w:sz w:val="22"/>
+          <w:szCs w:val="22"/>
+        </w:rPr>
+        <w:t>proper_part_of</w:t>
+      </w:r>
+      <w:proofErr w:type="spellEnd"/>
+      <w:r>
+        <w:rPr>
+          <w:rFonts w:ascii="Times New Roman" w:hAnsi="Times New Roman" w:cs="Times New Roman"/>
+          <w:sz w:val="22"/>
+          <w:szCs w:val="22"/>
+        </w:rPr>
+        <w:t xml:space="preserve"> (œuvre </w:t>
+      </w:r>
+      <w:r>
+        <w:rPr>
+          <w:rFonts w:ascii="Times New Roman" w:hAnsi="Times New Roman" w:cs="Times New Roman"/>
+          <w:i/>
+          <w:iCs/>
+          <w:sz w:val="22"/>
+          <w:szCs w:val="22"/>
+        </w:rPr>
+        <w:t>F1_Work</w:t>
+      </w:r>
+      <w:r>
+        <w:rPr>
+          <w:rFonts w:ascii="Times New Roman" w:hAnsi="Times New Roman" w:cs="Times New Roman"/>
+          <w:sz w:val="22"/>
+          <w:szCs w:val="22"/>
+        </w:rPr>
+        <w:t xml:space="preserve"> dans lequel on retrouve cette unité narrative)</w:t>
+      </w:r>
+    </w:p>
+    <w:p>
+      <w:pPr>
+        <w:spacing w:after="0"/>
+        <w:jc w:val="both"/>
+        <w:rPr>
+          <w:rFonts w:ascii="Times New Roman" w:hAnsi="Times New Roman" w:cs="Times New Roman"/>
+          <w:sz w:val="22"/>
+          <w:szCs w:val="22"/>
+          <w:highlight w:val="yellow"/>
+        </w:rPr>
+      </w:pPr>
+    </w:p>
+    <w:p>
+      <w:pPr>
+        <w:spacing w:after="0"/>
+        <w:jc w:val="both"/>
+        <w:rPr>
+          <w:rFonts w:ascii="Times New Roman" w:hAnsi="Times New Roman" w:cs="Times New Roman"/>
+          <w:sz w:val="22"/>
+          <w:szCs w:val="22"/>
+          <w:lang w:val="en-US"/>
+        </w:rPr>
+      </w:pPr>
+      <w:r>
+        <w:rPr>
+          <w:rFonts w:ascii="Times New Roman" w:hAnsi="Times New Roman" w:cs="Times New Roman"/>
+          <w:sz w:val="22"/>
+          <w:szCs w:val="22"/>
+        </w:rPr>
+        <w:t xml:space="preserve">Les instances de </w:t>
+      </w:r>
+      <w:r>
+        <w:rPr>
+          <w:rFonts w:ascii="Times New Roman" w:hAnsi="Times New Roman" w:cs="Times New Roman"/>
+          <w:i/>
+          <w:iCs/>
+          <w:sz w:val="22"/>
+          <w:szCs w:val="22"/>
+        </w:rPr>
+        <w:t>G7_Narrative_Sequence</w:t>
+      </w:r>
+      <w:r>
+        <w:rPr>
+          <w:rFonts w:ascii="Times New Roman" w:hAnsi="Times New Roman" w:cs="Times New Roman"/>
+          <w:i/>
+          <w:iCs/>
+          <w:sz w:val="22"/>
+          <w:szCs w:val="22"/>
+        </w:rPr>
+        <w:t xml:space="preserve"> </w:t>
+      </w:r>
+      <w:r>
+        <w:rPr>
+          <w:rFonts w:ascii="Times New Roman" w:hAnsi="Times New Roman" w:cs="Times New Roman"/>
+          <w:sz w:val="22"/>
+          <w:szCs w:val="22"/>
+        </w:rPr>
+        <w:t xml:space="preserve">doivent être écrites soit </w:t>
+      </w:r>
+      <w:r>
+        <w:rPr>
+          <w:rFonts w:ascii="Cascadia Code" w:hAnsi="Cascadia Code" w:cs="Cascadia Code"/>
+          <w:sz w:val="18"/>
+          <w:szCs w:val="18"/>
+        </w:rPr>
+        <w:t>Fabula_[titre]</w:t>
+      </w:r>
+      <w:r>
+        <w:rPr>
+          <w:rFonts w:ascii="Times New Roman" w:hAnsi="Times New Roman" w:cs="Times New Roman"/>
+          <w:sz w:val="22"/>
+          <w:szCs w:val="22"/>
+        </w:rPr>
+        <w:t xml:space="preserve"> soit </w:t>
+      </w:r>
+      <w:proofErr w:type="spellStart"/>
+      <w:r>
+        <w:rPr>
+          <w:rFonts w:ascii="Cascadia Code" w:hAnsi="Cascadia Code" w:cs="Cascadia Code"/>
+          <w:sz w:val="18"/>
+          <w:szCs w:val="18"/>
+        </w:rPr>
+        <w:t>Syuzhet</w:t>
+      </w:r>
+      <w:proofErr w:type="spellEnd"/>
+      <w:r>
+        <w:rPr>
+          <w:rFonts w:ascii="Cascadia Code" w:hAnsi="Cascadia Code" w:cs="Cascadia Code"/>
+          <w:sz w:val="18"/>
+          <w:szCs w:val="18"/>
+        </w:rPr>
+        <w:t>_[titre]</w:t>
+      </w:r>
+      <w:r>
+        <w:rPr>
+          <w:rFonts w:ascii="Times New Roman" w:hAnsi="Times New Roman" w:cs="Times New Roman"/>
+          <w:sz w:val="22"/>
+          <w:szCs w:val="22"/>
+        </w:rPr>
+        <w:t>.</w:t>
+      </w:r>
+      <w:r>
+        <w:rPr>
+          <w:rFonts w:ascii="Times New Roman" w:hAnsi="Times New Roman" w:cs="Times New Roman"/>
+          <w:sz w:val="22"/>
+          <w:szCs w:val="22"/>
+        </w:rPr>
+        <w:t xml:space="preserve"> </w:t>
+      </w:r>
+      <w:r>
+        <w:rPr>
+          <w:rFonts w:ascii="Times New Roman" w:hAnsi="Times New Roman" w:cs="Times New Roman"/>
+          <w:sz w:val="22"/>
+          <w:szCs w:val="22"/>
+        </w:rPr>
+        <w:t xml:space="preserve">Il y a </w:t>
+      </w:r>
+      <w:r>
+        <w:rPr>
+          <w:rFonts w:ascii="Times New Roman" w:hAnsi="Times New Roman" w:cs="Times New Roman"/>
+          <w:sz w:val="22"/>
+          <w:szCs w:val="22"/>
+        </w:rPr>
+        <w:t>au moins</w:t>
+      </w:r>
+      <w:r>
+        <w:rPr>
+          <w:rFonts w:ascii="Times New Roman" w:hAnsi="Times New Roman" w:cs="Times New Roman"/>
+          <w:sz w:val="22"/>
+          <w:szCs w:val="22"/>
+        </w:rPr>
+        <w:t xml:space="preserve"> deux instances possibles de </w:t>
+      </w:r>
+      <w:r>
+        <w:rPr>
+          <w:rFonts w:ascii="Times New Roman" w:hAnsi="Times New Roman" w:cs="Times New Roman"/>
+          <w:i/>
+          <w:iCs/>
+          <w:sz w:val="22"/>
+          <w:szCs w:val="22"/>
+        </w:rPr>
+        <w:t>G7_Narrative_Sequence</w:t>
+      </w:r>
+      <w:r>
+        <w:rPr>
+          <w:rFonts w:ascii="Times New Roman" w:hAnsi="Times New Roman" w:cs="Times New Roman"/>
+          <w:sz w:val="22"/>
+          <w:szCs w:val="22"/>
+        </w:rPr>
+        <w:t xml:space="preserve"> (fabula et </w:t>
+      </w:r>
+      <w:proofErr w:type="spellStart"/>
+      <w:r>
+        <w:rPr>
+          <w:rFonts w:ascii="Times New Roman" w:hAnsi="Times New Roman" w:cs="Times New Roman"/>
+          <w:sz w:val="22"/>
+          <w:szCs w:val="22"/>
+        </w:rPr>
+        <w:t>syuzhet</w:t>
+      </w:r>
+      <w:proofErr w:type="spellEnd"/>
+      <w:r>
+        <w:rPr>
+          <w:rFonts w:ascii="Times New Roman" w:hAnsi="Times New Roman" w:cs="Times New Roman"/>
+          <w:sz w:val="22"/>
+          <w:szCs w:val="22"/>
+        </w:rPr>
+        <w:t xml:space="preserve">), pour les autres, les instances sont écrits sous la forme </w:t>
+      </w:r>
+      <w:r>
+        <w:rPr>
+          <w:rFonts w:ascii="Cascadia Code" w:hAnsi="Cascadia Code" w:cs="Cascadia Code"/>
+          <w:sz w:val="18"/>
+          <w:szCs w:val="18"/>
+        </w:rPr>
+        <w:t>[nom de la séquence]_[titre]</w:t>
+      </w:r>
+      <w:r>
+        <w:rPr>
+          <w:rFonts w:ascii="Times New Roman" w:hAnsi="Times New Roman" w:cs="Times New Roman"/>
+          <w:sz w:val="22"/>
+          <w:szCs w:val="22"/>
+        </w:rPr>
+        <w:t>.</w:t>
+      </w:r>
+    </w:p>
+    <w:p>
+      <w:pPr>
+        <w:spacing w:after="0"/>
+        <w:jc w:val="both"/>
+        <w:rPr>
+          <w:rFonts w:ascii="Times New Roman" w:hAnsi="Times New Roman" w:cs="Times New Roman"/>
+          <w:sz w:val="22"/>
+          <w:szCs w:val="22"/>
+        </w:rPr>
+      </w:pPr>
+      <w:r>
+        <w:rPr>
+          <w:rFonts w:ascii="Times New Roman" w:hAnsi="Times New Roman" w:cs="Times New Roman"/>
+          <w:sz w:val="22"/>
+          <w:szCs w:val="22"/>
+        </w:rPr>
+        <w:t xml:space="preserve">Pour </w:t>
+      </w:r>
+      <w:r>
+        <w:rPr>
+          <w:rFonts w:ascii="Times New Roman" w:hAnsi="Times New Roman" w:cs="Times New Roman"/>
+          <w:i/>
+          <w:iCs/>
+          <w:sz w:val="22"/>
+          <w:szCs w:val="22"/>
+        </w:rPr>
+        <w:t>G7_Narrative_Sequence</w:t>
+      </w:r>
+      <w:r>
+        <w:rPr>
+          <w:rFonts w:ascii="Times New Roman" w:hAnsi="Times New Roman" w:cs="Times New Roman"/>
+          <w:sz w:val="22"/>
+          <w:szCs w:val="22"/>
+        </w:rPr>
+        <w:t>, les propriétés sont :​</w:t>
+      </w:r>
+    </w:p>
+    <w:p>
+      <w:pPr>
+        <w:pStyle w:val="Paragraphedeliste"/>
+        <w:numPr>
+          <w:ilvl w:val="0"/>
+          <w:numId w:val="1"/>
+        </w:numPr>
+        <w:spacing w:after="0"/>
+        <w:jc w:val="both"/>
+        <w:rPr>
+          <w:rFonts w:ascii="Times New Roman" w:hAnsi="Times New Roman" w:cs="Times New Roman"/>
+          <w:sz w:val="22"/>
+          <w:szCs w:val="22"/>
+        </w:rPr>
+      </w:pPr>
+      <w:r>
+        <w:rPr>
+          <w:rFonts w:ascii="Times New Roman" w:hAnsi="Times New Roman" w:cs="Times New Roman"/>
+          <w:sz w:val="22"/>
+          <w:szCs w:val="22"/>
+        </w:rPr>
+        <w:t xml:space="preserve">P2_has_feature (un type </w:t>
+      </w:r>
+      <w:r>
+        <w:rPr>
+          <w:rFonts w:ascii="Times New Roman" w:hAnsi="Times New Roman" w:cs="Times New Roman"/>
+          <w:i/>
+          <w:iCs/>
+          <w:sz w:val="22"/>
+          <w:szCs w:val="22"/>
+        </w:rPr>
+        <w:t>E55_Type</w:t>
+      </w:r>
+      <w:r>
+        <w:rPr>
+          <w:rFonts w:ascii="Times New Roman" w:hAnsi="Times New Roman" w:cs="Times New Roman"/>
+          <w:sz w:val="22"/>
+          <w:szCs w:val="22"/>
+        </w:rPr>
+        <w:t xml:space="preserve"> </w:t>
+      </w:r>
+      <w:r>
+        <w:rPr>
+          <w:rFonts w:ascii="Times New Roman" w:hAnsi="Times New Roman" w:cs="Times New Roman"/>
+          <w:sz w:val="22"/>
+          <w:szCs w:val="22"/>
+        </w:rPr>
+        <w:t>entre </w:t>
+      </w:r>
+      <w:r>
+        <w:rPr>
+          <w:rFonts w:ascii="Cascadia Code" w:hAnsi="Cascadia Code" w:cs="Cascadia Code"/>
+          <w:sz w:val="18"/>
+          <w:szCs w:val="18"/>
+        </w:rPr>
+        <w:t>:</w:t>
+      </w:r>
+      <w:proofErr w:type="spellStart"/>
+      <w:r>
+        <w:rPr>
+          <w:rFonts w:ascii="Cascadia Code" w:hAnsi="Cascadia Code" w:cs="Cascadia Code"/>
+          <w:sz w:val="18"/>
+          <w:szCs w:val="18"/>
+        </w:rPr>
+        <w:t>type_fabula</w:t>
+      </w:r>
+      <w:proofErr w:type="spellEnd"/>
+      <w:r>
+        <w:rPr>
+          <w:rFonts w:ascii="Times New Roman" w:hAnsi="Times New Roman" w:cs="Times New Roman"/>
+          <w:sz w:val="22"/>
+          <w:szCs w:val="22"/>
+        </w:rPr>
+        <w:t xml:space="preserve"> et </w:t>
+      </w:r>
+      <w:r>
+        <w:rPr>
+          <w:rFonts w:ascii="Cascadia Code" w:hAnsi="Cascadia Code" w:cs="Cascadia Code"/>
+          <w:sz w:val="18"/>
+          <w:szCs w:val="18"/>
+        </w:rPr>
+        <w:t>:</w:t>
+      </w:r>
+      <w:proofErr w:type="spellStart"/>
+      <w:r>
+        <w:rPr>
+          <w:rFonts w:ascii="Cascadia Code" w:hAnsi="Cascadia Code" w:cs="Cascadia Code"/>
+          <w:sz w:val="18"/>
+          <w:szCs w:val="18"/>
+        </w:rPr>
+        <w:t>type_syuzhet</w:t>
+      </w:r>
+      <w:proofErr w:type="spellEnd"/>
+      <w:r>
+        <w:rPr>
+          <w:rFonts w:ascii="Times New Roman" w:hAnsi="Times New Roman" w:cs="Times New Roman"/>
+          <w:sz w:val="22"/>
+          <w:szCs w:val="22"/>
+        </w:rPr>
+        <w:t>)</w:t>
+      </w:r>
+    </w:p>
+    <w:p>
+      <w:pPr>
+        <w:pStyle w:val="Paragraphedeliste"/>
+        <w:numPr>
+          <w:ilvl w:val="0"/>
+          <w:numId w:val="1"/>
+        </w:numPr>
+        <w:spacing w:after="0"/>
+        <w:jc w:val="both"/>
+        <w:rPr>
+          <w:rFonts w:ascii="Times New Roman" w:hAnsi="Times New Roman" w:cs="Times New Roman"/>
+          <w:sz w:val="22"/>
+          <w:szCs w:val="22"/>
+        </w:rPr>
+      </w:pPr>
+      <w:r>
+        <w:rPr>
+          <w:rFonts w:ascii="Times New Roman" w:hAnsi="Times New Roman" w:cs="Times New Roman"/>
+          <w:sz w:val="22"/>
+          <w:szCs w:val="22"/>
+        </w:rPr>
+        <w:t>relation (</w:t>
+      </w:r>
+      <w:r>
+        <w:rPr>
+          <w:rFonts w:ascii="Times New Roman" w:hAnsi="Times New Roman" w:cs="Times New Roman"/>
+          <w:sz w:val="22"/>
+          <w:szCs w:val="22"/>
+        </w:rPr>
+        <w:t xml:space="preserve">l’ordre dans lequel les péripéties </w:t>
+      </w:r>
+      <w:r>
+        <w:rPr>
+          <w:rFonts w:ascii="Times New Roman" w:hAnsi="Times New Roman" w:cs="Times New Roman"/>
+          <w:i/>
+          <w:iCs/>
+          <w:sz w:val="22"/>
+          <w:szCs w:val="22"/>
+        </w:rPr>
+        <w:t>G9_Narrative_Unit</w:t>
+      </w:r>
+      <w:r>
+        <w:rPr>
+          <w:rFonts w:ascii="Times New Roman" w:hAnsi="Times New Roman" w:cs="Times New Roman"/>
+          <w:sz w:val="22"/>
+          <w:szCs w:val="22"/>
+        </w:rPr>
+        <w:t xml:space="preserve"> sont représentées)</w:t>
+      </w:r>
+    </w:p>
+    <w:p>
+      <w:pPr>
+        <w:spacing w:after="0"/>
+        <w:jc w:val="both"/>
+        <w:rPr>
+          <w:rFonts w:ascii="Times New Roman" w:hAnsi="Times New Roman" w:cs="Times New Roman"/>
+          <w:sz w:val="22"/>
+          <w:szCs w:val="22"/>
+        </w:rPr>
+      </w:pPr>
+    </w:p>
+    <w:p>
+      <w:pPr>
+        <w:spacing w:after="0"/>
+        <w:jc w:val="both"/>
+        <w:rPr>
+          <w:rFonts w:ascii="Times New Roman" w:hAnsi="Times New Roman" w:cs="Times New Roman"/>
+          <w:sz w:val="22"/>
+          <w:szCs w:val="22"/>
+        </w:rPr>
+      </w:pPr>
+      <w:r>
+        <w:rPr>
+          <w:rFonts w:ascii="Times New Roman" w:hAnsi="Times New Roman" w:cs="Times New Roman"/>
+          <w:sz w:val="22"/>
+          <w:szCs w:val="22"/>
+        </w:rPr>
+        <w:t>​</w:t>
+      </w:r>
+      <w:r>
+        <w:rPr>
+          <w:rFonts w:ascii="Times New Roman" w:hAnsi="Times New Roman" w:cs="Times New Roman"/>
+          <w:sz w:val="22"/>
+          <w:szCs w:val="22"/>
+        </w:rPr>
+        <w:t xml:space="preserve">Les instances de </w:t>
+      </w:r>
+      <w:r>
+        <w:rPr>
+          <w:rFonts w:ascii="Times New Roman" w:hAnsi="Times New Roman" w:cs="Times New Roman"/>
+          <w:i/>
+          <w:iCs/>
+          <w:sz w:val="22"/>
+          <w:szCs w:val="22"/>
+        </w:rPr>
+        <w:t>G14_Narrative-Stoff</w:t>
+      </w:r>
+      <w:r>
+        <w:rPr>
+          <w:rFonts w:ascii="Times New Roman" w:hAnsi="Times New Roman" w:cs="Times New Roman"/>
+          <w:sz w:val="22"/>
+          <w:szCs w:val="22"/>
+        </w:rPr>
+        <w:t xml:space="preserve"> doivent être écrites sous la forme </w:t>
+      </w:r>
+      <w:r>
+        <w:rPr>
+          <w:rFonts w:ascii="Cascadia Code" w:hAnsi="Cascadia Code" w:cs="Cascadia Code"/>
+          <w:sz w:val="18"/>
+          <w:szCs w:val="18"/>
+        </w:rPr>
+        <w:t>Pattern</w:t>
+      </w:r>
+      <w:r>
+        <w:rPr>
+          <w:rFonts w:ascii="Cascadia Code" w:hAnsi="Cascadia Code" w:cs="Cascadia Code"/>
+          <w:sz w:val="18"/>
+          <w:szCs w:val="18"/>
+        </w:rPr>
+        <w:t>_[expression d</w:t>
+      </w:r>
+      <w:r>
+        <w:rPr>
+          <w:rFonts w:ascii="Cascadia Code" w:hAnsi="Cascadia Code" w:cs="Cascadia Code"/>
+          <w:sz w:val="18"/>
+          <w:szCs w:val="18"/>
+        </w:rPr>
+        <w:t>u motif narratif</w:t>
+      </w:r>
+      <w:r>
+        <w:rPr>
+          <w:rFonts w:ascii="Cascadia Code" w:hAnsi="Cascadia Code" w:cs="Cascadia Code"/>
+          <w:sz w:val="18"/>
+          <w:szCs w:val="18"/>
+        </w:rPr>
+        <w:t>]</w:t>
+      </w:r>
+      <w:r>
+        <w:rPr>
+          <w:rFonts w:ascii="Times New Roman" w:hAnsi="Times New Roman" w:cs="Times New Roman"/>
+          <w:sz w:val="22"/>
+          <w:szCs w:val="22"/>
+        </w:rPr>
+        <w:t>.</w:t>
+      </w:r>
+    </w:p>
+    <w:p>
+      <w:pPr>
+        <w:spacing w:after="0"/>
+        <w:jc w:val="both"/>
+        <w:rPr>
+          <w:rFonts w:ascii="Times New Roman" w:hAnsi="Times New Roman" w:cs="Times New Roman"/>
+          <w:sz w:val="22"/>
+          <w:szCs w:val="22"/>
+        </w:rPr>
+      </w:pPr>
+      <w:r>
+        <w:rPr>
+          <w:rFonts w:ascii="Times New Roman" w:hAnsi="Times New Roman" w:cs="Times New Roman"/>
+          <w:sz w:val="22"/>
+          <w:szCs w:val="22"/>
+        </w:rPr>
+        <w:t xml:space="preserve">Pour </w:t>
+      </w:r>
+      <w:r>
+        <w:rPr>
+          <w:rFonts w:ascii="Times New Roman" w:hAnsi="Times New Roman" w:cs="Times New Roman"/>
+          <w:i/>
+          <w:iCs/>
+          <w:sz w:val="22"/>
+          <w:szCs w:val="22"/>
+        </w:rPr>
+        <w:t>G</w:t>
+      </w:r>
+      <w:r>
+        <w:rPr>
+          <w:rFonts w:ascii="Times New Roman" w:hAnsi="Times New Roman" w:cs="Times New Roman"/>
+          <w:i/>
+          <w:iCs/>
+          <w:sz w:val="22"/>
+          <w:szCs w:val="22"/>
+        </w:rPr>
+        <w:t>14_Narrative</w:t>
+      </w:r>
+      <w:r>
+        <w:rPr>
+          <w:rFonts w:ascii="Times New Roman" w:hAnsi="Times New Roman" w:cs="Times New Roman"/>
+          <w:i/>
+          <w:iCs/>
+          <w:sz w:val="22"/>
+          <w:szCs w:val="22"/>
+        </w:rPr>
+        <w:t>-Stoff</w:t>
+      </w:r>
+      <w:r>
+        <w:rPr>
+          <w:rFonts w:ascii="Times New Roman" w:hAnsi="Times New Roman" w:cs="Times New Roman"/>
+          <w:sz w:val="22"/>
+          <w:szCs w:val="22"/>
+        </w:rPr>
+        <w:t>, les propriétés sont :</w:t>
+      </w:r>
+    </w:p>
+    <w:p>
+      <w:pPr>
+        <w:pStyle w:val="Paragraphedeliste"/>
+        <w:numPr>
+          <w:ilvl w:val="0"/>
+          <w:numId w:val="1"/>
+        </w:numPr>
+        <w:spacing w:after="0"/>
+        <w:jc w:val="both"/>
+        <w:rPr>
+          <w:rFonts w:ascii="Times New Roman" w:hAnsi="Times New Roman" w:cs="Times New Roman"/>
+          <w:sz w:val="22"/>
+          <w:szCs w:val="22"/>
+        </w:rPr>
+      </w:pPr>
+      <w:r>
+        <w:rPr>
+          <w:rFonts w:ascii="Times New Roman" w:hAnsi="Times New Roman" w:cs="Times New Roman"/>
+          <w:sz w:val="22"/>
+          <w:szCs w:val="22"/>
+        </w:rPr>
         <w:t>P130i_features_are_also_found_on (</w:t>
       </w:r>
       <w:r>
@@ -7806,7 +8094,7 @@
           <w:szCs w:val="22"/>
           <w:highlight w:val="yellow"/>
         </w:rPr>
-        <w:t>, G4_Social_Relationship, G3_Psychological_State</w:t>
+        <w:t>, G3_Psychological_State</w:t>
       </w:r>
     </w:p>
     <w:p>
@@ -8553,6 +8841,7 @@
   <w:style w:type="character" w:default="1" w:styleId="Policepardfaut">
     <w:name w:val="Default Paragraph Font"/>
     <w:uiPriority w:val="1"/>
+    <w:semiHidden/>
     <w:unhideWhenUsed/>
   </w:style>
   <w:style w:type="table" w:default="1" w:styleId="TableauNormal">

--- a/src/Annotation Guide.docx
+++ b/src/Annotation Guide.docx
@@ -7082,31 +7082,7 @@
           <w:sz w:val="22"/>
           <w:szCs w:val="22"/>
         </w:rPr>
-        <w:t>« </w:t>
-      </w:r>
-      <w:r>
-        <w:rPr>
-          <w:rFonts w:ascii="Times New Roman" w:hAnsi="Times New Roman" w:cs="Times New Roman"/>
-          <w:sz w:val="22"/>
-          <w:szCs w:val="22"/>
-        </w:rPr>
-        <w:t>Relations</w:t>
-      </w:r>
-      <w:r>
-        <w:rPr>
-          <w:rFonts w:ascii="Times New Roman" w:hAnsi="Times New Roman" w:cs="Times New Roman"/>
-          <w:sz w:val="22"/>
-          <w:szCs w:val="22"/>
-        </w:rPr>
-        <w:t> »</w:t>
-      </w:r>
-      <w:r>
-        <w:rPr>
-          <w:rFonts w:ascii="Times New Roman" w:hAnsi="Times New Roman" w:cs="Times New Roman"/>
-          <w:sz w:val="22"/>
-          <w:szCs w:val="22"/>
-        </w:rPr>
-        <w:t xml:space="preserve"> de l’Excel les états psychologiques des personnages (classe </w:t>
+        <w:t xml:space="preserve">« Relations » de l’Excel les états psychologiques des personnages (classe </w:t>
       </w:r>
       <w:r>
         <w:rPr>
@@ -9009,15 +8985,7 @@
           <w:sz w:val="22"/>
           <w:szCs w:val="22"/>
         </w:rPr>
-        <w:t xml:space="preserve">est en relation avec </w:t>
-      </w:r>
-      <w:r>
-        <w:rPr>
-          <w:rFonts w:ascii="Times New Roman" w:hAnsi="Times New Roman" w:cs="Times New Roman"/>
-          <w:sz w:val="22"/>
-          <w:szCs w:val="22"/>
-        </w:rPr>
-        <w:t xml:space="preserve">un événement narratif </w:t>
+        <w:t xml:space="preserve">est en relation avec un événement narratif </w:t>
       </w:r>
       <w:r>
         <w:rPr>
@@ -9186,6 +9154,53 @@
           <w:szCs w:val="22"/>
         </w:rPr>
         <w:t>​</w:t>
+      </w:r>
+    </w:p>
+    <w:p>
+      <w:pPr>
+        <w:spacing w:after="0"/>
+        <w:jc w:val="both"/>
+        <w:rPr>
+          <w:rFonts w:ascii="Times New Roman" w:hAnsi="Times New Roman" w:cs="Times New Roman"/>
+          <w:sz w:val="22"/>
+          <w:szCs w:val="22"/>
+        </w:rPr>
+      </w:pPr>
+    </w:p>
+    <w:p>
+      <w:pPr>
+        <w:spacing w:after="0"/>
+        <w:jc w:val="both"/>
+        <w:rPr>
+          <w:rFonts w:ascii="Times New Roman" w:hAnsi="Times New Roman" w:cs="Times New Roman"/>
+          <w:sz w:val="22"/>
+          <w:szCs w:val="22"/>
+        </w:rPr>
+      </w:pPr>
+      <w:r>
+        <w:rPr>
+          <w:rFonts w:ascii="Times New Roman" w:hAnsi="Times New Roman" w:cs="Times New Roman"/>
+          <w:sz w:val="22"/>
+          <w:szCs w:val="22"/>
+        </w:rPr>
+        <w:t xml:space="preserve">Si du vocabulaire contrôlé manque pour compléter une annotation, le noter en </w:t>
+      </w:r>
+      <w:r>
+        <w:rPr>
+          <w:rFonts w:ascii="Times New Roman" w:hAnsi="Times New Roman" w:cs="Times New Roman"/>
+          <w:color w:val="FF0000"/>
+          <w:sz w:val="22"/>
+          <w:szCs w:val="22"/>
+        </w:rPr>
+        <w:t xml:space="preserve">rouge </w:t>
+      </w:r>
+      <w:r>
+        <w:rPr>
+          <w:rFonts w:ascii="Times New Roman" w:hAnsi="Times New Roman" w:cs="Times New Roman"/>
+          <w:sz w:val="22"/>
+          <w:szCs w:val="22"/>
+        </w:rPr>
+        <w:t>dans l’Excel.</w:t>
       </w:r>
     </w:p>
     <w:p>
@@ -9647,6 +9662,7 @@
                 <w:sz w:val="22"/>
                 <w:szCs w:val="22"/>
               </w:rPr>
+              <w:lastRenderedPageBreak/>
               <w:t>Function_interdiction</w:t>
             </w:r>
             <w:proofErr w:type="spellEnd"/>
@@ -9860,7 +9876,6 @@
                 <w:sz w:val="22"/>
                 <w:szCs w:val="22"/>
               </w:rPr>
-              <w:lastRenderedPageBreak/>
               <w:t>Function_reconnaissance</w:t>
             </w:r>
             <w:proofErr w:type="spellEnd"/>
@@ -15002,6 +15017,7 @@
                 <w:sz w:val="22"/>
                 <w:szCs w:val="22"/>
               </w:rPr>
+              <w:lastRenderedPageBreak/>
               <w:t>Role_price</w:t>
             </w:r>
             <w:proofErr w:type="spellEnd"/>
@@ -15341,7 +15357,6 @@
                 <w:sz w:val="22"/>
                 <w:szCs w:val="22"/>
               </w:rPr>
-              <w:lastRenderedPageBreak/>
               <w:t>Role_hero</w:t>
             </w:r>
             <w:proofErr w:type="spellEnd"/>
@@ -17517,6 +17532,7 @@
                 <w:sz w:val="22"/>
                 <w:szCs w:val="22"/>
               </w:rPr>
+              <w:lastRenderedPageBreak/>
               <w:t>AntagonistOf_Role</w:t>
             </w:r>
             <w:proofErr w:type="spellEnd"/>
@@ -17680,7 +17696,6 @@
                 <w:sz w:val="22"/>
                 <w:szCs w:val="22"/>
               </w:rPr>
-              <w:lastRenderedPageBreak/>
               <w:t>ApprenticeTo_Role</w:t>
             </w:r>
             <w:proofErr w:type="spellEnd"/>
@@ -23370,6 +23385,7 @@
           <w:sz w:val="22"/>
           <w:szCs w:val="22"/>
         </w:rPr>
+        <w:lastRenderedPageBreak/>
         <w:t>E55_Type</w:t>
       </w:r>
       <w:r>
@@ -23417,7 +23433,6 @@
                 <w:sz w:val="22"/>
                 <w:szCs w:val="22"/>
               </w:rPr>
-              <w:lastRenderedPageBreak/>
               <w:t>Nom du vocabulaire contrôlé</w:t>
             </w:r>
           </w:p>
@@ -25108,6 +25123,7 @@
   <w:style w:type="character" w:default="1" w:styleId="Policepardfaut">
     <w:name w:val="Default Paragraph Font"/>
     <w:uiPriority w:val="1"/>
+    <w:semiHidden/>
     <w:unhideWhenUsed/>
   </w:style>
   <w:style w:type="table" w:default="1" w:styleId="TableauNormal">

--- a/src/Annotation Guide.docx
+++ b/src/Annotation Guide.docx
@@ -3053,31 +3053,80 @@
           <w:szCs w:val="22"/>
         </w:rPr>
       </w:pPr>
-      <w:r>
-        <w:rPr>
-          <w:rFonts w:ascii="Times New Roman" w:hAnsi="Times New Roman" w:cs="Times New Roman"/>
-          <w:sz w:val="22"/>
-          <w:szCs w:val="22"/>
-        </w:rPr>
-        <w:t>GP0_has_feature (le personnage a des caractéristiques</w:t>
-      </w:r>
-      <w:r>
-        <w:rPr>
-          <w:rFonts w:ascii="Times New Roman" w:hAnsi="Times New Roman" w:cs="Times New Roman"/>
-          <w:i/>
-          <w:iCs/>
-          <w:sz w:val="22"/>
-          <w:szCs w:val="22"/>
-        </w:rPr>
-        <w:t xml:space="preserve"> G17_Feature</w:t>
-      </w:r>
-      <w:r>
-        <w:rPr>
-          <w:rFonts w:ascii="Times New Roman" w:hAnsi="Times New Roman" w:cs="Times New Roman"/>
-          <w:sz w:val="22"/>
-          <w:szCs w:val="22"/>
-        </w:rPr>
-        <w:t>)​</w:t>
+      <w:proofErr w:type="spellStart"/>
+      <w:proofErr w:type="gramStart"/>
+      <w:r>
+        <w:rPr>
+          <w:rFonts w:ascii="Times New Roman" w:hAnsi="Times New Roman" w:cs="Times New Roman"/>
+          <w:sz w:val="22"/>
+          <w:szCs w:val="22"/>
+        </w:rPr>
+        <w:t>birthPlace</w:t>
+      </w:r>
+      <w:proofErr w:type="spellEnd"/>
+      <w:proofErr w:type="gramEnd"/>
+      <w:r>
+        <w:rPr>
+          <w:rFonts w:ascii="Times New Roman" w:hAnsi="Times New Roman" w:cs="Times New Roman"/>
+          <w:sz w:val="22"/>
+          <w:szCs w:val="22"/>
+        </w:rPr>
+        <w:t xml:space="preserve">, </w:t>
+      </w:r>
+      <w:proofErr w:type="spellStart"/>
+      <w:r>
+        <w:rPr>
+          <w:rFonts w:ascii="Times New Roman" w:hAnsi="Times New Roman" w:cs="Times New Roman"/>
+          <w:sz w:val="22"/>
+          <w:szCs w:val="22"/>
+        </w:rPr>
+        <w:t>birthDate</w:t>
+      </w:r>
+      <w:proofErr w:type="spellEnd"/>
+      <w:r>
+        <w:rPr>
+          <w:rFonts w:ascii="Times New Roman" w:hAnsi="Times New Roman" w:cs="Times New Roman"/>
+          <w:sz w:val="22"/>
+          <w:szCs w:val="22"/>
+        </w:rPr>
+        <w:t xml:space="preserve">, </w:t>
+      </w:r>
+      <w:proofErr w:type="spellStart"/>
+      <w:r>
+        <w:rPr>
+          <w:rFonts w:ascii="Times New Roman" w:hAnsi="Times New Roman" w:cs="Times New Roman"/>
+          <w:sz w:val="22"/>
+          <w:szCs w:val="22"/>
+        </w:rPr>
+        <w:t>gender</w:t>
+      </w:r>
+      <w:proofErr w:type="spellEnd"/>
+      <w:r>
+        <w:rPr>
+          <w:rFonts w:ascii="Times New Roman" w:hAnsi="Times New Roman" w:cs="Times New Roman"/>
+          <w:sz w:val="22"/>
+          <w:szCs w:val="22"/>
+        </w:rPr>
+        <w:t xml:space="preserve"> (ou toute autre propriété de l’ontologie </w:t>
+      </w:r>
+      <w:hyperlink r:id="rId8" w:history="1">
+        <w:r>
+          <w:rPr>
+            <w:rStyle w:val="Lienhypertexte"/>
+            <w:rFonts w:ascii="Times New Roman" w:hAnsi="Times New Roman" w:cs="Times New Roman"/>
+            <w:sz w:val="22"/>
+            <w:szCs w:val="22"/>
+          </w:rPr>
+          <w:t>Schema.org/Person</w:t>
+        </w:r>
+      </w:hyperlink>
+      <w:r>
+        <w:rPr>
+          <w:rFonts w:ascii="Times New Roman" w:hAnsi="Times New Roman" w:cs="Times New Roman"/>
+          <w:sz w:val="22"/>
+          <w:szCs w:val="22"/>
+        </w:rPr>
+        <w:t>)</w:t>
       </w:r>
     </w:p>
     <w:p>
@@ -3132,642 +3181,6 @@
           <w:szCs w:val="22"/>
         </w:rPr>
         <w:t xml:space="preserve"> est joué par le personnage, la liste finie des rôles étant dans le fichier </w:t>
-      </w:r>
-      <w:hyperlink r:id="rId8" w:history="1">
-        <w:proofErr w:type="spellStart"/>
-        <w:r>
-          <w:rPr>
-            <w:rStyle w:val="Lienhypertexte"/>
-            <w:rFonts w:ascii="Times New Roman" w:hAnsi="Times New Roman" w:cs="Times New Roman"/>
-            <w:sz w:val="22"/>
-            <w:szCs w:val="22"/>
-          </w:rPr>
-          <w:t>SFonto</w:t>
-        </w:r>
-        <w:proofErr w:type="spellEnd"/>
-      </w:hyperlink>
-      <w:r>
-        <w:rPr>
-          <w:rFonts w:ascii="Times New Roman" w:hAnsi="Times New Roman" w:cs="Times New Roman"/>
-          <w:sz w:val="22"/>
-          <w:szCs w:val="22"/>
-        </w:rPr>
-        <w:t xml:space="preserve"> et à la fin de ce fichier)</w:t>
-      </w:r>
-    </w:p>
-    <w:p>
-      <w:pPr>
-        <w:pStyle w:val="Paragraphedeliste"/>
-        <w:numPr>
-          <w:ilvl w:val="0"/>
-          <w:numId w:val="1"/>
-        </w:numPr>
-        <w:spacing w:after="0"/>
-        <w:jc w:val="both"/>
-        <w:rPr>
-          <w:rFonts w:ascii="Times New Roman" w:hAnsi="Times New Roman" w:cs="Times New Roman"/>
-          <w:sz w:val="22"/>
-          <w:szCs w:val="22"/>
-        </w:rPr>
-      </w:pPr>
-      <w:proofErr w:type="gramStart"/>
-      <w:r>
-        <w:rPr>
-          <w:rFonts w:ascii="Times New Roman" w:hAnsi="Times New Roman" w:cs="Times New Roman"/>
-          <w:sz w:val="22"/>
-          <w:szCs w:val="22"/>
-        </w:rPr>
-        <w:t>uses</w:t>
-      </w:r>
-      <w:proofErr w:type="gramEnd"/>
-      <w:r>
-        <w:rPr>
-          <w:rFonts w:ascii="Times New Roman" w:hAnsi="Times New Roman" w:cs="Times New Roman"/>
-          <w:sz w:val="22"/>
-          <w:szCs w:val="22"/>
-        </w:rPr>
-        <w:t xml:space="preserve"> (quel objet </w:t>
-      </w:r>
-      <w:r>
-        <w:rPr>
-          <w:rFonts w:ascii="Times New Roman" w:hAnsi="Times New Roman" w:cs="Times New Roman"/>
-          <w:i/>
-          <w:iCs/>
-          <w:sz w:val="22"/>
-          <w:szCs w:val="22"/>
-        </w:rPr>
-        <w:t>Object</w:t>
-      </w:r>
-      <w:r>
-        <w:rPr>
-          <w:rFonts w:ascii="Times New Roman" w:hAnsi="Times New Roman" w:cs="Times New Roman"/>
-          <w:sz w:val="22"/>
-          <w:szCs w:val="22"/>
-        </w:rPr>
-        <w:t xml:space="preserve"> le personnage utilise)</w:t>
-      </w:r>
-    </w:p>
-    <w:p>
-      <w:pPr>
-        <w:spacing w:after="0"/>
-        <w:jc w:val="both"/>
-        <w:rPr>
-          <w:rFonts w:ascii="Times New Roman" w:hAnsi="Times New Roman" w:cs="Times New Roman"/>
-          <w:sz w:val="22"/>
-          <w:szCs w:val="22"/>
-        </w:rPr>
-      </w:pPr>
-      <w:r>
-        <w:rPr>
-          <w:rFonts w:ascii="Times New Roman" w:hAnsi="Times New Roman" w:cs="Times New Roman"/>
-          <w:sz w:val="22"/>
-          <w:szCs w:val="22"/>
-        </w:rPr>
-        <w:t>​</w:t>
-      </w:r>
-    </w:p>
-    <w:p>
-      <w:pPr>
-        <w:spacing w:after="0"/>
-        <w:jc w:val="both"/>
-        <w:rPr>
-          <w:rFonts w:ascii="Times New Roman" w:hAnsi="Times New Roman" w:cs="Times New Roman"/>
-          <w:sz w:val="22"/>
-          <w:szCs w:val="22"/>
-          <w:lang w:val="en-US"/>
-        </w:rPr>
-      </w:pPr>
-      <w:r>
-        <w:rPr>
-          <w:rFonts w:ascii="Times New Roman" w:hAnsi="Times New Roman" w:cs="Times New Roman"/>
-          <w:sz w:val="22"/>
-          <w:szCs w:val="22"/>
-        </w:rPr>
-        <w:t xml:space="preserve">Les instances </w:t>
-      </w:r>
-      <w:r>
-        <w:rPr>
-          <w:rFonts w:ascii="Times New Roman" w:hAnsi="Times New Roman" w:cs="Times New Roman"/>
-          <w:i/>
-          <w:iCs/>
-          <w:sz w:val="22"/>
-          <w:szCs w:val="22"/>
-        </w:rPr>
-        <w:t>G17_Feature</w:t>
-      </w:r>
-      <w:r>
-        <w:rPr>
-          <w:rFonts w:ascii="Times New Roman" w:hAnsi="Times New Roman" w:cs="Times New Roman"/>
-          <w:sz w:val="22"/>
-          <w:szCs w:val="22"/>
-        </w:rPr>
-        <w:t xml:space="preserve"> crées par les personnages peuvent être écrites sous n</w:t>
-      </w:r>
-      <w:r>
-        <w:rPr>
-          <w:rFonts w:ascii="Times New Roman" w:hAnsi="Times New Roman" w:cs="Times New Roman"/>
-          <w:sz w:val="22"/>
-          <w:szCs w:val="22"/>
-        </w:rPr>
-        <w:t>’</w:t>
-      </w:r>
-      <w:r>
-        <w:rPr>
-          <w:rFonts w:ascii="Times New Roman" w:hAnsi="Times New Roman" w:cs="Times New Roman"/>
-          <w:sz w:val="22"/>
-          <w:szCs w:val="22"/>
-        </w:rPr>
-        <w:t>importe quelle forme</w:t>
-      </w:r>
-      <w:r>
-        <w:rPr>
-          <w:rFonts w:ascii="Times New Roman" w:hAnsi="Times New Roman" w:cs="Times New Roman"/>
-          <w:sz w:val="22"/>
-          <w:szCs w:val="22"/>
-          <w:lang w:val="en-US"/>
-        </w:rPr>
-        <w:t>​</w:t>
-      </w:r>
-      <w:r>
-        <w:rPr>
-          <w:rFonts w:ascii="Times New Roman" w:hAnsi="Times New Roman" w:cs="Times New Roman"/>
-          <w:sz w:val="22"/>
-          <w:szCs w:val="22"/>
-          <w:lang w:val="en-US"/>
-        </w:rPr>
-        <w:t>.</w:t>
-      </w:r>
-    </w:p>
-    <w:p>
-      <w:pPr>
-        <w:spacing w:after="0"/>
-        <w:jc w:val="both"/>
-        <w:rPr>
-          <w:rFonts w:ascii="Times New Roman" w:hAnsi="Times New Roman" w:cs="Times New Roman"/>
-          <w:sz w:val="22"/>
-          <w:szCs w:val="22"/>
-        </w:rPr>
-      </w:pPr>
-      <w:r>
-        <w:rPr>
-          <w:rFonts w:ascii="Times New Roman" w:hAnsi="Times New Roman" w:cs="Times New Roman"/>
-          <w:sz w:val="22"/>
-          <w:szCs w:val="22"/>
-        </w:rPr>
-        <w:t xml:space="preserve">Pour </w:t>
-      </w:r>
-      <w:r>
-        <w:rPr>
-          <w:rFonts w:ascii="Times New Roman" w:hAnsi="Times New Roman" w:cs="Times New Roman"/>
-          <w:i/>
-          <w:iCs/>
-          <w:sz w:val="22"/>
-          <w:szCs w:val="22"/>
-        </w:rPr>
-        <w:t>G17_Feature</w:t>
-      </w:r>
-      <w:r>
-        <w:rPr>
-          <w:rFonts w:ascii="Times New Roman" w:hAnsi="Times New Roman" w:cs="Times New Roman"/>
-          <w:sz w:val="22"/>
-          <w:szCs w:val="22"/>
-        </w:rPr>
-        <w:t>, les propriétés sont :​</w:t>
-      </w:r>
-    </w:p>
-    <w:p>
-      <w:pPr>
-        <w:pStyle w:val="Paragraphedeliste"/>
-        <w:numPr>
-          <w:ilvl w:val="0"/>
-          <w:numId w:val="1"/>
-        </w:numPr>
-        <w:spacing w:after="0"/>
-        <w:jc w:val="both"/>
-        <w:rPr>
-          <w:rFonts w:ascii="Times New Roman" w:hAnsi="Times New Roman" w:cs="Times New Roman"/>
-          <w:sz w:val="22"/>
-          <w:szCs w:val="22"/>
-          <w:lang w:val="en-US"/>
-        </w:rPr>
-      </w:pPr>
-      <w:r>
-        <w:rPr>
-          <w:rFonts w:ascii="Times New Roman" w:hAnsi="Times New Roman" w:cs="Times New Roman"/>
-          <w:sz w:val="22"/>
-          <w:szCs w:val="22"/>
-        </w:rPr>
-        <w:t xml:space="preserve">P2_has_feature (un type </w:t>
-      </w:r>
-      <w:r>
-        <w:rPr>
-          <w:rFonts w:ascii="Times New Roman" w:hAnsi="Times New Roman" w:cs="Times New Roman"/>
-          <w:i/>
-          <w:iCs/>
-          <w:sz w:val="22"/>
-          <w:szCs w:val="22"/>
-        </w:rPr>
-        <w:t>E55_Type</w:t>
-      </w:r>
-      <w:r>
-        <w:rPr>
-          <w:rFonts w:ascii="Times New Roman" w:hAnsi="Times New Roman" w:cs="Times New Roman"/>
-          <w:sz w:val="22"/>
-          <w:szCs w:val="22"/>
-        </w:rPr>
-        <w:t xml:space="preserve"> entre</w:t>
-      </w:r>
-      <w:proofErr w:type="gramStart"/>
-      <w:r>
-        <w:rPr>
-          <w:rFonts w:ascii="Times New Roman" w:hAnsi="Times New Roman" w:cs="Times New Roman"/>
-          <w:sz w:val="22"/>
-          <w:szCs w:val="22"/>
-        </w:rPr>
-        <w:t xml:space="preserve"> </w:t>
-      </w:r>
-      <w:r>
-        <w:rPr>
-          <w:rFonts w:ascii="Cascadia Code" w:hAnsi="Cascadia Code" w:cs="Cascadia Code"/>
-          <w:sz w:val="18"/>
-          <w:szCs w:val="18"/>
-        </w:rPr>
-        <w:t>:</w:t>
-      </w:r>
-      <w:proofErr w:type="spellStart"/>
-      <w:r>
-        <w:rPr>
-          <w:rFonts w:ascii="Cascadia Code" w:hAnsi="Cascadia Code" w:cs="Cascadia Code"/>
-          <w:sz w:val="18"/>
-          <w:szCs w:val="18"/>
-        </w:rPr>
-        <w:t>biographical</w:t>
-      </w:r>
-      <w:proofErr w:type="gramEnd"/>
-      <w:r>
-        <w:rPr>
-          <w:rFonts w:ascii="Cascadia Code" w:hAnsi="Cascadia Code" w:cs="Cascadia Code"/>
-          <w:sz w:val="18"/>
-          <w:szCs w:val="18"/>
-        </w:rPr>
-        <w:t>_feature</w:t>
-      </w:r>
-      <w:proofErr w:type="spellEnd"/>
-      <w:r>
-        <w:rPr>
-          <w:rFonts w:ascii="Times New Roman" w:hAnsi="Times New Roman" w:cs="Times New Roman"/>
-          <w:sz w:val="22"/>
-          <w:szCs w:val="22"/>
-        </w:rPr>
-        <w:t xml:space="preserve"> et</w:t>
-      </w:r>
-      <w:r>
-        <w:rPr>
-          <w:rFonts w:ascii="Times New Roman" w:hAnsi="Times New Roman" w:cs="Times New Roman"/>
-          <w:sz w:val="22"/>
-          <w:szCs w:val="22"/>
-        </w:rPr>
-        <w:t xml:space="preserve"> </w:t>
-      </w:r>
-      <w:r>
-        <w:rPr>
-          <w:rFonts w:ascii="Cascadia Code" w:hAnsi="Cascadia Code" w:cs="Cascadia Code"/>
-          <w:sz w:val="18"/>
-          <w:szCs w:val="18"/>
-        </w:rPr>
-        <w:t>:</w:t>
-      </w:r>
-      <w:proofErr w:type="spellStart"/>
-      <w:r>
-        <w:rPr>
-          <w:rFonts w:ascii="Cascadia Code" w:hAnsi="Cascadia Code" w:cs="Cascadia Code"/>
-          <w:sz w:val="18"/>
-          <w:szCs w:val="18"/>
-        </w:rPr>
-        <w:t>physical_feature</w:t>
-      </w:r>
-      <w:proofErr w:type="spellEnd"/>
-      <w:r>
-        <w:rPr>
-          <w:rFonts w:ascii="Times New Roman" w:hAnsi="Times New Roman" w:cs="Times New Roman"/>
-          <w:sz w:val="22"/>
-          <w:szCs w:val="22"/>
-        </w:rPr>
-        <w:t>)</w:t>
-      </w:r>
-      <w:r>
-        <w:rPr>
-          <w:rFonts w:ascii="Times New Roman" w:hAnsi="Times New Roman" w:cs="Times New Roman"/>
-          <w:sz w:val="22"/>
-          <w:szCs w:val="22"/>
-          <w:lang w:val="en-US"/>
-        </w:rPr>
-        <w:t>​</w:t>
-      </w:r>
-    </w:p>
-    <w:p>
-      <w:pPr>
-        <w:spacing w:after="0"/>
-        <w:jc w:val="both"/>
-        <w:rPr>
-          <w:rFonts w:ascii="Times New Roman" w:hAnsi="Times New Roman" w:cs="Times New Roman"/>
-          <w:sz w:val="22"/>
-          <w:szCs w:val="22"/>
-        </w:rPr>
-      </w:pPr>
-      <w:r>
-        <w:rPr>
-          <w:rFonts w:ascii="Times New Roman" w:hAnsi="Times New Roman" w:cs="Times New Roman"/>
-          <w:sz w:val="22"/>
-          <w:szCs w:val="22"/>
-        </w:rPr>
-        <w:t>​</w:t>
-      </w:r>
-    </w:p>
-    <w:p>
-      <w:pPr>
-        <w:spacing w:after="0"/>
-        <w:jc w:val="both"/>
-        <w:rPr>
-          <w:rFonts w:ascii="Times New Roman" w:hAnsi="Times New Roman" w:cs="Times New Roman"/>
-          <w:sz w:val="22"/>
-          <w:szCs w:val="22"/>
-        </w:rPr>
-      </w:pPr>
-      <w:r>
-        <w:rPr>
-          <w:rFonts w:ascii="Times New Roman" w:hAnsi="Times New Roman" w:cs="Times New Roman"/>
-          <w:sz w:val="22"/>
-          <w:szCs w:val="22"/>
-        </w:rPr>
-        <w:t xml:space="preserve">Les instances de </w:t>
-      </w:r>
-      <w:r>
-        <w:rPr>
-          <w:rFonts w:ascii="Times New Roman" w:hAnsi="Times New Roman" w:cs="Times New Roman"/>
-          <w:i/>
-          <w:iCs/>
-          <w:sz w:val="22"/>
-          <w:szCs w:val="22"/>
-        </w:rPr>
-        <w:t>G0_Character-Stoff</w:t>
-      </w:r>
-      <w:r>
-        <w:rPr>
-          <w:rFonts w:ascii="Times New Roman" w:hAnsi="Times New Roman" w:cs="Times New Roman"/>
-          <w:sz w:val="22"/>
-          <w:szCs w:val="22"/>
-        </w:rPr>
-        <w:t xml:space="preserve"> doivent être écrites sous la forme </w:t>
-      </w:r>
-      <w:proofErr w:type="spellStart"/>
-      <w:r>
-        <w:rPr>
-          <w:rFonts w:ascii="Cascadia Code" w:hAnsi="Cascadia Code" w:cs="Cascadia Code"/>
-          <w:sz w:val="18"/>
-          <w:szCs w:val="18"/>
-        </w:rPr>
-        <w:t>Archetype</w:t>
-      </w:r>
-      <w:proofErr w:type="spellEnd"/>
-      <w:proofErr w:type="gramStart"/>
-      <w:r>
-        <w:rPr>
-          <w:rFonts w:ascii="Cascadia Code" w:hAnsi="Cascadia Code" w:cs="Cascadia Code"/>
-          <w:sz w:val="18"/>
-          <w:szCs w:val="18"/>
-        </w:rPr>
-        <w:t>_[</w:t>
-      </w:r>
-      <w:proofErr w:type="gramEnd"/>
-      <w:r>
-        <w:rPr>
-          <w:rFonts w:ascii="Cascadia Code" w:hAnsi="Cascadia Code" w:cs="Cascadia Code"/>
-          <w:sz w:val="18"/>
-          <w:szCs w:val="18"/>
-        </w:rPr>
-        <w:t>expression de l’archétype de personnage]</w:t>
-      </w:r>
-      <w:r>
-        <w:rPr>
-          <w:rFonts w:ascii="Times New Roman" w:hAnsi="Times New Roman" w:cs="Times New Roman"/>
-          <w:sz w:val="22"/>
-          <w:szCs w:val="22"/>
-        </w:rPr>
-        <w:t>.</w:t>
-      </w:r>
-    </w:p>
-    <w:p>
-      <w:pPr>
-        <w:spacing w:after="0"/>
-        <w:jc w:val="both"/>
-        <w:rPr>
-          <w:rFonts w:ascii="Times New Roman" w:hAnsi="Times New Roman" w:cs="Times New Roman"/>
-          <w:sz w:val="22"/>
-          <w:szCs w:val="22"/>
-        </w:rPr>
-      </w:pPr>
-      <w:r>
-        <w:rPr>
-          <w:rFonts w:ascii="Times New Roman" w:hAnsi="Times New Roman" w:cs="Times New Roman"/>
-          <w:sz w:val="22"/>
-          <w:szCs w:val="22"/>
-        </w:rPr>
-        <w:t xml:space="preserve">Pour </w:t>
-      </w:r>
-      <w:r>
-        <w:rPr>
-          <w:rFonts w:ascii="Times New Roman" w:hAnsi="Times New Roman" w:cs="Times New Roman"/>
-          <w:i/>
-          <w:iCs/>
-          <w:sz w:val="22"/>
-          <w:szCs w:val="22"/>
-        </w:rPr>
-        <w:t>G0_Character-Stoff</w:t>
-      </w:r>
-      <w:r>
-        <w:rPr>
-          <w:rFonts w:ascii="Times New Roman" w:hAnsi="Times New Roman" w:cs="Times New Roman"/>
-          <w:sz w:val="22"/>
-          <w:szCs w:val="22"/>
-        </w:rPr>
-        <w:t>, les propriétés sont :</w:t>
-      </w:r>
-    </w:p>
-    <w:p>
-      <w:pPr>
-        <w:pStyle w:val="Paragraphedeliste"/>
-        <w:numPr>
-          <w:ilvl w:val="0"/>
-          <w:numId w:val="1"/>
-        </w:numPr>
-        <w:spacing w:after="0"/>
-        <w:jc w:val="both"/>
-        <w:rPr>
-          <w:rFonts w:ascii="Times New Roman" w:hAnsi="Times New Roman" w:cs="Times New Roman"/>
-          <w:sz w:val="22"/>
-          <w:szCs w:val="22"/>
-        </w:rPr>
-      </w:pPr>
-      <w:r>
-        <w:rPr>
-          <w:rFonts w:ascii="Times New Roman" w:hAnsi="Times New Roman" w:cs="Times New Roman"/>
-          <w:sz w:val="22"/>
-          <w:szCs w:val="22"/>
-        </w:rPr>
-        <w:t xml:space="preserve">P130i_features_are_also_found_on (personnage </w:t>
-      </w:r>
-      <w:r>
-        <w:rPr>
-          <w:rFonts w:ascii="Times New Roman" w:hAnsi="Times New Roman" w:cs="Times New Roman"/>
-          <w:i/>
-          <w:iCs/>
-          <w:sz w:val="22"/>
-          <w:szCs w:val="22"/>
-        </w:rPr>
-        <w:t>H3_Human_Character</w:t>
-      </w:r>
-      <w:r>
-        <w:rPr>
-          <w:rFonts w:ascii="Times New Roman" w:hAnsi="Times New Roman" w:cs="Times New Roman"/>
-          <w:sz w:val="22"/>
-          <w:szCs w:val="22"/>
-        </w:rPr>
-        <w:t xml:space="preserve"> </w:t>
-      </w:r>
-      <w:r>
-        <w:rPr>
-          <w:rFonts w:ascii="Times New Roman" w:hAnsi="Times New Roman" w:cs="Times New Roman"/>
-          <w:sz w:val="22"/>
-          <w:szCs w:val="22"/>
-        </w:rPr>
-        <w:t>ou</w:t>
-      </w:r>
-      <w:r>
-        <w:rPr>
-          <w:rFonts w:ascii="Times New Roman" w:hAnsi="Times New Roman" w:cs="Times New Roman"/>
-          <w:sz w:val="22"/>
-          <w:szCs w:val="22"/>
-        </w:rPr>
-        <w:t xml:space="preserve"> </w:t>
-      </w:r>
-      <w:r>
-        <w:rPr>
-          <w:rFonts w:ascii="Times New Roman" w:hAnsi="Times New Roman" w:cs="Times New Roman"/>
-          <w:i/>
-          <w:iCs/>
-          <w:sz w:val="22"/>
-          <w:szCs w:val="22"/>
-        </w:rPr>
-        <w:t>H4_Non-human_Character </w:t>
-      </w:r>
-      <w:r>
-        <w:rPr>
-          <w:rFonts w:ascii="Times New Roman" w:hAnsi="Times New Roman" w:cs="Times New Roman"/>
-          <w:sz w:val="22"/>
-          <w:szCs w:val="22"/>
-        </w:rPr>
-        <w:t>chez lequel on retrouve cet archétype)</w:t>
-      </w:r>
-    </w:p>
-    <w:p>
-      <w:pPr>
-        <w:spacing w:after="0"/>
-        <w:jc w:val="both"/>
-        <w:rPr>
-          <w:rFonts w:ascii="Times New Roman" w:hAnsi="Times New Roman" w:cs="Times New Roman"/>
-          <w:sz w:val="22"/>
-          <w:szCs w:val="22"/>
-        </w:rPr>
-      </w:pPr>
-    </w:p>
-    <w:p>
-      <w:pPr>
-        <w:spacing w:after="0"/>
-        <w:jc w:val="both"/>
-        <w:rPr>
-          <w:rFonts w:ascii="Times New Roman" w:hAnsi="Times New Roman" w:cs="Times New Roman"/>
-          <w:sz w:val="22"/>
-          <w:szCs w:val="22"/>
-        </w:rPr>
-      </w:pPr>
-      <w:r>
-        <w:rPr>
-          <w:rFonts w:ascii="Times New Roman" w:hAnsi="Times New Roman" w:cs="Times New Roman"/>
-          <w:sz w:val="22"/>
-          <w:szCs w:val="22"/>
-        </w:rPr>
-        <w:t xml:space="preserve">Les instances de </w:t>
-      </w:r>
-      <w:r>
-        <w:rPr>
-          <w:rFonts w:ascii="Times New Roman" w:hAnsi="Times New Roman" w:cs="Times New Roman"/>
-          <w:i/>
-          <w:iCs/>
-          <w:sz w:val="22"/>
-          <w:szCs w:val="22"/>
-        </w:rPr>
-        <w:t>H7_Relationship_Assignment</w:t>
-      </w:r>
-      <w:r>
-        <w:rPr>
-          <w:rFonts w:ascii="Times New Roman" w:hAnsi="Times New Roman" w:cs="Times New Roman"/>
-          <w:sz w:val="22"/>
-          <w:szCs w:val="22"/>
-        </w:rPr>
-        <w:t xml:space="preserve"> doivent être écrites sous la forme </w:t>
-      </w:r>
-      <w:r>
-        <w:rPr>
-          <w:rFonts w:ascii="Cascadia Code" w:hAnsi="Cascadia Code" w:cs="Cascadia Code"/>
-          <w:sz w:val="18"/>
-          <w:szCs w:val="18"/>
-        </w:rPr>
-        <w:t xml:space="preserve">[Nom du personnage en enlevant les </w:t>
-      </w:r>
-      <w:proofErr w:type="spellStart"/>
-      <w:proofErr w:type="gramStart"/>
-      <w:r>
-        <w:rPr>
-          <w:rFonts w:ascii="Cascadia Code" w:hAnsi="Cascadia Code" w:cs="Cascadia Code"/>
-          <w:sz w:val="18"/>
-          <w:szCs w:val="18"/>
-        </w:rPr>
-        <w:t>underscores</w:t>
-      </w:r>
-      <w:proofErr w:type="spellEnd"/>
-      <w:r>
-        <w:rPr>
-          <w:rFonts w:ascii="Cascadia Code" w:hAnsi="Cascadia Code" w:cs="Cascadia Code"/>
-          <w:sz w:val="18"/>
-          <w:szCs w:val="18"/>
-        </w:rPr>
-        <w:t>]_</w:t>
-      </w:r>
-      <w:proofErr w:type="gramEnd"/>
-      <w:r>
-        <w:rPr>
-          <w:rFonts w:ascii="Cascadia Code" w:hAnsi="Cascadia Code" w:cs="Cascadia Code"/>
-          <w:sz w:val="18"/>
-          <w:szCs w:val="18"/>
-        </w:rPr>
-        <w:t>[Nom de son rôle dans la relation]</w:t>
-      </w:r>
-      <w:r>
-        <w:rPr>
-          <w:rFonts w:ascii="Times New Roman" w:hAnsi="Times New Roman" w:cs="Times New Roman"/>
-          <w:sz w:val="22"/>
-          <w:szCs w:val="22"/>
-        </w:rPr>
-        <w:t xml:space="preserve">. La liste finie des rôle relationnels est disponible dans le </w:t>
-      </w:r>
-      <w:r>
-        <w:rPr>
-          <w:rFonts w:ascii="Times New Roman" w:hAnsi="Times New Roman" w:cs="Times New Roman"/>
-          <w:sz w:val="22"/>
-          <w:szCs w:val="22"/>
-        </w:rPr>
-        <w:t xml:space="preserve">fichier </w:t>
       </w:r>
       <w:hyperlink r:id="rId9" w:history="1">
         <w:proofErr w:type="spellStart"/>
@@ -3788,78 +3201,7 @@
           <w:sz w:val="22"/>
           <w:szCs w:val="22"/>
         </w:rPr>
-        <w:t xml:space="preserve"> </w:t>
-      </w:r>
-      <w:r>
-        <w:rPr>
-          <w:rFonts w:ascii="Times New Roman" w:hAnsi="Times New Roman" w:cs="Times New Roman"/>
-          <w:sz w:val="22"/>
-          <w:szCs w:val="22"/>
-        </w:rPr>
-        <w:t xml:space="preserve">instanciée sous la classe </w:t>
-      </w:r>
-      <w:r>
-        <w:rPr>
-          <w:rFonts w:ascii="Times New Roman" w:hAnsi="Times New Roman" w:cs="Times New Roman"/>
-          <w:i/>
-          <w:iCs/>
-          <w:sz w:val="22"/>
-          <w:szCs w:val="22"/>
-        </w:rPr>
-        <w:t>G6_Relationship_Role</w:t>
-      </w:r>
-      <w:r>
-        <w:rPr>
-          <w:rFonts w:ascii="Times New Roman" w:hAnsi="Times New Roman" w:cs="Times New Roman"/>
-          <w:sz w:val="22"/>
-          <w:szCs w:val="22"/>
-        </w:rPr>
-        <w:t xml:space="preserve"> et à la fin de ce fichier</w:t>
-      </w:r>
-      <w:r>
-        <w:rPr>
-          <w:rFonts w:ascii="Times New Roman" w:hAnsi="Times New Roman" w:cs="Times New Roman"/>
-          <w:sz w:val="22"/>
-          <w:szCs w:val="22"/>
-        </w:rPr>
-        <w:t>.</w:t>
-      </w:r>
-    </w:p>
-    <w:p>
-      <w:pPr>
-        <w:spacing w:after="0"/>
-        <w:jc w:val="both"/>
-        <w:rPr>
-          <w:rFonts w:ascii="Times New Roman" w:hAnsi="Times New Roman" w:cs="Times New Roman"/>
-          <w:sz w:val="22"/>
-          <w:szCs w:val="22"/>
-        </w:rPr>
-      </w:pPr>
-      <w:r>
-        <w:rPr>
-          <w:rFonts w:ascii="Times New Roman" w:hAnsi="Times New Roman" w:cs="Times New Roman"/>
-          <w:sz w:val="22"/>
-          <w:szCs w:val="22"/>
-        </w:rPr>
-        <w:t xml:space="preserve">Pour </w:t>
-      </w:r>
-      <w:r>
-        <w:rPr>
-          <w:rFonts w:ascii="Times New Roman" w:hAnsi="Times New Roman" w:cs="Times New Roman"/>
-          <w:i/>
-          <w:iCs/>
-          <w:sz w:val="22"/>
-          <w:szCs w:val="22"/>
-        </w:rPr>
-        <w:t>H7_Relationship_Assignment</w:t>
-      </w:r>
-      <w:r>
-        <w:rPr>
-          <w:rFonts w:ascii="Times New Roman" w:hAnsi="Times New Roman" w:cs="Times New Roman"/>
-          <w:sz w:val="22"/>
-          <w:szCs w:val="22"/>
-        </w:rPr>
-        <w:t>, les propriétés sont :</w:t>
+        <w:t xml:space="preserve"> et à la fin de ce fichier)</w:t>
       </w:r>
     </w:p>
     <w:p>
@@ -3877,13 +3219,23 @@
           <w:szCs w:val="22"/>
         </w:rPr>
       </w:pPr>
-      <w:r>
-        <w:rPr>
-          <w:rFonts w:ascii="Times New Roman" w:hAnsi="Times New Roman" w:cs="Times New Roman"/>
-          <w:sz w:val="22"/>
-          <w:szCs w:val="22"/>
-        </w:rPr>
-        <w:t xml:space="preserve">HP11_for_relationship (l’instance de </w:t>
+      <w:proofErr w:type="gramStart"/>
+      <w:r>
+        <w:rPr>
+          <w:rFonts w:ascii="Times New Roman" w:hAnsi="Times New Roman" w:cs="Times New Roman"/>
+          <w:sz w:val="22"/>
+          <w:szCs w:val="22"/>
+        </w:rPr>
+        <w:t>uses</w:t>
+      </w:r>
+      <w:proofErr w:type="gramEnd"/>
+      <w:r>
+        <w:rPr>
+          <w:rFonts w:ascii="Times New Roman" w:hAnsi="Times New Roman" w:cs="Times New Roman"/>
+          <w:sz w:val="22"/>
+          <w:szCs w:val="22"/>
+        </w:rPr>
+        <w:t xml:space="preserve"> (quel objet </w:t>
       </w:r>
       <w:r>
         <w:rPr>
@@ -3893,15 +3245,54 @@
           <w:sz w:val="22"/>
           <w:szCs w:val="22"/>
         </w:rPr>
-        <w:t>H7</w:t>
-      </w:r>
-      <w:r>
-        <w:rPr>
-          <w:rFonts w:ascii="Times New Roman" w:hAnsi="Times New Roman" w:cs="Times New Roman"/>
-          <w:sz w:val="22"/>
-          <w:szCs w:val="22"/>
-        </w:rPr>
-        <w:t xml:space="preserve"> est en relation avec un </w:t>
+        <w:t>Object</w:t>
+      </w:r>
+      <w:r>
+        <w:rPr>
+          <w:rFonts w:ascii="Times New Roman" w:hAnsi="Times New Roman" w:cs="Times New Roman"/>
+          <w:sz w:val="22"/>
+          <w:szCs w:val="22"/>
+        </w:rPr>
+        <w:t xml:space="preserve"> le personnage utilise)</w:t>
+      </w:r>
+    </w:p>
+    <w:p>
+      <w:pPr>
+        <w:spacing w:after="0"/>
+        <w:jc w:val="both"/>
+        <w:rPr>
+          <w:rFonts w:ascii="Times New Roman" w:hAnsi="Times New Roman" w:cs="Times New Roman"/>
+          <w:sz w:val="22"/>
+          <w:szCs w:val="22"/>
+        </w:rPr>
+      </w:pPr>
+      <w:r>
+        <w:rPr>
+          <w:rFonts w:ascii="Times New Roman" w:hAnsi="Times New Roman" w:cs="Times New Roman"/>
+          <w:sz w:val="22"/>
+          <w:szCs w:val="22"/>
+          <w:highlight w:val="yellow"/>
+        </w:rPr>
+        <w:t>​</w:t>
+      </w:r>
+    </w:p>
+    <w:p>
+      <w:pPr>
+        <w:spacing w:after="0"/>
+        <w:jc w:val="both"/>
+        <w:rPr>
+          <w:rFonts w:ascii="Times New Roman" w:hAnsi="Times New Roman" w:cs="Times New Roman"/>
+          <w:sz w:val="22"/>
+          <w:szCs w:val="22"/>
+        </w:rPr>
+      </w:pPr>
+      <w:r>
+        <w:rPr>
+          <w:rFonts w:ascii="Times New Roman" w:hAnsi="Times New Roman" w:cs="Times New Roman"/>
+          <w:sz w:val="22"/>
+          <w:szCs w:val="22"/>
+        </w:rPr>
+        <w:t xml:space="preserve">Les instances de </w:t>
       </w:r>
       <w:r>
         <w:rPr>
@@ -3911,15 +3302,88 @@
           <w:sz w:val="22"/>
           <w:szCs w:val="22"/>
         </w:rPr>
-        <w:t>G4_Social_Relationship</w:t>
-      </w:r>
-      <w:r>
-        <w:rPr>
-          <w:rFonts w:ascii="Times New Roman" w:hAnsi="Times New Roman" w:cs="Times New Roman"/>
-          <w:sz w:val="22"/>
-          <w:szCs w:val="22"/>
-        </w:rPr>
-        <w:t>)</w:t>
+        <w:t>G0_Character-Stoff</w:t>
+      </w:r>
+      <w:r>
+        <w:rPr>
+          <w:rFonts w:ascii="Times New Roman" w:hAnsi="Times New Roman" w:cs="Times New Roman"/>
+          <w:sz w:val="22"/>
+          <w:szCs w:val="22"/>
+        </w:rPr>
+        <w:t xml:space="preserve"> doivent être écrites sous la forme </w:t>
+      </w:r>
+      <w:proofErr w:type="spellStart"/>
+      <w:r>
+        <w:rPr>
+          <w:rFonts w:ascii="Cascadia Code" w:hAnsi="Cascadia Code" w:cs="Cascadia Code"/>
+          <w:sz w:val="18"/>
+          <w:szCs w:val="18"/>
+        </w:rPr>
+        <w:t>Archetype</w:t>
+      </w:r>
+      <w:proofErr w:type="spellEnd"/>
+      <w:proofErr w:type="gramStart"/>
+      <w:r>
+        <w:rPr>
+          <w:rFonts w:ascii="Cascadia Code" w:hAnsi="Cascadia Code" w:cs="Cascadia Code"/>
+          <w:sz w:val="18"/>
+          <w:szCs w:val="18"/>
+        </w:rPr>
+        <w:t>_[</w:t>
+      </w:r>
+      <w:proofErr w:type="gramEnd"/>
+      <w:r>
+        <w:rPr>
+          <w:rFonts w:ascii="Cascadia Code" w:hAnsi="Cascadia Code" w:cs="Cascadia Code"/>
+          <w:sz w:val="18"/>
+          <w:szCs w:val="18"/>
+        </w:rPr>
+        <w:t>expression de l’archétype de personnage]</w:t>
+      </w:r>
+      <w:r>
+        <w:rPr>
+          <w:rFonts w:ascii="Times New Roman" w:hAnsi="Times New Roman" w:cs="Times New Roman"/>
+          <w:sz w:val="22"/>
+          <w:szCs w:val="22"/>
+        </w:rPr>
+        <w:t>.</w:t>
+      </w:r>
+    </w:p>
+    <w:p>
+      <w:pPr>
+        <w:spacing w:after="0"/>
+        <w:jc w:val="both"/>
+        <w:rPr>
+          <w:rFonts w:ascii="Times New Roman" w:hAnsi="Times New Roman" w:cs="Times New Roman"/>
+          <w:sz w:val="22"/>
+          <w:szCs w:val="22"/>
+        </w:rPr>
+      </w:pPr>
+      <w:r>
+        <w:rPr>
+          <w:rFonts w:ascii="Times New Roman" w:hAnsi="Times New Roman" w:cs="Times New Roman"/>
+          <w:sz w:val="22"/>
+          <w:szCs w:val="22"/>
+        </w:rPr>
+        <w:t xml:space="preserve">Pour </w:t>
+      </w:r>
+      <w:r>
+        <w:rPr>
+          <w:rFonts w:ascii="Times New Roman" w:hAnsi="Times New Roman" w:cs="Times New Roman"/>
+          <w:i/>
+          <w:iCs/>
+          <w:sz w:val="22"/>
+          <w:szCs w:val="22"/>
+        </w:rPr>
+        <w:t>G0_Character-Stoff</w:t>
+      </w:r>
+      <w:r>
+        <w:rPr>
+          <w:rFonts w:ascii="Times New Roman" w:hAnsi="Times New Roman" w:cs="Times New Roman"/>
+          <w:sz w:val="22"/>
+          <w:szCs w:val="22"/>
+        </w:rPr>
+        <w:t>, les propriétés sont :</w:t>
       </w:r>
     </w:p>
     <w:p>
@@ -3937,24 +3401,13 @@
           <w:szCs w:val="22"/>
         </w:rPr>
       </w:pPr>
-      <w:proofErr w:type="gramStart"/>
-      <w:r>
-        <w:rPr>
-          <w:rFonts w:ascii="Times New Roman" w:hAnsi="Times New Roman" w:cs="Times New Roman"/>
-          <w:sz w:val="22"/>
-          <w:szCs w:val="22"/>
-        </w:rPr>
-        <w:lastRenderedPageBreak/>
-        <w:t>d</w:t>
-      </w:r>
-      <w:proofErr w:type="gramEnd"/>
-      <w:r>
-        <w:rPr>
-          <w:rFonts w:ascii="Times New Roman" w:hAnsi="Times New Roman" w:cs="Times New Roman"/>
-          <w:sz w:val="22"/>
-          <w:szCs w:val="22"/>
-        </w:rPr>
-        <w:t>-uses (utilise un</w:t>
+      <w:r>
+        <w:rPr>
+          <w:rFonts w:ascii="Times New Roman" w:hAnsi="Times New Roman" w:cs="Times New Roman"/>
+          <w:sz w:val="22"/>
+          <w:szCs w:val="22"/>
+        </w:rPr>
+        <w:t xml:space="preserve">P130i_features_are_also_found_on (personnage </w:t>
       </w:r>
       <w:r>
         <w:rPr>
@@ -3964,15 +3417,141 @@
           <w:sz w:val="22"/>
           <w:szCs w:val="22"/>
         </w:rPr>
-        <w:t xml:space="preserve"> G6_Relationship_Role</w:t>
-      </w:r>
-      <w:r>
-        <w:rPr>
-          <w:rFonts w:ascii="Times New Roman" w:hAnsi="Times New Roman" w:cs="Times New Roman"/>
-          <w:sz w:val="22"/>
-          <w:szCs w:val="22"/>
-        </w:rPr>
-        <w:t xml:space="preserve">, la liste finie des rôles relationnels étant dans le </w:t>
+        <w:t>H3_Human_Character</w:t>
+      </w:r>
+      <w:r>
+        <w:rPr>
+          <w:rFonts w:ascii="Times New Roman" w:hAnsi="Times New Roman" w:cs="Times New Roman"/>
+          <w:sz w:val="22"/>
+          <w:szCs w:val="22"/>
+        </w:rPr>
+        <w:t xml:space="preserve"> </w:t>
+      </w:r>
+      <w:r>
+        <w:rPr>
+          <w:rFonts w:ascii="Times New Roman" w:hAnsi="Times New Roman" w:cs="Times New Roman"/>
+          <w:sz w:val="22"/>
+          <w:szCs w:val="22"/>
+        </w:rPr>
+        <w:t>ou</w:t>
+      </w:r>
+      <w:r>
+        <w:rPr>
+          <w:rFonts w:ascii="Times New Roman" w:hAnsi="Times New Roman" w:cs="Times New Roman"/>
+          <w:sz w:val="22"/>
+          <w:szCs w:val="22"/>
+        </w:rPr>
+        <w:t xml:space="preserve"> </w:t>
+      </w:r>
+      <w:r>
+        <w:rPr>
+          <w:rFonts w:ascii="Times New Roman" w:hAnsi="Times New Roman" w:cs="Times New Roman"/>
+          <w:i/>
+          <w:iCs/>
+          <w:sz w:val="22"/>
+          <w:szCs w:val="22"/>
+        </w:rPr>
+        <w:t>H4_Non-human_Character </w:t>
+      </w:r>
+      <w:r>
+        <w:rPr>
+          <w:rFonts w:ascii="Times New Roman" w:hAnsi="Times New Roman" w:cs="Times New Roman"/>
+          <w:sz w:val="22"/>
+          <w:szCs w:val="22"/>
+        </w:rPr>
+        <w:t>chez lequel on retrouve cet archétype)</w:t>
+      </w:r>
+    </w:p>
+    <w:p>
+      <w:pPr>
+        <w:spacing w:after="0"/>
+        <w:jc w:val="both"/>
+        <w:rPr>
+          <w:rFonts w:ascii="Times New Roman" w:hAnsi="Times New Roman" w:cs="Times New Roman"/>
+          <w:sz w:val="22"/>
+          <w:szCs w:val="22"/>
+        </w:rPr>
+      </w:pPr>
+    </w:p>
+    <w:p>
+      <w:pPr>
+        <w:spacing w:after="0"/>
+        <w:jc w:val="both"/>
+        <w:rPr>
+          <w:rFonts w:ascii="Times New Roman" w:hAnsi="Times New Roman" w:cs="Times New Roman"/>
+          <w:sz w:val="22"/>
+          <w:szCs w:val="22"/>
+        </w:rPr>
+      </w:pPr>
+      <w:r>
+        <w:rPr>
+          <w:rFonts w:ascii="Times New Roman" w:hAnsi="Times New Roman" w:cs="Times New Roman"/>
+          <w:sz w:val="22"/>
+          <w:szCs w:val="22"/>
+        </w:rPr>
+        <w:t xml:space="preserve">Les instances de </w:t>
+      </w:r>
+      <w:r>
+        <w:rPr>
+          <w:rFonts w:ascii="Times New Roman" w:hAnsi="Times New Roman" w:cs="Times New Roman"/>
+          <w:i/>
+          <w:iCs/>
+          <w:sz w:val="22"/>
+          <w:szCs w:val="22"/>
+        </w:rPr>
+        <w:t>H7_Relationship_Assignment</w:t>
+      </w:r>
+      <w:r>
+        <w:rPr>
+          <w:rFonts w:ascii="Times New Roman" w:hAnsi="Times New Roman" w:cs="Times New Roman"/>
+          <w:sz w:val="22"/>
+          <w:szCs w:val="22"/>
+        </w:rPr>
+        <w:t xml:space="preserve"> doivent être écrites sous la forme </w:t>
+      </w:r>
+      <w:r>
+        <w:rPr>
+          <w:rFonts w:ascii="Cascadia Code" w:hAnsi="Cascadia Code" w:cs="Cascadia Code"/>
+          <w:sz w:val="18"/>
+          <w:szCs w:val="18"/>
+        </w:rPr>
+        <w:t xml:space="preserve">[Nom du personnage en enlevant les </w:t>
+      </w:r>
+      <w:proofErr w:type="spellStart"/>
+      <w:proofErr w:type="gramStart"/>
+      <w:r>
+        <w:rPr>
+          <w:rFonts w:ascii="Cascadia Code" w:hAnsi="Cascadia Code" w:cs="Cascadia Code"/>
+          <w:sz w:val="18"/>
+          <w:szCs w:val="18"/>
+        </w:rPr>
+        <w:t>underscores</w:t>
+      </w:r>
+      <w:proofErr w:type="spellEnd"/>
+      <w:r>
+        <w:rPr>
+          <w:rFonts w:ascii="Cascadia Code" w:hAnsi="Cascadia Code" w:cs="Cascadia Code"/>
+          <w:sz w:val="18"/>
+          <w:szCs w:val="18"/>
+        </w:rPr>
+        <w:t>]_</w:t>
+      </w:r>
+      <w:proofErr w:type="gramEnd"/>
+      <w:r>
+        <w:rPr>
+          <w:rFonts w:ascii="Cascadia Code" w:hAnsi="Cascadia Code" w:cs="Cascadia Code"/>
+          <w:sz w:val="18"/>
+          <w:szCs w:val="18"/>
+        </w:rPr>
+        <w:t>[Nom de son rôle dans la relation]</w:t>
+      </w:r>
+      <w:r>
+        <w:rPr>
+          <w:rFonts w:ascii="Times New Roman" w:hAnsi="Times New Roman" w:cs="Times New Roman"/>
+          <w:sz w:val="22"/>
+          <w:szCs w:val="22"/>
+        </w:rPr>
+        <w:t xml:space="preserve">. La liste finie des rôle relationnels est disponible dans le </w:t>
       </w:r>
       <w:r>
         <w:rPr>
@@ -4001,7 +3580,78 @@
           <w:sz w:val="22"/>
           <w:szCs w:val="22"/>
         </w:rPr>
-        <w:t xml:space="preserve"> et à la fin de ce fichier)</w:t>
+        <w:t xml:space="preserve"> </w:t>
+      </w:r>
+      <w:r>
+        <w:rPr>
+          <w:rFonts w:ascii="Times New Roman" w:hAnsi="Times New Roman" w:cs="Times New Roman"/>
+          <w:sz w:val="22"/>
+          <w:szCs w:val="22"/>
+        </w:rPr>
+        <w:t xml:space="preserve">instanciée sous la classe </w:t>
+      </w:r>
+      <w:r>
+        <w:rPr>
+          <w:rFonts w:ascii="Times New Roman" w:hAnsi="Times New Roman" w:cs="Times New Roman"/>
+          <w:i/>
+          <w:iCs/>
+          <w:sz w:val="22"/>
+          <w:szCs w:val="22"/>
+        </w:rPr>
+        <w:t>G6_Relationship_Role</w:t>
+      </w:r>
+      <w:r>
+        <w:rPr>
+          <w:rFonts w:ascii="Times New Roman" w:hAnsi="Times New Roman" w:cs="Times New Roman"/>
+          <w:sz w:val="22"/>
+          <w:szCs w:val="22"/>
+        </w:rPr>
+        <w:t xml:space="preserve"> et à la fin de ce fichier</w:t>
+      </w:r>
+      <w:r>
+        <w:rPr>
+          <w:rFonts w:ascii="Times New Roman" w:hAnsi="Times New Roman" w:cs="Times New Roman"/>
+          <w:sz w:val="22"/>
+          <w:szCs w:val="22"/>
+        </w:rPr>
+        <w:t>.</w:t>
+      </w:r>
+    </w:p>
+    <w:p>
+      <w:pPr>
+        <w:spacing w:after="0"/>
+        <w:jc w:val="both"/>
+        <w:rPr>
+          <w:rFonts w:ascii="Times New Roman" w:hAnsi="Times New Roman" w:cs="Times New Roman"/>
+          <w:sz w:val="22"/>
+          <w:szCs w:val="22"/>
+        </w:rPr>
+      </w:pPr>
+      <w:r>
+        <w:rPr>
+          <w:rFonts w:ascii="Times New Roman" w:hAnsi="Times New Roman" w:cs="Times New Roman"/>
+          <w:sz w:val="22"/>
+          <w:szCs w:val="22"/>
+        </w:rPr>
+        <w:t xml:space="preserve">Pour </w:t>
+      </w:r>
+      <w:r>
+        <w:rPr>
+          <w:rFonts w:ascii="Times New Roman" w:hAnsi="Times New Roman" w:cs="Times New Roman"/>
+          <w:i/>
+          <w:iCs/>
+          <w:sz w:val="22"/>
+          <w:szCs w:val="22"/>
+        </w:rPr>
+        <w:t>H7_Relationship_Assignment</w:t>
+      </w:r>
+      <w:r>
+        <w:rPr>
+          <w:rFonts w:ascii="Times New Roman" w:hAnsi="Times New Roman" w:cs="Times New Roman"/>
+          <w:sz w:val="22"/>
+          <w:szCs w:val="22"/>
+        </w:rPr>
+        <w:t>, les propriétés sont :</w:t>
       </w:r>
     </w:p>
     <w:p>
@@ -4025,7 +3675,7 @@
           <w:sz w:val="22"/>
           <w:szCs w:val="22"/>
         </w:rPr>
-        <w:t xml:space="preserve">HP12i_is_relation_of (personnage </w:t>
+        <w:t xml:space="preserve">HP11_for_relationship (l’instance de </w:t>
       </w:r>
       <w:r>
         <w:rPr>
@@ -4035,31 +3685,15 @@
           <w:sz w:val="22"/>
           <w:szCs w:val="22"/>
         </w:rPr>
-        <w:t>H3_Human_Character</w:t>
-      </w:r>
-      <w:r>
-        <w:rPr>
-          <w:rFonts w:ascii="Times New Roman" w:hAnsi="Times New Roman" w:cs="Times New Roman"/>
-          <w:sz w:val="22"/>
-          <w:szCs w:val="22"/>
-        </w:rPr>
-        <w:t xml:space="preserve"> </w:t>
-      </w:r>
-      <w:r>
-        <w:rPr>
-          <w:rFonts w:ascii="Times New Roman" w:hAnsi="Times New Roman" w:cs="Times New Roman"/>
-          <w:sz w:val="22"/>
-          <w:szCs w:val="22"/>
-        </w:rPr>
-        <w:t>ou</w:t>
-      </w:r>
-      <w:r>
-        <w:rPr>
-          <w:rFonts w:ascii="Times New Roman" w:hAnsi="Times New Roman" w:cs="Times New Roman"/>
-          <w:sz w:val="22"/>
-          <w:szCs w:val="22"/>
-        </w:rPr>
-        <w:t xml:space="preserve"> </w:t>
+        <w:t>H7</w:t>
+      </w:r>
+      <w:r>
+        <w:rPr>
+          <w:rFonts w:ascii="Times New Roman" w:hAnsi="Times New Roman" w:cs="Times New Roman"/>
+          <w:sz w:val="22"/>
+          <w:szCs w:val="22"/>
+        </w:rPr>
+        <w:t xml:space="preserve"> est en relation avec un </w:t>
       </w:r>
       <w:r>
         <w:rPr>
@@ -4069,217 +3703,15 @@
           <w:sz w:val="22"/>
           <w:szCs w:val="22"/>
         </w:rPr>
-        <w:t>H4_Non-human_Character </w:t>
-      </w:r>
-      <w:r>
-        <w:rPr>
-          <w:rFonts w:ascii="Times New Roman" w:hAnsi="Times New Roman" w:cs="Times New Roman"/>
-          <w:sz w:val="22"/>
-          <w:szCs w:val="22"/>
-        </w:rPr>
-        <w:t>correspondant à cet assignement de relation)</w:t>
-      </w:r>
-    </w:p>
-    <w:p>
-      <w:pPr>
-        <w:spacing w:after="0"/>
-        <w:jc w:val="both"/>
-        <w:rPr>
-          <w:rFonts w:ascii="Times New Roman" w:hAnsi="Times New Roman" w:cs="Times New Roman"/>
-          <w:sz w:val="22"/>
-          <w:szCs w:val="22"/>
-        </w:rPr>
-      </w:pPr>
-    </w:p>
-    <w:p>
-      <w:pPr>
-        <w:spacing w:after="0"/>
-        <w:jc w:val="both"/>
-        <w:rPr>
-          <w:rFonts w:ascii="Times New Roman" w:hAnsi="Times New Roman" w:cs="Times New Roman"/>
-          <w:sz w:val="22"/>
-          <w:szCs w:val="22"/>
-        </w:rPr>
-      </w:pPr>
-      <w:r>
-        <w:rPr>
-          <w:rFonts w:ascii="Times New Roman" w:hAnsi="Times New Roman" w:cs="Times New Roman"/>
-          <w:sz w:val="22"/>
-          <w:szCs w:val="22"/>
-        </w:rPr>
-        <w:t xml:space="preserve">Les instances de G4_Social_Relationship doivent être écrites sous la forme </w:t>
-      </w:r>
-      <w:r>
-        <w:rPr>
-          <w:rFonts w:ascii="Cascadia Code" w:hAnsi="Cascadia Code" w:cs="Cascadia Code"/>
-          <w:sz w:val="18"/>
-          <w:szCs w:val="18"/>
-        </w:rPr>
-        <w:t>Rel</w:t>
-      </w:r>
-      <w:proofErr w:type="gramStart"/>
-      <w:r>
-        <w:rPr>
-          <w:rFonts w:ascii="Cascadia Code" w:hAnsi="Cascadia Code" w:cs="Cascadia Code"/>
-          <w:sz w:val="18"/>
-          <w:szCs w:val="18"/>
-        </w:rPr>
-        <w:t>_[</w:t>
-      </w:r>
-      <w:proofErr w:type="gramEnd"/>
-      <w:r>
-        <w:rPr>
-          <w:rFonts w:ascii="Cascadia Code" w:hAnsi="Cascadia Code" w:cs="Cascadia Code"/>
-          <w:sz w:val="18"/>
-          <w:szCs w:val="18"/>
-        </w:rPr>
-        <w:t xml:space="preserve">Nom de chaque personnage en enlevant les </w:t>
-      </w:r>
-      <w:proofErr w:type="spellStart"/>
-      <w:r>
-        <w:rPr>
-          <w:rFonts w:ascii="Cascadia Code" w:hAnsi="Cascadia Code" w:cs="Cascadia Code"/>
-          <w:sz w:val="18"/>
-          <w:szCs w:val="18"/>
-        </w:rPr>
-        <w:t>underscores</w:t>
-      </w:r>
-      <w:proofErr w:type="spellEnd"/>
-      <w:r>
-        <w:rPr>
-          <w:rFonts w:ascii="Cascadia Code" w:hAnsi="Cascadia Code" w:cs="Cascadia Code"/>
-          <w:sz w:val="18"/>
-          <w:szCs w:val="18"/>
-        </w:rPr>
-        <w:t xml:space="preserve">, les personnages étant séparés les uns des autres par un </w:t>
-      </w:r>
-      <w:proofErr w:type="spellStart"/>
-      <w:r>
-        <w:rPr>
-          <w:rFonts w:ascii="Cascadia Code" w:hAnsi="Cascadia Code" w:cs="Cascadia Code"/>
-          <w:sz w:val="18"/>
-          <w:szCs w:val="18"/>
-        </w:rPr>
-        <w:t>underscore</w:t>
-      </w:r>
-      <w:proofErr w:type="spellEnd"/>
-      <w:r>
-        <w:rPr>
-          <w:rFonts w:ascii="Cascadia Code" w:hAnsi="Cascadia Code" w:cs="Cascadia Code"/>
-          <w:sz w:val="18"/>
-          <w:szCs w:val="18"/>
-        </w:rPr>
-        <w:t>]</w:t>
-      </w:r>
-      <w:r>
-        <w:rPr>
-          <w:rFonts w:ascii="Times New Roman" w:hAnsi="Times New Roman" w:cs="Times New Roman"/>
-          <w:sz w:val="22"/>
-          <w:szCs w:val="22"/>
-        </w:rPr>
-        <w:t>.</w:t>
-      </w:r>
-    </w:p>
-    <w:p>
-      <w:pPr>
-        <w:spacing w:after="0"/>
-        <w:jc w:val="both"/>
-        <w:rPr>
-          <w:rFonts w:ascii="Times New Roman" w:hAnsi="Times New Roman" w:cs="Times New Roman"/>
-          <w:sz w:val="22"/>
-          <w:szCs w:val="22"/>
-        </w:rPr>
-      </w:pPr>
-    </w:p>
-    <w:p>
-      <w:pPr>
-        <w:spacing w:after="0"/>
-        <w:jc w:val="both"/>
-        <w:rPr>
-          <w:rFonts w:ascii="Times New Roman" w:hAnsi="Times New Roman" w:cs="Times New Roman"/>
-          <w:sz w:val="22"/>
-          <w:szCs w:val="22"/>
-          <w:lang w:val="en-US"/>
-        </w:rPr>
-      </w:pPr>
-      <w:r>
-        <w:rPr>
-          <w:rFonts w:ascii="Times New Roman" w:hAnsi="Times New Roman" w:cs="Times New Roman"/>
-          <w:sz w:val="22"/>
-          <w:szCs w:val="22"/>
-        </w:rPr>
-        <w:t xml:space="preserve">Les instances de </w:t>
-      </w:r>
-      <w:r>
-        <w:rPr>
-          <w:rFonts w:ascii="Times New Roman" w:hAnsi="Times New Roman" w:cs="Times New Roman"/>
-          <w:i/>
-          <w:iCs/>
-          <w:sz w:val="22"/>
-          <w:szCs w:val="22"/>
-        </w:rPr>
-        <w:t>G13_Narrative_Location</w:t>
-      </w:r>
-      <w:r>
-        <w:rPr>
-          <w:rFonts w:ascii="Times New Roman" w:hAnsi="Times New Roman" w:cs="Times New Roman"/>
-          <w:sz w:val="22"/>
-          <w:szCs w:val="22"/>
-        </w:rPr>
-        <w:t xml:space="preserve"> </w:t>
-      </w:r>
-      <w:r>
-        <w:rPr>
-          <w:rFonts w:ascii="Times New Roman" w:hAnsi="Times New Roman" w:cs="Times New Roman"/>
-          <w:sz w:val="22"/>
-          <w:szCs w:val="22"/>
-        </w:rPr>
-        <w:t xml:space="preserve">peuvent être écrites sous n’importe quelle forme. </w:t>
-      </w:r>
-      <w:r>
-        <w:rPr>
-          <w:rFonts w:ascii="Times New Roman" w:hAnsi="Times New Roman" w:cs="Times New Roman"/>
-          <w:sz w:val="22"/>
-          <w:szCs w:val="22"/>
-        </w:rPr>
-        <w:t xml:space="preserve"> </w:t>
-      </w:r>
-    </w:p>
-    <w:p>
-      <w:pPr>
-        <w:spacing w:after="0"/>
-        <w:jc w:val="both"/>
-        <w:rPr>
-          <w:rFonts w:ascii="Times New Roman" w:hAnsi="Times New Roman" w:cs="Times New Roman"/>
-          <w:sz w:val="22"/>
-          <w:szCs w:val="22"/>
-        </w:rPr>
-      </w:pPr>
-      <w:r>
-        <w:rPr>
-          <w:rFonts w:ascii="Times New Roman" w:hAnsi="Times New Roman" w:cs="Times New Roman"/>
-          <w:sz w:val="22"/>
-          <w:szCs w:val="22"/>
-        </w:rPr>
-        <w:t xml:space="preserve">Pour </w:t>
-      </w:r>
-      <w:r>
-        <w:rPr>
-          <w:rFonts w:ascii="Times New Roman" w:hAnsi="Times New Roman" w:cs="Times New Roman"/>
-          <w:i/>
-          <w:iCs/>
-          <w:sz w:val="22"/>
-          <w:szCs w:val="22"/>
-        </w:rPr>
-        <w:t>G13_Narrative_Location</w:t>
-      </w:r>
-      <w:r>
-        <w:rPr>
-          <w:rFonts w:ascii="Times New Roman" w:hAnsi="Times New Roman" w:cs="Times New Roman"/>
-          <w:sz w:val="22"/>
-          <w:szCs w:val="22"/>
-        </w:rPr>
-        <w:t>, les propriétés sont :​</w:t>
+        <w:t>G4_Social_Relationship</w:t>
+      </w:r>
+      <w:r>
+        <w:rPr>
+          <w:rFonts w:ascii="Times New Roman" w:hAnsi="Times New Roman" w:cs="Times New Roman"/>
+          <w:sz w:val="22"/>
+          <w:szCs w:val="22"/>
+        </w:rPr>
+        <w:t>)</w:t>
       </w:r>
     </w:p>
     <w:p>
@@ -4297,13 +3729,23 @@
           <w:szCs w:val="22"/>
         </w:rPr>
       </w:pPr>
-      <w:r>
-        <w:rPr>
-          <w:rFonts w:ascii="Times New Roman" w:hAnsi="Times New Roman" w:cs="Times New Roman"/>
-          <w:sz w:val="22"/>
-          <w:szCs w:val="22"/>
-        </w:rPr>
-        <w:t xml:space="preserve">P2_has_feature (un type </w:t>
+      <w:proofErr w:type="gramStart"/>
+      <w:r>
+        <w:rPr>
+          <w:rFonts w:ascii="Times New Roman" w:hAnsi="Times New Roman" w:cs="Times New Roman"/>
+          <w:sz w:val="22"/>
+          <w:szCs w:val="22"/>
+        </w:rPr>
+        <w:t>d</w:t>
+      </w:r>
+      <w:proofErr w:type="gramEnd"/>
+      <w:r>
+        <w:rPr>
+          <w:rFonts w:ascii="Times New Roman" w:hAnsi="Times New Roman" w:cs="Times New Roman"/>
+          <w:sz w:val="22"/>
+          <w:szCs w:val="22"/>
+        </w:rPr>
+        <w:t>-uses (utilise un</w:t>
       </w:r>
       <w:r>
         <w:rPr>
@@ -4313,31 +3755,23 @@
           <w:sz w:val="22"/>
           <w:szCs w:val="22"/>
         </w:rPr>
-        <w:t>E55_Type</w:t>
-      </w:r>
-      <w:r>
-        <w:rPr>
-          <w:rFonts w:ascii="Times New Roman" w:hAnsi="Times New Roman" w:cs="Times New Roman"/>
-          <w:sz w:val="22"/>
-          <w:szCs w:val="22"/>
-        </w:rPr>
-        <w:t xml:space="preserve"> de lieu, la liste finie des</w:t>
-      </w:r>
-      <w:r>
-        <w:rPr>
-          <w:rFonts w:ascii="Times New Roman" w:hAnsi="Times New Roman" w:cs="Times New Roman"/>
-          <w:sz w:val="22"/>
-          <w:szCs w:val="22"/>
-        </w:rPr>
-        <w:t xml:space="preserve"> types</w:t>
-      </w:r>
-      <w:r>
-        <w:rPr>
-          <w:rFonts w:ascii="Times New Roman" w:hAnsi="Times New Roman" w:cs="Times New Roman"/>
-          <w:sz w:val="22"/>
-          <w:szCs w:val="22"/>
-        </w:rPr>
-        <w:t xml:space="preserve"> lieux étant dans le fichier </w:t>
+        <w:t xml:space="preserve"> G6_Relationship_Role</w:t>
+      </w:r>
+      <w:r>
+        <w:rPr>
+          <w:rFonts w:ascii="Times New Roman" w:hAnsi="Times New Roman" w:cs="Times New Roman"/>
+          <w:sz w:val="22"/>
+          <w:szCs w:val="22"/>
+        </w:rPr>
+        <w:t xml:space="preserve">, la liste finie des rôles relationnels étant dans le </w:t>
+      </w:r>
+      <w:r>
+        <w:rPr>
+          <w:rFonts w:ascii="Times New Roman" w:hAnsi="Times New Roman" w:cs="Times New Roman"/>
+          <w:sz w:val="22"/>
+          <w:szCs w:val="22"/>
+        </w:rPr>
+        <w:t xml:space="preserve">fichier </w:t>
       </w:r>
       <w:hyperlink r:id="rId11" w:history="1">
         <w:proofErr w:type="spellStart"/>
@@ -4382,9 +3816,8 @@
           <w:sz w:val="22"/>
           <w:szCs w:val="22"/>
         </w:rPr>
-        <w:t xml:space="preserve">P67_refers_to (le lieu narratif se réfère à un lieu </w:t>
-      </w:r>
-      <w:proofErr w:type="spellStart"/>
+        <w:t xml:space="preserve">HP12i_is_relation_of (personnage </w:t>
+      </w:r>
       <w:r>
         <w:rPr>
           <w:rFonts w:ascii="Times New Roman" w:hAnsi="Times New Roman" w:cs="Times New Roman"/>
@@ -4393,9 +3826,32 @@
           <w:sz w:val="22"/>
           <w:szCs w:val="22"/>
         </w:rPr>
-        <w:t>Geographical_Place</w:t>
-      </w:r>
-      <w:proofErr w:type="spellEnd"/>
+        <w:t>H3_Human_Character</w:t>
+      </w:r>
+      <w:r>
+        <w:rPr>
+          <w:rFonts w:ascii="Times New Roman" w:hAnsi="Times New Roman" w:cs="Times New Roman"/>
+          <w:sz w:val="22"/>
+          <w:szCs w:val="22"/>
+        </w:rPr>
+        <w:t xml:space="preserve"> </w:t>
+      </w:r>
+      <w:r>
+        <w:rPr>
+          <w:rFonts w:ascii="Times New Roman" w:hAnsi="Times New Roman" w:cs="Times New Roman"/>
+          <w:sz w:val="22"/>
+          <w:szCs w:val="22"/>
+        </w:rPr>
+        <w:t>ou</w:t>
+      </w:r>
+      <w:r>
+        <w:rPr>
+          <w:rFonts w:ascii="Times New Roman" w:hAnsi="Times New Roman" w:cs="Times New Roman"/>
+          <w:sz w:val="22"/>
+          <w:szCs w:val="22"/>
+        </w:rPr>
+        <w:t xml:space="preserve"> </w:t>
+      </w:r>
       <w:r>
         <w:rPr>
           <w:rFonts w:ascii="Times New Roman" w:hAnsi="Times New Roman" w:cs="Times New Roman"/>
@@ -4404,6 +3860,163 @@
           <w:sz w:val="22"/>
           <w:szCs w:val="22"/>
         </w:rPr>
+        <w:t>H4_Non-human_Character </w:t>
+      </w:r>
+      <w:r>
+        <w:rPr>
+          <w:rFonts w:ascii="Times New Roman" w:hAnsi="Times New Roman" w:cs="Times New Roman"/>
+          <w:sz w:val="22"/>
+          <w:szCs w:val="22"/>
+        </w:rPr>
+        <w:t>correspondant à cet assignement de relation)</w:t>
+      </w:r>
+    </w:p>
+    <w:p>
+      <w:pPr>
+        <w:spacing w:after="0"/>
+        <w:jc w:val="both"/>
+        <w:rPr>
+          <w:rFonts w:ascii="Times New Roman" w:hAnsi="Times New Roman" w:cs="Times New Roman"/>
+          <w:sz w:val="22"/>
+          <w:szCs w:val="22"/>
+        </w:rPr>
+      </w:pPr>
+    </w:p>
+    <w:p>
+      <w:pPr>
+        <w:spacing w:after="0"/>
+        <w:jc w:val="both"/>
+        <w:rPr>
+          <w:rFonts w:ascii="Times New Roman" w:hAnsi="Times New Roman" w:cs="Times New Roman"/>
+          <w:sz w:val="22"/>
+          <w:szCs w:val="22"/>
+        </w:rPr>
+      </w:pPr>
+      <w:r>
+        <w:rPr>
+          <w:rFonts w:ascii="Times New Roman" w:hAnsi="Times New Roman" w:cs="Times New Roman"/>
+          <w:sz w:val="22"/>
+          <w:szCs w:val="22"/>
+        </w:rPr>
+        <w:t xml:space="preserve">Les instances de G4_Social_Relationship doivent être écrites sous la forme </w:t>
+      </w:r>
+      <w:r>
+        <w:rPr>
+          <w:rFonts w:ascii="Cascadia Code" w:hAnsi="Cascadia Code" w:cs="Cascadia Code"/>
+          <w:sz w:val="18"/>
+          <w:szCs w:val="18"/>
+        </w:rPr>
+        <w:t>Rel</w:t>
+      </w:r>
+      <w:proofErr w:type="gramStart"/>
+      <w:r>
+        <w:rPr>
+          <w:rFonts w:ascii="Cascadia Code" w:hAnsi="Cascadia Code" w:cs="Cascadia Code"/>
+          <w:sz w:val="18"/>
+          <w:szCs w:val="18"/>
+        </w:rPr>
+        <w:t>_[</w:t>
+      </w:r>
+      <w:proofErr w:type="gramEnd"/>
+      <w:r>
+        <w:rPr>
+          <w:rFonts w:ascii="Cascadia Code" w:hAnsi="Cascadia Code" w:cs="Cascadia Code"/>
+          <w:sz w:val="18"/>
+          <w:szCs w:val="18"/>
+        </w:rPr>
+        <w:t xml:space="preserve">Nom de chaque personnage en enlevant les </w:t>
+      </w:r>
+      <w:proofErr w:type="spellStart"/>
+      <w:r>
+        <w:rPr>
+          <w:rFonts w:ascii="Cascadia Code" w:hAnsi="Cascadia Code" w:cs="Cascadia Code"/>
+          <w:sz w:val="18"/>
+          <w:szCs w:val="18"/>
+        </w:rPr>
+        <w:t>underscores</w:t>
+      </w:r>
+      <w:proofErr w:type="spellEnd"/>
+      <w:r>
+        <w:rPr>
+          <w:rFonts w:ascii="Cascadia Code" w:hAnsi="Cascadia Code" w:cs="Cascadia Code"/>
+          <w:sz w:val="18"/>
+          <w:szCs w:val="18"/>
+        </w:rPr>
+        <w:t xml:space="preserve">, les personnages étant séparés les uns des autres par un </w:t>
+      </w:r>
+      <w:proofErr w:type="spellStart"/>
+      <w:r>
+        <w:rPr>
+          <w:rFonts w:ascii="Cascadia Code" w:hAnsi="Cascadia Code" w:cs="Cascadia Code"/>
+          <w:sz w:val="18"/>
+          <w:szCs w:val="18"/>
+        </w:rPr>
+        <w:t>underscore</w:t>
+      </w:r>
+      <w:proofErr w:type="spellEnd"/>
+      <w:r>
+        <w:rPr>
+          <w:rFonts w:ascii="Cascadia Code" w:hAnsi="Cascadia Code" w:cs="Cascadia Code"/>
+          <w:sz w:val="18"/>
+          <w:szCs w:val="18"/>
+        </w:rPr>
+        <w:t>]</w:t>
+      </w:r>
+      <w:r>
+        <w:rPr>
+          <w:rFonts w:ascii="Times New Roman" w:hAnsi="Times New Roman" w:cs="Times New Roman"/>
+          <w:sz w:val="22"/>
+          <w:szCs w:val="22"/>
+        </w:rPr>
+        <w:t>.</w:t>
+      </w:r>
+    </w:p>
+    <w:p>
+      <w:pPr>
+        <w:spacing w:after="0"/>
+        <w:jc w:val="both"/>
+        <w:rPr>
+          <w:rFonts w:ascii="Times New Roman" w:hAnsi="Times New Roman" w:cs="Times New Roman"/>
+          <w:sz w:val="22"/>
+          <w:szCs w:val="22"/>
+        </w:rPr>
+      </w:pPr>
+    </w:p>
+    <w:p>
+      <w:pPr>
+        <w:spacing w:after="0"/>
+        <w:jc w:val="both"/>
+        <w:rPr>
+          <w:rFonts w:ascii="Times New Roman" w:hAnsi="Times New Roman" w:cs="Times New Roman"/>
+          <w:sz w:val="22"/>
+          <w:szCs w:val="22"/>
+          <w:lang w:val="en-US"/>
+        </w:rPr>
+      </w:pPr>
+      <w:r>
+        <w:rPr>
+          <w:rFonts w:ascii="Times New Roman" w:hAnsi="Times New Roman" w:cs="Times New Roman"/>
+          <w:sz w:val="22"/>
+          <w:szCs w:val="22"/>
+        </w:rPr>
+        <w:t xml:space="preserve">Les instances de </w:t>
+      </w:r>
+      <w:r>
+        <w:rPr>
+          <w:rFonts w:ascii="Times New Roman" w:hAnsi="Times New Roman" w:cs="Times New Roman"/>
+          <w:i/>
+          <w:iCs/>
+          <w:sz w:val="22"/>
+          <w:szCs w:val="22"/>
+        </w:rPr>
+        <w:t>G13_Narrative_Location</w:t>
+      </w:r>
+      <w:r>
+        <w:rPr>
+          <w:rFonts w:ascii="Times New Roman" w:hAnsi="Times New Roman" w:cs="Times New Roman"/>
+          <w:sz w:val="22"/>
+          <w:szCs w:val="22"/>
+        </w:rPr>
         <w:t xml:space="preserve"> </w:t>
       </w:r>
       <w:r>
@@ -4412,7 +4025,52 @@
           <w:sz w:val="22"/>
           <w:szCs w:val="22"/>
         </w:rPr>
-        <w:t>existant dans le monde réel)</w:t>
+        <w:t xml:space="preserve">peuvent être écrites sous n’importe quelle forme. </w:t>
+      </w:r>
+      <w:r>
+        <w:rPr>
+          <w:rFonts w:ascii="Times New Roman" w:hAnsi="Times New Roman" w:cs="Times New Roman"/>
+          <w:sz w:val="22"/>
+          <w:szCs w:val="22"/>
+        </w:rPr>
+        <w:t xml:space="preserve"> </w:t>
+      </w:r>
+    </w:p>
+    <w:p>
+      <w:pPr>
+        <w:spacing w:after="0"/>
+        <w:jc w:val="both"/>
+        <w:rPr>
+          <w:rFonts w:ascii="Times New Roman" w:hAnsi="Times New Roman" w:cs="Times New Roman"/>
+          <w:sz w:val="22"/>
+          <w:szCs w:val="22"/>
+        </w:rPr>
+      </w:pPr>
+      <w:r>
+        <w:rPr>
+          <w:rFonts w:ascii="Times New Roman" w:hAnsi="Times New Roman" w:cs="Times New Roman"/>
+          <w:sz w:val="22"/>
+          <w:szCs w:val="22"/>
+        </w:rPr>
+        <w:t xml:space="preserve">Pour </w:t>
+      </w:r>
+      <w:r>
+        <w:rPr>
+          <w:rFonts w:ascii="Times New Roman" w:hAnsi="Times New Roman" w:cs="Times New Roman"/>
+          <w:i/>
+          <w:iCs/>
+          <w:sz w:val="22"/>
+          <w:szCs w:val="22"/>
+        </w:rPr>
+        <w:t>G13_Narrative_Location</w:t>
+      </w:r>
+      <w:r>
+        <w:rPr>
+          <w:rFonts w:ascii="Times New Roman" w:hAnsi="Times New Roman" w:cs="Times New Roman"/>
+          <w:sz w:val="22"/>
+          <w:szCs w:val="22"/>
+        </w:rPr>
+        <w:t>, les propriétés sont :​</w:t>
       </w:r>
     </w:p>
     <w:p>
@@ -4430,76 +4088,14 @@
           <w:szCs w:val="22"/>
         </w:rPr>
       </w:pPr>
-      <w:proofErr w:type="spellStart"/>
-      <w:proofErr w:type="gramStart"/>
-      <w:r>
-        <w:rPr>
-          <w:rFonts w:ascii="Times New Roman" w:hAnsi="Times New Roman" w:cs="Times New Roman"/>
-          <w:sz w:val="22"/>
-          <w:szCs w:val="22"/>
-        </w:rPr>
-        <w:t>proper</w:t>
-      </w:r>
-      <w:proofErr w:type="gramEnd"/>
-      <w:r>
-        <w:rPr>
-          <w:rFonts w:ascii="Times New Roman" w:hAnsi="Times New Roman" w:cs="Times New Roman"/>
-          <w:sz w:val="22"/>
-          <w:szCs w:val="22"/>
-        </w:rPr>
-        <w:t>_part</w:t>
-      </w:r>
-      <w:proofErr w:type="spellEnd"/>
-      <w:r>
-        <w:rPr>
-          <w:rFonts w:ascii="Times New Roman" w:hAnsi="Times New Roman" w:cs="Times New Roman"/>
-          <w:sz w:val="22"/>
-          <w:szCs w:val="22"/>
-        </w:rPr>
-        <w:t xml:space="preserve"> (le lieu narratif fait partie d’un autre lieu narratif plus grand) </w:t>
-      </w:r>
-    </w:p>
-    <w:p>
-      <w:pPr>
-        <w:spacing w:after="0"/>
-        <w:jc w:val="both"/>
-        <w:rPr>
-          <w:rFonts w:ascii="Times New Roman" w:hAnsi="Times New Roman" w:cs="Times New Roman"/>
-          <w:sz w:val="22"/>
-          <w:szCs w:val="22"/>
-          <w:highlight w:val="yellow"/>
-        </w:rPr>
-      </w:pPr>
-      <w:r>
-        <w:rPr>
-          <w:rFonts w:ascii="Times New Roman" w:hAnsi="Times New Roman" w:cs="Times New Roman"/>
-          <w:sz w:val="22"/>
-          <w:szCs w:val="22"/>
-          <w:highlight w:val="yellow"/>
-        </w:rPr>
-        <w:t>​</w:t>
-      </w:r>
-    </w:p>
-    <w:p>
-      <w:pPr>
-        <w:spacing w:after="0"/>
-        <w:jc w:val="both"/>
-        <w:rPr>
-          <w:rFonts w:ascii="Times New Roman" w:hAnsi="Times New Roman" w:cs="Times New Roman"/>
-          <w:sz w:val="22"/>
-          <w:szCs w:val="22"/>
-          <w:lang w:val="en-US"/>
-        </w:rPr>
-      </w:pPr>
-      <w:r>
-        <w:rPr>
-          <w:rFonts w:ascii="Times New Roman" w:hAnsi="Times New Roman" w:cs="Times New Roman"/>
-          <w:sz w:val="22"/>
-          <w:szCs w:val="22"/>
-        </w:rPr>
-        <w:t xml:space="preserve">Les instances de </w:t>
-      </w:r>
-      <w:proofErr w:type="spellStart"/>
+      <w:r>
+        <w:rPr>
+          <w:rFonts w:ascii="Times New Roman" w:hAnsi="Times New Roman" w:cs="Times New Roman"/>
+          <w:sz w:val="22"/>
+          <w:szCs w:val="22"/>
+        </w:rPr>
+        <w:t xml:space="preserve">P2_has_feature (un type </w:t>
+      </w:r>
       <w:r>
         <w:rPr>
           <w:rFonts w:ascii="Times New Roman" w:hAnsi="Times New Roman" w:cs="Times New Roman"/>
@@ -4508,152 +4104,6 @@
           <w:sz w:val="22"/>
           <w:szCs w:val="22"/>
         </w:rPr>
-        <w:t>Geographical_Place</w:t>
-      </w:r>
-      <w:proofErr w:type="spellEnd"/>
-      <w:r>
-        <w:rPr>
-          <w:rFonts w:ascii="Times New Roman" w:hAnsi="Times New Roman" w:cs="Times New Roman"/>
-          <w:i/>
-          <w:iCs/>
-          <w:sz w:val="22"/>
-          <w:szCs w:val="22"/>
-        </w:rPr>
-        <w:t xml:space="preserve"> </w:t>
-      </w:r>
-      <w:r>
-        <w:rPr>
-          <w:rFonts w:ascii="Times New Roman" w:hAnsi="Times New Roman" w:cs="Times New Roman"/>
-          <w:sz w:val="22"/>
-          <w:szCs w:val="22"/>
-        </w:rPr>
-        <w:t xml:space="preserve">doivent être écrites sous la forme </w:t>
-      </w:r>
-      <w:r>
-        <w:rPr>
-          <w:rFonts w:ascii="Cascadia Code" w:hAnsi="Cascadia Code" w:cs="Cascadia Code"/>
-          <w:sz w:val="18"/>
-          <w:szCs w:val="18"/>
-        </w:rPr>
-        <w:t xml:space="preserve">[Nom du lieu tel qu’écrit dans la classe </w:t>
-      </w:r>
-      <w:r>
-        <w:rPr>
-          <w:rFonts w:ascii="Cascadia Code" w:hAnsi="Cascadia Code" w:cs="Cascadia Code"/>
-          <w:i/>
-          <w:iCs/>
-          <w:sz w:val="18"/>
-          <w:szCs w:val="18"/>
-        </w:rPr>
-        <w:t>G13_Narrative_</w:t>
-      </w:r>
-      <w:proofErr w:type="gramStart"/>
-      <w:r>
-        <w:rPr>
-          <w:rFonts w:ascii="Cascadia Code" w:hAnsi="Cascadia Code" w:cs="Cascadia Code"/>
-          <w:i/>
-          <w:iCs/>
-          <w:sz w:val="18"/>
-          <w:szCs w:val="18"/>
-        </w:rPr>
-        <w:t>Location</w:t>
-      </w:r>
-      <w:r>
-        <w:rPr>
-          <w:rFonts w:ascii="Cascadia Code" w:hAnsi="Cascadia Code" w:cs="Cascadia Code"/>
-          <w:sz w:val="18"/>
-          <w:szCs w:val="18"/>
-        </w:rPr>
-        <w:t>]_</w:t>
-      </w:r>
-      <w:proofErr w:type="gramEnd"/>
-      <w:r>
-        <w:rPr>
-          <w:rFonts w:ascii="Cascadia Code" w:hAnsi="Cascadia Code" w:cs="Cascadia Code"/>
-          <w:sz w:val="18"/>
-          <w:szCs w:val="18"/>
-        </w:rPr>
-        <w:t>real</w:t>
-      </w:r>
-      <w:r>
-        <w:rPr>
-          <w:rFonts w:ascii="Times New Roman" w:hAnsi="Times New Roman" w:cs="Times New Roman"/>
-          <w:sz w:val="22"/>
-          <w:szCs w:val="22"/>
-        </w:rPr>
-        <w:t>.</w:t>
-      </w:r>
-    </w:p>
-    <w:p>
-      <w:pPr>
-        <w:spacing w:after="0"/>
-        <w:jc w:val="both"/>
-        <w:rPr>
-          <w:rFonts w:ascii="Times New Roman" w:hAnsi="Times New Roman" w:cs="Times New Roman"/>
-          <w:sz w:val="22"/>
-          <w:szCs w:val="22"/>
-        </w:rPr>
-      </w:pPr>
-      <w:r>
-        <w:rPr>
-          <w:rFonts w:ascii="Times New Roman" w:hAnsi="Times New Roman" w:cs="Times New Roman"/>
-          <w:sz w:val="22"/>
-          <w:szCs w:val="22"/>
-        </w:rPr>
-        <w:t xml:space="preserve">Pour </w:t>
-      </w:r>
-      <w:proofErr w:type="spellStart"/>
-      <w:r>
-        <w:rPr>
-          <w:rFonts w:ascii="Times New Roman" w:hAnsi="Times New Roman" w:cs="Times New Roman"/>
-          <w:i/>
-          <w:iCs/>
-          <w:sz w:val="22"/>
-          <w:szCs w:val="22"/>
-        </w:rPr>
-        <w:t>Geographical_Place</w:t>
-      </w:r>
-      <w:proofErr w:type="spellEnd"/>
-      <w:r>
-        <w:rPr>
-          <w:rFonts w:ascii="Times New Roman" w:hAnsi="Times New Roman" w:cs="Times New Roman"/>
-          <w:sz w:val="22"/>
-          <w:szCs w:val="22"/>
-        </w:rPr>
-        <w:t>, les propriétés sont :​</w:t>
-      </w:r>
-    </w:p>
-    <w:p>
-      <w:pPr>
-        <w:pStyle w:val="Paragraphedeliste"/>
-        <w:numPr>
-          <w:ilvl w:val="0"/>
-          <w:numId w:val="1"/>
-        </w:numPr>
-        <w:spacing w:after="0"/>
-        <w:jc w:val="both"/>
-        <w:rPr>
-          <w:rFonts w:ascii="Times New Roman" w:hAnsi="Times New Roman" w:cs="Times New Roman"/>
-          <w:sz w:val="22"/>
-          <w:szCs w:val="22"/>
-        </w:rPr>
-      </w:pPr>
-      <w:r>
-        <w:rPr>
-          <w:rFonts w:ascii="Times New Roman" w:hAnsi="Times New Roman" w:cs="Times New Roman"/>
-          <w:sz w:val="22"/>
-          <w:szCs w:val="22"/>
-        </w:rPr>
-        <w:t xml:space="preserve">P2_has_feature (un type </w:t>
-      </w:r>
-      <w:r>
-        <w:rPr>
-          <w:rFonts w:ascii="Times New Roman" w:hAnsi="Times New Roman" w:cs="Times New Roman"/>
-          <w:i/>
-          <w:iCs/>
-          <w:sz w:val="22"/>
-          <w:szCs w:val="22"/>
-        </w:rPr>
         <w:t>E55_Type</w:t>
       </w:r>
       <w:r>
@@ -4670,7 +4120,7 @@
           <w:sz w:val="22"/>
           <w:szCs w:val="22"/>
         </w:rPr>
-        <w:t xml:space="preserve"> types de</w:t>
+        <w:t xml:space="preserve"> types</w:t>
       </w:r>
       <w:r>
         <w:rPr>
@@ -4699,132 +4149,7 @@
           <w:sz w:val="22"/>
           <w:szCs w:val="22"/>
         </w:rPr>
-        <w:t xml:space="preserve"> </w:t>
-      </w:r>
-      <w:r>
-        <w:rPr>
-          <w:rFonts w:ascii="Times New Roman" w:hAnsi="Times New Roman" w:cs="Times New Roman"/>
-          <w:sz w:val="22"/>
-          <w:szCs w:val="22"/>
-        </w:rPr>
-        <w:t>et à la fin de ce fichier)</w:t>
-      </w:r>
-    </w:p>
-    <w:p>
-      <w:pPr>
-        <w:spacing w:after="0"/>
-        <w:jc w:val="both"/>
-        <w:rPr>
-          <w:rFonts w:ascii="Times New Roman" w:hAnsi="Times New Roman" w:cs="Times New Roman"/>
-          <w:sz w:val="22"/>
-          <w:szCs w:val="22"/>
-        </w:rPr>
-      </w:pPr>
-    </w:p>
-    <w:p>
-      <w:pPr>
-        <w:spacing w:after="0"/>
-        <w:jc w:val="both"/>
-        <w:rPr>
-          <w:rFonts w:ascii="Times New Roman" w:hAnsi="Times New Roman" w:cs="Times New Roman"/>
-          <w:sz w:val="22"/>
-          <w:szCs w:val="22"/>
-          <w:highlight w:val="yellow"/>
-          <w:lang w:val="en-US"/>
-        </w:rPr>
-      </w:pPr>
-      <w:r>
-        <w:rPr>
-          <w:rFonts w:ascii="Times New Roman" w:hAnsi="Times New Roman" w:cs="Times New Roman"/>
-          <w:sz w:val="22"/>
-          <w:szCs w:val="22"/>
-        </w:rPr>
-        <w:t xml:space="preserve">Les instances de </w:t>
-      </w:r>
-      <w:proofErr w:type="spellStart"/>
-      <w:r>
-        <w:rPr>
-          <w:rFonts w:ascii="Times New Roman" w:hAnsi="Times New Roman" w:cs="Times New Roman"/>
-          <w:i/>
-          <w:iCs/>
-          <w:sz w:val="22"/>
-          <w:szCs w:val="22"/>
-        </w:rPr>
-        <w:t>Organization</w:t>
-      </w:r>
-      <w:proofErr w:type="spellEnd"/>
-      <w:r>
-        <w:rPr>
-          <w:rFonts w:ascii="Times New Roman" w:hAnsi="Times New Roman" w:cs="Times New Roman"/>
-          <w:i/>
-          <w:iCs/>
-          <w:sz w:val="22"/>
-          <w:szCs w:val="22"/>
-        </w:rPr>
-        <w:t xml:space="preserve"> </w:t>
-      </w:r>
-      <w:r>
-        <w:rPr>
-          <w:rFonts w:ascii="Times New Roman" w:hAnsi="Times New Roman" w:cs="Times New Roman"/>
-          <w:sz w:val="22"/>
-          <w:szCs w:val="22"/>
-        </w:rPr>
-        <w:t>peuvent être</w:t>
-      </w:r>
-      <w:r>
-        <w:rPr>
-          <w:rFonts w:ascii="Times New Roman" w:hAnsi="Times New Roman" w:cs="Times New Roman"/>
-          <w:sz w:val="22"/>
-          <w:szCs w:val="22"/>
-        </w:rPr>
-        <w:t xml:space="preserve"> écrites sous n’importe quelle forme. </w:t>
-      </w:r>
-      <w:r>
-        <w:rPr>
-          <w:rFonts w:ascii="Times New Roman" w:hAnsi="Times New Roman" w:cs="Times New Roman"/>
-          <w:sz w:val="22"/>
-          <w:szCs w:val="22"/>
-        </w:rPr>
-        <w:t xml:space="preserve"> </w:t>
-      </w:r>
-    </w:p>
-    <w:p>
-      <w:pPr>
-        <w:spacing w:after="0"/>
-        <w:jc w:val="both"/>
-        <w:rPr>
-          <w:rFonts w:ascii="Times New Roman" w:hAnsi="Times New Roman" w:cs="Times New Roman"/>
-          <w:sz w:val="22"/>
-          <w:szCs w:val="22"/>
-        </w:rPr>
-      </w:pPr>
-      <w:r>
-        <w:rPr>
-          <w:rFonts w:ascii="Times New Roman" w:hAnsi="Times New Roman" w:cs="Times New Roman"/>
-          <w:sz w:val="22"/>
-          <w:szCs w:val="22"/>
-        </w:rPr>
-        <w:t xml:space="preserve">Pour </w:t>
-      </w:r>
-      <w:proofErr w:type="spellStart"/>
-      <w:r>
-        <w:rPr>
-          <w:rFonts w:ascii="Times New Roman" w:hAnsi="Times New Roman" w:cs="Times New Roman"/>
-          <w:i/>
-          <w:iCs/>
-          <w:sz w:val="22"/>
-          <w:szCs w:val="22"/>
-        </w:rPr>
-        <w:t>Organization</w:t>
-      </w:r>
-      <w:proofErr w:type="spellEnd"/>
-      <w:r>
-        <w:rPr>
-          <w:rFonts w:ascii="Times New Roman" w:hAnsi="Times New Roman" w:cs="Times New Roman"/>
-          <w:sz w:val="22"/>
-          <w:szCs w:val="22"/>
-        </w:rPr>
-        <w:t>, les propriétés sont :​</w:t>
+        <w:t xml:space="preserve"> et à la fin de ce fichier)</w:t>
       </w:r>
     </w:p>
     <w:p>
@@ -4848,8 +4173,9 @@
           <w:sz w:val="22"/>
           <w:szCs w:val="22"/>
         </w:rPr>
-        <w:t xml:space="preserve">P2_has_feature (un type </w:t>
-      </w:r>
+        <w:t xml:space="preserve">P67_refers_to (le lieu narratif se réfère à un lieu </w:t>
+      </w:r>
+      <w:proofErr w:type="spellStart"/>
       <w:r>
         <w:rPr>
           <w:rFonts w:ascii="Times New Roman" w:hAnsi="Times New Roman" w:cs="Times New Roman"/>
@@ -4858,6 +4184,267 @@
           <w:sz w:val="22"/>
           <w:szCs w:val="22"/>
         </w:rPr>
+        <w:t>Geographical_Place</w:t>
+      </w:r>
+      <w:proofErr w:type="spellEnd"/>
+      <w:r>
+        <w:rPr>
+          <w:rFonts w:ascii="Times New Roman" w:hAnsi="Times New Roman" w:cs="Times New Roman"/>
+          <w:i/>
+          <w:iCs/>
+          <w:sz w:val="22"/>
+          <w:szCs w:val="22"/>
+        </w:rPr>
+        <w:t xml:space="preserve"> </w:t>
+      </w:r>
+      <w:r>
+        <w:rPr>
+          <w:rFonts w:ascii="Times New Roman" w:hAnsi="Times New Roman" w:cs="Times New Roman"/>
+          <w:sz w:val="22"/>
+          <w:szCs w:val="22"/>
+        </w:rPr>
+        <w:t>existant dans le monde réel)</w:t>
+      </w:r>
+    </w:p>
+    <w:p>
+      <w:pPr>
+        <w:pStyle w:val="Paragraphedeliste"/>
+        <w:numPr>
+          <w:ilvl w:val="0"/>
+          <w:numId w:val="1"/>
+        </w:numPr>
+        <w:spacing w:after="0"/>
+        <w:jc w:val="both"/>
+        <w:rPr>
+          <w:rFonts w:ascii="Times New Roman" w:hAnsi="Times New Roman" w:cs="Times New Roman"/>
+          <w:sz w:val="22"/>
+          <w:szCs w:val="22"/>
+        </w:rPr>
+      </w:pPr>
+      <w:proofErr w:type="spellStart"/>
+      <w:proofErr w:type="gramStart"/>
+      <w:r>
+        <w:rPr>
+          <w:rFonts w:ascii="Times New Roman" w:hAnsi="Times New Roman" w:cs="Times New Roman"/>
+          <w:sz w:val="22"/>
+          <w:szCs w:val="22"/>
+        </w:rPr>
+        <w:t>proper</w:t>
+      </w:r>
+      <w:proofErr w:type="gramEnd"/>
+      <w:r>
+        <w:rPr>
+          <w:rFonts w:ascii="Times New Roman" w:hAnsi="Times New Roman" w:cs="Times New Roman"/>
+          <w:sz w:val="22"/>
+          <w:szCs w:val="22"/>
+        </w:rPr>
+        <w:t>_part</w:t>
+      </w:r>
+      <w:proofErr w:type="spellEnd"/>
+      <w:r>
+        <w:rPr>
+          <w:rFonts w:ascii="Times New Roman" w:hAnsi="Times New Roman" w:cs="Times New Roman"/>
+          <w:sz w:val="22"/>
+          <w:szCs w:val="22"/>
+        </w:rPr>
+        <w:t xml:space="preserve"> (le lieu narratif fait partie d’un autre lieu narratif plus grand) </w:t>
+      </w:r>
+    </w:p>
+    <w:p>
+      <w:pPr>
+        <w:spacing w:after="0"/>
+        <w:jc w:val="both"/>
+        <w:rPr>
+          <w:rFonts w:ascii="Times New Roman" w:hAnsi="Times New Roman" w:cs="Times New Roman"/>
+          <w:sz w:val="22"/>
+          <w:szCs w:val="22"/>
+          <w:highlight w:val="yellow"/>
+        </w:rPr>
+      </w:pPr>
+      <w:r>
+        <w:rPr>
+          <w:rFonts w:ascii="Times New Roman" w:hAnsi="Times New Roman" w:cs="Times New Roman"/>
+          <w:sz w:val="22"/>
+          <w:szCs w:val="22"/>
+          <w:highlight w:val="yellow"/>
+        </w:rPr>
+        <w:t>​</w:t>
+      </w:r>
+    </w:p>
+    <w:p>
+      <w:pPr>
+        <w:spacing w:after="0"/>
+        <w:jc w:val="both"/>
+        <w:rPr>
+          <w:rFonts w:ascii="Times New Roman" w:hAnsi="Times New Roman" w:cs="Times New Roman"/>
+          <w:sz w:val="22"/>
+          <w:szCs w:val="22"/>
+          <w:lang w:val="en-US"/>
+        </w:rPr>
+      </w:pPr>
+      <w:r>
+        <w:rPr>
+          <w:rFonts w:ascii="Times New Roman" w:hAnsi="Times New Roman" w:cs="Times New Roman"/>
+          <w:sz w:val="22"/>
+          <w:szCs w:val="22"/>
+        </w:rPr>
+        <w:t xml:space="preserve">Les instances de </w:t>
+      </w:r>
+      <w:proofErr w:type="spellStart"/>
+      <w:r>
+        <w:rPr>
+          <w:rFonts w:ascii="Times New Roman" w:hAnsi="Times New Roman" w:cs="Times New Roman"/>
+          <w:i/>
+          <w:iCs/>
+          <w:sz w:val="22"/>
+          <w:szCs w:val="22"/>
+        </w:rPr>
+        <w:t>Geographical_Place</w:t>
+      </w:r>
+      <w:proofErr w:type="spellEnd"/>
+      <w:r>
+        <w:rPr>
+          <w:rFonts w:ascii="Times New Roman" w:hAnsi="Times New Roman" w:cs="Times New Roman"/>
+          <w:i/>
+          <w:iCs/>
+          <w:sz w:val="22"/>
+          <w:szCs w:val="22"/>
+        </w:rPr>
+        <w:t xml:space="preserve"> </w:t>
+      </w:r>
+      <w:r>
+        <w:rPr>
+          <w:rFonts w:ascii="Times New Roman" w:hAnsi="Times New Roman" w:cs="Times New Roman"/>
+          <w:sz w:val="22"/>
+          <w:szCs w:val="22"/>
+        </w:rPr>
+        <w:t xml:space="preserve">doivent être écrites sous la forme </w:t>
+      </w:r>
+      <w:r>
+        <w:rPr>
+          <w:rFonts w:ascii="Cascadia Code" w:hAnsi="Cascadia Code" w:cs="Cascadia Code"/>
+          <w:sz w:val="18"/>
+          <w:szCs w:val="18"/>
+        </w:rPr>
+        <w:t xml:space="preserve">[Nom du lieu tel qu’écrit dans la classe </w:t>
+      </w:r>
+      <w:r>
+        <w:rPr>
+          <w:rFonts w:ascii="Cascadia Code" w:hAnsi="Cascadia Code" w:cs="Cascadia Code"/>
+          <w:i/>
+          <w:iCs/>
+          <w:sz w:val="18"/>
+          <w:szCs w:val="18"/>
+        </w:rPr>
+        <w:t>G13_Narrative_</w:t>
+      </w:r>
+      <w:proofErr w:type="gramStart"/>
+      <w:r>
+        <w:rPr>
+          <w:rFonts w:ascii="Cascadia Code" w:hAnsi="Cascadia Code" w:cs="Cascadia Code"/>
+          <w:i/>
+          <w:iCs/>
+          <w:sz w:val="18"/>
+          <w:szCs w:val="18"/>
+        </w:rPr>
+        <w:t>Location</w:t>
+      </w:r>
+      <w:r>
+        <w:rPr>
+          <w:rFonts w:ascii="Cascadia Code" w:hAnsi="Cascadia Code" w:cs="Cascadia Code"/>
+          <w:sz w:val="18"/>
+          <w:szCs w:val="18"/>
+        </w:rPr>
+        <w:t>]_</w:t>
+      </w:r>
+      <w:proofErr w:type="gramEnd"/>
+      <w:r>
+        <w:rPr>
+          <w:rFonts w:ascii="Cascadia Code" w:hAnsi="Cascadia Code" w:cs="Cascadia Code"/>
+          <w:sz w:val="18"/>
+          <w:szCs w:val="18"/>
+        </w:rPr>
+        <w:t>real</w:t>
+      </w:r>
+      <w:r>
+        <w:rPr>
+          <w:rFonts w:ascii="Times New Roman" w:hAnsi="Times New Roman" w:cs="Times New Roman"/>
+          <w:sz w:val="22"/>
+          <w:szCs w:val="22"/>
+        </w:rPr>
+        <w:t>.</w:t>
+      </w:r>
+    </w:p>
+    <w:p>
+      <w:pPr>
+        <w:spacing w:after="0"/>
+        <w:jc w:val="both"/>
+        <w:rPr>
+          <w:rFonts w:ascii="Times New Roman" w:hAnsi="Times New Roman" w:cs="Times New Roman"/>
+          <w:sz w:val="22"/>
+          <w:szCs w:val="22"/>
+        </w:rPr>
+      </w:pPr>
+      <w:r>
+        <w:rPr>
+          <w:rFonts w:ascii="Times New Roman" w:hAnsi="Times New Roman" w:cs="Times New Roman"/>
+          <w:sz w:val="22"/>
+          <w:szCs w:val="22"/>
+        </w:rPr>
+        <w:t xml:space="preserve">Pour </w:t>
+      </w:r>
+      <w:proofErr w:type="spellStart"/>
+      <w:r>
+        <w:rPr>
+          <w:rFonts w:ascii="Times New Roman" w:hAnsi="Times New Roman" w:cs="Times New Roman"/>
+          <w:i/>
+          <w:iCs/>
+          <w:sz w:val="22"/>
+          <w:szCs w:val="22"/>
+        </w:rPr>
+        <w:t>Geographical_Place</w:t>
+      </w:r>
+      <w:proofErr w:type="spellEnd"/>
+      <w:r>
+        <w:rPr>
+          <w:rFonts w:ascii="Times New Roman" w:hAnsi="Times New Roman" w:cs="Times New Roman"/>
+          <w:sz w:val="22"/>
+          <w:szCs w:val="22"/>
+        </w:rPr>
+        <w:t>, les propriétés sont :​</w:t>
+      </w:r>
+    </w:p>
+    <w:p>
+      <w:pPr>
+        <w:pStyle w:val="Paragraphedeliste"/>
+        <w:numPr>
+          <w:ilvl w:val="0"/>
+          <w:numId w:val="1"/>
+        </w:numPr>
+        <w:spacing w:after="0"/>
+        <w:jc w:val="both"/>
+        <w:rPr>
+          <w:rFonts w:ascii="Times New Roman" w:hAnsi="Times New Roman" w:cs="Times New Roman"/>
+          <w:sz w:val="22"/>
+          <w:szCs w:val="22"/>
+        </w:rPr>
+      </w:pPr>
+      <w:r>
+        <w:rPr>
+          <w:rFonts w:ascii="Times New Roman" w:hAnsi="Times New Roman" w:cs="Times New Roman"/>
+          <w:sz w:val="22"/>
+          <w:szCs w:val="22"/>
+        </w:rPr>
+        <w:t xml:space="preserve">P2_has_feature (un type </w:t>
+      </w:r>
+      <w:r>
+        <w:rPr>
+          <w:rFonts w:ascii="Times New Roman" w:hAnsi="Times New Roman" w:cs="Times New Roman"/>
+          <w:i/>
+          <w:iCs/>
+          <w:sz w:val="22"/>
+          <w:szCs w:val="22"/>
+        </w:rPr>
         <w:t>E55_Type</w:t>
       </w:r>
       <w:r>
@@ -4866,7 +4453,7 @@
           <w:sz w:val="22"/>
           <w:szCs w:val="22"/>
         </w:rPr>
-        <w:t xml:space="preserve"> d’organisation, la liste finie des</w:t>
+        <w:t xml:space="preserve"> de lieu, la liste finie des</w:t>
       </w:r>
       <w:r>
         <w:rPr>
@@ -4916,11 +4503,6 @@
     </w:p>
     <w:p>
       <w:pPr>
-        <w:pStyle w:val="Paragraphedeliste"/>
-        <w:numPr>
-          <w:ilvl w:val="0"/>
-          <w:numId w:val="1"/>
-        </w:numPr>
         <w:spacing w:after="0"/>
         <w:jc w:val="both"/>
         <w:rPr>
@@ -4929,34 +4511,28 @@
           <w:szCs w:val="22"/>
         </w:rPr>
       </w:pPr>
+    </w:p>
+    <w:p>
+      <w:pPr>
+        <w:spacing w:after="0"/>
+        <w:jc w:val="both"/>
+        <w:rPr>
+          <w:rFonts w:ascii="Times New Roman" w:hAnsi="Times New Roman" w:cs="Times New Roman"/>
+          <w:sz w:val="22"/>
+          <w:szCs w:val="22"/>
+          <w:highlight w:val="yellow"/>
+          <w:lang w:val="en-US"/>
+        </w:rPr>
+      </w:pPr>
+      <w:r>
+        <w:rPr>
+          <w:rFonts w:ascii="Times New Roman" w:hAnsi="Times New Roman" w:cs="Times New Roman"/>
+          <w:sz w:val="22"/>
+          <w:szCs w:val="22"/>
+        </w:rPr>
+        <w:t xml:space="preserve">Les instances de </w:t>
+      </w:r>
       <w:proofErr w:type="spellStart"/>
-      <w:proofErr w:type="gramStart"/>
-      <w:r>
-        <w:rPr>
-          <w:rFonts w:ascii="Times New Roman" w:hAnsi="Times New Roman" w:cs="Times New Roman"/>
-          <w:sz w:val="22"/>
-          <w:szCs w:val="22"/>
-        </w:rPr>
-        <w:t>has</w:t>
-      </w:r>
-      <w:proofErr w:type="gramEnd"/>
-      <w:r>
-        <w:rPr>
-          <w:rFonts w:ascii="Times New Roman" w:hAnsi="Times New Roman" w:cs="Times New Roman"/>
-          <w:sz w:val="22"/>
-          <w:szCs w:val="22"/>
-        </w:rPr>
-        <w:t>_member</w:t>
-      </w:r>
-      <w:proofErr w:type="spellEnd"/>
-      <w:r>
-        <w:rPr>
-          <w:rFonts w:ascii="Times New Roman" w:hAnsi="Times New Roman" w:cs="Times New Roman"/>
-          <w:sz w:val="22"/>
-          <w:szCs w:val="22"/>
-        </w:rPr>
-        <w:t xml:space="preserve"> (comporte des personnages </w:t>
-      </w:r>
       <w:r>
         <w:rPr>
           <w:rFonts w:ascii="Times New Roman" w:hAnsi="Times New Roman" w:cs="Times New Roman"/>
@@ -4965,16 +4541,9 @@
           <w:sz w:val="22"/>
           <w:szCs w:val="22"/>
         </w:rPr>
-        <w:t xml:space="preserve">H3_Human_Character </w:t>
-      </w:r>
-      <w:r>
-        <w:rPr>
-          <w:rFonts w:ascii="Times New Roman" w:hAnsi="Times New Roman" w:cs="Times New Roman"/>
-          <w:sz w:val="22"/>
-          <w:szCs w:val="22"/>
-        </w:rPr>
-        <w:t xml:space="preserve">et </w:t>
-      </w:r>
+        <w:t>Organization</w:t>
+      </w:r>
+      <w:proofErr w:type="spellEnd"/>
       <w:r>
         <w:rPr>
           <w:rFonts w:ascii="Times New Roman" w:hAnsi="Times New Roman" w:cs="Times New Roman"/>
@@ -4983,15 +4552,70 @@
           <w:sz w:val="22"/>
           <w:szCs w:val="22"/>
         </w:rPr>
-        <w:t>H4_Non-human_Character</w:t>
-      </w:r>
-      <w:r>
-        <w:rPr>
-          <w:rFonts w:ascii="Times New Roman" w:hAnsi="Times New Roman" w:cs="Times New Roman"/>
-          <w:sz w:val="22"/>
-          <w:szCs w:val="22"/>
-        </w:rPr>
-        <w:t xml:space="preserve"> comme membres)</w:t>
+        <w:t xml:space="preserve"> </w:t>
+      </w:r>
+      <w:r>
+        <w:rPr>
+          <w:rFonts w:ascii="Times New Roman" w:hAnsi="Times New Roman" w:cs="Times New Roman"/>
+          <w:sz w:val="22"/>
+          <w:szCs w:val="22"/>
+        </w:rPr>
+        <w:t>peuvent être</w:t>
+      </w:r>
+      <w:r>
+        <w:rPr>
+          <w:rFonts w:ascii="Times New Roman" w:hAnsi="Times New Roman" w:cs="Times New Roman"/>
+          <w:sz w:val="22"/>
+          <w:szCs w:val="22"/>
+        </w:rPr>
+        <w:t xml:space="preserve"> écrites sous n’importe quelle forme. </w:t>
+      </w:r>
+      <w:r>
+        <w:rPr>
+          <w:rFonts w:ascii="Times New Roman" w:hAnsi="Times New Roman" w:cs="Times New Roman"/>
+          <w:sz w:val="22"/>
+          <w:szCs w:val="22"/>
+        </w:rPr>
+        <w:t xml:space="preserve"> </w:t>
+      </w:r>
+    </w:p>
+    <w:p>
+      <w:pPr>
+        <w:spacing w:after="0"/>
+        <w:jc w:val="both"/>
+        <w:rPr>
+          <w:rFonts w:ascii="Times New Roman" w:hAnsi="Times New Roman" w:cs="Times New Roman"/>
+          <w:sz w:val="22"/>
+          <w:szCs w:val="22"/>
+        </w:rPr>
+      </w:pPr>
+      <w:r>
+        <w:rPr>
+          <w:rFonts w:ascii="Times New Roman" w:hAnsi="Times New Roman" w:cs="Times New Roman"/>
+          <w:sz w:val="22"/>
+          <w:szCs w:val="22"/>
+        </w:rPr>
+        <w:t xml:space="preserve">Pour </w:t>
+      </w:r>
+      <w:proofErr w:type="spellStart"/>
+      <w:r>
+        <w:rPr>
+          <w:rFonts w:ascii="Times New Roman" w:hAnsi="Times New Roman" w:cs="Times New Roman"/>
+          <w:i/>
+          <w:iCs/>
+          <w:sz w:val="22"/>
+          <w:szCs w:val="22"/>
+        </w:rPr>
+        <w:t>Organization</w:t>
+      </w:r>
+      <w:proofErr w:type="spellEnd"/>
+      <w:r>
+        <w:rPr>
+          <w:rFonts w:ascii="Times New Roman" w:hAnsi="Times New Roman" w:cs="Times New Roman"/>
+          <w:sz w:val="22"/>
+          <w:szCs w:val="22"/>
+        </w:rPr>
+        <w:t>, les propriétés sont :​</w:t>
       </w:r>
     </w:p>
     <w:p>
@@ -5009,33 +4633,13 @@
           <w:szCs w:val="22"/>
         </w:rPr>
       </w:pPr>
-      <w:proofErr w:type="spellStart"/>
-      <w:proofErr w:type="gramStart"/>
-      <w:r>
-        <w:rPr>
-          <w:rFonts w:ascii="Times New Roman" w:hAnsi="Times New Roman" w:cs="Times New Roman"/>
-          <w:sz w:val="22"/>
-          <w:szCs w:val="22"/>
-        </w:rPr>
-        <w:t>has</w:t>
-      </w:r>
-      <w:proofErr w:type="gramEnd"/>
-      <w:r>
-        <w:rPr>
-          <w:rFonts w:ascii="Times New Roman" w:hAnsi="Times New Roman" w:cs="Times New Roman"/>
-          <w:sz w:val="22"/>
-          <w:szCs w:val="22"/>
-        </w:rPr>
-        <w:t>_location</w:t>
-      </w:r>
-      <w:proofErr w:type="spellEnd"/>
-      <w:r>
-        <w:rPr>
-          <w:rFonts w:ascii="Times New Roman" w:hAnsi="Times New Roman" w:cs="Times New Roman"/>
-          <w:sz w:val="22"/>
-          <w:szCs w:val="22"/>
-        </w:rPr>
-        <w:t xml:space="preserve"> (se situe dans un lieu </w:t>
+      <w:r>
+        <w:rPr>
+          <w:rFonts w:ascii="Times New Roman" w:hAnsi="Times New Roman" w:cs="Times New Roman"/>
+          <w:sz w:val="22"/>
+          <w:szCs w:val="22"/>
+        </w:rPr>
+        <w:t xml:space="preserve">P2_has_feature (un type </w:t>
       </w:r>
       <w:r>
         <w:rPr>
@@ -5045,194 +4649,6 @@
           <w:sz w:val="22"/>
           <w:szCs w:val="22"/>
         </w:rPr>
-        <w:t>G13_Narrative_Location</w:t>
-      </w:r>
-      <w:r>
-        <w:rPr>
-          <w:rFonts w:ascii="Times New Roman" w:hAnsi="Times New Roman" w:cs="Times New Roman"/>
-          <w:sz w:val="22"/>
-          <w:szCs w:val="22"/>
-        </w:rPr>
-        <w:t>)</w:t>
-      </w:r>
-    </w:p>
-    <w:p>
-      <w:pPr>
-        <w:pStyle w:val="Paragraphedeliste"/>
-        <w:numPr>
-          <w:ilvl w:val="0"/>
-          <w:numId w:val="1"/>
-        </w:numPr>
-        <w:spacing w:after="0"/>
-        <w:jc w:val="both"/>
-        <w:rPr>
-          <w:rFonts w:ascii="Times New Roman" w:hAnsi="Times New Roman" w:cs="Times New Roman"/>
-          <w:sz w:val="22"/>
-          <w:szCs w:val="22"/>
-        </w:rPr>
-      </w:pPr>
-      <w:r>
-        <w:rPr>
-          <w:rFonts w:ascii="Times New Roman" w:hAnsi="Times New Roman" w:cs="Times New Roman"/>
-          <w:sz w:val="22"/>
-          <w:szCs w:val="22"/>
-        </w:rPr>
-        <w:t xml:space="preserve">P67i_is_referred_to_by (se réfère à une œuvre </w:t>
-      </w:r>
-      <w:r>
-        <w:rPr>
-          <w:rFonts w:ascii="Times New Roman" w:hAnsi="Times New Roman" w:cs="Times New Roman"/>
-          <w:i/>
-          <w:iCs/>
-          <w:sz w:val="22"/>
-          <w:szCs w:val="22"/>
-        </w:rPr>
-        <w:t>F1_Work</w:t>
-      </w:r>
-      <w:r>
-        <w:rPr>
-          <w:rFonts w:ascii="Times New Roman" w:hAnsi="Times New Roman" w:cs="Times New Roman"/>
-          <w:sz w:val="22"/>
-          <w:szCs w:val="22"/>
-        </w:rPr>
-        <w:t>)</w:t>
-      </w:r>
-    </w:p>
-    <w:p>
-      <w:pPr>
-        <w:spacing w:after="0"/>
-        <w:jc w:val="both"/>
-        <w:rPr>
-          <w:rFonts w:ascii="Times New Roman" w:hAnsi="Times New Roman" w:cs="Times New Roman"/>
-          <w:sz w:val="22"/>
-          <w:szCs w:val="22"/>
-          <w:highlight w:val="yellow"/>
-        </w:rPr>
-      </w:pPr>
-      <w:r>
-        <w:rPr>
-          <w:rFonts w:ascii="Times New Roman" w:hAnsi="Times New Roman" w:cs="Times New Roman"/>
-          <w:sz w:val="22"/>
-          <w:szCs w:val="22"/>
-          <w:highlight w:val="yellow"/>
-        </w:rPr>
-        <w:t>​</w:t>
-      </w:r>
-    </w:p>
-    <w:p>
-      <w:pPr>
-        <w:spacing w:after="0"/>
-        <w:jc w:val="both"/>
-        <w:rPr>
-          <w:rFonts w:ascii="Times New Roman" w:hAnsi="Times New Roman" w:cs="Times New Roman"/>
-          <w:sz w:val="22"/>
-          <w:szCs w:val="22"/>
-          <w:lang w:val="en-US"/>
-        </w:rPr>
-      </w:pPr>
-      <w:r>
-        <w:rPr>
-          <w:rFonts w:ascii="Times New Roman" w:hAnsi="Times New Roman" w:cs="Times New Roman"/>
-          <w:sz w:val="22"/>
-          <w:szCs w:val="22"/>
-        </w:rPr>
-        <w:t xml:space="preserve">Les instances de </w:t>
-      </w:r>
-      <w:r>
-        <w:rPr>
-          <w:rFonts w:ascii="Times New Roman" w:hAnsi="Times New Roman" w:cs="Times New Roman"/>
-          <w:i/>
-          <w:iCs/>
-          <w:sz w:val="22"/>
-          <w:szCs w:val="22"/>
-        </w:rPr>
-        <w:t xml:space="preserve">Community </w:t>
-      </w:r>
-      <w:r>
-        <w:rPr>
-          <w:rFonts w:ascii="Times New Roman" w:hAnsi="Times New Roman" w:cs="Times New Roman"/>
-          <w:sz w:val="22"/>
-          <w:szCs w:val="22"/>
-        </w:rPr>
-        <w:t xml:space="preserve">peuvent être écrites sous n’importe quelle forme. </w:t>
-      </w:r>
-      <w:r>
-        <w:rPr>
-          <w:rFonts w:ascii="Times New Roman" w:hAnsi="Times New Roman" w:cs="Times New Roman"/>
-          <w:sz w:val="22"/>
-          <w:szCs w:val="22"/>
-        </w:rPr>
-        <w:t xml:space="preserve"> </w:t>
-      </w:r>
-    </w:p>
-    <w:p>
-      <w:pPr>
-        <w:spacing w:after="0"/>
-        <w:jc w:val="both"/>
-        <w:rPr>
-          <w:rFonts w:ascii="Times New Roman" w:hAnsi="Times New Roman" w:cs="Times New Roman"/>
-          <w:sz w:val="22"/>
-          <w:szCs w:val="22"/>
-        </w:rPr>
-      </w:pPr>
-      <w:r>
-        <w:rPr>
-          <w:rFonts w:ascii="Times New Roman" w:hAnsi="Times New Roman" w:cs="Times New Roman"/>
-          <w:sz w:val="22"/>
-          <w:szCs w:val="22"/>
-        </w:rPr>
-        <w:t xml:space="preserve">Pour </w:t>
-      </w:r>
-      <w:r>
-        <w:rPr>
-          <w:rFonts w:ascii="Times New Roman" w:hAnsi="Times New Roman" w:cs="Times New Roman"/>
-          <w:i/>
-          <w:iCs/>
-          <w:sz w:val="22"/>
-          <w:szCs w:val="22"/>
-        </w:rPr>
-        <w:t>Community</w:t>
-      </w:r>
-      <w:r>
-        <w:rPr>
-          <w:rFonts w:ascii="Times New Roman" w:hAnsi="Times New Roman" w:cs="Times New Roman"/>
-          <w:sz w:val="22"/>
-          <w:szCs w:val="22"/>
-        </w:rPr>
-        <w:t>, les propriétés sont :​</w:t>
-      </w:r>
-    </w:p>
-    <w:p>
-      <w:pPr>
-        <w:pStyle w:val="Paragraphedeliste"/>
-        <w:numPr>
-          <w:ilvl w:val="0"/>
-          <w:numId w:val="1"/>
-        </w:numPr>
-        <w:spacing w:after="0"/>
-        <w:jc w:val="both"/>
-        <w:rPr>
-          <w:rFonts w:ascii="Times New Roman" w:hAnsi="Times New Roman" w:cs="Times New Roman"/>
-          <w:sz w:val="22"/>
-          <w:szCs w:val="22"/>
-        </w:rPr>
-      </w:pPr>
-      <w:r>
-        <w:rPr>
-          <w:rFonts w:ascii="Times New Roman" w:hAnsi="Times New Roman" w:cs="Times New Roman"/>
-          <w:sz w:val="22"/>
-          <w:szCs w:val="22"/>
-        </w:rPr>
-        <w:t xml:space="preserve">P2_has_feature (un type </w:t>
-      </w:r>
-      <w:r>
-        <w:rPr>
-          <w:rFonts w:ascii="Times New Roman" w:hAnsi="Times New Roman" w:cs="Times New Roman"/>
-          <w:i/>
-          <w:iCs/>
-          <w:sz w:val="22"/>
-          <w:szCs w:val="22"/>
-        </w:rPr>
         <w:t>E55_Type</w:t>
       </w:r>
       <w:r>
@@ -5241,7 +4657,7 @@
           <w:sz w:val="22"/>
           <w:szCs w:val="22"/>
         </w:rPr>
-        <w:t xml:space="preserve"> de communauté, la liste finie des</w:t>
+        <w:t xml:space="preserve"> d’organisation, la liste finie des</w:t>
       </w:r>
       <w:r>
         <w:rPr>
@@ -5384,13 +4800,33 @@
           <w:szCs w:val="22"/>
         </w:rPr>
       </w:pPr>
-      <w:r>
-        <w:rPr>
-          <w:rFonts w:ascii="Times New Roman" w:hAnsi="Times New Roman" w:cs="Times New Roman"/>
-          <w:sz w:val="22"/>
-          <w:szCs w:val="22"/>
-        </w:rPr>
-        <w:t xml:space="preserve">P67i_is_referred_to_by (se réfère à une œuvre </w:t>
+      <w:proofErr w:type="spellStart"/>
+      <w:proofErr w:type="gramStart"/>
+      <w:r>
+        <w:rPr>
+          <w:rFonts w:ascii="Times New Roman" w:hAnsi="Times New Roman" w:cs="Times New Roman"/>
+          <w:sz w:val="22"/>
+          <w:szCs w:val="22"/>
+        </w:rPr>
+        <w:t>has</w:t>
+      </w:r>
+      <w:proofErr w:type="gramEnd"/>
+      <w:r>
+        <w:rPr>
+          <w:rFonts w:ascii="Times New Roman" w:hAnsi="Times New Roman" w:cs="Times New Roman"/>
+          <w:sz w:val="22"/>
+          <w:szCs w:val="22"/>
+        </w:rPr>
+        <w:t>_location</w:t>
+      </w:r>
+      <w:proofErr w:type="spellEnd"/>
+      <w:r>
+        <w:rPr>
+          <w:rFonts w:ascii="Times New Roman" w:hAnsi="Times New Roman" w:cs="Times New Roman"/>
+          <w:sz w:val="22"/>
+          <w:szCs w:val="22"/>
+        </w:rPr>
+        <w:t xml:space="preserve"> (se situe dans un lieu </w:t>
       </w:r>
       <w:r>
         <w:rPr>
@@ -5400,7 +4836,7 @@
           <w:sz w:val="22"/>
           <w:szCs w:val="22"/>
         </w:rPr>
-        <w:t>F1_Work</w:t>
+        <w:t>G13_Narrative_Location</w:t>
       </w:r>
       <w:r>
         <w:rPr>
@@ -5409,100 +4845,6 @@
           <w:szCs w:val="22"/>
         </w:rPr>
         <w:t>)</w:t>
-      </w:r>
-    </w:p>
-    <w:p>
-      <w:pPr>
-        <w:spacing w:after="0"/>
-        <w:jc w:val="both"/>
-        <w:rPr>
-          <w:rFonts w:ascii="Times New Roman" w:hAnsi="Times New Roman" w:cs="Times New Roman"/>
-          <w:sz w:val="22"/>
-          <w:szCs w:val="22"/>
-        </w:rPr>
-      </w:pPr>
-    </w:p>
-    <w:p>
-      <w:pPr>
-        <w:spacing w:after="0"/>
-        <w:jc w:val="both"/>
-        <w:rPr>
-          <w:rFonts w:ascii="Times New Roman" w:hAnsi="Times New Roman" w:cs="Times New Roman"/>
-          <w:sz w:val="22"/>
-          <w:szCs w:val="22"/>
-          <w:lang w:val="en-US"/>
-        </w:rPr>
-      </w:pPr>
-      <w:r>
-        <w:rPr>
-          <w:rFonts w:ascii="Times New Roman" w:hAnsi="Times New Roman" w:cs="Times New Roman"/>
-          <w:sz w:val="22"/>
-          <w:szCs w:val="22"/>
-        </w:rPr>
-        <w:t xml:space="preserve">Les instances de </w:t>
-      </w:r>
-      <w:r>
-        <w:rPr>
-          <w:rFonts w:ascii="Times New Roman" w:hAnsi="Times New Roman" w:cs="Times New Roman"/>
-          <w:i/>
-          <w:iCs/>
-          <w:sz w:val="22"/>
-          <w:szCs w:val="22"/>
-        </w:rPr>
-        <w:t xml:space="preserve">Group </w:t>
-      </w:r>
-      <w:r>
-        <w:rPr>
-          <w:rFonts w:ascii="Times New Roman" w:hAnsi="Times New Roman" w:cs="Times New Roman"/>
-          <w:sz w:val="22"/>
-          <w:szCs w:val="22"/>
-        </w:rPr>
-        <w:t xml:space="preserve">peuvent être écrites sous n’importe quelle forme. </w:t>
-      </w:r>
-      <w:r>
-        <w:rPr>
-          <w:rFonts w:ascii="Times New Roman" w:hAnsi="Times New Roman" w:cs="Times New Roman"/>
-          <w:sz w:val="22"/>
-          <w:szCs w:val="22"/>
-        </w:rPr>
-        <w:t xml:space="preserve"> </w:t>
-      </w:r>
-    </w:p>
-    <w:p>
-      <w:pPr>
-        <w:spacing w:after="0"/>
-        <w:jc w:val="both"/>
-        <w:rPr>
-          <w:rFonts w:ascii="Times New Roman" w:hAnsi="Times New Roman" w:cs="Times New Roman"/>
-          <w:sz w:val="22"/>
-          <w:szCs w:val="22"/>
-        </w:rPr>
-      </w:pPr>
-      <w:r>
-        <w:rPr>
-          <w:rFonts w:ascii="Times New Roman" w:hAnsi="Times New Roman" w:cs="Times New Roman"/>
-          <w:sz w:val="22"/>
-          <w:szCs w:val="22"/>
-        </w:rPr>
-        <w:t xml:space="preserve">Pour </w:t>
-      </w:r>
-      <w:r>
-        <w:rPr>
-          <w:rFonts w:ascii="Times New Roman" w:hAnsi="Times New Roman" w:cs="Times New Roman"/>
-          <w:i/>
-          <w:iCs/>
-          <w:sz w:val="22"/>
-          <w:szCs w:val="22"/>
-        </w:rPr>
-        <w:t>Group</w:t>
-      </w:r>
-      <w:r>
-        <w:rPr>
-          <w:rFonts w:ascii="Times New Roman" w:hAnsi="Times New Roman" w:cs="Times New Roman"/>
-          <w:sz w:val="22"/>
-          <w:szCs w:val="22"/>
-        </w:rPr>
-        <w:t>, les propriétés sont :​</w:t>
       </w:r>
     </w:p>
     <w:p>
@@ -5526,7 +4868,7 @@
           <w:sz w:val="22"/>
           <w:szCs w:val="22"/>
         </w:rPr>
-        <w:t xml:space="preserve">P2_has_feature (un type </w:t>
+        <w:t xml:space="preserve">P67i_is_referred_to_by (se réfère à une œuvre </w:t>
       </w:r>
       <w:r>
         <w:rPr>
@@ -5536,6 +4878,152 @@
           <w:sz w:val="22"/>
           <w:szCs w:val="22"/>
         </w:rPr>
+        <w:t>F1_Work</w:t>
+      </w:r>
+      <w:r>
+        <w:rPr>
+          <w:rFonts w:ascii="Times New Roman" w:hAnsi="Times New Roman" w:cs="Times New Roman"/>
+          <w:sz w:val="22"/>
+          <w:szCs w:val="22"/>
+        </w:rPr>
+        <w:t>)</w:t>
+      </w:r>
+    </w:p>
+    <w:p>
+      <w:pPr>
+        <w:spacing w:after="0"/>
+        <w:jc w:val="both"/>
+        <w:rPr>
+          <w:rFonts w:ascii="Times New Roman" w:hAnsi="Times New Roman" w:cs="Times New Roman"/>
+          <w:sz w:val="22"/>
+          <w:szCs w:val="22"/>
+          <w:highlight w:val="yellow"/>
+        </w:rPr>
+      </w:pPr>
+      <w:r>
+        <w:rPr>
+          <w:rFonts w:ascii="Times New Roman" w:hAnsi="Times New Roman" w:cs="Times New Roman"/>
+          <w:sz w:val="22"/>
+          <w:szCs w:val="22"/>
+          <w:highlight w:val="yellow"/>
+        </w:rPr>
+        <w:t>​</w:t>
+      </w:r>
+    </w:p>
+    <w:p>
+      <w:pPr>
+        <w:spacing w:after="0"/>
+        <w:jc w:val="both"/>
+        <w:rPr>
+          <w:rFonts w:ascii="Times New Roman" w:hAnsi="Times New Roman" w:cs="Times New Roman"/>
+          <w:sz w:val="22"/>
+          <w:szCs w:val="22"/>
+          <w:lang w:val="en-US"/>
+        </w:rPr>
+      </w:pPr>
+      <w:r>
+        <w:rPr>
+          <w:rFonts w:ascii="Times New Roman" w:hAnsi="Times New Roman" w:cs="Times New Roman"/>
+          <w:sz w:val="22"/>
+          <w:szCs w:val="22"/>
+        </w:rPr>
+        <w:t xml:space="preserve">Les instances de </w:t>
+      </w:r>
+      <w:r>
+        <w:rPr>
+          <w:rFonts w:ascii="Times New Roman" w:hAnsi="Times New Roman" w:cs="Times New Roman"/>
+          <w:i/>
+          <w:iCs/>
+          <w:sz w:val="22"/>
+          <w:szCs w:val="22"/>
+        </w:rPr>
+        <w:t xml:space="preserve">Community </w:t>
+      </w:r>
+      <w:r>
+        <w:rPr>
+          <w:rFonts w:ascii="Times New Roman" w:hAnsi="Times New Roman" w:cs="Times New Roman"/>
+          <w:sz w:val="22"/>
+          <w:szCs w:val="22"/>
+        </w:rPr>
+        <w:t xml:space="preserve">peuvent être écrites sous n’importe quelle forme. </w:t>
+      </w:r>
+      <w:r>
+        <w:rPr>
+          <w:rFonts w:ascii="Times New Roman" w:hAnsi="Times New Roman" w:cs="Times New Roman"/>
+          <w:sz w:val="22"/>
+          <w:szCs w:val="22"/>
+        </w:rPr>
+        <w:t xml:space="preserve"> </w:t>
+      </w:r>
+    </w:p>
+    <w:p>
+      <w:pPr>
+        <w:spacing w:after="0"/>
+        <w:jc w:val="both"/>
+        <w:rPr>
+          <w:rFonts w:ascii="Times New Roman" w:hAnsi="Times New Roman" w:cs="Times New Roman"/>
+          <w:sz w:val="22"/>
+          <w:szCs w:val="22"/>
+        </w:rPr>
+      </w:pPr>
+      <w:r>
+        <w:rPr>
+          <w:rFonts w:ascii="Times New Roman" w:hAnsi="Times New Roman" w:cs="Times New Roman"/>
+          <w:sz w:val="22"/>
+          <w:szCs w:val="22"/>
+        </w:rPr>
+        <w:t xml:space="preserve">Pour </w:t>
+      </w:r>
+      <w:r>
+        <w:rPr>
+          <w:rFonts w:ascii="Times New Roman" w:hAnsi="Times New Roman" w:cs="Times New Roman"/>
+          <w:i/>
+          <w:iCs/>
+          <w:sz w:val="22"/>
+          <w:szCs w:val="22"/>
+        </w:rPr>
+        <w:t>Community</w:t>
+      </w:r>
+      <w:r>
+        <w:rPr>
+          <w:rFonts w:ascii="Times New Roman" w:hAnsi="Times New Roman" w:cs="Times New Roman"/>
+          <w:sz w:val="22"/>
+          <w:szCs w:val="22"/>
+        </w:rPr>
+        <w:t>, les propriétés sont :​</w:t>
+      </w:r>
+    </w:p>
+    <w:p>
+      <w:pPr>
+        <w:pStyle w:val="Paragraphedeliste"/>
+        <w:numPr>
+          <w:ilvl w:val="0"/>
+          <w:numId w:val="1"/>
+        </w:numPr>
+        <w:spacing w:after="0"/>
+        <w:jc w:val="both"/>
+        <w:rPr>
+          <w:rFonts w:ascii="Times New Roman" w:hAnsi="Times New Roman" w:cs="Times New Roman"/>
+          <w:sz w:val="22"/>
+          <w:szCs w:val="22"/>
+        </w:rPr>
+      </w:pPr>
+      <w:r>
+        <w:rPr>
+          <w:rFonts w:ascii="Times New Roman" w:hAnsi="Times New Roman" w:cs="Times New Roman"/>
+          <w:sz w:val="22"/>
+          <w:szCs w:val="22"/>
+        </w:rPr>
+        <w:t xml:space="preserve">P2_has_feature (un type </w:t>
+      </w:r>
+      <w:r>
+        <w:rPr>
+          <w:rFonts w:ascii="Times New Roman" w:hAnsi="Times New Roman" w:cs="Times New Roman"/>
+          <w:i/>
+          <w:iCs/>
+          <w:sz w:val="22"/>
+          <w:szCs w:val="22"/>
+        </w:rPr>
         <w:t>E55_Type</w:t>
       </w:r>
       <w:r>
@@ -5544,7 +5032,7 @@
           <w:sz w:val="22"/>
           <w:szCs w:val="22"/>
         </w:rPr>
-        <w:t xml:space="preserve"> de groupe, la liste finie des</w:t>
+        <w:t xml:space="preserve"> de communauté, la liste finie des</w:t>
       </w:r>
       <w:r>
         <w:rPr>
@@ -5607,13 +5095,33 @@
           <w:szCs w:val="22"/>
         </w:rPr>
       </w:pPr>
-      <w:r>
-        <w:rPr>
-          <w:rFonts w:ascii="Times New Roman" w:hAnsi="Times New Roman" w:cs="Times New Roman"/>
-          <w:sz w:val="22"/>
-          <w:szCs w:val="22"/>
-        </w:rPr>
-        <w:t xml:space="preserve">P67i_is_referred_to_by (se réfère à une œuvre </w:t>
+      <w:proofErr w:type="spellStart"/>
+      <w:proofErr w:type="gramStart"/>
+      <w:r>
+        <w:rPr>
+          <w:rFonts w:ascii="Times New Roman" w:hAnsi="Times New Roman" w:cs="Times New Roman"/>
+          <w:sz w:val="22"/>
+          <w:szCs w:val="22"/>
+        </w:rPr>
+        <w:t>has</w:t>
+      </w:r>
+      <w:proofErr w:type="gramEnd"/>
+      <w:r>
+        <w:rPr>
+          <w:rFonts w:ascii="Times New Roman" w:hAnsi="Times New Roman" w:cs="Times New Roman"/>
+          <w:sz w:val="22"/>
+          <w:szCs w:val="22"/>
+        </w:rPr>
+        <w:t>_member</w:t>
+      </w:r>
+      <w:proofErr w:type="spellEnd"/>
+      <w:r>
+        <w:rPr>
+          <w:rFonts w:ascii="Times New Roman" w:hAnsi="Times New Roman" w:cs="Times New Roman"/>
+          <w:sz w:val="22"/>
+          <w:szCs w:val="22"/>
+        </w:rPr>
+        <w:t xml:space="preserve"> (comporte des personnages </w:t>
       </w:r>
       <w:r>
         <w:rPr>
@@ -5623,46 +5131,15 @@
           <w:sz w:val="22"/>
           <w:szCs w:val="22"/>
         </w:rPr>
-        <w:t>F1_Work</w:t>
-      </w:r>
-      <w:r>
-        <w:rPr>
-          <w:rFonts w:ascii="Times New Roman" w:hAnsi="Times New Roman" w:cs="Times New Roman"/>
-          <w:sz w:val="22"/>
-          <w:szCs w:val="22"/>
-        </w:rPr>
-        <w:t>)</w:t>
-      </w:r>
-    </w:p>
-    <w:p>
-      <w:pPr>
-        <w:spacing w:after="0"/>
-        <w:jc w:val="both"/>
-        <w:rPr>
-          <w:rFonts w:ascii="Times New Roman" w:hAnsi="Times New Roman" w:cs="Times New Roman"/>
-          <w:sz w:val="22"/>
-          <w:szCs w:val="22"/>
-          <w:highlight w:val="yellow"/>
-        </w:rPr>
-      </w:pPr>
-    </w:p>
-    <w:p>
-      <w:pPr>
-        <w:spacing w:after="0"/>
-        <w:jc w:val="both"/>
-        <w:rPr>
-          <w:rFonts w:ascii="Times New Roman" w:hAnsi="Times New Roman" w:cs="Times New Roman"/>
-          <w:sz w:val="22"/>
-          <w:szCs w:val="22"/>
-        </w:rPr>
-      </w:pPr>
-      <w:r>
-        <w:rPr>
-          <w:rFonts w:ascii="Times New Roman" w:hAnsi="Times New Roman" w:cs="Times New Roman"/>
-          <w:sz w:val="22"/>
-          <w:szCs w:val="22"/>
-        </w:rPr>
-        <w:t xml:space="preserve">Les instances de </w:t>
+        <w:t xml:space="preserve">H3_Human_Character </w:t>
+      </w:r>
+      <w:r>
+        <w:rPr>
+          <w:rFonts w:ascii="Times New Roman" w:hAnsi="Times New Roman" w:cs="Times New Roman"/>
+          <w:sz w:val="22"/>
+          <w:szCs w:val="22"/>
+        </w:rPr>
+        <w:t xml:space="preserve">et </w:t>
       </w:r>
       <w:r>
         <w:rPr>
@@ -5672,141 +5149,15 @@
           <w:sz w:val="22"/>
           <w:szCs w:val="22"/>
         </w:rPr>
-        <w:t>Object</w:t>
-      </w:r>
-      <w:r>
-        <w:rPr>
-          <w:rFonts w:ascii="Times New Roman" w:hAnsi="Times New Roman" w:cs="Times New Roman"/>
-          <w:sz w:val="22"/>
-          <w:szCs w:val="22"/>
-        </w:rPr>
-        <w:t xml:space="preserve">, </w:t>
-      </w:r>
-      <w:r>
-        <w:rPr>
-          <w:rFonts w:ascii="Times New Roman" w:hAnsi="Times New Roman" w:cs="Times New Roman"/>
-          <w:i/>
-          <w:iCs/>
-          <w:sz w:val="22"/>
-          <w:szCs w:val="22"/>
-        </w:rPr>
-        <w:t>H1_Conceptual_Novum</w:t>
-      </w:r>
-      <w:r>
-        <w:rPr>
-          <w:rFonts w:ascii="Times New Roman" w:hAnsi="Times New Roman" w:cs="Times New Roman"/>
-          <w:sz w:val="22"/>
-          <w:szCs w:val="22"/>
-        </w:rPr>
-        <w:t xml:space="preserve"> et </w:t>
-      </w:r>
-      <w:r>
-        <w:rPr>
-          <w:rFonts w:ascii="Times New Roman" w:hAnsi="Times New Roman" w:cs="Times New Roman"/>
-          <w:i/>
-          <w:iCs/>
-          <w:sz w:val="22"/>
-          <w:szCs w:val="22"/>
-        </w:rPr>
-        <w:t>H2_Concrete_Novum</w:t>
-      </w:r>
-      <w:r>
-        <w:rPr>
-          <w:rFonts w:ascii="Times New Roman" w:hAnsi="Times New Roman" w:cs="Times New Roman"/>
-          <w:sz w:val="22"/>
-          <w:szCs w:val="22"/>
-        </w:rPr>
-        <w:t xml:space="preserve"> peuvent être écrites sous n’importe quelle forme.</w:t>
-      </w:r>
-    </w:p>
-    <w:p>
-      <w:pPr>
-        <w:spacing w:after="0"/>
-        <w:jc w:val="both"/>
-        <w:rPr>
-          <w:rFonts w:ascii="Times New Roman" w:hAnsi="Times New Roman" w:cs="Times New Roman"/>
-          <w:sz w:val="22"/>
-          <w:szCs w:val="22"/>
-        </w:rPr>
-      </w:pPr>
-      <w:r>
-        <w:rPr>
-          <w:rFonts w:ascii="Times New Roman" w:hAnsi="Times New Roman" w:cs="Times New Roman"/>
-          <w:sz w:val="22"/>
-          <w:szCs w:val="22"/>
-        </w:rPr>
-        <w:lastRenderedPageBreak/>
-        <w:t xml:space="preserve">Pour </w:t>
-      </w:r>
-      <w:r>
-        <w:rPr>
-          <w:rFonts w:ascii="Times New Roman" w:hAnsi="Times New Roman" w:cs="Times New Roman"/>
-          <w:i/>
-          <w:iCs/>
-          <w:sz w:val="22"/>
-          <w:szCs w:val="22"/>
-        </w:rPr>
-        <w:t>Object</w:t>
-      </w:r>
-      <w:r>
-        <w:rPr>
-          <w:rFonts w:ascii="Times New Roman" w:hAnsi="Times New Roman" w:cs="Times New Roman"/>
-          <w:sz w:val="22"/>
-          <w:szCs w:val="22"/>
-        </w:rPr>
-        <w:t>,</w:t>
-      </w:r>
-      <w:r>
-        <w:rPr>
-          <w:rFonts w:ascii="Times New Roman" w:hAnsi="Times New Roman" w:cs="Times New Roman"/>
-          <w:sz w:val="22"/>
-          <w:szCs w:val="22"/>
-        </w:rPr>
-        <w:t xml:space="preserve"> </w:t>
-      </w:r>
-      <w:r>
-        <w:rPr>
-          <w:rFonts w:ascii="Times New Roman" w:hAnsi="Times New Roman" w:cs="Times New Roman"/>
-          <w:i/>
-          <w:iCs/>
-          <w:sz w:val="22"/>
-          <w:szCs w:val="22"/>
-        </w:rPr>
-        <w:t>H1_Conceptual_Novum </w:t>
-      </w:r>
-      <w:r>
-        <w:rPr>
-          <w:rFonts w:ascii="Times New Roman" w:hAnsi="Times New Roman" w:cs="Times New Roman"/>
-          <w:sz w:val="22"/>
-          <w:szCs w:val="22"/>
-        </w:rPr>
-        <w:t xml:space="preserve">et </w:t>
-      </w:r>
-      <w:r>
-        <w:rPr>
-          <w:rFonts w:ascii="Times New Roman" w:hAnsi="Times New Roman" w:cs="Times New Roman"/>
-          <w:i/>
-          <w:iCs/>
-          <w:sz w:val="22"/>
-          <w:szCs w:val="22"/>
-        </w:rPr>
-        <w:t>H2_Concrete_Novum</w:t>
-      </w:r>
-      <w:r>
-        <w:rPr>
-          <w:rFonts w:ascii="Times New Roman" w:hAnsi="Times New Roman" w:cs="Times New Roman"/>
-          <w:sz w:val="22"/>
-          <w:szCs w:val="22"/>
-        </w:rPr>
-        <w:t>,</w:t>
-      </w:r>
-      <w:r>
-        <w:rPr>
-          <w:rFonts w:ascii="Times New Roman" w:hAnsi="Times New Roman" w:cs="Times New Roman"/>
-          <w:sz w:val="22"/>
-          <w:szCs w:val="22"/>
-        </w:rPr>
-        <w:t xml:space="preserve"> les propriétés sont :​</w:t>
+        <w:t>H4_Non-human_Character</w:t>
+      </w:r>
+      <w:r>
+        <w:rPr>
+          <w:rFonts w:ascii="Times New Roman" w:hAnsi="Times New Roman" w:cs="Times New Roman"/>
+          <w:sz w:val="22"/>
+          <w:szCs w:val="22"/>
+        </w:rPr>
+        <w:t xml:space="preserve"> comme membres)</w:t>
       </w:r>
     </w:p>
     <w:p>
@@ -5830,7 +5181,7 @@
           <w:sz w:val="22"/>
           <w:szCs w:val="22"/>
         </w:rPr>
-        <w:t xml:space="preserve">P2_has_feature (un type </w:t>
+        <w:t xml:space="preserve">P67i_is_referred_to_by (se réfère à une œuvre </w:t>
       </w:r>
       <w:r>
         <w:rPr>
@@ -5840,6 +5191,142 @@
           <w:sz w:val="22"/>
           <w:szCs w:val="22"/>
         </w:rPr>
+        <w:t>F1_Work</w:t>
+      </w:r>
+      <w:r>
+        <w:rPr>
+          <w:rFonts w:ascii="Times New Roman" w:hAnsi="Times New Roman" w:cs="Times New Roman"/>
+          <w:sz w:val="22"/>
+          <w:szCs w:val="22"/>
+        </w:rPr>
+        <w:t>)</w:t>
+      </w:r>
+    </w:p>
+    <w:p>
+      <w:pPr>
+        <w:spacing w:after="0"/>
+        <w:jc w:val="both"/>
+        <w:rPr>
+          <w:rFonts w:ascii="Times New Roman" w:hAnsi="Times New Roman" w:cs="Times New Roman"/>
+          <w:sz w:val="22"/>
+          <w:szCs w:val="22"/>
+        </w:rPr>
+      </w:pPr>
+    </w:p>
+    <w:p>
+      <w:pPr>
+        <w:spacing w:after="0"/>
+        <w:jc w:val="both"/>
+        <w:rPr>
+          <w:rFonts w:ascii="Times New Roman" w:hAnsi="Times New Roman" w:cs="Times New Roman"/>
+          <w:sz w:val="22"/>
+          <w:szCs w:val="22"/>
+          <w:lang w:val="en-US"/>
+        </w:rPr>
+      </w:pPr>
+      <w:r>
+        <w:rPr>
+          <w:rFonts w:ascii="Times New Roman" w:hAnsi="Times New Roman" w:cs="Times New Roman"/>
+          <w:sz w:val="22"/>
+          <w:szCs w:val="22"/>
+        </w:rPr>
+        <w:t xml:space="preserve">Les instances de </w:t>
+      </w:r>
+      <w:r>
+        <w:rPr>
+          <w:rFonts w:ascii="Times New Roman" w:hAnsi="Times New Roman" w:cs="Times New Roman"/>
+          <w:i/>
+          <w:iCs/>
+          <w:sz w:val="22"/>
+          <w:szCs w:val="22"/>
+        </w:rPr>
+        <w:t xml:space="preserve">Group </w:t>
+      </w:r>
+      <w:r>
+        <w:rPr>
+          <w:rFonts w:ascii="Times New Roman" w:hAnsi="Times New Roman" w:cs="Times New Roman"/>
+          <w:sz w:val="22"/>
+          <w:szCs w:val="22"/>
+        </w:rPr>
+        <w:t xml:space="preserve">peuvent être écrites sous n’importe quelle forme. </w:t>
+      </w:r>
+      <w:r>
+        <w:rPr>
+          <w:rFonts w:ascii="Times New Roman" w:hAnsi="Times New Roman" w:cs="Times New Roman"/>
+          <w:sz w:val="22"/>
+          <w:szCs w:val="22"/>
+        </w:rPr>
+        <w:t xml:space="preserve"> </w:t>
+      </w:r>
+    </w:p>
+    <w:p>
+      <w:pPr>
+        <w:spacing w:after="0"/>
+        <w:jc w:val="both"/>
+        <w:rPr>
+          <w:rFonts w:ascii="Times New Roman" w:hAnsi="Times New Roman" w:cs="Times New Roman"/>
+          <w:sz w:val="22"/>
+          <w:szCs w:val="22"/>
+        </w:rPr>
+      </w:pPr>
+      <w:r>
+        <w:rPr>
+          <w:rFonts w:ascii="Times New Roman" w:hAnsi="Times New Roman" w:cs="Times New Roman"/>
+          <w:sz w:val="22"/>
+          <w:szCs w:val="22"/>
+        </w:rPr>
+        <w:t xml:space="preserve">Pour </w:t>
+      </w:r>
+      <w:r>
+        <w:rPr>
+          <w:rFonts w:ascii="Times New Roman" w:hAnsi="Times New Roman" w:cs="Times New Roman"/>
+          <w:i/>
+          <w:iCs/>
+          <w:sz w:val="22"/>
+          <w:szCs w:val="22"/>
+        </w:rPr>
+        <w:t>Group</w:t>
+      </w:r>
+      <w:r>
+        <w:rPr>
+          <w:rFonts w:ascii="Times New Roman" w:hAnsi="Times New Roman" w:cs="Times New Roman"/>
+          <w:sz w:val="22"/>
+          <w:szCs w:val="22"/>
+        </w:rPr>
+        <w:t>, les propriétés sont :​</w:t>
+      </w:r>
+    </w:p>
+    <w:p>
+      <w:pPr>
+        <w:pStyle w:val="Paragraphedeliste"/>
+        <w:numPr>
+          <w:ilvl w:val="0"/>
+          <w:numId w:val="1"/>
+        </w:numPr>
+        <w:spacing w:after="0"/>
+        <w:jc w:val="both"/>
+        <w:rPr>
+          <w:rFonts w:ascii="Times New Roman" w:hAnsi="Times New Roman" w:cs="Times New Roman"/>
+          <w:sz w:val="22"/>
+          <w:szCs w:val="22"/>
+        </w:rPr>
+      </w:pPr>
+      <w:r>
+        <w:rPr>
+          <w:rFonts w:ascii="Times New Roman" w:hAnsi="Times New Roman" w:cs="Times New Roman"/>
+          <w:sz w:val="22"/>
+          <w:szCs w:val="22"/>
+        </w:rPr>
+        <w:t xml:space="preserve">P2_has_feature (un type </w:t>
+      </w:r>
+      <w:r>
+        <w:rPr>
+          <w:rFonts w:ascii="Times New Roman" w:hAnsi="Times New Roman" w:cs="Times New Roman"/>
+          <w:i/>
+          <w:iCs/>
+          <w:sz w:val="22"/>
+          <w:szCs w:val="22"/>
+        </w:rPr>
         <w:t>E55_Type</w:t>
       </w:r>
       <w:r>
@@ -5848,7 +5335,23 @@
           <w:sz w:val="22"/>
           <w:szCs w:val="22"/>
         </w:rPr>
-        <w:t xml:space="preserve"> d’objet, la liste finie des types d’objets étant dans le fichier </w:t>
+        <w:t xml:space="preserve"> de groupe, la liste finie des</w:t>
+      </w:r>
+      <w:r>
+        <w:rPr>
+          <w:rFonts w:ascii="Times New Roman" w:hAnsi="Times New Roman" w:cs="Times New Roman"/>
+          <w:sz w:val="22"/>
+          <w:szCs w:val="22"/>
+        </w:rPr>
+        <w:t xml:space="preserve"> types de</w:t>
+      </w:r>
+      <w:r>
+        <w:rPr>
+          <w:rFonts w:ascii="Times New Roman" w:hAnsi="Times New Roman" w:cs="Times New Roman"/>
+          <w:sz w:val="22"/>
+          <w:szCs w:val="22"/>
+        </w:rPr>
+        <w:t xml:space="preserve"> lieux étant dans le fichier </w:t>
       </w:r>
       <w:hyperlink r:id="rId16" w:history="1">
         <w:proofErr w:type="spellStart"/>
@@ -5924,6 +5427,180 @@
     </w:p>
     <w:p>
       <w:pPr>
+        <w:spacing w:after="0"/>
+        <w:jc w:val="both"/>
+        <w:rPr>
+          <w:rFonts w:ascii="Times New Roman" w:hAnsi="Times New Roman" w:cs="Times New Roman"/>
+          <w:sz w:val="22"/>
+          <w:szCs w:val="22"/>
+          <w:highlight w:val="yellow"/>
+        </w:rPr>
+      </w:pPr>
+    </w:p>
+    <w:p>
+      <w:pPr>
+        <w:spacing w:after="0"/>
+        <w:jc w:val="both"/>
+        <w:rPr>
+          <w:rFonts w:ascii="Times New Roman" w:hAnsi="Times New Roman" w:cs="Times New Roman"/>
+          <w:sz w:val="22"/>
+          <w:szCs w:val="22"/>
+        </w:rPr>
+      </w:pPr>
+      <w:r>
+        <w:rPr>
+          <w:rFonts w:ascii="Times New Roman" w:hAnsi="Times New Roman" w:cs="Times New Roman"/>
+          <w:sz w:val="22"/>
+          <w:szCs w:val="22"/>
+        </w:rPr>
+        <w:t xml:space="preserve">Les instances de </w:t>
+      </w:r>
+      <w:r>
+        <w:rPr>
+          <w:rFonts w:ascii="Times New Roman" w:hAnsi="Times New Roman" w:cs="Times New Roman"/>
+          <w:i/>
+          <w:iCs/>
+          <w:sz w:val="22"/>
+          <w:szCs w:val="22"/>
+        </w:rPr>
+        <w:t>Object</w:t>
+      </w:r>
+      <w:r>
+        <w:rPr>
+          <w:rFonts w:ascii="Times New Roman" w:hAnsi="Times New Roman" w:cs="Times New Roman"/>
+          <w:sz w:val="22"/>
+          <w:szCs w:val="22"/>
+        </w:rPr>
+        <w:t xml:space="preserve">, </w:t>
+      </w:r>
+      <w:r>
+        <w:rPr>
+          <w:rFonts w:ascii="Times New Roman" w:hAnsi="Times New Roman" w:cs="Times New Roman"/>
+          <w:i/>
+          <w:iCs/>
+          <w:sz w:val="22"/>
+          <w:szCs w:val="22"/>
+        </w:rPr>
+        <w:t>H1_Conceptual_Novum</w:t>
+      </w:r>
+      <w:r>
+        <w:rPr>
+          <w:rFonts w:ascii="Times New Roman" w:hAnsi="Times New Roman" w:cs="Times New Roman"/>
+          <w:sz w:val="22"/>
+          <w:szCs w:val="22"/>
+        </w:rPr>
+        <w:t xml:space="preserve"> et </w:t>
+      </w:r>
+      <w:r>
+        <w:rPr>
+          <w:rFonts w:ascii="Times New Roman" w:hAnsi="Times New Roman" w:cs="Times New Roman"/>
+          <w:i/>
+          <w:iCs/>
+          <w:sz w:val="22"/>
+          <w:szCs w:val="22"/>
+        </w:rPr>
+        <w:t>H2_Concrete_Novum</w:t>
+      </w:r>
+      <w:r>
+        <w:rPr>
+          <w:rFonts w:ascii="Times New Roman" w:hAnsi="Times New Roman" w:cs="Times New Roman"/>
+          <w:sz w:val="22"/>
+          <w:szCs w:val="22"/>
+        </w:rPr>
+        <w:t xml:space="preserve"> peuvent être écrites sous n’importe quelle forme.</w:t>
+      </w:r>
+    </w:p>
+    <w:p>
+      <w:pPr>
+        <w:spacing w:after="0"/>
+        <w:jc w:val="both"/>
+        <w:rPr>
+          <w:rFonts w:ascii="Times New Roman" w:hAnsi="Times New Roman" w:cs="Times New Roman"/>
+          <w:sz w:val="22"/>
+          <w:szCs w:val="22"/>
+        </w:rPr>
+      </w:pPr>
+      <w:r>
+        <w:rPr>
+          <w:rFonts w:ascii="Times New Roman" w:hAnsi="Times New Roman" w:cs="Times New Roman"/>
+          <w:sz w:val="22"/>
+          <w:szCs w:val="22"/>
+        </w:rPr>
+        <w:t xml:space="preserve">Pour </w:t>
+      </w:r>
+      <w:r>
+        <w:rPr>
+          <w:rFonts w:ascii="Times New Roman" w:hAnsi="Times New Roman" w:cs="Times New Roman"/>
+          <w:i/>
+          <w:iCs/>
+          <w:sz w:val="22"/>
+          <w:szCs w:val="22"/>
+        </w:rPr>
+        <w:t>Object</w:t>
+      </w:r>
+      <w:r>
+        <w:rPr>
+          <w:rFonts w:ascii="Times New Roman" w:hAnsi="Times New Roman" w:cs="Times New Roman"/>
+          <w:sz w:val="22"/>
+          <w:szCs w:val="22"/>
+        </w:rPr>
+        <w:t>,</w:t>
+      </w:r>
+      <w:r>
+        <w:rPr>
+          <w:rFonts w:ascii="Times New Roman" w:hAnsi="Times New Roman" w:cs="Times New Roman"/>
+          <w:sz w:val="22"/>
+          <w:szCs w:val="22"/>
+        </w:rPr>
+        <w:t xml:space="preserve"> </w:t>
+      </w:r>
+      <w:r>
+        <w:rPr>
+          <w:rFonts w:ascii="Times New Roman" w:hAnsi="Times New Roman" w:cs="Times New Roman"/>
+          <w:i/>
+          <w:iCs/>
+          <w:sz w:val="22"/>
+          <w:szCs w:val="22"/>
+        </w:rPr>
+        <w:t>H1_Conceptual_Novum </w:t>
+      </w:r>
+      <w:r>
+        <w:rPr>
+          <w:rFonts w:ascii="Times New Roman" w:hAnsi="Times New Roman" w:cs="Times New Roman"/>
+          <w:sz w:val="22"/>
+          <w:szCs w:val="22"/>
+        </w:rPr>
+        <w:t xml:space="preserve">et </w:t>
+      </w:r>
+      <w:r>
+        <w:rPr>
+          <w:rFonts w:ascii="Times New Roman" w:hAnsi="Times New Roman" w:cs="Times New Roman"/>
+          <w:i/>
+          <w:iCs/>
+          <w:sz w:val="22"/>
+          <w:szCs w:val="22"/>
+        </w:rPr>
+        <w:t>H2_Concrete_Novum</w:t>
+      </w:r>
+      <w:r>
+        <w:rPr>
+          <w:rFonts w:ascii="Times New Roman" w:hAnsi="Times New Roman" w:cs="Times New Roman"/>
+          <w:sz w:val="22"/>
+          <w:szCs w:val="22"/>
+        </w:rPr>
+        <w:t>,</w:t>
+      </w:r>
+      <w:r>
+        <w:rPr>
+          <w:rFonts w:ascii="Times New Roman" w:hAnsi="Times New Roman" w:cs="Times New Roman"/>
+          <w:sz w:val="22"/>
+          <w:szCs w:val="22"/>
+        </w:rPr>
+        <w:t xml:space="preserve"> les propriétés sont :​</w:t>
+      </w:r>
+    </w:p>
+    <w:p>
+      <w:pPr>
         <w:pStyle w:val="Paragraphedeliste"/>
         <w:numPr>
           <w:ilvl w:val="0"/>
@@ -5937,6 +5614,119 @@
           <w:szCs w:val="22"/>
         </w:rPr>
       </w:pPr>
+      <w:r>
+        <w:rPr>
+          <w:rFonts w:ascii="Times New Roman" w:hAnsi="Times New Roman" w:cs="Times New Roman"/>
+          <w:sz w:val="22"/>
+          <w:szCs w:val="22"/>
+        </w:rPr>
+        <w:t xml:space="preserve">P2_has_feature (un type </w:t>
+      </w:r>
+      <w:r>
+        <w:rPr>
+          <w:rFonts w:ascii="Times New Roman" w:hAnsi="Times New Roman" w:cs="Times New Roman"/>
+          <w:i/>
+          <w:iCs/>
+          <w:sz w:val="22"/>
+          <w:szCs w:val="22"/>
+        </w:rPr>
+        <w:t>E55_Type</w:t>
+      </w:r>
+      <w:r>
+        <w:rPr>
+          <w:rFonts w:ascii="Times New Roman" w:hAnsi="Times New Roman" w:cs="Times New Roman"/>
+          <w:sz w:val="22"/>
+          <w:szCs w:val="22"/>
+        </w:rPr>
+        <w:t xml:space="preserve"> d’objet, la liste finie des types d’objets étant dans le fichier </w:t>
+      </w:r>
+      <w:hyperlink r:id="rId17" w:history="1">
+        <w:proofErr w:type="spellStart"/>
+        <w:r>
+          <w:rPr>
+            <w:rStyle w:val="Lienhypertexte"/>
+            <w:rFonts w:ascii="Times New Roman" w:hAnsi="Times New Roman" w:cs="Times New Roman"/>
+            <w:sz w:val="22"/>
+            <w:szCs w:val="22"/>
+          </w:rPr>
+          <w:t>SFonto</w:t>
+        </w:r>
+        <w:proofErr w:type="spellEnd"/>
+      </w:hyperlink>
+      <w:r>
+        <w:rPr>
+          <w:rFonts w:ascii="Times New Roman" w:hAnsi="Times New Roman" w:cs="Times New Roman"/>
+          <w:sz w:val="22"/>
+          <w:szCs w:val="22"/>
+        </w:rPr>
+        <w:t xml:space="preserve"> </w:t>
+      </w:r>
+      <w:r>
+        <w:rPr>
+          <w:rFonts w:ascii="Times New Roman" w:hAnsi="Times New Roman" w:cs="Times New Roman"/>
+          <w:sz w:val="22"/>
+          <w:szCs w:val="22"/>
+        </w:rPr>
+        <w:t>et à la fin de ce fichier)</w:t>
+      </w:r>
+    </w:p>
+    <w:p>
+      <w:pPr>
+        <w:pStyle w:val="Paragraphedeliste"/>
+        <w:numPr>
+          <w:ilvl w:val="0"/>
+          <w:numId w:val="1"/>
+        </w:numPr>
+        <w:spacing w:after="0"/>
+        <w:jc w:val="both"/>
+        <w:rPr>
+          <w:rFonts w:ascii="Times New Roman" w:hAnsi="Times New Roman" w:cs="Times New Roman"/>
+          <w:sz w:val="22"/>
+          <w:szCs w:val="22"/>
+        </w:rPr>
+      </w:pPr>
+      <w:r>
+        <w:rPr>
+          <w:rFonts w:ascii="Times New Roman" w:hAnsi="Times New Roman" w:cs="Times New Roman"/>
+          <w:sz w:val="22"/>
+          <w:szCs w:val="22"/>
+        </w:rPr>
+        <w:t xml:space="preserve">P67i_is_referred_to_by (se réfère à une œuvre </w:t>
+      </w:r>
+      <w:r>
+        <w:rPr>
+          <w:rFonts w:ascii="Times New Roman" w:hAnsi="Times New Roman" w:cs="Times New Roman"/>
+          <w:i/>
+          <w:iCs/>
+          <w:sz w:val="22"/>
+          <w:szCs w:val="22"/>
+        </w:rPr>
+        <w:t>F1_Work</w:t>
+      </w:r>
+      <w:r>
+        <w:rPr>
+          <w:rFonts w:ascii="Times New Roman" w:hAnsi="Times New Roman" w:cs="Times New Roman"/>
+          <w:sz w:val="22"/>
+          <w:szCs w:val="22"/>
+        </w:rPr>
+        <w:t>)</w:t>
+      </w:r>
+    </w:p>
+    <w:p>
+      <w:pPr>
+        <w:pStyle w:val="Paragraphedeliste"/>
+        <w:numPr>
+          <w:ilvl w:val="0"/>
+          <w:numId w:val="1"/>
+        </w:numPr>
+        <w:spacing w:after="0"/>
+        <w:jc w:val="both"/>
+        <w:rPr>
+          <w:rFonts w:ascii="Times New Roman" w:hAnsi="Times New Roman" w:cs="Times New Roman"/>
+          <w:sz w:val="22"/>
+          <w:szCs w:val="22"/>
+        </w:rPr>
+      </w:pPr>
       <w:proofErr w:type="gramStart"/>
       <w:r>
         <w:rPr>
@@ -5944,6 +5734,7 @@
           <w:sz w:val="22"/>
           <w:szCs w:val="22"/>
         </w:rPr>
+        <w:lastRenderedPageBreak/>
         <w:t>setting</w:t>
       </w:r>
       <w:proofErr w:type="gramEnd"/>
@@ -6060,7 +5851,7 @@
         </w:rPr>
         <w:t xml:space="preserve">Aller dans le </w:t>
       </w:r>
-      <w:hyperlink r:id="rId17" w:history="1">
+      <w:hyperlink r:id="rId18" w:history="1">
         <w:r>
           <w:rPr>
             <w:rStyle w:val="Lienhypertexte"/>
@@ -7556,7 +7347,6 @@
           <w:sz w:val="22"/>
           <w:szCs w:val="22"/>
         </w:rPr>
-        <w:lastRenderedPageBreak/>
         <w:t>temporal</w:t>
       </w:r>
       <w:proofErr w:type="gramEnd"/>
@@ -7714,6 +7504,7 @@
           <w:sz w:val="22"/>
           <w:szCs w:val="22"/>
         </w:rPr>
+        <w:lastRenderedPageBreak/>
         <w:t xml:space="preserve">Les instances de </w:t>
       </w:r>
       <w:r>
@@ -7911,7 +7702,7 @@
         </w:rPr>
         <w:t xml:space="preserve">, la liste finie des fonctions narratives étant dans le fichier </w:t>
       </w:r>
-      <w:hyperlink r:id="rId18" w:history="1">
+      <w:hyperlink r:id="rId19" w:history="1">
         <w:proofErr w:type="spellStart"/>
         <w:r>
           <w:rPr>
@@ -9662,7 +9453,6 @@
                 <w:sz w:val="22"/>
                 <w:szCs w:val="22"/>
               </w:rPr>
-              <w:lastRenderedPageBreak/>
               <w:t>Function_interdiction</w:t>
             </w:r>
             <w:proofErr w:type="spellEnd"/>
@@ -10125,6 +9915,7 @@
                 <w:sz w:val="22"/>
                 <w:szCs w:val="22"/>
               </w:rPr>
+              <w:lastRenderedPageBreak/>
               <w:t>Function_trickery</w:t>
             </w:r>
             <w:proofErr w:type="spellEnd"/>
@@ -15017,7 +14808,6 @@
                 <w:sz w:val="22"/>
                 <w:szCs w:val="22"/>
               </w:rPr>
-              <w:lastRenderedPageBreak/>
               <w:t>Role_price</w:t>
             </w:r>
             <w:proofErr w:type="spellEnd"/>
@@ -15597,6 +15387,7 @@
                 <w:sz w:val="22"/>
                 <w:szCs w:val="22"/>
               </w:rPr>
+              <w:lastRenderedPageBreak/>
               <w:t>Role_false_hero</w:t>
             </w:r>
             <w:proofErr w:type="spellEnd"/>
@@ -17532,7 +17323,6 @@
                 <w:sz w:val="22"/>
                 <w:szCs w:val="22"/>
               </w:rPr>
-              <w:lastRenderedPageBreak/>
               <w:t>AntagonistOf_Role</w:t>
             </w:r>
             <w:proofErr w:type="spellEnd"/>
@@ -17874,6 +17664,7 @@
                 <w:sz w:val="22"/>
                 <w:szCs w:val="22"/>
               </w:rPr>
+              <w:lastRenderedPageBreak/>
               <w:t>ChildOf_Role</w:t>
             </w:r>
             <w:proofErr w:type="spellEnd"/>
@@ -23385,7 +23176,6 @@
           <w:sz w:val="22"/>
           <w:szCs w:val="22"/>
         </w:rPr>
-        <w:lastRenderedPageBreak/>
         <w:t>E55_Type</w:t>
       </w:r>
       <w:r>
@@ -23516,6 +23306,7 @@
                 <w:sz w:val="22"/>
                 <w:szCs w:val="22"/>
               </w:rPr>
+              <w:lastRenderedPageBreak/>
               <w:t>type</w:t>
             </w:r>
             <w:proofErr w:type="gramEnd"/>
